--- a/public/images/Suzuki menedzser tajekoztato 45 felettieknek.docx
+++ b/public/images/Suzuki menedzser tajekoztato 45 felettieknek.docx
@@ -6,28 +6,201 @@
       <w:pPr>
         <w:pStyle w:val="Szvegtrzs"/>
         <w:ind w:left="0" w:firstLine="0"/>
-        <w:jc w:val="both"/>
+        <w:jc w:val="center"/>
         <w:rPr>
           <w:rFonts w:asciiTheme="minorHAnsi" w:hAnsiTheme="minorHAnsi" w:cstheme="minorHAnsi"/>
           <w:b/>
+          <w:sz w:val="32"/>
         </w:rPr>
       </w:pPr>
       <w:r>
         <w:rPr>
           <w:rFonts w:asciiTheme="minorHAnsi" w:hAnsiTheme="minorHAnsi" w:cstheme="minorHAnsi"/>
           <w:b/>
-        </w:rPr>
-        <w:t>Tisztelt (hívja meg a nevet</w:t>
-      </w:r>
-      <w:proofErr w:type="gramStart"/>
+          <w:noProof/>
+          <w:sz w:val="32"/>
+          <w:lang w:eastAsia="hu-HU"/>
+        </w:rPr>
+        <w:drawing>
+          <wp:anchor distT="0" distB="0" distL="114300" distR="114300" simplePos="0" relativeHeight="251659264" behindDoc="1" locked="0" layoutInCell="1" allowOverlap="1" wp14:anchorId="6ECE8870" wp14:editId="0901BC6B">
+            <wp:simplePos x="0" y="0"/>
+            <wp:positionH relativeFrom="column">
+              <wp:posOffset>2838450</wp:posOffset>
+            </wp:positionH>
+            <wp:positionV relativeFrom="paragraph">
+              <wp:posOffset>-47625</wp:posOffset>
+            </wp:positionV>
+            <wp:extent cx="2838450" cy="628650"/>
+            <wp:effectExtent l="0" t="0" r="0" b="0"/>
+            <wp:wrapNone/>
+            <wp:docPr id="2" name="Kép 2" descr="horizontal"/>
+            <wp:cNvGraphicFramePr>
+              <a:graphicFrameLocks xmlns:a="http://schemas.openxmlformats.org/drawingml/2006/main" noChangeAspect="1"/>
+            </wp:cNvGraphicFramePr>
+            <a:graphic xmlns:a="http://schemas.openxmlformats.org/drawingml/2006/main">
+              <a:graphicData uri="http://schemas.openxmlformats.org/drawingml/2006/picture">
+                <pic:pic xmlns:pic="http://schemas.openxmlformats.org/drawingml/2006/picture">
+                  <pic:nvPicPr>
+                    <pic:cNvPr id="0" name="Picture 3" descr="horizontal"/>
+                    <pic:cNvPicPr>
+                      <a:picLocks noChangeAspect="1" noChangeArrowheads="1"/>
+                    </pic:cNvPicPr>
+                  </pic:nvPicPr>
+                  <pic:blipFill>
+                    <a:blip r:embed="rId5" cstate="print">
+                      <a:extLst>
+                        <a:ext uri="{28A0092B-C50C-407E-A947-70E740481C1C}">
+                          <a14:useLocalDpi xmlns:a14="http://schemas.microsoft.com/office/drawing/2010/main" val="0"/>
+                        </a:ext>
+                      </a:extLst>
+                    </a:blip>
+                    <a:srcRect/>
+                    <a:stretch>
+                      <a:fillRect/>
+                    </a:stretch>
+                  </pic:blipFill>
+                  <pic:spPr bwMode="auto">
+                    <a:xfrm>
+                      <a:off x="0" y="0"/>
+                      <a:ext cx="2838450" cy="628650"/>
+                    </a:xfrm>
+                    <a:prstGeom prst="rect">
+                      <a:avLst/>
+                    </a:prstGeom>
+                    <a:noFill/>
+                  </pic:spPr>
+                </pic:pic>
+              </a:graphicData>
+            </a:graphic>
+            <wp14:sizeRelH relativeFrom="page">
+              <wp14:pctWidth>0</wp14:pctWidth>
+            </wp14:sizeRelH>
+            <wp14:sizeRelV relativeFrom="page">
+              <wp14:pctHeight>0</wp14:pctHeight>
+            </wp14:sizeRelV>
+          </wp:anchor>
+        </w:drawing>
+      </w:r>
       <w:r>
         <w:rPr>
           <w:rFonts w:asciiTheme="minorHAnsi" w:hAnsiTheme="minorHAnsi" w:cstheme="minorHAnsi"/>
           <w:b/>
-        </w:rPr>
-        <w:t>) !</w:t>
-      </w:r>
-      <w:proofErr w:type="gramEnd"/>
+          <w:noProof/>
+          <w:sz w:val="32"/>
+          <w:lang w:eastAsia="hu-HU"/>
+        </w:rPr>
+        <w:drawing>
+          <wp:anchor distT="0" distB="0" distL="114300" distR="114300" simplePos="0" relativeHeight="251658240" behindDoc="1" locked="0" layoutInCell="1" allowOverlap="1" wp14:anchorId="3A19C9EA" wp14:editId="6C4524E1">
+            <wp:simplePos x="0" y="0"/>
+            <wp:positionH relativeFrom="column">
+              <wp:posOffset>304800</wp:posOffset>
+            </wp:positionH>
+            <wp:positionV relativeFrom="paragraph">
+              <wp:posOffset>-179705</wp:posOffset>
+            </wp:positionV>
+            <wp:extent cx="2238375" cy="904875"/>
+            <wp:effectExtent l="0" t="0" r="9525" b="9525"/>
+            <wp:wrapNone/>
+            <wp:docPr id="1" name="Kép 1" descr="HMM_logo (11)"/>
+            <wp:cNvGraphicFramePr>
+              <a:graphicFrameLocks xmlns:a="http://schemas.openxmlformats.org/drawingml/2006/main" noChangeAspect="1"/>
+            </wp:cNvGraphicFramePr>
+            <a:graphic xmlns:a="http://schemas.openxmlformats.org/drawingml/2006/main">
+              <a:graphicData uri="http://schemas.openxmlformats.org/drawingml/2006/picture">
+                <pic:pic xmlns:pic="http://schemas.openxmlformats.org/drawingml/2006/picture">
+                  <pic:nvPicPr>
+                    <pic:cNvPr id="0" name="Picture 2" descr="HMM_logo (11)"/>
+                    <pic:cNvPicPr>
+                      <a:picLocks noChangeAspect="1" noChangeArrowheads="1"/>
+                    </pic:cNvPicPr>
+                  </pic:nvPicPr>
+                  <pic:blipFill>
+                    <a:blip r:embed="rId6">
+                      <a:extLst>
+                        <a:ext uri="{28A0092B-C50C-407E-A947-70E740481C1C}">
+                          <a14:useLocalDpi xmlns:a14="http://schemas.microsoft.com/office/drawing/2010/main" val="0"/>
+                        </a:ext>
+                      </a:extLst>
+                    </a:blip>
+                    <a:srcRect/>
+                    <a:stretch>
+                      <a:fillRect/>
+                    </a:stretch>
+                  </pic:blipFill>
+                  <pic:spPr bwMode="auto">
+                    <a:xfrm>
+                      <a:off x="0" y="0"/>
+                      <a:ext cx="2238375" cy="904875"/>
+                    </a:xfrm>
+                    <a:prstGeom prst="rect">
+                      <a:avLst/>
+                    </a:prstGeom>
+                    <a:noFill/>
+                  </pic:spPr>
+                </pic:pic>
+              </a:graphicData>
+            </a:graphic>
+            <wp14:sizeRelH relativeFrom="page">
+              <wp14:pctWidth>0</wp14:pctWidth>
+            </wp14:sizeRelH>
+            <wp14:sizeRelV relativeFrom="page">
+              <wp14:pctHeight>0</wp14:pctHeight>
+            </wp14:sizeRelV>
+          </wp:anchor>
+        </w:drawing>
+      </w:r>
+    </w:p>
+    <w:p>
+      <w:pPr>
+        <w:pStyle w:val="Szvegtrzs"/>
+        <w:ind w:left="0" w:firstLine="0"/>
+        <w:jc w:val="center"/>
+        <w:rPr>
+          <w:rFonts w:asciiTheme="minorHAnsi" w:hAnsiTheme="minorHAnsi" w:cstheme="minorHAnsi"/>
+          <w:b/>
+          <w:sz w:val="32"/>
+        </w:rPr>
+      </w:pPr>
+    </w:p>
+    <w:p>
+      <w:pPr>
+        <w:pStyle w:val="Szvegtrzs"/>
+        <w:ind w:left="0" w:firstLine="0"/>
+        <w:jc w:val="center"/>
+        <w:rPr>
+          <w:rFonts w:asciiTheme="minorHAnsi" w:hAnsiTheme="minorHAnsi" w:cstheme="minorHAnsi"/>
+          <w:b/>
+          <w:sz w:val="32"/>
+        </w:rPr>
+      </w:pPr>
+    </w:p>
+    <w:p>
+      <w:pPr>
+        <w:pStyle w:val="Szvegtrzs"/>
+        <w:ind w:left="0" w:firstLine="0"/>
+        <w:jc w:val="center"/>
+        <w:rPr>
+          <w:rFonts w:asciiTheme="minorHAnsi" w:hAnsiTheme="minorHAnsi" w:cstheme="minorHAnsi"/>
+          <w:b/>
+          <w:sz w:val="32"/>
+        </w:rPr>
+      </w:pPr>
+      <w:r>
+        <w:rPr>
+          <w:rFonts w:asciiTheme="minorHAnsi" w:hAnsiTheme="minorHAnsi" w:cstheme="minorHAnsi"/>
+          <w:b/>
+          <w:sz w:val="32"/>
+        </w:rPr>
+        <w:t>Tisztelt Hölgyem/Uram</w:t>
+      </w:r>
+      <w:r>
+        <w:rPr>
+          <w:rFonts w:asciiTheme="minorHAnsi" w:hAnsiTheme="minorHAnsi" w:cstheme="minorHAnsi"/>
+          <w:b/>
+          <w:sz w:val="32"/>
+        </w:rPr>
+        <w:t>!</w:t>
+      </w:r>
     </w:p>
     <w:p>
       <w:pPr>
@@ -42,7 +215,7 @@
     </w:p>
     <w:p>
       <w:pPr>
-        <w:jc w:val="both"/>
+        <w:jc w:val="center"/>
         <w:rPr>
           <w:rFonts w:asciiTheme="minorHAnsi" w:hAnsiTheme="minorHAnsi" w:cstheme="minorHAnsi"/>
           <w:sz w:val="24"/>
@@ -95,12 +268,12 @@
           <w:szCs w:val="24"/>
           <w:shd w:val="clear" w:color="auto" w:fill="FFFFFF"/>
         </w:rPr>
-        <w:t xml:space="preserve"> szolgáltatását választotta.  </w:t>
+        <w:t xml:space="preserve"> szolgáltatását választotta.</w:t>
       </w:r>
     </w:p>
     <w:p>
       <w:pPr>
-        <w:jc w:val="both"/>
+        <w:jc w:val="center"/>
         <w:rPr>
           <w:rFonts w:asciiTheme="minorHAnsi" w:hAnsiTheme="minorHAnsi" w:cstheme="minorHAnsi"/>
           <w:sz w:val="24"/>
@@ -111,7 +284,7 @@
     </w:p>
     <w:p>
       <w:pPr>
-        <w:jc w:val="both"/>
+        <w:jc w:val="center"/>
         <w:rPr>
           <w:rFonts w:asciiTheme="minorHAnsi" w:hAnsiTheme="minorHAnsi" w:cstheme="minorHAnsi"/>
           <w:sz w:val="24"/>
@@ -126,11 +299,22 @@
           <w:szCs w:val="24"/>
           <w:shd w:val="clear" w:color="auto" w:fill="FFFFFF"/>
         </w:rPr>
-        <w:t xml:space="preserve">Ezúton tájékoztatjuk, hogy időpontfoglalása sikeresen megtörtént. </w:t>
+        <w:t>Ezúton tájékoztatjuk, hogy időpontfoglalása sikeresen megtörtént.</w:t>
       </w:r>
     </w:p>
     <w:p>
       <w:pPr>
+        <w:jc w:val="center"/>
+        <w:rPr>
+          <w:rFonts w:asciiTheme="minorHAnsi" w:hAnsiTheme="minorHAnsi" w:cstheme="minorHAnsi"/>
+          <w:sz w:val="24"/>
+          <w:szCs w:val="24"/>
+          <w:shd w:val="clear" w:color="auto" w:fill="FFFFFF"/>
+        </w:rPr>
+      </w:pPr>
+    </w:p>
+    <w:p>
+      <w:pPr>
         <w:jc w:val="both"/>
         <w:rPr>
           <w:rFonts w:asciiTheme="minorHAnsi" w:hAnsiTheme="minorHAnsi" w:cstheme="minorHAnsi"/>
@@ -179,6 +363,8 @@
         </w:rPr>
         <w:t xml:space="preserve"> </w:t>
       </w:r>
+      <w:bookmarkStart w:id="0" w:name="_GoBack"/>
+      <w:bookmarkEnd w:id="0"/>
     </w:p>
     <w:p>
       <w:pPr>
@@ -201,14 +387,6 @@
       <w:r>
         <w:rPr>
           <w:rFonts w:asciiTheme="minorHAnsi" w:hAnsiTheme="minorHAnsi" w:cstheme="minorHAnsi"/>
-          <w:sz w:val="24"/>
-          <w:szCs w:val="24"/>
-        </w:rPr>
-        <w:br/>
-      </w:r>
-      <w:r>
-        <w:rPr>
-          <w:rFonts w:asciiTheme="minorHAnsi" w:hAnsiTheme="minorHAnsi" w:cstheme="minorHAnsi"/>
           <w:b/>
           <w:bCs/>
           <w:sz w:val="24"/>
@@ -237,14 +415,6 @@
           <w:shd w:val="clear" w:color="auto" w:fill="FFFFFF"/>
         </w:rPr>
       </w:pPr>
-      <w:r>
-        <w:rPr>
-          <w:rFonts w:asciiTheme="minorHAnsi" w:hAnsiTheme="minorHAnsi" w:cstheme="minorHAnsi"/>
-          <w:sz w:val="24"/>
-          <w:szCs w:val="24"/>
-        </w:rPr>
-        <w:br/>
-      </w:r>
     </w:p>
     <w:p>
       <w:pPr>
@@ -695,8 +865,6 @@
         </w:rPr>
         <w:t>nappal meg fogja Önt keresni egy közvetlen egyeztetés céljából a vizsgálatokkal kapcsolatban.</w:t>
       </w:r>
-      <w:bookmarkStart w:id="0" w:name="_GoBack"/>
-      <w:bookmarkEnd w:id="0"/>
     </w:p>
     <w:p>
       <w:pPr>
@@ -1384,7 +1552,7 @@
         </w:rPr>
         <w:t xml:space="preserve"> jelezzen a </w:t>
       </w:r>
-      <w:hyperlink r:id="rId5" w:history="1">
+      <w:hyperlink r:id="rId7" w:history="1">
         <w:r>
           <w:rPr>
             <w:rStyle w:val="Hiperhivatkozs"/>
@@ -2109,6 +2277,50 @@
         </w:rPr>
         <w:t xml:space="preserve">nőink adják át a vérvételt követően. </w:t>
       </w:r>
+      <w:r>
+        <w:rPr>
+          <w:rFonts w:asciiTheme="minorHAnsi" w:hAnsiTheme="minorHAnsi" w:cstheme="minorHAnsi"/>
+          <w:sz w:val="24"/>
+          <w:szCs w:val="24"/>
+        </w:rPr>
+        <w:t xml:space="preserve">Vizeletes csövet ezen felül </w:t>
+      </w:r>
+      <w:proofErr w:type="spellStart"/>
+      <w:r>
+        <w:rPr>
+          <w:rFonts w:asciiTheme="minorHAnsi" w:hAnsiTheme="minorHAnsi" w:cstheme="minorHAnsi"/>
+          <w:sz w:val="24"/>
+          <w:szCs w:val="24"/>
+        </w:rPr>
+        <w:t>Teberi</w:t>
+      </w:r>
+      <w:proofErr w:type="spellEnd"/>
+      <w:r>
+        <w:rPr>
+          <w:rFonts w:asciiTheme="minorHAnsi" w:hAnsiTheme="minorHAnsi" w:cstheme="minorHAnsi"/>
+          <w:sz w:val="24"/>
+          <w:szCs w:val="24"/>
+        </w:rPr>
+        <w:t xml:space="preserve"> Andrea </w:t>
+      </w:r>
+      <w:proofErr w:type="gramStart"/>
+      <w:r>
+        <w:rPr>
+          <w:rFonts w:asciiTheme="minorHAnsi" w:hAnsiTheme="minorHAnsi" w:cstheme="minorHAnsi"/>
+          <w:sz w:val="24"/>
+          <w:szCs w:val="24"/>
+        </w:rPr>
+        <w:t>kolléga</w:t>
+      </w:r>
+      <w:proofErr w:type="gramEnd"/>
+      <w:r>
+        <w:rPr>
+          <w:rFonts w:asciiTheme="minorHAnsi" w:hAnsiTheme="minorHAnsi" w:cstheme="minorHAnsi"/>
+          <w:sz w:val="24"/>
+          <w:szCs w:val="24"/>
+        </w:rPr>
+        <w:t>nőjétől, a HR osztályon tud kérni.</w:t>
+      </w:r>
     </w:p>
     <w:p>
       <w:pPr>
@@ -2868,6 +3080,74 @@
           <w:szCs w:val="24"/>
         </w:rPr>
       </w:pPr>
+      <w:r>
+        <w:rPr>
+          <w:rFonts w:asciiTheme="minorHAnsi" w:hAnsiTheme="minorHAnsi" w:cstheme="minorHAnsi"/>
+          <w:noProof/>
+          <w:sz w:val="24"/>
+          <w:szCs w:val="24"/>
+          <w:lang w:eastAsia="hu-HU"/>
+        </w:rPr>
+        <w:drawing>
+          <wp:anchor distT="0" distB="0" distL="114300" distR="114300" simplePos="0" relativeHeight="251660288" behindDoc="1" locked="0" layoutInCell="1" allowOverlap="1" wp14:anchorId="6F6E3C90" wp14:editId="00BF1D77">
+            <wp:simplePos x="0" y="0"/>
+            <wp:positionH relativeFrom="column">
+              <wp:posOffset>-710565</wp:posOffset>
+            </wp:positionH>
+            <wp:positionV relativeFrom="paragraph">
+              <wp:posOffset>488314</wp:posOffset>
+            </wp:positionV>
+            <wp:extent cx="2935261" cy="4067175"/>
+            <wp:effectExtent l="0" t="0" r="0" b="0"/>
+            <wp:wrapNone/>
+            <wp:docPr id="3" name="Kép 3" descr="HMM_piktogram_red"/>
+            <wp:cNvGraphicFramePr>
+              <a:graphicFrameLocks xmlns:a="http://schemas.openxmlformats.org/drawingml/2006/main" noChangeAspect="1"/>
+            </wp:cNvGraphicFramePr>
+            <a:graphic xmlns:a="http://schemas.openxmlformats.org/drawingml/2006/main">
+              <a:graphicData uri="http://schemas.openxmlformats.org/drawingml/2006/picture">
+                <pic:pic xmlns:pic="http://schemas.openxmlformats.org/drawingml/2006/picture">
+                  <pic:nvPicPr>
+                    <pic:cNvPr id="0" name="Picture 4" descr="HMM_piktogram_red"/>
+                    <pic:cNvPicPr>
+                      <a:picLocks noChangeAspect="1" noChangeArrowheads="1"/>
+                    </pic:cNvPicPr>
+                  </pic:nvPicPr>
+                  <pic:blipFill>
+                    <a:blip r:embed="rId8">
+                      <a:extLst>
+                        <a:ext uri="{28A0092B-C50C-407E-A947-70E740481C1C}">
+                          <a14:useLocalDpi xmlns:a14="http://schemas.microsoft.com/office/drawing/2010/main" val="0"/>
+                        </a:ext>
+                      </a:extLst>
+                    </a:blip>
+                    <a:srcRect/>
+                    <a:stretch>
+                      <a:fillRect/>
+                    </a:stretch>
+                  </pic:blipFill>
+                  <pic:spPr bwMode="auto">
+                    <a:xfrm>
+                      <a:off x="0" y="0"/>
+                      <a:ext cx="2940523" cy="4074466"/>
+                    </a:xfrm>
+                    <a:prstGeom prst="rect">
+                      <a:avLst/>
+                    </a:prstGeom>
+                    <a:noFill/>
+                  </pic:spPr>
+                </pic:pic>
+              </a:graphicData>
+            </a:graphic>
+            <wp14:sizeRelH relativeFrom="page">
+              <wp14:pctWidth>0</wp14:pctWidth>
+            </wp14:sizeRelH>
+            <wp14:sizeRelV relativeFrom="page">
+              <wp14:pctHeight>0</wp14:pctHeight>
+            </wp14:sizeRelV>
+          </wp:anchor>
+        </w:drawing>
+      </w:r>
       <w:r>
         <w:rPr>
           <w:rFonts w:asciiTheme="minorHAnsi" w:hAnsiTheme="minorHAnsi" w:cstheme="minorHAnsi"/>

--- a/public/images/Suzuki menedzser tajekoztato 45 felettieknek.docx
+++ b/public/images/Suzuki menedzser tajekoztato 45 felettieknek.docx
@@ -5,158 +5,32 @@
     <w:p>
       <w:pPr>
         <w:pStyle w:val="Szvegtrzs"/>
+        <w:spacing w:after="120"/>
         <w:ind w:left="0" w:firstLine="0"/>
         <w:jc w:val="center"/>
         <w:rPr>
-          <w:rFonts w:asciiTheme="minorHAnsi" w:hAnsiTheme="minorHAnsi" w:cstheme="minorHAnsi"/>
+          <w:rFonts w:ascii="Suzuki Pro" w:hAnsi="Suzuki Pro" w:cstheme="minorHAnsi"/>
           <w:b/>
           <w:sz w:val="32"/>
         </w:rPr>
       </w:pPr>
       <w:r>
         <w:rPr>
-          <w:rFonts w:asciiTheme="minorHAnsi" w:hAnsiTheme="minorHAnsi" w:cstheme="minorHAnsi"/>
+          <w:rFonts w:ascii="Suzuki Pro" w:hAnsi="Suzuki Pro" w:cstheme="minorHAnsi"/>
           <w:b/>
-          <w:noProof/>
           <w:sz w:val="32"/>
-          <w:lang w:eastAsia="hu-HU"/>
-        </w:rPr>
-        <w:drawing>
-          <wp:anchor distT="0" distB="0" distL="114300" distR="114300" simplePos="0" relativeHeight="251659264" behindDoc="1" locked="0" layoutInCell="1" allowOverlap="1" wp14:anchorId="6ECE8870" wp14:editId="0901BC6B">
-            <wp:simplePos x="0" y="0"/>
-            <wp:positionH relativeFrom="column">
-              <wp:posOffset>2838450</wp:posOffset>
-            </wp:positionH>
-            <wp:positionV relativeFrom="paragraph">
-              <wp:posOffset>-47625</wp:posOffset>
-            </wp:positionV>
-            <wp:extent cx="2838450" cy="628650"/>
-            <wp:effectExtent l="0" t="0" r="0" b="0"/>
-            <wp:wrapNone/>
-            <wp:docPr id="2" name="Kép 2" descr="horizontal"/>
-            <wp:cNvGraphicFramePr>
-              <a:graphicFrameLocks xmlns:a="http://schemas.openxmlformats.org/drawingml/2006/main" noChangeAspect="1"/>
-            </wp:cNvGraphicFramePr>
-            <a:graphic xmlns:a="http://schemas.openxmlformats.org/drawingml/2006/main">
-              <a:graphicData uri="http://schemas.openxmlformats.org/drawingml/2006/picture">
-                <pic:pic xmlns:pic="http://schemas.openxmlformats.org/drawingml/2006/picture">
-                  <pic:nvPicPr>
-                    <pic:cNvPr id="0" name="Picture 3" descr="horizontal"/>
-                    <pic:cNvPicPr>
-                      <a:picLocks noChangeAspect="1" noChangeArrowheads="1"/>
-                    </pic:cNvPicPr>
-                  </pic:nvPicPr>
-                  <pic:blipFill>
-                    <a:blip r:embed="rId5" cstate="print">
-                      <a:extLst>
-                        <a:ext uri="{28A0092B-C50C-407E-A947-70E740481C1C}">
-                          <a14:useLocalDpi xmlns:a14="http://schemas.microsoft.com/office/drawing/2010/main" val="0"/>
-                        </a:ext>
-                      </a:extLst>
-                    </a:blip>
-                    <a:srcRect/>
-                    <a:stretch>
-                      <a:fillRect/>
-                    </a:stretch>
-                  </pic:blipFill>
-                  <pic:spPr bwMode="auto">
-                    <a:xfrm>
-                      <a:off x="0" y="0"/>
-                      <a:ext cx="2838450" cy="628650"/>
-                    </a:xfrm>
-                    <a:prstGeom prst="rect">
-                      <a:avLst/>
-                    </a:prstGeom>
-                    <a:noFill/>
-                  </pic:spPr>
-                </pic:pic>
-              </a:graphicData>
-            </a:graphic>
-            <wp14:sizeRelH relativeFrom="page">
-              <wp14:pctWidth>0</wp14:pctWidth>
-            </wp14:sizeRelH>
-            <wp14:sizeRelV relativeFrom="page">
-              <wp14:pctHeight>0</wp14:pctHeight>
-            </wp14:sizeRelV>
-          </wp:anchor>
-        </w:drawing>
-      </w:r>
-      <w:r>
-        <w:rPr>
-          <w:rFonts w:asciiTheme="minorHAnsi" w:hAnsiTheme="minorHAnsi" w:cstheme="minorHAnsi"/>
-          <w:b/>
-          <w:noProof/>
-          <w:sz w:val="32"/>
-          <w:lang w:eastAsia="hu-HU"/>
-        </w:rPr>
-        <w:drawing>
-          <wp:anchor distT="0" distB="0" distL="114300" distR="114300" simplePos="0" relativeHeight="251658240" behindDoc="1" locked="0" layoutInCell="1" allowOverlap="1" wp14:anchorId="3A19C9EA" wp14:editId="6C4524E1">
-            <wp:simplePos x="0" y="0"/>
-            <wp:positionH relativeFrom="column">
-              <wp:posOffset>304800</wp:posOffset>
-            </wp:positionH>
-            <wp:positionV relativeFrom="paragraph">
-              <wp:posOffset>-179705</wp:posOffset>
-            </wp:positionV>
-            <wp:extent cx="2238375" cy="904875"/>
-            <wp:effectExtent l="0" t="0" r="9525" b="9525"/>
-            <wp:wrapNone/>
-            <wp:docPr id="1" name="Kép 1" descr="HMM_logo (11)"/>
-            <wp:cNvGraphicFramePr>
-              <a:graphicFrameLocks xmlns:a="http://schemas.openxmlformats.org/drawingml/2006/main" noChangeAspect="1"/>
-            </wp:cNvGraphicFramePr>
-            <a:graphic xmlns:a="http://schemas.openxmlformats.org/drawingml/2006/main">
-              <a:graphicData uri="http://schemas.openxmlformats.org/drawingml/2006/picture">
-                <pic:pic xmlns:pic="http://schemas.openxmlformats.org/drawingml/2006/picture">
-                  <pic:nvPicPr>
-                    <pic:cNvPr id="0" name="Picture 2" descr="HMM_logo (11)"/>
-                    <pic:cNvPicPr>
-                      <a:picLocks noChangeAspect="1" noChangeArrowheads="1"/>
-                    </pic:cNvPicPr>
-                  </pic:nvPicPr>
-                  <pic:blipFill>
-                    <a:blip r:embed="rId6">
-                      <a:extLst>
-                        <a:ext uri="{28A0092B-C50C-407E-A947-70E740481C1C}">
-                          <a14:useLocalDpi xmlns:a14="http://schemas.microsoft.com/office/drawing/2010/main" val="0"/>
-                        </a:ext>
-                      </a:extLst>
-                    </a:blip>
-                    <a:srcRect/>
-                    <a:stretch>
-                      <a:fillRect/>
-                    </a:stretch>
-                  </pic:blipFill>
-                  <pic:spPr bwMode="auto">
-                    <a:xfrm>
-                      <a:off x="0" y="0"/>
-                      <a:ext cx="2238375" cy="904875"/>
-                    </a:xfrm>
-                    <a:prstGeom prst="rect">
-                      <a:avLst/>
-                    </a:prstGeom>
-                    <a:noFill/>
-                  </pic:spPr>
-                </pic:pic>
-              </a:graphicData>
-            </a:graphic>
-            <wp14:sizeRelH relativeFrom="page">
-              <wp14:pctWidth>0</wp14:pctWidth>
-            </wp14:sizeRelH>
-            <wp14:sizeRelV relativeFrom="page">
-              <wp14:pctHeight>0</wp14:pctHeight>
-            </wp14:sizeRelV>
-          </wp:anchor>
-        </w:drawing>
+        </w:rPr>
+        <w:t>Tisztelt Hölgyem/Uram!</w:t>
       </w:r>
     </w:p>
     <w:p>
       <w:pPr>
         <w:pStyle w:val="Szvegtrzs"/>
+        <w:spacing w:after="120"/>
         <w:ind w:left="0" w:firstLine="0"/>
         <w:jc w:val="center"/>
         <w:rPr>
-          <w:rFonts w:asciiTheme="minorHAnsi" w:hAnsiTheme="minorHAnsi" w:cstheme="minorHAnsi"/>
+          <w:rFonts w:ascii="Suzuki Pro" w:hAnsi="Suzuki Pro" w:cstheme="minorHAnsi"/>
           <w:b/>
           <w:sz w:val="32"/>
         </w:rPr>
@@ -164,213 +38,174 @@
     </w:p>
     <w:p>
       <w:pPr>
-        <w:pStyle w:val="Szvegtrzs"/>
-        <w:ind w:left="0" w:firstLine="0"/>
+        <w:spacing w:after="120"/>
         <w:jc w:val="center"/>
         <w:rPr>
-          <w:rFonts w:asciiTheme="minorHAnsi" w:hAnsiTheme="minorHAnsi" w:cstheme="minorHAnsi"/>
-          <w:b/>
-          <w:sz w:val="32"/>
-        </w:rPr>
-      </w:pPr>
+          <w:rFonts w:ascii="Suzuki Pro" w:hAnsi="Suzuki Pro" w:cstheme="minorHAnsi"/>
+          <w:sz w:val="24"/>
+          <w:szCs w:val="24"/>
+          <w:shd w:val="clear" w:color="auto" w:fill="FFFFFF"/>
+        </w:rPr>
+      </w:pPr>
+      <w:r>
+        <w:rPr>
+          <w:rFonts w:ascii="Suzuki Pro" w:hAnsi="Suzuki Pro" w:cstheme="minorHAnsi"/>
+          <w:sz w:val="24"/>
+          <w:szCs w:val="24"/>
+          <w:shd w:val="clear" w:color="auto" w:fill="FFFFFF"/>
+        </w:rPr>
+        <w:t>Kö</w:t>
+      </w:r>
+      <w:r>
+        <w:rPr>
+          <w:rFonts w:ascii="Suzuki Pro" w:hAnsi="Suzuki Pro" w:cstheme="minorHAnsi"/>
+          <w:sz w:val="24"/>
+          <w:szCs w:val="24"/>
+          <w:shd w:val="clear" w:color="auto" w:fill="FFFFFF"/>
+        </w:rPr>
+        <w:t xml:space="preserve">szönjük, hogy a Hungária </w:t>
+      </w:r>
+      <w:proofErr w:type="spellStart"/>
+      <w:r>
+        <w:rPr>
+          <w:rFonts w:ascii="Suzuki Pro" w:hAnsi="Suzuki Pro" w:cstheme="minorHAnsi"/>
+          <w:sz w:val="24"/>
+          <w:szCs w:val="24"/>
+          <w:shd w:val="clear" w:color="auto" w:fill="FFFFFF"/>
+        </w:rPr>
+        <w:t>Med</w:t>
+      </w:r>
+      <w:proofErr w:type="spellEnd"/>
+      <w:r>
+        <w:rPr>
+          <w:rFonts w:ascii="Suzuki Pro" w:hAnsi="Suzuki Pro" w:cstheme="minorHAnsi"/>
+          <w:sz w:val="24"/>
+          <w:szCs w:val="24"/>
+          <w:shd w:val="clear" w:color="auto" w:fill="FFFFFF"/>
+        </w:rPr>
+        <w:t>-M K</w:t>
+      </w:r>
+      <w:r>
+        <w:rPr>
+          <w:rFonts w:ascii="Suzuki Pro" w:hAnsi="Suzuki Pro" w:cstheme="minorHAnsi"/>
+          <w:sz w:val="24"/>
+          <w:szCs w:val="24"/>
+          <w:shd w:val="clear" w:color="auto" w:fill="FFFFFF"/>
+        </w:rPr>
+        <w:t xml:space="preserve">ft.  szolgáltatását  és a Magyar Suzuki </w:t>
+      </w:r>
+      <w:proofErr w:type="spellStart"/>
+      <w:r>
+        <w:rPr>
+          <w:rFonts w:ascii="Suzuki Pro" w:hAnsi="Suzuki Pro" w:cstheme="minorHAnsi"/>
+          <w:sz w:val="24"/>
+          <w:szCs w:val="24"/>
+          <w:shd w:val="clear" w:color="auto" w:fill="FFFFFF"/>
+        </w:rPr>
+        <w:t>Zrt</w:t>
+      </w:r>
+      <w:proofErr w:type="spellEnd"/>
+      <w:r>
+        <w:rPr>
+          <w:rFonts w:ascii="Suzuki Pro" w:hAnsi="Suzuki Pro" w:cstheme="minorHAnsi"/>
+          <w:sz w:val="24"/>
+          <w:szCs w:val="24"/>
+          <w:shd w:val="clear" w:color="auto" w:fill="FFFFFF"/>
+        </w:rPr>
+        <w:t xml:space="preserve">. </w:t>
+      </w:r>
+      <w:proofErr w:type="gramStart"/>
+      <w:r>
+        <w:rPr>
+          <w:rFonts w:ascii="Suzuki Pro" w:hAnsi="Suzuki Pro" w:cstheme="minorHAnsi"/>
+          <w:sz w:val="24"/>
+          <w:szCs w:val="24"/>
+          <w:shd w:val="clear" w:color="auto" w:fill="FFFFFF"/>
+        </w:rPr>
+        <w:t>menedzser</w:t>
+      </w:r>
+      <w:proofErr w:type="gramEnd"/>
+      <w:r>
+        <w:rPr>
+          <w:rFonts w:ascii="Suzuki Pro" w:hAnsi="Suzuki Pro" w:cstheme="minorHAnsi"/>
+          <w:sz w:val="24"/>
+          <w:szCs w:val="24"/>
+          <w:shd w:val="clear" w:color="auto" w:fill="FFFFFF"/>
+        </w:rPr>
+        <w:t xml:space="preserve"> szű</w:t>
+      </w:r>
+      <w:r>
+        <w:rPr>
+          <w:rFonts w:ascii="Suzuki Pro" w:hAnsi="Suzuki Pro" w:cstheme="minorHAnsi"/>
+          <w:sz w:val="24"/>
+          <w:szCs w:val="24"/>
+          <w:shd w:val="clear" w:color="auto" w:fill="FFFFFF"/>
+        </w:rPr>
+        <w:t>ré</w:t>
+      </w:r>
+      <w:r>
+        <w:rPr>
+          <w:rFonts w:ascii="Suzuki Pro" w:hAnsi="Suzuki Pro" w:cstheme="minorHAnsi"/>
+          <w:sz w:val="24"/>
+          <w:szCs w:val="24"/>
+          <w:shd w:val="clear" w:color="auto" w:fill="FFFFFF"/>
+        </w:rPr>
+        <w:t>sét választotta.</w:t>
+      </w:r>
     </w:p>
     <w:p>
       <w:pPr>
-        <w:pStyle w:val="Szvegtrzs"/>
-        <w:ind w:left="0" w:firstLine="0"/>
+        <w:spacing w:after="120"/>
         <w:jc w:val="center"/>
         <w:rPr>
-          <w:rFonts w:asciiTheme="minorHAnsi" w:hAnsiTheme="minorHAnsi" w:cstheme="minorHAnsi"/>
-          <w:b/>
-          <w:sz w:val="32"/>
-        </w:rPr>
-      </w:pPr>
-      <w:r>
-        <w:rPr>
-          <w:rFonts w:asciiTheme="minorHAnsi" w:hAnsiTheme="minorHAnsi" w:cstheme="minorHAnsi"/>
-          <w:b/>
-          <w:sz w:val="32"/>
-        </w:rPr>
-        <w:t>Tisztelt Hölgyem/Uram</w:t>
-      </w:r>
-      <w:r>
-        <w:rPr>
-          <w:rFonts w:asciiTheme="minorHAnsi" w:hAnsiTheme="minorHAnsi" w:cstheme="minorHAnsi"/>
-          <w:b/>
-          <w:sz w:val="32"/>
-        </w:rPr>
-        <w:t>!</w:t>
-      </w:r>
+          <w:rFonts w:ascii="Suzuki Pro" w:hAnsi="Suzuki Pro" w:cstheme="minorHAnsi"/>
+          <w:sz w:val="24"/>
+          <w:szCs w:val="24"/>
+          <w:shd w:val="clear" w:color="auto" w:fill="FFFFFF"/>
+        </w:rPr>
+      </w:pPr>
     </w:p>
     <w:p>
       <w:pPr>
-        <w:pStyle w:val="Szvegtrzs"/>
-        <w:ind w:left="0" w:firstLine="0"/>
-        <w:jc w:val="both"/>
-        <w:rPr>
-          <w:rFonts w:asciiTheme="minorHAnsi" w:hAnsiTheme="minorHAnsi" w:cstheme="minorHAnsi"/>
-          <w:b/>
-        </w:rPr>
-      </w:pPr>
+        <w:spacing w:after="120"/>
+        <w:jc w:val="center"/>
+        <w:rPr>
+          <w:rFonts w:ascii="Suzuki Pro" w:hAnsi="Suzuki Pro" w:cstheme="minorHAnsi"/>
+          <w:sz w:val="24"/>
+          <w:szCs w:val="24"/>
+          <w:shd w:val="clear" w:color="auto" w:fill="FFFFFF"/>
+        </w:rPr>
+      </w:pPr>
+      <w:r>
+        <w:rPr>
+          <w:rFonts w:ascii="Suzuki Pro" w:hAnsi="Suzuki Pro" w:cstheme="minorHAnsi"/>
+          <w:sz w:val="24"/>
+          <w:szCs w:val="24"/>
+          <w:shd w:val="clear" w:color="auto" w:fill="FFFFFF"/>
+        </w:rPr>
+        <w:t>Ezúton tájékoztatjuk, hogy időpontfoglalása sikeresen megtörtént.</w:t>
+      </w:r>
     </w:p>
     <w:p>
       <w:pPr>
+        <w:spacing w:after="120"/>
         <w:jc w:val="center"/>
         <w:rPr>
-          <w:rFonts w:asciiTheme="minorHAnsi" w:hAnsiTheme="minorHAnsi" w:cstheme="minorHAnsi"/>
+          <w:rFonts w:ascii="Suzuki Pro" w:hAnsi="Suzuki Pro" w:cstheme="minorHAnsi"/>
           <w:sz w:val="24"/>
           <w:szCs w:val="24"/>
           <w:shd w:val="clear" w:color="auto" w:fill="FFFFFF"/>
         </w:rPr>
       </w:pPr>
-      <w:r>
-        <w:rPr>
-          <w:rFonts w:asciiTheme="minorHAnsi" w:hAnsiTheme="minorHAnsi" w:cstheme="minorHAnsi"/>
-          <w:sz w:val="24"/>
-          <w:szCs w:val="24"/>
-          <w:shd w:val="clear" w:color="auto" w:fill="FFFFFF"/>
-        </w:rPr>
-        <w:t>K</w:t>
-      </w:r>
-      <w:r>
-        <w:rPr>
-          <w:rFonts w:asciiTheme="minorHAnsi" w:hAnsiTheme="minorHAnsi" w:cstheme="minorHAnsi"/>
-          <w:sz w:val="24"/>
-          <w:szCs w:val="24"/>
-          <w:shd w:val="clear" w:color="auto" w:fill="FFFFFF"/>
-        </w:rPr>
-        <w:t xml:space="preserve">öszönjük, hogy a Hungária </w:t>
-      </w:r>
-      <w:proofErr w:type="spellStart"/>
-      <w:r>
-        <w:rPr>
-          <w:rFonts w:asciiTheme="minorHAnsi" w:hAnsiTheme="minorHAnsi" w:cstheme="minorHAnsi"/>
-          <w:sz w:val="24"/>
-          <w:szCs w:val="24"/>
-          <w:shd w:val="clear" w:color="auto" w:fill="FFFFFF"/>
-        </w:rPr>
-        <w:t>Med</w:t>
-      </w:r>
-      <w:proofErr w:type="spellEnd"/>
-      <w:r>
-        <w:rPr>
-          <w:rFonts w:asciiTheme="minorHAnsi" w:hAnsiTheme="minorHAnsi" w:cstheme="minorHAnsi"/>
-          <w:sz w:val="24"/>
-          <w:szCs w:val="24"/>
-          <w:shd w:val="clear" w:color="auto" w:fill="FFFFFF"/>
-        </w:rPr>
-        <w:t>-M.</w:t>
-      </w:r>
-      <w:r>
-        <w:rPr>
-          <w:rFonts w:asciiTheme="minorHAnsi" w:hAnsiTheme="minorHAnsi" w:cstheme="minorHAnsi"/>
-          <w:sz w:val="24"/>
-          <w:szCs w:val="24"/>
-          <w:shd w:val="clear" w:color="auto" w:fill="FFFFFF"/>
-        </w:rPr>
-        <w:t xml:space="preserve"> szolgáltatását választotta.</w:t>
-      </w:r>
-    </w:p>
-    <w:p>
-      <w:pPr>
-        <w:jc w:val="center"/>
-        <w:rPr>
-          <w:rFonts w:asciiTheme="minorHAnsi" w:hAnsiTheme="minorHAnsi" w:cstheme="minorHAnsi"/>
-          <w:sz w:val="24"/>
-          <w:szCs w:val="24"/>
-          <w:shd w:val="clear" w:color="auto" w:fill="FFFFFF"/>
-        </w:rPr>
-      </w:pPr>
-    </w:p>
-    <w:p>
-      <w:pPr>
-        <w:jc w:val="center"/>
-        <w:rPr>
-          <w:rFonts w:asciiTheme="minorHAnsi" w:hAnsiTheme="minorHAnsi" w:cstheme="minorHAnsi"/>
-          <w:sz w:val="24"/>
-          <w:szCs w:val="24"/>
-          <w:shd w:val="clear" w:color="auto" w:fill="FFFFFF"/>
-        </w:rPr>
-      </w:pPr>
-      <w:r>
-        <w:rPr>
-          <w:rFonts w:asciiTheme="minorHAnsi" w:hAnsiTheme="minorHAnsi" w:cstheme="minorHAnsi"/>
-          <w:sz w:val="24"/>
-          <w:szCs w:val="24"/>
-          <w:shd w:val="clear" w:color="auto" w:fill="FFFFFF"/>
-        </w:rPr>
-        <w:t>Ezúton tájékoztatjuk, hogy időpontfoglalása sikeresen megtörtént.</w:t>
-      </w:r>
-    </w:p>
-    <w:p>
-      <w:pPr>
-        <w:jc w:val="center"/>
-        <w:rPr>
-          <w:rFonts w:asciiTheme="minorHAnsi" w:hAnsiTheme="minorHAnsi" w:cstheme="minorHAnsi"/>
-          <w:sz w:val="24"/>
-          <w:szCs w:val="24"/>
-          <w:shd w:val="clear" w:color="auto" w:fill="FFFFFF"/>
-        </w:rPr>
-      </w:pPr>
-    </w:p>
-    <w:p>
-      <w:pPr>
-        <w:jc w:val="both"/>
-        <w:rPr>
-          <w:rFonts w:asciiTheme="minorHAnsi" w:hAnsiTheme="minorHAnsi" w:cstheme="minorHAnsi"/>
-          <w:b/>
-          <w:bCs/>
-          <w:sz w:val="24"/>
-          <w:szCs w:val="24"/>
-          <w:shd w:val="clear" w:color="auto" w:fill="FFFFFF"/>
-        </w:rPr>
-      </w:pPr>
-    </w:p>
-    <w:p>
-      <w:pPr>
-        <w:jc w:val="both"/>
-        <w:rPr>
-          <w:rFonts w:asciiTheme="minorHAnsi" w:hAnsiTheme="minorHAnsi" w:cstheme="minorHAnsi"/>
-          <w:sz w:val="24"/>
-          <w:szCs w:val="24"/>
-        </w:rPr>
-      </w:pPr>
-      <w:r>
-        <w:rPr>
-          <w:rFonts w:asciiTheme="minorHAnsi" w:hAnsiTheme="minorHAnsi" w:cstheme="minorHAnsi"/>
-          <w:b/>
-          <w:bCs/>
-          <w:sz w:val="24"/>
-          <w:szCs w:val="24"/>
-          <w:shd w:val="clear" w:color="auto" w:fill="FFFFFF"/>
-        </w:rPr>
-        <w:t>Vizsgálat időpontja:</w:t>
-      </w:r>
-      <w:r>
-        <w:rPr>
-          <w:rFonts w:asciiTheme="minorHAnsi" w:hAnsiTheme="minorHAnsi" w:cstheme="minorHAnsi"/>
-          <w:sz w:val="24"/>
-          <w:szCs w:val="24"/>
-          <w:shd w:val="clear" w:color="auto" w:fill="FFFFFF"/>
-        </w:rPr>
-        <w:t> (ide meghívja az időpontot)</w:t>
-      </w:r>
-      <w:r>
-        <w:rPr>
-          <w:rFonts w:asciiTheme="minorHAnsi" w:hAnsiTheme="minorHAnsi" w:cstheme="minorHAnsi"/>
-          <w:sz w:val="24"/>
-          <w:szCs w:val="24"/>
-        </w:rPr>
-        <w:t xml:space="preserve"> </w:t>
-      </w:r>
       <w:bookmarkStart w:id="0" w:name="_GoBack"/>
       <w:bookmarkEnd w:id="0"/>
     </w:p>
     <w:p>
       <w:pPr>
+        <w:spacing w:after="120"/>
         <w:jc w:val="both"/>
         <w:rPr>
-          <w:rFonts w:asciiTheme="minorHAnsi" w:hAnsiTheme="minorHAnsi" w:cstheme="minorHAnsi"/>
+          <w:rFonts w:ascii="Suzuki Pro" w:hAnsi="Suzuki Pro" w:cstheme="minorHAnsi"/>
           <w:sz w:val="24"/>
           <w:szCs w:val="24"/>
           <w:shd w:val="clear" w:color="auto" w:fill="FFFFFF"/>
@@ -378,84 +213,72 @@
       </w:pPr>
       <w:r>
         <w:rPr>
-          <w:rFonts w:asciiTheme="minorHAnsi" w:hAnsiTheme="minorHAnsi" w:cstheme="minorHAnsi"/>
-          <w:sz w:val="24"/>
-          <w:szCs w:val="24"/>
-        </w:rPr>
-        <w:br/>
-      </w:r>
-      <w:r>
-        <w:rPr>
-          <w:rFonts w:asciiTheme="minorHAnsi" w:hAnsiTheme="minorHAnsi" w:cstheme="minorHAnsi"/>
+          <w:rFonts w:ascii="Suzuki Pro" w:hAnsi="Suzuki Pro" w:cstheme="minorHAnsi"/>
           <w:b/>
           <w:bCs/>
           <w:sz w:val="24"/>
           <w:szCs w:val="24"/>
           <w:shd w:val="clear" w:color="auto" w:fill="FFFFFF"/>
         </w:rPr>
-        <w:t>Választott szűrőcsomag:</w:t>
-      </w:r>
-      <w:r>
-        <w:rPr>
-          <w:rFonts w:asciiTheme="minorHAnsi" w:hAnsiTheme="minorHAnsi" w:cstheme="minorHAnsi"/>
-          <w:sz w:val="24"/>
-          <w:szCs w:val="24"/>
-          <w:shd w:val="clear" w:color="auto" w:fill="FFFFFF"/>
-        </w:rPr>
-        <w:t xml:space="preserve"> (ide meghívja a csomag nevet)</w:t>
+        <w:t>Vizsgálat időpontja:</w:t>
       </w:r>
     </w:p>
     <w:p>
       <w:pPr>
+        <w:spacing w:after="120"/>
         <w:jc w:val="both"/>
         <w:rPr>
-          <w:rFonts w:asciiTheme="minorHAnsi" w:hAnsiTheme="minorHAnsi" w:cstheme="minorHAnsi"/>
+          <w:rFonts w:ascii="Suzuki Pro" w:hAnsi="Suzuki Pro" w:cstheme="minorHAnsi"/>
           <w:sz w:val="24"/>
           <w:szCs w:val="24"/>
           <w:shd w:val="clear" w:color="auto" w:fill="FFFFFF"/>
         </w:rPr>
       </w:pPr>
+      <w:r>
+        <w:rPr>
+          <w:rFonts w:ascii="Suzuki Pro" w:hAnsi="Suzuki Pro" w:cstheme="minorHAnsi"/>
+          <w:b/>
+          <w:bCs/>
+          <w:sz w:val="24"/>
+          <w:szCs w:val="24"/>
+          <w:shd w:val="clear" w:color="auto" w:fill="FFFFFF"/>
+        </w:rPr>
+        <w:t>Választott szűrőcsomag:</w:t>
+      </w:r>
+      <w:r>
+        <w:rPr>
+          <w:rFonts w:ascii="Suzuki Pro" w:hAnsi="Suzuki Pro" w:cstheme="minorHAnsi"/>
+          <w:sz w:val="24"/>
+          <w:szCs w:val="24"/>
+          <w:shd w:val="clear" w:color="auto" w:fill="FFFFFF"/>
+        </w:rPr>
+        <w:t xml:space="preserve"> </w:t>
+      </w:r>
     </w:p>
     <w:p>
       <w:pPr>
+        <w:spacing w:after="120"/>
         <w:jc w:val="both"/>
         <w:rPr>
-          <w:rFonts w:asciiTheme="minorHAnsi" w:hAnsiTheme="minorHAnsi" w:cstheme="minorHAnsi"/>
-          <w:sz w:val="24"/>
-          <w:szCs w:val="24"/>
-        </w:rPr>
-      </w:pPr>
-      <w:r>
-        <w:rPr>
-          <w:rFonts w:asciiTheme="minorHAnsi" w:hAnsiTheme="minorHAnsi" w:cstheme="minorHAnsi"/>
-          <w:b/>
-          <w:sz w:val="24"/>
-          <w:szCs w:val="24"/>
-        </w:rPr>
-        <w:t>Vizsgálatok</w:t>
-      </w:r>
-      <w:r>
-        <w:rPr>
-          <w:rFonts w:asciiTheme="minorHAnsi" w:hAnsiTheme="minorHAnsi" w:cstheme="minorHAnsi"/>
+          <w:rFonts w:ascii="Suzuki Pro" w:hAnsi="Suzuki Pro" w:cstheme="minorHAnsi"/>
           <w:b/>
           <w:spacing w:val="-3"/>
           <w:sz w:val="24"/>
           <w:szCs w:val="24"/>
         </w:rPr>
-        <w:t xml:space="preserve"> </w:t>
-      </w:r>
-      <w:r>
-        <w:rPr>
-          <w:rFonts w:asciiTheme="minorHAnsi" w:hAnsiTheme="minorHAnsi" w:cstheme="minorHAnsi"/>
+      </w:pPr>
+      <w:r>
+        <w:rPr>
+          <w:rFonts w:ascii="Suzuki Pro" w:hAnsi="Suzuki Pro" w:cstheme="minorHAnsi"/>
           <w:b/>
           <w:sz w:val="24"/>
           <w:szCs w:val="24"/>
         </w:rPr>
-        <w:t>helyszíne:</w:t>
-      </w:r>
-      <w:r>
-        <w:rPr>
-          <w:rFonts w:asciiTheme="minorHAnsi" w:hAnsiTheme="minorHAnsi" w:cstheme="minorHAnsi"/>
+        <w:t>Vizsgálatok</w:t>
+      </w:r>
+      <w:r>
+        <w:rPr>
+          <w:rFonts w:ascii="Suzuki Pro" w:hAnsi="Suzuki Pro" w:cstheme="minorHAnsi"/>
           <w:b/>
           <w:spacing w:val="-3"/>
           <w:sz w:val="24"/>
@@ -465,123 +288,22 @@
       </w:r>
       <w:r>
         <w:rPr>
-          <w:rFonts w:asciiTheme="minorHAnsi" w:hAnsiTheme="minorHAnsi" w:cstheme="minorHAnsi"/>
-          <w:sz w:val="24"/>
-          <w:szCs w:val="24"/>
-        </w:rPr>
-        <w:t>1135 Budapest,</w:t>
-      </w:r>
-      <w:r>
-        <w:rPr>
-          <w:rFonts w:asciiTheme="minorHAnsi" w:hAnsiTheme="minorHAnsi" w:cstheme="minorHAnsi"/>
-          <w:spacing w:val="2"/>
-          <w:sz w:val="24"/>
-          <w:szCs w:val="24"/>
-        </w:rPr>
-        <w:t xml:space="preserve"> </w:t>
-      </w:r>
-      <w:r>
-        <w:rPr>
-          <w:rFonts w:asciiTheme="minorHAnsi" w:hAnsiTheme="minorHAnsi" w:cstheme="minorHAnsi"/>
-          <w:sz w:val="24"/>
-          <w:szCs w:val="24"/>
-        </w:rPr>
-        <w:t>Jász</w:t>
-      </w:r>
-      <w:r>
-        <w:rPr>
-          <w:rFonts w:asciiTheme="minorHAnsi" w:hAnsiTheme="minorHAnsi" w:cstheme="minorHAnsi"/>
-          <w:spacing w:val="-2"/>
-          <w:sz w:val="24"/>
-          <w:szCs w:val="24"/>
-        </w:rPr>
-        <w:t xml:space="preserve"> </w:t>
-      </w:r>
-      <w:r>
-        <w:rPr>
-          <w:rFonts w:asciiTheme="minorHAnsi" w:hAnsiTheme="minorHAnsi" w:cstheme="minorHAnsi"/>
-          <w:sz w:val="24"/>
-          <w:szCs w:val="24"/>
-        </w:rPr>
-        <w:t>utca</w:t>
-      </w:r>
-      <w:r>
-        <w:rPr>
-          <w:rFonts w:asciiTheme="minorHAnsi" w:hAnsiTheme="minorHAnsi" w:cstheme="minorHAnsi"/>
-          <w:spacing w:val="-1"/>
-          <w:sz w:val="24"/>
-          <w:szCs w:val="24"/>
-        </w:rPr>
-        <w:t xml:space="preserve"> </w:t>
-      </w:r>
-      <w:r>
-        <w:rPr>
-          <w:rFonts w:asciiTheme="minorHAnsi" w:hAnsiTheme="minorHAnsi" w:cstheme="minorHAnsi"/>
-          <w:sz w:val="24"/>
-          <w:szCs w:val="24"/>
-        </w:rPr>
-        <w:t>33-35. Hungária</w:t>
-      </w:r>
-      <w:r>
-        <w:rPr>
-          <w:rFonts w:asciiTheme="minorHAnsi" w:hAnsiTheme="minorHAnsi" w:cstheme="minorHAnsi"/>
-          <w:spacing w:val="-4"/>
-          <w:sz w:val="24"/>
-          <w:szCs w:val="24"/>
-        </w:rPr>
-        <w:t xml:space="preserve"> </w:t>
-      </w:r>
-      <w:proofErr w:type="spellStart"/>
-      <w:r>
-        <w:rPr>
-          <w:rFonts w:asciiTheme="minorHAnsi" w:hAnsiTheme="minorHAnsi" w:cstheme="minorHAnsi"/>
-          <w:sz w:val="24"/>
-          <w:szCs w:val="24"/>
-        </w:rPr>
-        <w:t>Med</w:t>
-      </w:r>
-      <w:proofErr w:type="spellEnd"/>
-      <w:r>
-        <w:rPr>
-          <w:rFonts w:asciiTheme="minorHAnsi" w:hAnsiTheme="minorHAnsi" w:cstheme="minorHAnsi"/>
-          <w:sz w:val="24"/>
-          <w:szCs w:val="24"/>
-        </w:rPr>
-        <w:t>-M</w:t>
-      </w:r>
-      <w:r>
-        <w:rPr>
-          <w:rFonts w:asciiTheme="minorHAnsi" w:hAnsiTheme="minorHAnsi" w:cstheme="minorHAnsi"/>
-          <w:spacing w:val="1"/>
-          <w:sz w:val="24"/>
-          <w:szCs w:val="24"/>
-        </w:rPr>
-        <w:t xml:space="preserve"> </w:t>
-      </w:r>
-      <w:r>
-        <w:rPr>
-          <w:rFonts w:asciiTheme="minorHAnsi" w:hAnsiTheme="minorHAnsi" w:cstheme="minorHAnsi"/>
-          <w:sz w:val="24"/>
-          <w:szCs w:val="24"/>
-        </w:rPr>
-        <w:t>Kft.</w:t>
-      </w:r>
-      <w:r>
-        <w:rPr>
-          <w:rFonts w:asciiTheme="minorHAnsi" w:hAnsiTheme="minorHAnsi" w:cstheme="minorHAnsi"/>
-          <w:spacing w:val="-1"/>
-          <w:sz w:val="24"/>
-          <w:szCs w:val="24"/>
-        </w:rPr>
-        <w:t xml:space="preserve"> </w:t>
-      </w:r>
-      <w:r>
-        <w:rPr>
-          <w:rFonts w:asciiTheme="minorHAnsi" w:hAnsiTheme="minorHAnsi" w:cstheme="minorHAnsi"/>
-          <w:sz w:val="24"/>
-          <w:szCs w:val="24"/>
-        </w:rPr>
-        <w:t>rendelője</w:t>
+          <w:rFonts w:ascii="Suzuki Pro" w:hAnsi="Suzuki Pro" w:cstheme="minorHAnsi"/>
+          <w:b/>
+          <w:sz w:val="24"/>
+          <w:szCs w:val="24"/>
+        </w:rPr>
+        <w:t>helyszíne:</w:t>
+      </w:r>
+      <w:r>
+        <w:rPr>
+          <w:rFonts w:ascii="Suzuki Pro" w:hAnsi="Suzuki Pro" w:cstheme="minorHAnsi"/>
+          <w:b/>
+          <w:spacing w:val="-3"/>
+          <w:sz w:val="24"/>
+          <w:szCs w:val="24"/>
+        </w:rPr>
+        <w:t xml:space="preserve"> </w:t>
       </w:r>
     </w:p>
     <w:p>
@@ -591,23 +313,59 @@
           <w:ilvl w:val="0"/>
           <w:numId w:val="8"/>
         </w:numPr>
-        <w:rPr>
-          <w:rFonts w:asciiTheme="minorHAnsi" w:hAnsiTheme="minorHAnsi" w:cstheme="minorHAnsi"/>
-          <w:sz w:val="24"/>
-          <w:szCs w:val="24"/>
-        </w:rPr>
-      </w:pPr>
-      <w:r>
-        <w:rPr>
-          <w:rFonts w:asciiTheme="minorHAnsi" w:hAnsiTheme="minorHAnsi" w:cstheme="minorHAnsi"/>
-          <w:sz w:val="24"/>
-          <w:szCs w:val="24"/>
-        </w:rPr>
-        <w:t>Bejárat a</w:t>
-      </w:r>
-      <w:r>
-        <w:rPr>
-          <w:rFonts w:asciiTheme="minorHAnsi" w:hAnsiTheme="minorHAnsi" w:cstheme="minorHAnsi"/>
+        <w:spacing w:after="120"/>
+        <w:ind w:left="714" w:hanging="357"/>
+        <w:rPr>
+          <w:rFonts w:ascii="Suzuki Pro" w:hAnsi="Suzuki Pro" w:cstheme="minorHAnsi"/>
+          <w:sz w:val="24"/>
+          <w:szCs w:val="24"/>
+        </w:rPr>
+      </w:pPr>
+      <w:r>
+        <w:rPr>
+          <w:rFonts w:ascii="Suzuki Pro" w:hAnsi="Suzuki Pro" w:cstheme="minorHAnsi"/>
+          <w:sz w:val="24"/>
+          <w:szCs w:val="24"/>
+        </w:rPr>
+        <w:t>1135 Budapest,</w:t>
+      </w:r>
+      <w:r>
+        <w:rPr>
+          <w:rFonts w:ascii="Suzuki Pro" w:hAnsi="Suzuki Pro" w:cstheme="minorHAnsi"/>
+          <w:spacing w:val="2"/>
+          <w:sz w:val="24"/>
+          <w:szCs w:val="24"/>
+        </w:rPr>
+        <w:t xml:space="preserve"> </w:t>
+      </w:r>
+      <w:r>
+        <w:rPr>
+          <w:rFonts w:ascii="Suzuki Pro" w:hAnsi="Suzuki Pro" w:cstheme="minorHAnsi"/>
+          <w:sz w:val="24"/>
+          <w:szCs w:val="24"/>
+        </w:rPr>
+        <w:t>Jász</w:t>
+      </w:r>
+      <w:r>
+        <w:rPr>
+          <w:rFonts w:ascii="Suzuki Pro" w:hAnsi="Suzuki Pro" w:cstheme="minorHAnsi"/>
+          <w:spacing w:val="-2"/>
+          <w:sz w:val="24"/>
+          <w:szCs w:val="24"/>
+        </w:rPr>
+        <w:t xml:space="preserve"> </w:t>
+      </w:r>
+      <w:r>
+        <w:rPr>
+          <w:rFonts w:ascii="Suzuki Pro" w:hAnsi="Suzuki Pro" w:cstheme="minorHAnsi"/>
+          <w:sz w:val="24"/>
+          <w:szCs w:val="24"/>
+        </w:rPr>
+        <w:t>utca</w:t>
+      </w:r>
+      <w:r>
+        <w:rPr>
+          <w:rFonts w:ascii="Suzuki Pro" w:hAnsi="Suzuki Pro" w:cstheme="minorHAnsi"/>
           <w:spacing w:val="-1"/>
           <w:sz w:val="24"/>
           <w:szCs w:val="24"/>
@@ -616,62 +374,80 @@
       </w:r>
       <w:r>
         <w:rPr>
-          <w:rFonts w:asciiTheme="minorHAnsi" w:hAnsiTheme="minorHAnsi" w:cstheme="minorHAnsi"/>
-          <w:sz w:val="24"/>
-          <w:szCs w:val="24"/>
-        </w:rPr>
-        <w:t>Béke Patika</w:t>
-      </w:r>
-      <w:r>
-        <w:rPr>
-          <w:rFonts w:asciiTheme="minorHAnsi" w:hAnsiTheme="minorHAnsi" w:cstheme="minorHAnsi"/>
+          <w:rFonts w:ascii="Suzuki Pro" w:hAnsi="Suzuki Pro" w:cstheme="minorHAnsi"/>
+          <w:sz w:val="24"/>
+          <w:szCs w:val="24"/>
+        </w:rPr>
+        <w:t>33-35. Hungária</w:t>
+      </w:r>
+      <w:r>
+        <w:rPr>
+          <w:rFonts w:ascii="Suzuki Pro" w:hAnsi="Suzuki Pro" w:cstheme="minorHAnsi"/>
           <w:spacing w:val="-4"/>
           <w:sz w:val="24"/>
           <w:szCs w:val="24"/>
         </w:rPr>
         <w:t xml:space="preserve"> </w:t>
       </w:r>
-      <w:r>
-        <w:rPr>
-          <w:rFonts w:asciiTheme="minorHAnsi" w:hAnsiTheme="minorHAnsi" w:cstheme="minorHAnsi"/>
-          <w:sz w:val="24"/>
-          <w:szCs w:val="24"/>
-        </w:rPr>
-        <w:t>épületének</w:t>
-      </w:r>
-      <w:r>
-        <w:rPr>
-          <w:rFonts w:asciiTheme="minorHAnsi" w:hAnsiTheme="minorHAnsi" w:cstheme="minorHAnsi"/>
-          <w:spacing w:val="-2"/>
-          <w:sz w:val="24"/>
-          <w:szCs w:val="24"/>
-        </w:rPr>
-        <w:t xml:space="preserve"> </w:t>
-      </w:r>
-      <w:r>
-        <w:rPr>
-          <w:rFonts w:asciiTheme="minorHAnsi" w:hAnsiTheme="minorHAnsi" w:cstheme="minorHAnsi"/>
-          <w:sz w:val="24"/>
-          <w:szCs w:val="24"/>
-        </w:rPr>
-        <w:t>oldalán</w:t>
-      </w:r>
-      <w:r>
-        <w:rPr>
-          <w:rFonts w:asciiTheme="minorHAnsi" w:hAnsiTheme="minorHAnsi" w:cstheme="minorHAnsi"/>
-          <w:spacing w:val="2"/>
-          <w:sz w:val="24"/>
-          <w:szCs w:val="24"/>
-        </w:rPr>
-        <w:t xml:space="preserve"> </w:t>
-      </w:r>
-      <w:r>
-        <w:rPr>
-          <w:rFonts w:asciiTheme="minorHAnsi" w:hAnsiTheme="minorHAnsi" w:cstheme="minorHAnsi"/>
-          <w:sz w:val="24"/>
-          <w:szCs w:val="24"/>
-        </w:rPr>
-        <w:t>található</w:t>
+      <w:proofErr w:type="spellStart"/>
+      <w:r>
+        <w:rPr>
+          <w:rFonts w:ascii="Suzuki Pro" w:hAnsi="Suzuki Pro" w:cstheme="minorHAnsi"/>
+          <w:sz w:val="24"/>
+          <w:szCs w:val="24"/>
+        </w:rPr>
+        <w:t>Med</w:t>
+      </w:r>
+      <w:proofErr w:type="spellEnd"/>
+      <w:r>
+        <w:rPr>
+          <w:rFonts w:ascii="Suzuki Pro" w:hAnsi="Suzuki Pro" w:cstheme="minorHAnsi"/>
+          <w:sz w:val="24"/>
+          <w:szCs w:val="24"/>
+        </w:rPr>
+        <w:t>-M</w:t>
+      </w:r>
+      <w:r>
+        <w:rPr>
+          <w:rFonts w:ascii="Suzuki Pro" w:hAnsi="Suzuki Pro" w:cstheme="minorHAnsi"/>
+          <w:spacing w:val="1"/>
+          <w:sz w:val="24"/>
+          <w:szCs w:val="24"/>
+        </w:rPr>
+        <w:t xml:space="preserve"> </w:t>
+      </w:r>
+      <w:r>
+        <w:rPr>
+          <w:rFonts w:ascii="Suzuki Pro" w:hAnsi="Suzuki Pro" w:cstheme="minorHAnsi"/>
+          <w:sz w:val="24"/>
+          <w:szCs w:val="24"/>
+        </w:rPr>
+        <w:t>Kft.</w:t>
+      </w:r>
+      <w:r>
+        <w:rPr>
+          <w:rFonts w:ascii="Suzuki Pro" w:hAnsi="Suzuki Pro" w:cstheme="minorHAnsi"/>
+          <w:spacing w:val="-1"/>
+          <w:sz w:val="24"/>
+          <w:szCs w:val="24"/>
+        </w:rPr>
+        <w:t xml:space="preserve"> </w:t>
+      </w:r>
+      <w:r>
+        <w:rPr>
+          <w:rFonts w:ascii="Suzuki Pro" w:hAnsi="Suzuki Pro" w:cstheme="minorHAnsi"/>
+          <w:sz w:val="24"/>
+          <w:szCs w:val="24"/>
+        </w:rPr>
+        <w:t>rendelője</w:t>
+      </w:r>
+      <w:r>
+        <w:rPr>
+          <w:rFonts w:ascii="Suzuki Pro" w:hAnsi="Suzuki Pro" w:cstheme="minorHAnsi"/>
+          <w:sz w:val="24"/>
+          <w:szCs w:val="24"/>
+        </w:rPr>
+        <w:t>.</w:t>
       </w:r>
     </w:p>
     <w:p>
@@ -681,23 +457,25 @@
           <w:ilvl w:val="0"/>
           <w:numId w:val="8"/>
         </w:numPr>
-        <w:rPr>
-          <w:rFonts w:asciiTheme="minorHAnsi" w:hAnsiTheme="minorHAnsi" w:cstheme="minorHAnsi"/>
-          <w:sz w:val="24"/>
-          <w:szCs w:val="24"/>
-        </w:rPr>
-      </w:pPr>
-      <w:r>
-        <w:rPr>
-          <w:rFonts w:asciiTheme="minorHAnsi" w:hAnsiTheme="minorHAnsi" w:cstheme="minorHAnsi"/>
-          <w:sz w:val="24"/>
-          <w:szCs w:val="24"/>
-        </w:rPr>
-        <w:t>Parkolás</w:t>
-      </w:r>
-      <w:r>
-        <w:rPr>
-          <w:rFonts w:asciiTheme="minorHAnsi" w:hAnsiTheme="minorHAnsi" w:cstheme="minorHAnsi"/>
+        <w:spacing w:after="120"/>
+        <w:ind w:left="714" w:hanging="357"/>
+        <w:rPr>
+          <w:rFonts w:ascii="Suzuki Pro" w:hAnsi="Suzuki Pro" w:cstheme="minorHAnsi"/>
+          <w:sz w:val="24"/>
+          <w:szCs w:val="24"/>
+        </w:rPr>
+      </w:pPr>
+      <w:r>
+        <w:rPr>
+          <w:rFonts w:ascii="Suzuki Pro" w:hAnsi="Suzuki Pro" w:cstheme="minorHAnsi"/>
+          <w:sz w:val="24"/>
+          <w:szCs w:val="24"/>
+        </w:rPr>
+        <w:t>Bejárat a</w:t>
+      </w:r>
+      <w:r>
+        <w:rPr>
+          <w:rFonts w:ascii="Suzuki Pro" w:hAnsi="Suzuki Pro" w:cstheme="minorHAnsi"/>
           <w:spacing w:val="-1"/>
           <w:sz w:val="24"/>
           <w:szCs w:val="24"/>
@@ -706,32 +484,32 @@
       </w:r>
       <w:r>
         <w:rPr>
-          <w:rFonts w:asciiTheme="minorHAnsi" w:hAnsiTheme="minorHAnsi" w:cstheme="minorHAnsi"/>
-          <w:sz w:val="24"/>
-          <w:szCs w:val="24"/>
-        </w:rPr>
-        <w:t>a</w:t>
-      </w:r>
-      <w:r>
-        <w:rPr>
-          <w:rFonts w:asciiTheme="minorHAnsi" w:hAnsiTheme="minorHAnsi" w:cstheme="minorHAnsi"/>
-          <w:spacing w:val="-1"/>
-          <w:sz w:val="24"/>
-          <w:szCs w:val="24"/>
-        </w:rPr>
-        <w:t xml:space="preserve"> </w:t>
-      </w:r>
-      <w:r>
-        <w:rPr>
-          <w:rFonts w:asciiTheme="minorHAnsi" w:hAnsiTheme="minorHAnsi" w:cstheme="minorHAnsi"/>
-          <w:sz w:val="24"/>
-          <w:szCs w:val="24"/>
-        </w:rPr>
-        <w:t>rendelő</w:t>
-      </w:r>
-      <w:r>
-        <w:rPr>
-          <w:rFonts w:asciiTheme="minorHAnsi" w:hAnsiTheme="minorHAnsi" w:cstheme="minorHAnsi"/>
+          <w:rFonts w:ascii="Suzuki Pro" w:hAnsi="Suzuki Pro" w:cstheme="minorHAnsi"/>
+          <w:sz w:val="24"/>
+          <w:szCs w:val="24"/>
+        </w:rPr>
+        <w:t>Béke Patika</w:t>
+      </w:r>
+      <w:r>
+        <w:rPr>
+          <w:rFonts w:ascii="Suzuki Pro" w:hAnsi="Suzuki Pro" w:cstheme="minorHAnsi"/>
+          <w:spacing w:val="-4"/>
+          <w:sz w:val="24"/>
+          <w:szCs w:val="24"/>
+        </w:rPr>
+        <w:t xml:space="preserve"> </w:t>
+      </w:r>
+      <w:r>
+        <w:rPr>
+          <w:rFonts w:ascii="Suzuki Pro" w:hAnsi="Suzuki Pro" w:cstheme="minorHAnsi"/>
+          <w:sz w:val="24"/>
+          <w:szCs w:val="24"/>
+        </w:rPr>
+        <w:t>épületének</w:t>
+      </w:r>
+      <w:r>
+        <w:rPr>
+          <w:rFonts w:ascii="Suzuki Pro" w:hAnsi="Suzuki Pro" w:cstheme="minorHAnsi"/>
           <w:spacing w:val="-2"/>
           <w:sz w:val="24"/>
           <w:szCs w:val="24"/>
@@ -740,15 +518,15 @@
       </w:r>
       <w:r>
         <w:rPr>
-          <w:rFonts w:asciiTheme="minorHAnsi" w:hAnsiTheme="minorHAnsi" w:cstheme="minorHAnsi"/>
-          <w:sz w:val="24"/>
-          <w:szCs w:val="24"/>
-        </w:rPr>
-        <w:t>udvarában korlátozott számban</w:t>
-      </w:r>
-      <w:r>
-        <w:rPr>
-          <w:rFonts w:asciiTheme="minorHAnsi" w:hAnsiTheme="minorHAnsi" w:cstheme="minorHAnsi"/>
+          <w:rFonts w:ascii="Suzuki Pro" w:hAnsi="Suzuki Pro" w:cstheme="minorHAnsi"/>
+          <w:sz w:val="24"/>
+          <w:szCs w:val="24"/>
+        </w:rPr>
+        <w:t>oldalán</w:t>
+      </w:r>
+      <w:r>
+        <w:rPr>
+          <w:rFonts w:ascii="Suzuki Pro" w:hAnsi="Suzuki Pro" w:cstheme="minorHAnsi"/>
           <w:spacing w:val="2"/>
           <w:sz w:val="24"/>
           <w:szCs w:val="24"/>
@@ -757,27 +535,127 @@
       </w:r>
       <w:r>
         <w:rPr>
-          <w:rFonts w:asciiTheme="minorHAnsi" w:hAnsiTheme="minorHAnsi" w:cstheme="minorHAnsi"/>
-          <w:sz w:val="24"/>
-          <w:szCs w:val="24"/>
-        </w:rPr>
-        <w:t>lehetséges</w:t>
+          <w:rFonts w:ascii="Suzuki Pro" w:hAnsi="Suzuki Pro" w:cstheme="minorHAnsi"/>
+          <w:sz w:val="24"/>
+          <w:szCs w:val="24"/>
+        </w:rPr>
+        <w:t>található</w:t>
+      </w:r>
+      <w:r>
+        <w:rPr>
+          <w:rFonts w:ascii="Suzuki Pro" w:hAnsi="Suzuki Pro" w:cstheme="minorHAnsi"/>
+          <w:sz w:val="24"/>
+          <w:szCs w:val="24"/>
+        </w:rPr>
+        <w:t>.</w:t>
       </w:r>
     </w:p>
     <w:p>
       <w:pPr>
-        <w:rPr>
-          <w:rFonts w:asciiTheme="minorHAnsi" w:hAnsiTheme="minorHAnsi" w:cstheme="minorHAnsi"/>
-          <w:sz w:val="24"/>
-          <w:szCs w:val="24"/>
-        </w:rPr>
-      </w:pPr>
+        <w:pStyle w:val="Listaszerbekezds"/>
+        <w:numPr>
+          <w:ilvl w:val="0"/>
+          <w:numId w:val="8"/>
+        </w:numPr>
+        <w:spacing w:after="120"/>
+        <w:ind w:left="714" w:hanging="357"/>
+        <w:rPr>
+          <w:rFonts w:ascii="Suzuki Pro" w:hAnsi="Suzuki Pro" w:cstheme="minorHAnsi"/>
+          <w:sz w:val="24"/>
+          <w:szCs w:val="24"/>
+        </w:rPr>
+      </w:pPr>
+      <w:r>
+        <w:rPr>
+          <w:rFonts w:ascii="Suzuki Pro" w:hAnsi="Suzuki Pro" w:cstheme="minorHAnsi"/>
+          <w:sz w:val="24"/>
+          <w:szCs w:val="24"/>
+        </w:rPr>
+        <w:t>Parkolás</w:t>
+      </w:r>
+      <w:r>
+        <w:rPr>
+          <w:rFonts w:ascii="Suzuki Pro" w:hAnsi="Suzuki Pro" w:cstheme="minorHAnsi"/>
+          <w:spacing w:val="-1"/>
+          <w:sz w:val="24"/>
+          <w:szCs w:val="24"/>
+        </w:rPr>
+        <w:t xml:space="preserve"> </w:t>
+      </w:r>
+      <w:r>
+        <w:rPr>
+          <w:rFonts w:ascii="Suzuki Pro" w:hAnsi="Suzuki Pro" w:cstheme="minorHAnsi"/>
+          <w:sz w:val="24"/>
+          <w:szCs w:val="24"/>
+        </w:rPr>
+        <w:t>a</w:t>
+      </w:r>
+      <w:r>
+        <w:rPr>
+          <w:rFonts w:ascii="Suzuki Pro" w:hAnsi="Suzuki Pro" w:cstheme="minorHAnsi"/>
+          <w:spacing w:val="-1"/>
+          <w:sz w:val="24"/>
+          <w:szCs w:val="24"/>
+        </w:rPr>
+        <w:t xml:space="preserve"> </w:t>
+      </w:r>
+      <w:r>
+        <w:rPr>
+          <w:rFonts w:ascii="Suzuki Pro" w:hAnsi="Suzuki Pro" w:cstheme="minorHAnsi"/>
+          <w:sz w:val="24"/>
+          <w:szCs w:val="24"/>
+        </w:rPr>
+        <w:t>rendelő</w:t>
+      </w:r>
+      <w:r>
+        <w:rPr>
+          <w:rFonts w:ascii="Suzuki Pro" w:hAnsi="Suzuki Pro" w:cstheme="minorHAnsi"/>
+          <w:spacing w:val="-2"/>
+          <w:sz w:val="24"/>
+          <w:szCs w:val="24"/>
+        </w:rPr>
+        <w:t xml:space="preserve"> </w:t>
+      </w:r>
+      <w:r>
+        <w:rPr>
+          <w:rFonts w:ascii="Suzuki Pro" w:hAnsi="Suzuki Pro" w:cstheme="minorHAnsi"/>
+          <w:sz w:val="24"/>
+          <w:szCs w:val="24"/>
+        </w:rPr>
+        <w:t>udvarában korlátozott számban</w:t>
+      </w:r>
+      <w:r>
+        <w:rPr>
+          <w:rFonts w:ascii="Suzuki Pro" w:hAnsi="Suzuki Pro" w:cstheme="minorHAnsi"/>
+          <w:spacing w:val="2"/>
+          <w:sz w:val="24"/>
+          <w:szCs w:val="24"/>
+        </w:rPr>
+        <w:t xml:space="preserve"> </w:t>
+      </w:r>
+      <w:r>
+        <w:rPr>
+          <w:rFonts w:ascii="Suzuki Pro" w:hAnsi="Suzuki Pro" w:cstheme="minorHAnsi"/>
+          <w:sz w:val="24"/>
+          <w:szCs w:val="24"/>
+        </w:rPr>
+        <w:t>lehetséges</w:t>
+      </w:r>
+      <w:r>
+        <w:rPr>
+          <w:rFonts w:ascii="Suzuki Pro" w:hAnsi="Suzuki Pro" w:cstheme="minorHAnsi"/>
+          <w:sz w:val="24"/>
+          <w:szCs w:val="24"/>
+        </w:rPr>
+        <w:t>.</w:t>
+      </w:r>
     </w:p>
     <w:p>
       <w:pPr>
+        <w:spacing w:after="120"/>
         <w:jc w:val="both"/>
         <w:rPr>
-          <w:rFonts w:asciiTheme="minorHAnsi" w:hAnsiTheme="minorHAnsi" w:cstheme="minorHAnsi"/>
+          <w:rFonts w:ascii="Suzuki Pro" w:hAnsi="Suzuki Pro" w:cstheme="minorHAnsi"/>
           <w:b/>
           <w:sz w:val="24"/>
           <w:szCs w:val="24"/>
@@ -786,7 +664,7 @@
       </w:pPr>
       <w:r>
         <w:rPr>
-          <w:rFonts w:asciiTheme="minorHAnsi" w:hAnsiTheme="minorHAnsi" w:cstheme="minorHAnsi"/>
+          <w:rFonts w:ascii="Suzuki Pro" w:hAnsi="Suzuki Pro" w:cstheme="minorHAnsi"/>
           <w:b/>
           <w:sz w:val="24"/>
           <w:szCs w:val="24"/>
@@ -802,8 +680,10 @@
           <w:ilvl w:val="0"/>
           <w:numId w:val="11"/>
         </w:numPr>
-        <w:rPr>
-          <w:rFonts w:asciiTheme="minorHAnsi" w:hAnsiTheme="minorHAnsi" w:cstheme="minorHAnsi"/>
+        <w:spacing w:after="120"/>
+        <w:ind w:left="714" w:hanging="357"/>
+        <w:rPr>
+          <w:rFonts w:ascii="Suzuki Pro" w:hAnsi="Suzuki Pro" w:cstheme="minorHAnsi"/>
           <w:sz w:val="24"/>
           <w:szCs w:val="24"/>
           <w:shd w:val="clear" w:color="auto" w:fill="FFFFFF"/>
@@ -812,7 +692,7 @@
       <w:proofErr w:type="spellStart"/>
       <w:r>
         <w:rPr>
-          <w:rFonts w:asciiTheme="minorHAnsi" w:hAnsiTheme="minorHAnsi" w:cstheme="minorHAnsi"/>
+          <w:rFonts w:ascii="Suzuki Pro" w:hAnsi="Suzuki Pro" w:cstheme="minorHAnsi"/>
           <w:sz w:val="24"/>
           <w:szCs w:val="24"/>
           <w:shd w:val="clear" w:color="auto" w:fill="FFFFFF"/>
@@ -822,48 +702,12 @@
       <w:proofErr w:type="spellEnd"/>
       <w:r>
         <w:rPr>
-          <w:rFonts w:asciiTheme="minorHAnsi" w:hAnsiTheme="minorHAnsi" w:cstheme="minorHAnsi"/>
+          <w:rFonts w:ascii="Suzuki Pro" w:hAnsi="Suzuki Pro" w:cstheme="minorHAnsi"/>
           <w:sz w:val="24"/>
           <w:szCs w:val="24"/>
           <w:shd w:val="clear" w:color="auto" w:fill="FFFFFF"/>
         </w:rPr>
-        <w:t xml:space="preserve">-centeres munkatársunk a vizsgálat előtt </w:t>
-      </w:r>
-      <w:r>
-        <w:rPr>
-          <w:rFonts w:asciiTheme="minorHAnsi" w:hAnsiTheme="minorHAnsi" w:cstheme="minorHAnsi"/>
-          <w:sz w:val="24"/>
-          <w:szCs w:val="24"/>
-          <w:shd w:val="clear" w:color="auto" w:fill="FFFFFF"/>
-        </w:rPr>
-        <w:t>1 héttel</w:t>
-      </w:r>
-      <w:r>
-        <w:rPr>
-          <w:rFonts w:asciiTheme="minorHAnsi" w:hAnsiTheme="minorHAnsi" w:cstheme="minorHAnsi"/>
-          <w:sz w:val="24"/>
-          <w:szCs w:val="24"/>
-          <w:shd w:val="clear" w:color="auto" w:fill="FFFFFF"/>
-        </w:rPr>
-        <w:t xml:space="preserve"> és közvetlenül a vizsgálat előtt 1 </w:t>
-      </w:r>
-      <w:r>
-        <w:rPr>
-          <w:rFonts w:asciiTheme="minorHAnsi" w:hAnsiTheme="minorHAnsi" w:cstheme="minorHAnsi"/>
-          <w:sz w:val="24"/>
-          <w:szCs w:val="24"/>
-          <w:shd w:val="clear" w:color="auto" w:fill="FFFFFF"/>
-        </w:rPr>
-        <w:t>munka</w:t>
-      </w:r>
-      <w:r>
-        <w:rPr>
-          <w:rFonts w:asciiTheme="minorHAnsi" w:hAnsiTheme="minorHAnsi" w:cstheme="minorHAnsi"/>
-          <w:sz w:val="24"/>
-          <w:szCs w:val="24"/>
-          <w:shd w:val="clear" w:color="auto" w:fill="FFFFFF"/>
-        </w:rPr>
-        <w:t>nappal meg fogja Önt keresni egy közvetlen egyeztetés céljából a vizsgálatokkal kapcsolatban.</w:t>
+        <w:t>-centeres munkatársunk a vizsgálat előtt 1 héttel, majd 1 munkanappal felhívja Önt a vizsgálatokkal kapcsolatos egyeztetés céljából.</w:t>
       </w:r>
     </w:p>
     <w:p>
@@ -873,151 +717,39 @@
           <w:ilvl w:val="0"/>
           <w:numId w:val="11"/>
         </w:numPr>
-        <w:rPr>
-          <w:rFonts w:asciiTheme="minorHAnsi" w:hAnsiTheme="minorHAnsi" w:cstheme="minorHAnsi"/>
+        <w:spacing w:after="120"/>
+        <w:ind w:left="714" w:hanging="357"/>
+        <w:rPr>
+          <w:rFonts w:ascii="Suzuki Pro" w:hAnsi="Suzuki Pro" w:cstheme="minorHAnsi"/>
+          <w:sz w:val="24"/>
+          <w:szCs w:val="24"/>
+        </w:rPr>
+      </w:pPr>
+      <w:r>
+        <w:rPr>
+          <w:rFonts w:ascii="Suzuki Pro" w:hAnsi="Suzuki Pro" w:cstheme="minorHAnsi"/>
           <w:sz w:val="24"/>
           <w:szCs w:val="24"/>
           <w:shd w:val="clear" w:color="auto" w:fill="FFFFFF"/>
         </w:rPr>
-      </w:pPr>
-      <w:r>
-        <w:rPr>
-          <w:rFonts w:asciiTheme="minorHAnsi" w:hAnsiTheme="minorHAnsi" w:cstheme="minorHAnsi"/>
-          <w:sz w:val="24"/>
-          <w:szCs w:val="24"/>
-          <w:shd w:val="clear" w:color="auto" w:fill="FFFFFF"/>
-        </w:rPr>
-        <w:t xml:space="preserve">A bejelentkezést követően a foglalásról egy megerősítő e-mailt küld a rendszer, mely tartalmazza a foglalással és a vizsgálatokkal kapcsolatos </w:t>
-      </w:r>
-      <w:proofErr w:type="gramStart"/>
-      <w:r>
-        <w:rPr>
-          <w:rFonts w:asciiTheme="minorHAnsi" w:hAnsiTheme="minorHAnsi" w:cstheme="minorHAnsi"/>
-          <w:sz w:val="24"/>
-          <w:szCs w:val="24"/>
-          <w:shd w:val="clear" w:color="auto" w:fill="FFFFFF"/>
-        </w:rPr>
-        <w:t>információkat</w:t>
-      </w:r>
-      <w:proofErr w:type="gramEnd"/>
-      <w:r>
-        <w:rPr>
-          <w:rFonts w:asciiTheme="minorHAnsi" w:hAnsiTheme="minorHAnsi" w:cstheme="minorHAnsi"/>
-          <w:sz w:val="24"/>
-          <w:szCs w:val="24"/>
-          <w:shd w:val="clear" w:color="auto" w:fill="FFFFFF"/>
-        </w:rPr>
-        <w:t>.</w:t>
+        <w:t>24 órával a vizsgálat előtt SMS értesítést küldünk Önnek.</w:t>
       </w:r>
     </w:p>
     <w:p>
       <w:pPr>
-        <w:jc w:val="both"/>
-        <w:rPr>
-          <w:rFonts w:asciiTheme="minorHAnsi" w:hAnsiTheme="minorHAnsi" w:cstheme="minorHAnsi"/>
-          <w:sz w:val="24"/>
-          <w:szCs w:val="24"/>
-          <w:shd w:val="clear" w:color="auto" w:fill="FFFFFF"/>
-        </w:rPr>
-      </w:pPr>
-    </w:p>
-    <w:p>
-      <w:pPr>
-        <w:pStyle w:val="Listaszerbekezds"/>
-        <w:numPr>
-          <w:ilvl w:val="0"/>
-          <w:numId w:val="11"/>
-        </w:numPr>
-        <w:rPr>
-          <w:rFonts w:asciiTheme="minorHAnsi" w:hAnsiTheme="minorHAnsi" w:cstheme="minorHAnsi"/>
-          <w:sz w:val="24"/>
-          <w:szCs w:val="24"/>
-          <w:shd w:val="clear" w:color="auto" w:fill="FFFFFF"/>
-        </w:rPr>
-      </w:pPr>
-      <w:r>
-        <w:rPr>
-          <w:rFonts w:asciiTheme="minorHAnsi" w:hAnsiTheme="minorHAnsi" w:cstheme="minorHAnsi"/>
-          <w:sz w:val="24"/>
-          <w:szCs w:val="24"/>
-          <w:shd w:val="clear" w:color="auto" w:fill="FFFFFF"/>
-        </w:rPr>
-        <w:t xml:space="preserve">Tovább </w:t>
-      </w:r>
-      <w:r>
-        <w:rPr>
-          <w:rFonts w:asciiTheme="minorHAnsi" w:hAnsiTheme="minorHAnsi" w:cstheme="minorHAnsi"/>
-          <w:sz w:val="24"/>
-          <w:szCs w:val="24"/>
-          <w:shd w:val="clear" w:color="auto" w:fill="FFFFFF"/>
-        </w:rPr>
-        <w:t xml:space="preserve">24 órával a vizsgálat előtt </w:t>
-      </w:r>
-      <w:r>
-        <w:rPr>
-          <w:rFonts w:asciiTheme="minorHAnsi" w:hAnsiTheme="minorHAnsi" w:cstheme="minorHAnsi"/>
-          <w:sz w:val="24"/>
-          <w:szCs w:val="24"/>
-          <w:shd w:val="clear" w:color="auto" w:fill="FFFFFF"/>
-        </w:rPr>
-        <w:t>egy SMS emlékeztetőt is küldünk Önnek</w:t>
-      </w:r>
-      <w:r>
-        <w:rPr>
-          <w:rFonts w:asciiTheme="minorHAnsi" w:hAnsiTheme="minorHAnsi" w:cstheme="minorHAnsi"/>
-          <w:sz w:val="24"/>
-          <w:szCs w:val="24"/>
-          <w:shd w:val="clear" w:color="auto" w:fill="FFFFFF"/>
-        </w:rPr>
-        <w:t>.</w:t>
-      </w:r>
-    </w:p>
-    <w:p>
-      <w:pPr>
-        <w:rPr>
-          <w:rFonts w:asciiTheme="minorHAnsi" w:hAnsiTheme="minorHAnsi" w:cstheme="minorHAnsi"/>
-          <w:sz w:val="24"/>
-          <w:szCs w:val="24"/>
-        </w:rPr>
-      </w:pPr>
-    </w:p>
-    <w:p>
-      <w:pPr>
-        <w:pStyle w:val="Szvegtrzs"/>
-        <w:spacing w:before="1"/>
-        <w:ind w:left="0" w:firstLine="0"/>
-        <w:jc w:val="both"/>
-        <w:rPr>
-          <w:rFonts w:asciiTheme="minorHAnsi" w:hAnsiTheme="minorHAnsi" w:cstheme="minorHAnsi"/>
-        </w:rPr>
-      </w:pPr>
-    </w:p>
-    <w:p>
-      <w:pPr>
-        <w:pStyle w:val="Szvegtrzs"/>
-        <w:spacing w:line="357" w:lineRule="auto"/>
-        <w:ind w:left="0" w:firstLine="0"/>
-        <w:jc w:val="both"/>
-        <w:rPr>
-          <w:rFonts w:asciiTheme="minorHAnsi" w:hAnsiTheme="minorHAnsi" w:cstheme="minorHAnsi"/>
-        </w:rPr>
-      </w:pPr>
-    </w:p>
-    <w:p>
-      <w:pPr>
         <w:pStyle w:val="Cmsor1"/>
-        <w:spacing w:before="44"/>
+        <w:spacing w:before="44" w:after="120"/>
         <w:ind w:left="0"/>
         <w:jc w:val="both"/>
         <w:rPr>
-          <w:rFonts w:asciiTheme="minorHAnsi" w:hAnsiTheme="minorHAnsi" w:cstheme="minorHAnsi"/>
-          <w:sz w:val="24"/>
-          <w:szCs w:val="24"/>
-        </w:rPr>
-      </w:pPr>
-      <w:r>
-        <w:rPr>
-          <w:rFonts w:asciiTheme="minorHAnsi" w:hAnsiTheme="minorHAnsi" w:cstheme="minorHAnsi"/>
+          <w:rFonts w:ascii="Suzuki Pro" w:hAnsi="Suzuki Pro" w:cstheme="minorHAnsi"/>
+          <w:sz w:val="24"/>
+          <w:szCs w:val="24"/>
+        </w:rPr>
+      </w:pPr>
+      <w:r>
+        <w:rPr>
+          <w:rFonts w:ascii="Suzuki Pro" w:hAnsi="Suzuki Pro" w:cstheme="minorHAnsi"/>
           <w:sz w:val="24"/>
           <w:szCs w:val="24"/>
         </w:rPr>
@@ -1025,7 +757,7 @@
       </w:r>
       <w:r>
         <w:rPr>
-          <w:rFonts w:asciiTheme="minorHAnsi" w:hAnsiTheme="minorHAnsi" w:cstheme="minorHAnsi"/>
+          <w:rFonts w:ascii="Suzuki Pro" w:hAnsi="Suzuki Pro" w:cstheme="minorHAnsi"/>
           <w:spacing w:val="-2"/>
           <w:sz w:val="24"/>
           <w:szCs w:val="24"/>
@@ -1035,7 +767,7 @@
       <w:proofErr w:type="gramStart"/>
       <w:r>
         <w:rPr>
-          <w:rFonts w:asciiTheme="minorHAnsi" w:hAnsiTheme="minorHAnsi" w:cstheme="minorHAnsi"/>
+          <w:rFonts w:ascii="Suzuki Pro" w:hAnsi="Suzuki Pro" w:cstheme="minorHAnsi"/>
           <w:sz w:val="24"/>
           <w:szCs w:val="24"/>
         </w:rPr>
@@ -1044,27 +776,12 @@
       <w:proofErr w:type="gramEnd"/>
       <w:r>
         <w:rPr>
-          <w:rFonts w:asciiTheme="minorHAnsi" w:hAnsiTheme="minorHAnsi" w:cstheme="minorHAnsi"/>
+          <w:rFonts w:ascii="Suzuki Pro" w:hAnsi="Suzuki Pro" w:cstheme="minorHAnsi"/>
           <w:sz w:val="24"/>
           <w:szCs w:val="24"/>
         </w:rPr>
         <w:t>:</w:t>
       </w:r>
-    </w:p>
-    <w:p>
-      <w:pPr>
-        <w:pStyle w:val="Listaszerbekezds"/>
-        <w:tabs>
-          <w:tab w:val="left" w:pos="720"/>
-        </w:tabs>
-        <w:spacing w:line="357" w:lineRule="auto"/>
-        <w:ind w:left="0" w:right="134" w:firstLine="0"/>
-        <w:rPr>
-          <w:rFonts w:asciiTheme="minorHAnsi" w:hAnsiTheme="minorHAnsi" w:cstheme="minorHAnsi"/>
-          <w:sz w:val="24"/>
-          <w:szCs w:val="24"/>
-        </w:rPr>
-      </w:pPr>
     </w:p>
     <w:p>
       <w:pPr>
@@ -1076,33 +793,25 @@
         <w:tabs>
           <w:tab w:val="left" w:pos="720"/>
         </w:tabs>
-        <w:spacing w:line="357" w:lineRule="auto"/>
-        <w:ind w:right="134"/>
-        <w:rPr>
-          <w:rFonts w:asciiTheme="minorHAnsi" w:hAnsiTheme="minorHAnsi" w:cstheme="minorHAnsi"/>
-          <w:sz w:val="24"/>
-          <w:szCs w:val="24"/>
-        </w:rPr>
-      </w:pPr>
-      <w:r>
-        <w:rPr>
-          <w:rFonts w:asciiTheme="minorHAnsi" w:hAnsiTheme="minorHAnsi" w:cstheme="minorHAnsi"/>
-          <w:sz w:val="24"/>
-          <w:szCs w:val="24"/>
-        </w:rPr>
-        <w:t>B</w:t>
-      </w:r>
-      <w:r>
-        <w:rPr>
-          <w:rFonts w:asciiTheme="minorHAnsi" w:hAnsiTheme="minorHAnsi" w:cstheme="minorHAnsi"/>
-          <w:sz w:val="24"/>
-          <w:szCs w:val="24"/>
-        </w:rPr>
-        <w:t>ejelentkezés</w:t>
-      </w:r>
-      <w:r>
-        <w:rPr>
-          <w:rFonts w:asciiTheme="minorHAnsi" w:hAnsiTheme="minorHAnsi" w:cstheme="minorHAnsi"/>
+        <w:spacing w:after="120"/>
+        <w:ind w:left="714" w:right="134" w:hanging="357"/>
+        <w:rPr>
+          <w:rFonts w:ascii="Suzuki Pro" w:hAnsi="Suzuki Pro" w:cstheme="minorHAnsi"/>
+          <w:sz w:val="24"/>
+          <w:szCs w:val="24"/>
+        </w:rPr>
+      </w:pPr>
+      <w:r>
+        <w:rPr>
+          <w:rFonts w:ascii="Suzuki Pro" w:hAnsi="Suzuki Pro" w:cstheme="minorHAnsi"/>
+          <w:sz w:val="24"/>
+          <w:szCs w:val="24"/>
+        </w:rPr>
+        <w:t>Bejelentkezés</w:t>
+      </w:r>
+      <w:r>
+        <w:rPr>
+          <w:rFonts w:ascii="Suzuki Pro" w:hAnsi="Suzuki Pro" w:cstheme="minorHAnsi"/>
           <w:spacing w:val="1"/>
           <w:sz w:val="24"/>
           <w:szCs w:val="24"/>
@@ -1111,7 +820,7 @@
       </w:r>
       <w:r>
         <w:rPr>
-          <w:rFonts w:asciiTheme="minorHAnsi" w:hAnsiTheme="minorHAnsi" w:cstheme="minorHAnsi"/>
+          <w:rFonts w:ascii="Suzuki Pro" w:hAnsi="Suzuki Pro" w:cstheme="minorHAnsi"/>
           <w:sz w:val="24"/>
           <w:szCs w:val="24"/>
         </w:rPr>
@@ -1119,7 +828,7 @@
       </w:r>
       <w:r>
         <w:rPr>
-          <w:rFonts w:asciiTheme="minorHAnsi" w:hAnsiTheme="minorHAnsi" w:cstheme="minorHAnsi"/>
+          <w:rFonts w:ascii="Suzuki Pro" w:hAnsi="Suzuki Pro" w:cstheme="minorHAnsi"/>
           <w:spacing w:val="1"/>
           <w:sz w:val="24"/>
           <w:szCs w:val="24"/>
@@ -1128,7 +837,7 @@
       </w:r>
       <w:r>
         <w:rPr>
-          <w:rFonts w:asciiTheme="minorHAnsi" w:hAnsiTheme="minorHAnsi" w:cstheme="minorHAnsi"/>
+          <w:rFonts w:ascii="Suzuki Pro" w:hAnsi="Suzuki Pro" w:cstheme="minorHAnsi"/>
           <w:sz w:val="24"/>
           <w:szCs w:val="24"/>
         </w:rPr>
@@ -1136,7 +845,7 @@
       </w:r>
       <w:r>
         <w:rPr>
-          <w:rFonts w:asciiTheme="minorHAnsi" w:hAnsiTheme="minorHAnsi" w:cstheme="minorHAnsi"/>
+          <w:rFonts w:ascii="Suzuki Pro" w:hAnsi="Suzuki Pro" w:cstheme="minorHAnsi"/>
           <w:spacing w:val="1"/>
           <w:sz w:val="24"/>
           <w:szCs w:val="24"/>
@@ -1145,7 +854,7 @@
       </w:r>
       <w:r>
         <w:rPr>
-          <w:rFonts w:asciiTheme="minorHAnsi" w:hAnsiTheme="minorHAnsi" w:cstheme="minorHAnsi"/>
+          <w:rFonts w:ascii="Suzuki Pro" w:hAnsi="Suzuki Pro" w:cstheme="minorHAnsi"/>
           <w:sz w:val="24"/>
           <w:szCs w:val="24"/>
         </w:rPr>
@@ -1153,7 +862,7 @@
       </w:r>
       <w:r>
         <w:rPr>
-          <w:rFonts w:asciiTheme="minorHAnsi" w:hAnsiTheme="minorHAnsi" w:cstheme="minorHAnsi"/>
+          <w:rFonts w:ascii="Suzuki Pro" w:hAnsi="Suzuki Pro" w:cstheme="minorHAnsi"/>
           <w:sz w:val="24"/>
           <w:szCs w:val="24"/>
         </w:rPr>
@@ -1161,7 +870,7 @@
       </w:r>
       <w:r>
         <w:rPr>
-          <w:rFonts w:asciiTheme="minorHAnsi" w:hAnsiTheme="minorHAnsi" w:cstheme="minorHAnsi"/>
+          <w:rFonts w:ascii="Suzuki Pro" w:hAnsi="Suzuki Pro" w:cstheme="minorHAnsi"/>
           <w:sz w:val="24"/>
           <w:szCs w:val="24"/>
         </w:rPr>
@@ -1169,7 +878,7 @@
       </w:r>
       <w:r>
         <w:rPr>
-          <w:rFonts w:asciiTheme="minorHAnsi" w:hAnsiTheme="minorHAnsi" w:cstheme="minorHAnsi"/>
+          <w:rFonts w:ascii="Suzuki Pro" w:hAnsi="Suzuki Pro" w:cstheme="minorHAnsi"/>
           <w:spacing w:val="1"/>
           <w:sz w:val="24"/>
           <w:szCs w:val="24"/>
@@ -1178,7 +887,7 @@
       </w:r>
       <w:r>
         <w:rPr>
-          <w:rFonts w:asciiTheme="minorHAnsi" w:hAnsiTheme="minorHAnsi" w:cstheme="minorHAnsi"/>
+          <w:rFonts w:ascii="Suzuki Pro" w:hAnsi="Suzuki Pro" w:cstheme="minorHAnsi"/>
           <w:sz w:val="24"/>
           <w:szCs w:val="24"/>
         </w:rPr>
@@ -1186,7 +895,7 @@
       </w:r>
       <w:r>
         <w:rPr>
-          <w:rFonts w:asciiTheme="minorHAnsi" w:hAnsiTheme="minorHAnsi" w:cstheme="minorHAnsi"/>
+          <w:rFonts w:ascii="Suzuki Pro" w:hAnsi="Suzuki Pro" w:cstheme="minorHAnsi"/>
           <w:spacing w:val="1"/>
           <w:sz w:val="24"/>
           <w:szCs w:val="24"/>
@@ -1195,7 +904,7 @@
       </w:r>
       <w:r>
         <w:rPr>
-          <w:rFonts w:asciiTheme="minorHAnsi" w:hAnsiTheme="minorHAnsi" w:cstheme="minorHAnsi"/>
+          <w:rFonts w:ascii="Suzuki Pro" w:hAnsi="Suzuki Pro" w:cstheme="minorHAnsi"/>
           <w:sz w:val="24"/>
           <w:szCs w:val="24"/>
         </w:rPr>
@@ -1203,7 +912,7 @@
       </w:r>
       <w:r>
         <w:rPr>
-          <w:rFonts w:asciiTheme="minorHAnsi" w:hAnsiTheme="minorHAnsi" w:cstheme="minorHAnsi"/>
+          <w:rFonts w:ascii="Suzuki Pro" w:hAnsi="Suzuki Pro" w:cstheme="minorHAnsi"/>
           <w:spacing w:val="1"/>
           <w:sz w:val="24"/>
           <w:szCs w:val="24"/>
@@ -1212,7 +921,7 @@
       </w:r>
       <w:r>
         <w:rPr>
-          <w:rFonts w:asciiTheme="minorHAnsi" w:hAnsiTheme="minorHAnsi" w:cstheme="minorHAnsi"/>
+          <w:rFonts w:ascii="Suzuki Pro" w:hAnsi="Suzuki Pro" w:cstheme="minorHAnsi"/>
           <w:sz w:val="24"/>
           <w:szCs w:val="24"/>
         </w:rPr>
@@ -1220,7 +929,7 @@
       </w:r>
       <w:r>
         <w:rPr>
-          <w:rFonts w:asciiTheme="minorHAnsi" w:hAnsiTheme="minorHAnsi" w:cstheme="minorHAnsi"/>
+          <w:rFonts w:ascii="Suzuki Pro" w:hAnsi="Suzuki Pro" w:cstheme="minorHAnsi"/>
           <w:spacing w:val="1"/>
           <w:sz w:val="24"/>
           <w:szCs w:val="24"/>
@@ -1229,7 +938,7 @@
       </w:r>
       <w:r>
         <w:rPr>
-          <w:rFonts w:asciiTheme="minorHAnsi" w:hAnsiTheme="minorHAnsi" w:cstheme="minorHAnsi"/>
+          <w:rFonts w:ascii="Suzuki Pro" w:hAnsi="Suzuki Pro" w:cstheme="minorHAnsi"/>
           <w:sz w:val="24"/>
           <w:szCs w:val="24"/>
         </w:rPr>
@@ -1237,7 +946,7 @@
       </w:r>
       <w:r>
         <w:rPr>
-          <w:rFonts w:asciiTheme="minorHAnsi" w:hAnsiTheme="minorHAnsi" w:cstheme="minorHAnsi"/>
+          <w:rFonts w:ascii="Suzuki Pro" w:hAnsi="Suzuki Pro" w:cstheme="minorHAnsi"/>
           <w:spacing w:val="1"/>
           <w:sz w:val="24"/>
           <w:szCs w:val="24"/>
@@ -1246,7 +955,7 @@
       </w:r>
       <w:r>
         <w:rPr>
-          <w:rFonts w:asciiTheme="minorHAnsi" w:hAnsiTheme="minorHAnsi" w:cstheme="minorHAnsi"/>
+          <w:rFonts w:ascii="Suzuki Pro" w:hAnsi="Suzuki Pro" w:cstheme="minorHAnsi"/>
           <w:sz w:val="24"/>
           <w:szCs w:val="24"/>
         </w:rPr>
@@ -1254,7 +963,7 @@
       </w:r>
       <w:r>
         <w:rPr>
-          <w:rFonts w:asciiTheme="minorHAnsi" w:hAnsiTheme="minorHAnsi" w:cstheme="minorHAnsi"/>
+          <w:rFonts w:ascii="Suzuki Pro" w:hAnsi="Suzuki Pro" w:cstheme="minorHAnsi"/>
           <w:spacing w:val="-52"/>
           <w:sz w:val="24"/>
           <w:szCs w:val="24"/>
@@ -1263,23 +972,23 @@
       </w:r>
       <w:r>
         <w:rPr>
-          <w:rFonts w:asciiTheme="minorHAnsi" w:hAnsiTheme="minorHAnsi" w:cstheme="minorHAnsi"/>
-          <w:sz w:val="24"/>
-          <w:szCs w:val="24"/>
-        </w:rPr>
-        <w:t>adategyeztetés után elkez</w:t>
-      </w:r>
-      <w:r>
-        <w:rPr>
-          <w:rFonts w:asciiTheme="minorHAnsi" w:hAnsiTheme="minorHAnsi" w:cstheme="minorHAnsi"/>
-          <w:sz w:val="24"/>
-          <w:szCs w:val="24"/>
-        </w:rPr>
-        <w:t xml:space="preserve">dődnek </w:t>
-      </w:r>
-      <w:r>
-        <w:rPr>
-          <w:rFonts w:asciiTheme="minorHAnsi" w:hAnsiTheme="minorHAnsi" w:cstheme="minorHAnsi"/>
+          <w:rFonts w:ascii="Suzuki Pro" w:hAnsi="Suzuki Pro" w:cstheme="minorHAnsi"/>
+          <w:sz w:val="24"/>
+          <w:szCs w:val="24"/>
+        </w:rPr>
+        <w:t xml:space="preserve">adategyeztetés után </w:t>
+      </w:r>
+      <w:r>
+        <w:rPr>
+          <w:rFonts w:ascii="Suzuki Pro" w:hAnsi="Suzuki Pro" w:cstheme="minorHAnsi"/>
+          <w:sz w:val="24"/>
+          <w:szCs w:val="24"/>
+        </w:rPr>
+        <w:t xml:space="preserve">megkezdődnek </w:t>
+      </w:r>
+      <w:r>
+        <w:rPr>
+          <w:rFonts w:ascii="Suzuki Pro" w:hAnsi="Suzuki Pro" w:cstheme="minorHAnsi"/>
           <w:sz w:val="24"/>
           <w:szCs w:val="24"/>
         </w:rPr>
@@ -1287,7 +996,7 @@
       </w:r>
       <w:r>
         <w:rPr>
-          <w:rFonts w:asciiTheme="minorHAnsi" w:hAnsiTheme="minorHAnsi" w:cstheme="minorHAnsi"/>
+          <w:rFonts w:ascii="Suzuki Pro" w:hAnsi="Suzuki Pro" w:cstheme="minorHAnsi"/>
           <w:sz w:val="24"/>
           <w:szCs w:val="24"/>
         </w:rPr>
@@ -1295,7 +1004,7 @@
       </w:r>
       <w:r>
         <w:rPr>
-          <w:rFonts w:asciiTheme="minorHAnsi" w:hAnsiTheme="minorHAnsi" w:cstheme="minorHAnsi"/>
+          <w:rFonts w:ascii="Suzuki Pro" w:hAnsi="Suzuki Pro" w:cstheme="minorHAnsi"/>
           <w:sz w:val="24"/>
           <w:szCs w:val="24"/>
         </w:rPr>
@@ -1312,17 +1021,17 @@
         <w:tabs>
           <w:tab w:val="left" w:pos="720"/>
         </w:tabs>
-        <w:spacing w:line="357" w:lineRule="auto"/>
-        <w:ind w:right="134"/>
-        <w:rPr>
-          <w:rFonts w:asciiTheme="minorHAnsi" w:hAnsiTheme="minorHAnsi" w:cstheme="minorHAnsi"/>
-          <w:sz w:val="24"/>
-          <w:szCs w:val="24"/>
-        </w:rPr>
-      </w:pPr>
-      <w:r>
-        <w:rPr>
-          <w:rFonts w:asciiTheme="minorHAnsi" w:hAnsiTheme="minorHAnsi" w:cstheme="minorHAnsi"/>
+        <w:spacing w:after="120"/>
+        <w:ind w:left="714" w:right="134" w:hanging="357"/>
+        <w:rPr>
+          <w:rFonts w:ascii="Suzuki Pro" w:hAnsi="Suzuki Pro" w:cstheme="minorHAnsi"/>
+          <w:sz w:val="24"/>
+          <w:szCs w:val="24"/>
+        </w:rPr>
+      </w:pPr>
+      <w:r>
+        <w:rPr>
+          <w:rFonts w:ascii="Suzuki Pro" w:hAnsi="Suzuki Pro" w:cstheme="minorHAnsi"/>
           <w:sz w:val="24"/>
           <w:szCs w:val="24"/>
         </w:rPr>
@@ -1330,7 +1039,7 @@
       </w:r>
       <w:r>
         <w:rPr>
-          <w:rFonts w:asciiTheme="minorHAnsi" w:hAnsiTheme="minorHAnsi" w:cstheme="minorHAnsi"/>
+          <w:rFonts w:ascii="Suzuki Pro" w:hAnsi="Suzuki Pro" w:cstheme="minorHAnsi"/>
           <w:sz w:val="24"/>
           <w:szCs w:val="24"/>
         </w:rPr>
@@ -1338,7 +1047,7 @@
       </w:r>
       <w:r>
         <w:rPr>
-          <w:rFonts w:asciiTheme="minorHAnsi" w:hAnsiTheme="minorHAnsi" w:cstheme="minorHAnsi"/>
+          <w:rFonts w:ascii="Suzuki Pro" w:hAnsi="Suzuki Pro" w:cstheme="minorHAnsi"/>
           <w:sz w:val="24"/>
           <w:szCs w:val="24"/>
         </w:rPr>
@@ -1355,17 +1064,17 @@
         <w:tabs>
           <w:tab w:val="left" w:pos="856"/>
         </w:tabs>
-        <w:spacing w:before="7" w:line="357" w:lineRule="auto"/>
-        <w:ind w:right="135"/>
-        <w:rPr>
-          <w:rFonts w:asciiTheme="minorHAnsi" w:hAnsiTheme="minorHAnsi" w:cstheme="minorHAnsi"/>
-          <w:sz w:val="24"/>
-          <w:szCs w:val="24"/>
-        </w:rPr>
-      </w:pPr>
-      <w:r>
-        <w:rPr>
-          <w:rFonts w:asciiTheme="minorHAnsi" w:hAnsiTheme="minorHAnsi" w:cstheme="minorHAnsi"/>
+        <w:spacing w:before="7" w:after="120"/>
+        <w:ind w:left="714" w:right="135" w:hanging="357"/>
+        <w:rPr>
+          <w:rFonts w:ascii="Suzuki Pro" w:hAnsi="Suzuki Pro" w:cstheme="minorHAnsi"/>
+          <w:sz w:val="24"/>
+          <w:szCs w:val="24"/>
+        </w:rPr>
+      </w:pPr>
+      <w:r>
+        <w:rPr>
+          <w:rFonts w:ascii="Suzuki Pro" w:hAnsi="Suzuki Pro" w:cstheme="minorHAnsi"/>
           <w:sz w:val="24"/>
           <w:szCs w:val="24"/>
         </w:rPr>
@@ -1373,7 +1082,7 @@
       </w:r>
       <w:r>
         <w:rPr>
-          <w:rFonts w:asciiTheme="minorHAnsi" w:hAnsiTheme="minorHAnsi" w:cstheme="minorHAnsi"/>
+          <w:rFonts w:ascii="Suzuki Pro" w:hAnsi="Suzuki Pro" w:cstheme="minorHAnsi"/>
           <w:spacing w:val="1"/>
           <w:sz w:val="24"/>
           <w:szCs w:val="24"/>
@@ -1382,7 +1091,7 @@
       </w:r>
       <w:r>
         <w:rPr>
-          <w:rFonts w:asciiTheme="minorHAnsi" w:hAnsiTheme="minorHAnsi" w:cstheme="minorHAnsi"/>
+          <w:rFonts w:ascii="Suzuki Pro" w:hAnsi="Suzuki Pro" w:cstheme="minorHAnsi"/>
           <w:sz w:val="24"/>
           <w:szCs w:val="24"/>
         </w:rPr>
@@ -1390,7 +1099,7 @@
       </w:r>
       <w:r>
         <w:rPr>
-          <w:rFonts w:asciiTheme="minorHAnsi" w:hAnsiTheme="minorHAnsi" w:cstheme="minorHAnsi"/>
+          <w:rFonts w:ascii="Suzuki Pro" w:hAnsi="Suzuki Pro" w:cstheme="minorHAnsi"/>
           <w:spacing w:val="1"/>
           <w:sz w:val="24"/>
           <w:szCs w:val="24"/>
@@ -1399,7 +1108,7 @@
       </w:r>
       <w:r>
         <w:rPr>
-          <w:rFonts w:asciiTheme="minorHAnsi" w:hAnsiTheme="minorHAnsi" w:cstheme="minorHAnsi"/>
+          <w:rFonts w:ascii="Suzuki Pro" w:hAnsi="Suzuki Pro" w:cstheme="minorHAnsi"/>
           <w:sz w:val="24"/>
           <w:szCs w:val="24"/>
         </w:rPr>
@@ -1407,7 +1116,7 @@
       </w:r>
       <w:r>
         <w:rPr>
-          <w:rFonts w:asciiTheme="minorHAnsi" w:hAnsiTheme="minorHAnsi" w:cstheme="minorHAnsi"/>
+          <w:rFonts w:ascii="Suzuki Pro" w:hAnsi="Suzuki Pro" w:cstheme="minorHAnsi"/>
           <w:spacing w:val="1"/>
           <w:sz w:val="24"/>
           <w:szCs w:val="24"/>
@@ -1416,23 +1125,15 @@
       </w:r>
       <w:r>
         <w:rPr>
-          <w:rFonts w:asciiTheme="minorHAnsi" w:hAnsiTheme="minorHAnsi" w:cstheme="minorHAnsi"/>
-          <w:sz w:val="24"/>
-          <w:szCs w:val="24"/>
-        </w:rPr>
-        <w:t>követően</w:t>
-      </w:r>
-      <w:r>
-        <w:rPr>
-          <w:rFonts w:asciiTheme="minorHAnsi" w:hAnsiTheme="minorHAnsi" w:cstheme="minorHAnsi"/>
-          <w:sz w:val="24"/>
-          <w:szCs w:val="24"/>
-        </w:rPr>
-        <w:t xml:space="preserve"> (labor és ultrahang)</w:t>
-      </w:r>
-      <w:r>
-        <w:rPr>
-          <w:rFonts w:asciiTheme="minorHAnsi" w:hAnsiTheme="minorHAnsi" w:cstheme="minorHAnsi"/>
+          <w:rFonts w:ascii="Suzuki Pro" w:hAnsi="Suzuki Pro" w:cstheme="minorHAnsi"/>
+          <w:sz w:val="24"/>
+          <w:szCs w:val="24"/>
+        </w:rPr>
+        <w:t>követően (labor és ultrahang)</w:t>
+      </w:r>
+      <w:r>
+        <w:rPr>
+          <w:rFonts w:ascii="Suzuki Pro" w:hAnsi="Suzuki Pro" w:cstheme="minorHAnsi"/>
           <w:spacing w:val="1"/>
           <w:sz w:val="24"/>
           <w:szCs w:val="24"/>
@@ -1441,7 +1142,7 @@
       </w:r>
       <w:r>
         <w:rPr>
-          <w:rFonts w:asciiTheme="minorHAnsi" w:hAnsiTheme="minorHAnsi" w:cstheme="minorHAnsi"/>
+          <w:rFonts w:ascii="Suzuki Pro" w:hAnsi="Suzuki Pro" w:cstheme="minorHAnsi"/>
           <w:sz w:val="24"/>
           <w:szCs w:val="24"/>
         </w:rPr>
@@ -1449,7 +1150,7 @@
       </w:r>
       <w:r>
         <w:rPr>
-          <w:rFonts w:asciiTheme="minorHAnsi" w:hAnsiTheme="minorHAnsi" w:cstheme="minorHAnsi"/>
+          <w:rFonts w:ascii="Suzuki Pro" w:hAnsi="Suzuki Pro" w:cstheme="minorHAnsi"/>
           <w:spacing w:val="1"/>
           <w:sz w:val="24"/>
           <w:szCs w:val="24"/>
@@ -1458,7 +1159,7 @@
       </w:r>
       <w:r>
         <w:rPr>
-          <w:rFonts w:asciiTheme="minorHAnsi" w:hAnsiTheme="minorHAnsi" w:cstheme="minorHAnsi"/>
+          <w:rFonts w:ascii="Suzuki Pro" w:hAnsi="Suzuki Pro" w:cstheme="minorHAnsi"/>
           <w:sz w:val="24"/>
           <w:szCs w:val="24"/>
         </w:rPr>
@@ -1467,7 +1168,7 @@
       <w:proofErr w:type="spellStart"/>
       <w:r>
         <w:rPr>
-          <w:rFonts w:asciiTheme="minorHAnsi" w:hAnsiTheme="minorHAnsi" w:cstheme="minorHAnsi"/>
+          <w:rFonts w:ascii="Suzuki Pro" w:hAnsi="Suzuki Pro" w:cstheme="minorHAnsi"/>
           <w:sz w:val="24"/>
           <w:szCs w:val="24"/>
         </w:rPr>
@@ -1476,7 +1177,7 @@
       <w:proofErr w:type="spellEnd"/>
       <w:r>
         <w:rPr>
-          <w:rFonts w:asciiTheme="minorHAnsi" w:hAnsiTheme="minorHAnsi" w:cstheme="minorHAnsi"/>
+          <w:rFonts w:ascii="Suzuki Pro" w:hAnsi="Suzuki Pro" w:cstheme="minorHAnsi"/>
           <w:sz w:val="24"/>
           <w:szCs w:val="24"/>
         </w:rPr>
@@ -1485,7 +1186,7 @@
       <w:proofErr w:type="spellStart"/>
       <w:r>
         <w:rPr>
-          <w:rFonts w:asciiTheme="minorHAnsi" w:hAnsiTheme="minorHAnsi" w:cstheme="minorHAnsi"/>
+          <w:rFonts w:ascii="Suzuki Pro" w:hAnsi="Suzuki Pro" w:cstheme="minorHAnsi"/>
           <w:sz w:val="24"/>
           <w:szCs w:val="24"/>
         </w:rPr>
@@ -1494,7 +1195,7 @@
       <w:proofErr w:type="spellEnd"/>
       <w:r>
         <w:rPr>
-          <w:rFonts w:asciiTheme="minorHAnsi" w:hAnsiTheme="minorHAnsi" w:cstheme="minorHAnsi"/>
+          <w:rFonts w:ascii="Suzuki Pro" w:hAnsi="Suzuki Pro" w:cstheme="minorHAnsi"/>
           <w:sz w:val="24"/>
           <w:szCs w:val="24"/>
         </w:rPr>
@@ -1503,7 +1204,7 @@
       <w:proofErr w:type="spellStart"/>
       <w:r>
         <w:rPr>
-          <w:rFonts w:asciiTheme="minorHAnsi" w:hAnsiTheme="minorHAnsi" w:cstheme="minorHAnsi"/>
+          <w:rFonts w:ascii="Suzuki Pro" w:hAnsi="Suzuki Pro" w:cstheme="minorHAnsi"/>
           <w:sz w:val="24"/>
           <w:szCs w:val="24"/>
         </w:rPr>
@@ -1512,33 +1213,23 @@
       <w:proofErr w:type="spellEnd"/>
       <w:r>
         <w:rPr>
-          <w:rFonts w:asciiTheme="minorHAnsi" w:hAnsiTheme="minorHAnsi" w:cstheme="minorHAnsi"/>
-          <w:sz w:val="24"/>
-          <w:szCs w:val="24"/>
-        </w:rPr>
-        <w:t xml:space="preserve"> formában </w:t>
-      </w:r>
-      <w:proofErr w:type="gramStart"/>
-      <w:r>
-        <w:rPr>
-          <w:rFonts w:asciiTheme="minorHAnsi" w:hAnsiTheme="minorHAnsi" w:cstheme="minorHAnsi"/>
-          <w:sz w:val="24"/>
-          <w:szCs w:val="24"/>
-        </w:rPr>
-        <w:t>kéri</w:t>
-      </w:r>
-      <w:proofErr w:type="gramEnd"/>
-      <w:r>
-        <w:rPr>
-          <w:rFonts w:asciiTheme="minorHAnsi" w:hAnsiTheme="minorHAnsi" w:cstheme="minorHAnsi"/>
-          <w:sz w:val="24"/>
-          <w:szCs w:val="24"/>
-        </w:rPr>
-        <w:t xml:space="preserve"> szendvicsét kérjük</w:t>
-      </w:r>
-      <w:r>
-        <w:rPr>
-          <w:rFonts w:asciiTheme="minorHAnsi" w:hAnsiTheme="minorHAnsi" w:cstheme="minorHAnsi"/>
+          <w:rFonts w:ascii="Suzuki Pro" w:hAnsi="Suzuki Pro" w:cstheme="minorHAnsi"/>
+          <w:sz w:val="24"/>
+          <w:szCs w:val="24"/>
+        </w:rPr>
+        <w:t xml:space="preserve"> </w:t>
+      </w:r>
+      <w:r>
+        <w:rPr>
+          <w:rFonts w:ascii="Suzuki Pro" w:hAnsi="Suzuki Pro" w:cstheme="minorHAnsi"/>
+          <w:sz w:val="24"/>
+          <w:szCs w:val="24"/>
+        </w:rPr>
+        <w:t>szendvicset fogyasztana</w:t>
+      </w:r>
+      <w:r>
+        <w:rPr>
+          <w:rFonts w:ascii="Suzuki Pro" w:hAnsi="Suzuki Pro" w:cstheme="minorHAnsi"/>
           <w:sz w:val="24"/>
           <w:szCs w:val="24"/>
         </w:rPr>
@@ -1546,17 +1237,33 @@
       </w:r>
       <w:r>
         <w:rPr>
-          <w:rFonts w:asciiTheme="minorHAnsi" w:hAnsiTheme="minorHAnsi" w:cstheme="minorHAnsi"/>
-          <w:sz w:val="24"/>
-          <w:szCs w:val="24"/>
-        </w:rPr>
-        <w:t xml:space="preserve"> jelezzen a </w:t>
+          <w:rFonts w:ascii="Suzuki Pro" w:hAnsi="Suzuki Pro" w:cstheme="minorHAnsi"/>
+          <w:sz w:val="24"/>
+          <w:szCs w:val="24"/>
+        </w:rPr>
+        <w:t xml:space="preserve"> kérjük, jelezze</w:t>
+      </w:r>
+      <w:r>
+        <w:rPr>
+          <w:rFonts w:ascii="Suzuki Pro" w:hAnsi="Suzuki Pro" w:cstheme="minorHAnsi"/>
+          <w:sz w:val="24"/>
+          <w:szCs w:val="24"/>
+        </w:rPr>
+        <w:t xml:space="preserve"> a</w:t>
+      </w:r>
+      <w:r>
+        <w:rPr>
+          <w:rFonts w:ascii="Suzuki Pro" w:hAnsi="Suzuki Pro" w:cstheme="minorHAnsi"/>
+          <w:sz w:val="24"/>
+          <w:szCs w:val="24"/>
+        </w:rPr>
+        <w:t xml:space="preserve">zt nekünk a </w:t>
       </w:r>
       <w:hyperlink r:id="rId7" w:history="1">
         <w:r>
           <w:rPr>
             <w:rStyle w:val="Hiperhivatkozs"/>
-            <w:rFonts w:asciiTheme="minorHAnsi" w:hAnsiTheme="minorHAnsi" w:cstheme="minorHAnsi"/>
+            <w:rFonts w:ascii="Suzuki Pro" w:hAnsi="Suzuki Pro" w:cstheme="minorHAnsi"/>
             <w:color w:val="auto"/>
             <w:sz w:val="24"/>
             <w:szCs w:val="24"/>
@@ -1566,11 +1273,27 @@
       </w:hyperlink>
       <w:r>
         <w:rPr>
-          <w:rFonts w:asciiTheme="minorHAnsi" w:hAnsiTheme="minorHAnsi" w:cstheme="minorHAnsi"/>
-          <w:sz w:val="24"/>
-          <w:szCs w:val="24"/>
-        </w:rPr>
-        <w:t xml:space="preserve"> e-mail címen, továbbá minden plusz vizsgálati igényét is erre az e-mail címre tudja jelezni.</w:t>
+          <w:rFonts w:ascii="Suzuki Pro" w:hAnsi="Suzuki Pro" w:cstheme="minorHAnsi"/>
+          <w:sz w:val="24"/>
+          <w:szCs w:val="24"/>
+        </w:rPr>
+        <w:t xml:space="preserve"> e-mail címen, plusz vizsgálati igényét is erre az e-mail címre </w:t>
+      </w:r>
+      <w:r>
+        <w:rPr>
+          <w:rFonts w:ascii="Suzuki Pro" w:hAnsi="Suzuki Pro" w:cstheme="minorHAnsi"/>
+          <w:sz w:val="24"/>
+          <w:szCs w:val="24"/>
+        </w:rPr>
+        <w:t>legyen kedves elküldeni</w:t>
+      </w:r>
+      <w:r>
+        <w:rPr>
+          <w:rFonts w:ascii="Suzuki Pro" w:hAnsi="Suzuki Pro" w:cstheme="minorHAnsi"/>
+          <w:sz w:val="24"/>
+          <w:szCs w:val="24"/>
+        </w:rPr>
+        <w:t>.</w:t>
       </w:r>
     </w:p>
     <w:p>
@@ -1583,17 +1306,17 @@
         <w:tabs>
           <w:tab w:val="left" w:pos="856"/>
         </w:tabs>
-        <w:spacing w:before="9" w:line="357" w:lineRule="auto"/>
-        <w:ind w:right="132"/>
-        <w:rPr>
-          <w:rFonts w:asciiTheme="minorHAnsi" w:hAnsiTheme="minorHAnsi" w:cstheme="minorHAnsi"/>
-          <w:sz w:val="24"/>
-          <w:szCs w:val="24"/>
-        </w:rPr>
-      </w:pPr>
-      <w:r>
-        <w:rPr>
-          <w:rFonts w:asciiTheme="minorHAnsi" w:hAnsiTheme="minorHAnsi" w:cstheme="minorHAnsi"/>
+        <w:spacing w:before="9" w:after="120"/>
+        <w:ind w:left="714" w:right="132" w:hanging="357"/>
+        <w:rPr>
+          <w:rFonts w:ascii="Suzuki Pro" w:hAnsi="Suzuki Pro" w:cstheme="minorHAnsi"/>
+          <w:sz w:val="24"/>
+          <w:szCs w:val="24"/>
+        </w:rPr>
+      </w:pPr>
+      <w:r>
+        <w:rPr>
+          <w:rFonts w:ascii="Suzuki Pro" w:hAnsi="Suzuki Pro" w:cstheme="minorHAnsi"/>
           <w:sz w:val="24"/>
           <w:szCs w:val="24"/>
         </w:rPr>
@@ -1601,23 +1324,31 @@
       </w:r>
       <w:r>
         <w:rPr>
-          <w:rFonts w:asciiTheme="minorHAnsi" w:hAnsiTheme="minorHAnsi" w:cstheme="minorHAnsi"/>
-          <w:sz w:val="24"/>
-          <w:szCs w:val="24"/>
-        </w:rPr>
-        <w:t>átadunk</w:t>
-      </w:r>
-      <w:r>
-        <w:rPr>
-          <w:rFonts w:asciiTheme="minorHAnsi" w:hAnsiTheme="minorHAnsi" w:cstheme="minorHAnsi"/>
-          <w:sz w:val="24"/>
-          <w:szCs w:val="24"/>
-        </w:rPr>
-        <w:t xml:space="preserve"> minden aznap elkészült vizsgálati dokumentációt. A</w:t>
-      </w:r>
-      <w:r>
-        <w:rPr>
-          <w:rFonts w:asciiTheme="minorHAnsi" w:hAnsiTheme="minorHAnsi" w:cstheme="minorHAnsi"/>
+          <w:rFonts w:ascii="Suzuki Pro" w:hAnsi="Suzuki Pro" w:cstheme="minorHAnsi"/>
+          <w:sz w:val="24"/>
+          <w:szCs w:val="24"/>
+        </w:rPr>
+        <w:t>kézhez kapja az aznap</w:t>
+      </w:r>
+      <w:r>
+        <w:rPr>
+          <w:rFonts w:ascii="Suzuki Pro" w:hAnsi="Suzuki Pro" w:cstheme="minorHAnsi"/>
+          <w:sz w:val="24"/>
+          <w:szCs w:val="24"/>
+        </w:rPr>
+        <w:t xml:space="preserve"> elk</w:t>
+      </w:r>
+      <w:r>
+        <w:rPr>
+          <w:rFonts w:ascii="Suzuki Pro" w:hAnsi="Suzuki Pro" w:cstheme="minorHAnsi"/>
+          <w:sz w:val="24"/>
+          <w:szCs w:val="24"/>
+        </w:rPr>
+        <w:t>észült vizsgálati dokumentációt, a</w:t>
+      </w:r>
+      <w:r>
+        <w:rPr>
+          <w:rFonts w:ascii="Suzuki Pro" w:hAnsi="Suzuki Pro" w:cstheme="minorHAnsi"/>
           <w:spacing w:val="1"/>
           <w:sz w:val="24"/>
           <w:szCs w:val="24"/>
@@ -1626,7 +1357,7 @@
       </w:r>
       <w:r>
         <w:rPr>
-          <w:rFonts w:asciiTheme="minorHAnsi" w:hAnsiTheme="minorHAnsi" w:cstheme="minorHAnsi"/>
+          <w:rFonts w:ascii="Suzuki Pro" w:hAnsi="Suzuki Pro" w:cstheme="minorHAnsi"/>
           <w:sz w:val="24"/>
           <w:szCs w:val="24"/>
         </w:rPr>
@@ -1643,14 +1374,15 @@
         <w:tabs>
           <w:tab w:val="left" w:pos="856"/>
         </w:tabs>
-        <w:spacing w:before="9" w:line="340" w:lineRule="auto"/>
-        <w:ind w:right="132"/>
-        <w:rPr>
-          <w:rFonts w:asciiTheme="minorHAnsi" w:hAnsiTheme="minorHAnsi" w:cstheme="minorHAnsi"/>
+        <w:spacing w:before="9" w:after="120"/>
+        <w:ind w:left="714" w:right="132" w:hanging="357"/>
+        <w:rPr>
+          <w:rFonts w:ascii="Suzuki Pro" w:hAnsi="Suzuki Pro" w:cstheme="minorHAnsi"/>
           <w:sz w:val="24"/>
           <w:szCs w:val="24"/>
         </w:rPr>
         <w:sectPr>
+          <w:headerReference w:type="default" r:id="rId8"/>
           <w:type w:val="continuous"/>
           <w:pgSz w:w="11910" w:h="16840"/>
           <w:pgMar w:top="940" w:right="1280" w:bottom="280" w:left="1134" w:header="708" w:footer="708" w:gutter="0"/>
@@ -1659,15 +1391,23 @@
       </w:pPr>
       <w:r>
         <w:rPr>
-          <w:rFonts w:asciiTheme="minorHAnsi" w:hAnsiTheme="minorHAnsi" w:cstheme="minorHAnsi"/>
-          <w:sz w:val="24"/>
-          <w:szCs w:val="24"/>
-        </w:rPr>
-        <w:t>A vizsgálatok zárásaként írásos</w:t>
-      </w:r>
-      <w:r>
-        <w:rPr>
-          <w:rFonts w:asciiTheme="minorHAnsi" w:hAnsiTheme="minorHAnsi" w:cstheme="minorHAnsi"/>
+          <w:rFonts w:ascii="Suzuki Pro" w:hAnsi="Suzuki Pro" w:cstheme="minorHAnsi"/>
+          <w:sz w:val="24"/>
+          <w:szCs w:val="24"/>
+        </w:rPr>
+        <w:t>A vizsgálat</w:t>
+      </w:r>
+      <w:r>
+        <w:rPr>
+          <w:rFonts w:ascii="Suzuki Pro" w:hAnsi="Suzuki Pro" w:cstheme="minorHAnsi"/>
+          <w:sz w:val="24"/>
+          <w:szCs w:val="24"/>
+        </w:rPr>
+        <w:t xml:space="preserve"> zárásaként írásos</w:t>
+      </w:r>
+      <w:r>
+        <w:rPr>
+          <w:rFonts w:ascii="Suzuki Pro" w:hAnsi="Suzuki Pro" w:cstheme="minorHAnsi"/>
           <w:spacing w:val="1"/>
           <w:sz w:val="24"/>
           <w:szCs w:val="24"/>
@@ -1676,46 +1416,75 @@
       </w:r>
       <w:r>
         <w:rPr>
-          <w:rFonts w:asciiTheme="minorHAnsi" w:hAnsiTheme="minorHAnsi" w:cstheme="minorHAnsi"/>
-          <w:sz w:val="24"/>
-          <w:szCs w:val="24"/>
-        </w:rPr>
-        <w:t>összefoglalót küldünk az Ön által megadott e-mail címre és ugyan ez igaz</w:t>
-      </w:r>
-      <w:r>
-        <w:rPr>
-          <w:rFonts w:asciiTheme="minorHAnsi" w:hAnsiTheme="minorHAnsi" w:cstheme="minorHAnsi"/>
-          <w:spacing w:val="-52"/>
-          <w:sz w:val="24"/>
-          <w:szCs w:val="24"/>
-        </w:rPr>
-        <w:t xml:space="preserve"> </w:t>
-      </w:r>
-      <w:r>
-        <w:rPr>
-          <w:rFonts w:asciiTheme="minorHAnsi" w:hAnsiTheme="minorHAnsi" w:cstheme="minorHAnsi"/>
-          <w:sz w:val="24"/>
-          <w:szCs w:val="24"/>
-        </w:rPr>
-        <w:t xml:space="preserve">a laboreredményekre is. A laboreredményeket 1-2 munkanapon belül, míg </w:t>
-      </w:r>
-      <w:proofErr w:type="gramStart"/>
-      <w:r>
-        <w:rPr>
-          <w:rFonts w:asciiTheme="minorHAnsi" w:hAnsiTheme="minorHAnsi" w:cstheme="minorHAnsi"/>
-          <w:sz w:val="24"/>
-          <w:szCs w:val="24"/>
-        </w:rPr>
-        <w:t>a</w:t>
-      </w:r>
-      <w:proofErr w:type="gramEnd"/>
-      <w:r>
-        <w:rPr>
-          <w:rFonts w:asciiTheme="minorHAnsi" w:hAnsiTheme="minorHAnsi" w:cstheme="minorHAnsi"/>
-          <w:sz w:val="24"/>
-          <w:szCs w:val="24"/>
-        </w:rPr>
-        <w:t xml:space="preserve"> összefoglaló véleményt 15 munkanapon belül fogja megkapni e-mail címére.</w:t>
+          <w:rFonts w:ascii="Suzuki Pro" w:hAnsi="Suzuki Pro" w:cstheme="minorHAnsi"/>
+          <w:sz w:val="24"/>
+          <w:szCs w:val="24"/>
+        </w:rPr>
+        <w:t>összefoglalót küldünk az Ö</w:t>
+      </w:r>
+      <w:r>
+        <w:rPr>
+          <w:rFonts w:ascii="Suzuki Pro" w:hAnsi="Suzuki Pro" w:cstheme="minorHAnsi"/>
+          <w:sz w:val="24"/>
+          <w:szCs w:val="24"/>
+        </w:rPr>
+        <w:t>n által megadott e-mail címre,</w:t>
+      </w:r>
+      <w:r>
+        <w:rPr>
+          <w:rFonts w:ascii="Suzuki Pro" w:hAnsi="Suzuki Pro" w:cstheme="minorHAnsi"/>
+          <w:sz w:val="24"/>
+          <w:szCs w:val="24"/>
+        </w:rPr>
+        <w:t xml:space="preserve"> </w:t>
+      </w:r>
+      <w:r>
+        <w:rPr>
+          <w:rFonts w:ascii="Suzuki Pro" w:hAnsi="Suzuki Pro" w:cstheme="minorHAnsi"/>
+          <w:sz w:val="24"/>
+          <w:szCs w:val="24"/>
+        </w:rPr>
+        <w:t>melyre a laboreredményeket</w:t>
+      </w:r>
+      <w:r>
+        <w:rPr>
+          <w:rFonts w:ascii="Suzuki Pro" w:hAnsi="Suzuki Pro" w:cstheme="minorHAnsi"/>
+          <w:sz w:val="24"/>
+          <w:szCs w:val="24"/>
+        </w:rPr>
+        <w:t xml:space="preserve"> is</w:t>
+      </w:r>
+      <w:r>
+        <w:rPr>
+          <w:rFonts w:ascii="Suzuki Pro" w:hAnsi="Suzuki Pro" w:cstheme="minorHAnsi"/>
+          <w:sz w:val="24"/>
+          <w:szCs w:val="24"/>
+        </w:rPr>
+        <w:t xml:space="preserve"> elküldjük Önnek</w:t>
+      </w:r>
+      <w:r>
+        <w:rPr>
+          <w:rFonts w:ascii="Suzuki Pro" w:hAnsi="Suzuki Pro" w:cstheme="minorHAnsi"/>
+          <w:sz w:val="24"/>
+          <w:szCs w:val="24"/>
+        </w:rPr>
+        <w:t>. A laboreredményeket 1-2 munkanapon belül, míg a</w:t>
+      </w:r>
+      <w:r>
+        <w:rPr>
+          <w:rFonts w:ascii="Suzuki Pro" w:hAnsi="Suzuki Pro" w:cstheme="minorHAnsi"/>
+          <w:sz w:val="24"/>
+          <w:szCs w:val="24"/>
+        </w:rPr>
+        <w:t>z összefoglaló vélemény</w:t>
+      </w:r>
+      <w:r>
+        <w:rPr>
+          <w:rFonts w:ascii="Suzuki Pro" w:hAnsi="Suzuki Pro" w:cstheme="minorHAnsi"/>
+          <w:sz w:val="24"/>
+          <w:szCs w:val="24"/>
+        </w:rPr>
+        <w:t xml:space="preserve"> 15 munkanapon belül fogja megkapni.</w:t>
       </w:r>
     </w:p>
     <w:p>
@@ -1725,14 +1494,14 @@
         <w:ind w:left="0"/>
         <w:jc w:val="both"/>
         <w:rPr>
-          <w:rFonts w:asciiTheme="minorHAnsi" w:hAnsiTheme="minorHAnsi" w:cstheme="minorHAnsi"/>
-          <w:sz w:val="24"/>
-          <w:szCs w:val="24"/>
-        </w:rPr>
-      </w:pPr>
-      <w:r>
-        <w:rPr>
-          <w:rFonts w:asciiTheme="minorHAnsi" w:hAnsiTheme="minorHAnsi" w:cstheme="minorHAnsi"/>
+          <w:rFonts w:ascii="Suzuki Pro" w:hAnsi="Suzuki Pro" w:cstheme="minorHAnsi"/>
+          <w:sz w:val="24"/>
+          <w:szCs w:val="24"/>
+        </w:rPr>
+      </w:pPr>
+      <w:r>
+        <w:rPr>
+          <w:rFonts w:ascii="Suzuki Pro" w:hAnsi="Suzuki Pro" w:cstheme="minorHAnsi"/>
           <w:sz w:val="24"/>
           <w:szCs w:val="24"/>
         </w:rPr>
@@ -1741,7 +1510,7 @@
       </w:r>
       <w:r>
         <w:rPr>
-          <w:rFonts w:asciiTheme="minorHAnsi" w:hAnsiTheme="minorHAnsi" w:cstheme="minorHAnsi"/>
+          <w:rFonts w:ascii="Suzuki Pro" w:hAnsi="Suzuki Pro" w:cstheme="minorHAnsi"/>
           <w:spacing w:val="-1"/>
           <w:sz w:val="24"/>
           <w:szCs w:val="24"/>
@@ -1750,7 +1519,7 @@
       </w:r>
       <w:r>
         <w:rPr>
-          <w:rFonts w:asciiTheme="minorHAnsi" w:hAnsiTheme="minorHAnsi" w:cstheme="minorHAnsi"/>
+          <w:rFonts w:ascii="Suzuki Pro" w:hAnsi="Suzuki Pro" w:cstheme="minorHAnsi"/>
           <w:sz w:val="24"/>
           <w:szCs w:val="24"/>
         </w:rPr>
@@ -1767,17 +1536,17 @@
         <w:tabs>
           <w:tab w:val="left" w:pos="720"/>
         </w:tabs>
-        <w:spacing w:before="145" w:line="357" w:lineRule="auto"/>
-        <w:ind w:right="133"/>
-        <w:rPr>
-          <w:rFonts w:asciiTheme="minorHAnsi" w:hAnsiTheme="minorHAnsi" w:cstheme="minorHAnsi"/>
-          <w:sz w:val="24"/>
-          <w:szCs w:val="24"/>
-        </w:rPr>
-      </w:pPr>
-      <w:r>
-        <w:rPr>
-          <w:rFonts w:asciiTheme="minorHAnsi" w:hAnsiTheme="minorHAnsi" w:cstheme="minorHAnsi"/>
+        <w:spacing w:before="145" w:after="120"/>
+        <w:ind w:left="714" w:right="133" w:hanging="357"/>
+        <w:rPr>
+          <w:rFonts w:ascii="Suzuki Pro" w:hAnsi="Suzuki Pro" w:cstheme="minorHAnsi"/>
+          <w:sz w:val="24"/>
+          <w:szCs w:val="24"/>
+        </w:rPr>
+      </w:pPr>
+      <w:r>
+        <w:rPr>
+          <w:rFonts w:ascii="Suzuki Pro" w:hAnsi="Suzuki Pro" w:cstheme="minorHAnsi"/>
           <w:sz w:val="24"/>
           <w:szCs w:val="24"/>
         </w:rPr>
@@ -1785,35 +1554,49 @@
       </w:r>
       <w:r>
         <w:rPr>
-          <w:rFonts w:asciiTheme="minorHAnsi" w:hAnsiTheme="minorHAnsi" w:cstheme="minorHAnsi"/>
+          <w:rFonts w:ascii="Suzuki Pro" w:hAnsi="Suzuki Pro" w:cstheme="minorHAnsi"/>
           <w:spacing w:val="1"/>
           <w:sz w:val="24"/>
           <w:szCs w:val="24"/>
         </w:rPr>
-        <w:t xml:space="preserve"> a </w:t>
-      </w:r>
-      <w:proofErr w:type="gramStart"/>
-      <w:r>
-        <w:rPr>
-          <w:rFonts w:asciiTheme="minorHAnsi" w:hAnsiTheme="minorHAnsi" w:cstheme="minorHAnsi"/>
+        <w:t xml:space="preserve"> a vizsgálatokra </w:t>
+      </w:r>
+      <w:r>
+        <w:rPr>
+          <w:rFonts w:ascii="Suzuki Pro" w:hAnsi="Suzuki Pro" w:cstheme="minorHAnsi"/>
+          <w:sz w:val="24"/>
+          <w:szCs w:val="24"/>
+        </w:rPr>
+        <w:t>éhgyomorra</w:t>
+      </w:r>
+      <w:r>
+        <w:rPr>
+          <w:rFonts w:ascii="Suzuki Pro" w:hAnsi="Suzuki Pro" w:cstheme="minorHAnsi"/>
+          <w:sz w:val="24"/>
+          <w:szCs w:val="24"/>
+        </w:rPr>
+        <w:t>l</w:t>
+      </w:r>
+      <w:r>
+        <w:rPr>
+          <w:rFonts w:ascii="Suzuki Pro" w:hAnsi="Suzuki Pro" w:cstheme="minorHAnsi"/>
           <w:spacing w:val="1"/>
           <w:sz w:val="24"/>
           <w:szCs w:val="24"/>
         </w:rPr>
-        <w:t xml:space="preserve">vizsgálatokra </w:t>
-      </w:r>
-      <w:r>
-        <w:rPr>
-          <w:rFonts w:asciiTheme="minorHAnsi" w:hAnsiTheme="minorHAnsi" w:cstheme="minorHAnsi"/>
-          <w:sz w:val="24"/>
-          <w:szCs w:val="24"/>
-        </w:rPr>
-        <w:t>éhgyomorra</w:t>
-      </w:r>
-      <w:proofErr w:type="gramEnd"/>
-      <w:r>
-        <w:rPr>
-          <w:rFonts w:asciiTheme="minorHAnsi" w:hAnsiTheme="minorHAnsi" w:cstheme="minorHAnsi"/>
+        <w:t xml:space="preserve"> </w:t>
+      </w:r>
+      <w:r>
+        <w:rPr>
+          <w:rFonts w:ascii="Suzuki Pro" w:hAnsi="Suzuki Pro" w:cstheme="minorHAnsi"/>
+          <w:sz w:val="24"/>
+          <w:szCs w:val="24"/>
+        </w:rPr>
+        <w:t>érkezzen.</w:t>
+      </w:r>
+      <w:r>
+        <w:rPr>
+          <w:rFonts w:ascii="Suzuki Pro" w:hAnsi="Suzuki Pro" w:cstheme="minorHAnsi"/>
           <w:spacing w:val="1"/>
           <w:sz w:val="24"/>
           <w:szCs w:val="24"/>
@@ -1822,15 +1605,81 @@
       </w:r>
       <w:r>
         <w:rPr>
-          <w:rFonts w:asciiTheme="minorHAnsi" w:hAnsiTheme="minorHAnsi" w:cstheme="minorHAnsi"/>
-          <w:sz w:val="24"/>
-          <w:szCs w:val="24"/>
-        </w:rPr>
-        <w:t>érkezzen.</w:t>
-      </w:r>
-      <w:r>
-        <w:rPr>
-          <w:rFonts w:asciiTheme="minorHAnsi" w:hAnsiTheme="minorHAnsi" w:cstheme="minorHAnsi"/>
+          <w:rFonts w:ascii="Suzuki Pro" w:hAnsi="Suzuki Pro" w:cstheme="minorHAnsi"/>
+          <w:sz w:val="24"/>
+          <w:szCs w:val="24"/>
+        </w:rPr>
+        <w:t>Ez különösen fontos a labor</w:t>
+      </w:r>
+      <w:r>
+        <w:rPr>
+          <w:rFonts w:ascii="Suzuki Pro" w:hAnsi="Suzuki Pro" w:cstheme="minorHAnsi"/>
+          <w:sz w:val="24"/>
+          <w:szCs w:val="24"/>
+        </w:rPr>
+        <w:t>,</w:t>
+      </w:r>
+      <w:r>
+        <w:rPr>
+          <w:rFonts w:ascii="Suzuki Pro" w:hAnsi="Suzuki Pro" w:cstheme="minorHAnsi"/>
+          <w:sz w:val="24"/>
+          <w:szCs w:val="24"/>
+        </w:rPr>
+        <w:t xml:space="preserve"> </w:t>
+      </w:r>
+      <w:r>
+        <w:rPr>
+          <w:rFonts w:ascii="Suzuki Pro" w:hAnsi="Suzuki Pro" w:cstheme="minorHAnsi"/>
+          <w:sz w:val="24"/>
+          <w:szCs w:val="24"/>
+        </w:rPr>
+        <w:t>illetve</w:t>
+      </w:r>
+      <w:r>
+        <w:rPr>
+          <w:rFonts w:ascii="Suzuki Pro" w:hAnsi="Suzuki Pro" w:cstheme="minorHAnsi"/>
+          <w:sz w:val="24"/>
+          <w:szCs w:val="24"/>
+        </w:rPr>
+        <w:t xml:space="preserve"> hasi-és kismedencei ultrahang </w:t>
+      </w:r>
+      <w:r>
+        <w:rPr>
+          <w:rFonts w:ascii="Suzuki Pro" w:hAnsi="Suzuki Pro" w:cstheme="minorHAnsi"/>
+          <w:sz w:val="24"/>
+          <w:szCs w:val="24"/>
+        </w:rPr>
+        <w:t xml:space="preserve">vizsgálat </w:t>
+      </w:r>
+      <w:r>
+        <w:rPr>
+          <w:rFonts w:ascii="Suzuki Pro" w:hAnsi="Suzuki Pro" w:cstheme="minorHAnsi"/>
+          <w:sz w:val="24"/>
+          <w:szCs w:val="24"/>
+        </w:rPr>
+        <w:t>esetén</w:t>
+      </w:r>
+      <w:r>
+        <w:rPr>
+          <w:rFonts w:ascii="Suzuki Pro" w:hAnsi="Suzuki Pro" w:cstheme="minorHAnsi"/>
+          <w:sz w:val="24"/>
+          <w:szCs w:val="24"/>
+        </w:rPr>
+        <w:t xml:space="preserve">. Ezen vizsgálatok előtt </w:t>
+      </w:r>
+      <w:proofErr w:type="spellStart"/>
+      <w:r>
+        <w:rPr>
+          <w:rFonts w:ascii="Suzuki Pro" w:hAnsi="Suzuki Pro" w:cstheme="minorHAnsi"/>
+          <w:sz w:val="24"/>
+          <w:szCs w:val="24"/>
+        </w:rPr>
+        <w:t>fogyasszon</w:t>
+      </w:r>
+      <w:proofErr w:type="spellEnd"/>
+      <w:r>
+        <w:rPr>
+          <w:rFonts w:ascii="Suzuki Pro" w:hAnsi="Suzuki Pro" w:cstheme="minorHAnsi"/>
           <w:spacing w:val="1"/>
           <w:sz w:val="24"/>
           <w:szCs w:val="24"/>
@@ -1839,73 +1688,15 @@
       </w:r>
       <w:r>
         <w:rPr>
-          <w:rFonts w:asciiTheme="minorHAnsi" w:hAnsiTheme="minorHAnsi" w:cstheme="minorHAnsi"/>
-          <w:sz w:val="24"/>
-          <w:szCs w:val="24"/>
-        </w:rPr>
-        <w:t xml:space="preserve">Ez különösen fontos a labor </w:t>
-      </w:r>
-      <w:r>
-        <w:rPr>
-          <w:rFonts w:asciiTheme="minorHAnsi" w:hAnsiTheme="minorHAnsi" w:cstheme="minorHAnsi"/>
-          <w:sz w:val="24"/>
-          <w:szCs w:val="24"/>
-        </w:rPr>
-        <w:t>illetve</w:t>
-      </w:r>
-      <w:r>
-        <w:rPr>
-          <w:rFonts w:asciiTheme="minorHAnsi" w:hAnsiTheme="minorHAnsi" w:cstheme="minorHAnsi"/>
-          <w:sz w:val="24"/>
-          <w:szCs w:val="24"/>
-        </w:rPr>
-        <w:t xml:space="preserve"> hasi-és kismed</w:t>
-      </w:r>
-      <w:r>
-        <w:rPr>
-          <w:rFonts w:asciiTheme="minorHAnsi" w:hAnsiTheme="minorHAnsi" w:cstheme="minorHAnsi"/>
-          <w:sz w:val="24"/>
-          <w:szCs w:val="24"/>
-        </w:rPr>
-        <w:t>e</w:t>
-      </w:r>
-      <w:r>
-        <w:rPr>
-          <w:rFonts w:asciiTheme="minorHAnsi" w:hAnsiTheme="minorHAnsi" w:cstheme="minorHAnsi"/>
-          <w:sz w:val="24"/>
-          <w:szCs w:val="24"/>
-        </w:rPr>
-        <w:t xml:space="preserve">ncei ultrahang </w:t>
-      </w:r>
-      <w:r>
-        <w:rPr>
-          <w:rFonts w:asciiTheme="minorHAnsi" w:hAnsiTheme="minorHAnsi" w:cstheme="minorHAnsi"/>
-          <w:sz w:val="24"/>
-          <w:szCs w:val="24"/>
-        </w:rPr>
-        <w:t xml:space="preserve">vizsgálat </w:t>
-      </w:r>
-      <w:r>
-        <w:rPr>
-          <w:rFonts w:asciiTheme="minorHAnsi" w:hAnsiTheme="minorHAnsi" w:cstheme="minorHAnsi"/>
-          <w:sz w:val="24"/>
-          <w:szCs w:val="24"/>
-        </w:rPr>
-        <w:t xml:space="preserve">miatt. Ezen vizsgálatok előtt </w:t>
-      </w:r>
-      <w:proofErr w:type="spellStart"/>
-      <w:r>
-        <w:rPr>
-          <w:rFonts w:asciiTheme="minorHAnsi" w:hAnsiTheme="minorHAnsi" w:cstheme="minorHAnsi"/>
-          <w:sz w:val="24"/>
-          <w:szCs w:val="24"/>
-        </w:rPr>
-        <w:t>fogyasszon</w:t>
-      </w:r>
-      <w:proofErr w:type="spellEnd"/>
-      <w:r>
-        <w:rPr>
-          <w:rFonts w:asciiTheme="minorHAnsi" w:hAnsiTheme="minorHAnsi" w:cstheme="minorHAnsi"/>
+          <w:rFonts w:ascii="Suzuki Pro" w:hAnsi="Suzuki Pro" w:cstheme="minorHAnsi"/>
+          <w:sz w:val="24"/>
+          <w:szCs w:val="24"/>
+        </w:rPr>
+        <w:t>bőséggel</w:t>
+      </w:r>
+      <w:r>
+        <w:rPr>
+          <w:rFonts w:ascii="Suzuki Pro" w:hAnsi="Suzuki Pro" w:cstheme="minorHAnsi"/>
           <w:spacing w:val="1"/>
           <w:sz w:val="24"/>
           <w:szCs w:val="24"/>
@@ -1914,24 +1705,7 @@
       </w:r>
       <w:r>
         <w:rPr>
-          <w:rFonts w:asciiTheme="minorHAnsi" w:hAnsiTheme="minorHAnsi" w:cstheme="minorHAnsi"/>
-          <w:sz w:val="24"/>
-          <w:szCs w:val="24"/>
-        </w:rPr>
-        <w:t>bőséggel</w:t>
-      </w:r>
-      <w:r>
-        <w:rPr>
-          <w:rFonts w:asciiTheme="minorHAnsi" w:hAnsiTheme="minorHAnsi" w:cstheme="minorHAnsi"/>
-          <w:spacing w:val="1"/>
-          <w:sz w:val="24"/>
-          <w:szCs w:val="24"/>
-        </w:rPr>
-        <w:t xml:space="preserve"> </w:t>
-      </w:r>
-      <w:r>
-        <w:rPr>
-          <w:rFonts w:asciiTheme="minorHAnsi" w:hAnsiTheme="minorHAnsi" w:cstheme="minorHAnsi"/>
+          <w:rFonts w:ascii="Suzuki Pro" w:hAnsi="Suzuki Pro" w:cstheme="minorHAnsi"/>
           <w:sz w:val="24"/>
           <w:szCs w:val="24"/>
         </w:rPr>
@@ -1939,7 +1713,7 @@
       </w:r>
       <w:r>
         <w:rPr>
-          <w:rFonts w:asciiTheme="minorHAnsi" w:hAnsiTheme="minorHAnsi" w:cstheme="minorHAnsi"/>
+          <w:rFonts w:ascii="Suzuki Pro" w:hAnsi="Suzuki Pro" w:cstheme="minorHAnsi"/>
           <w:spacing w:val="-9"/>
           <w:sz w:val="24"/>
           <w:szCs w:val="24"/>
@@ -1948,7 +1722,7 @@
       </w:r>
       <w:r>
         <w:rPr>
-          <w:rFonts w:asciiTheme="minorHAnsi" w:hAnsiTheme="minorHAnsi" w:cstheme="minorHAnsi"/>
+          <w:rFonts w:ascii="Suzuki Pro" w:hAnsi="Suzuki Pro" w:cstheme="minorHAnsi"/>
           <w:sz w:val="24"/>
           <w:szCs w:val="24"/>
         </w:rPr>
@@ -1956,7 +1730,7 @@
       </w:r>
       <w:r>
         <w:rPr>
-          <w:rFonts w:asciiTheme="minorHAnsi" w:hAnsiTheme="minorHAnsi" w:cstheme="minorHAnsi"/>
+          <w:rFonts w:ascii="Suzuki Pro" w:hAnsi="Suzuki Pro" w:cstheme="minorHAnsi"/>
           <w:spacing w:val="-7"/>
           <w:sz w:val="24"/>
           <w:szCs w:val="24"/>
@@ -1965,7 +1739,7 @@
       </w:r>
       <w:r>
         <w:rPr>
-          <w:rFonts w:asciiTheme="minorHAnsi" w:hAnsiTheme="minorHAnsi" w:cstheme="minorHAnsi"/>
+          <w:rFonts w:ascii="Suzuki Pro" w:hAnsi="Suzuki Pro" w:cstheme="minorHAnsi"/>
           <w:sz w:val="24"/>
           <w:szCs w:val="24"/>
         </w:rPr>
@@ -1973,7 +1747,7 @@
       </w:r>
       <w:r>
         <w:rPr>
-          <w:rFonts w:asciiTheme="minorHAnsi" w:hAnsiTheme="minorHAnsi" w:cstheme="minorHAnsi"/>
+          <w:rFonts w:ascii="Suzuki Pro" w:hAnsi="Suzuki Pro" w:cstheme="minorHAnsi"/>
           <w:spacing w:val="-9"/>
           <w:sz w:val="24"/>
           <w:szCs w:val="24"/>
@@ -1982,7 +1756,7 @@
       </w:r>
       <w:r>
         <w:rPr>
-          <w:rFonts w:asciiTheme="minorHAnsi" w:hAnsiTheme="minorHAnsi" w:cstheme="minorHAnsi"/>
+          <w:rFonts w:ascii="Suzuki Pro" w:hAnsi="Suzuki Pro" w:cstheme="minorHAnsi"/>
           <w:sz w:val="24"/>
           <w:szCs w:val="24"/>
         </w:rPr>
@@ -1990,7 +1764,7 @@
       </w:r>
       <w:r>
         <w:rPr>
-          <w:rFonts w:asciiTheme="minorHAnsi" w:hAnsiTheme="minorHAnsi" w:cstheme="minorHAnsi"/>
+          <w:rFonts w:ascii="Suzuki Pro" w:hAnsi="Suzuki Pro" w:cstheme="minorHAnsi"/>
           <w:spacing w:val="-9"/>
           <w:sz w:val="24"/>
           <w:szCs w:val="24"/>
@@ -1999,7 +1773,7 @@
       </w:r>
       <w:r>
         <w:rPr>
-          <w:rFonts w:asciiTheme="minorHAnsi" w:hAnsiTheme="minorHAnsi" w:cstheme="minorHAnsi"/>
+          <w:rFonts w:ascii="Suzuki Pro" w:hAnsi="Suzuki Pro" w:cstheme="minorHAnsi"/>
           <w:sz w:val="24"/>
           <w:szCs w:val="24"/>
         </w:rPr>
@@ -2007,7 +1781,7 @@
       </w:r>
       <w:r>
         <w:rPr>
-          <w:rFonts w:asciiTheme="minorHAnsi" w:hAnsiTheme="minorHAnsi" w:cstheme="minorHAnsi"/>
+          <w:rFonts w:ascii="Suzuki Pro" w:hAnsi="Suzuki Pro" w:cstheme="minorHAnsi"/>
           <w:spacing w:val="-7"/>
           <w:sz w:val="24"/>
           <w:szCs w:val="24"/>
@@ -2016,7 +1790,7 @@
       </w:r>
       <w:r>
         <w:rPr>
-          <w:rFonts w:asciiTheme="minorHAnsi" w:hAnsiTheme="minorHAnsi" w:cstheme="minorHAnsi"/>
+          <w:rFonts w:ascii="Suzuki Pro" w:hAnsi="Suzuki Pro" w:cstheme="minorHAnsi"/>
           <w:sz w:val="24"/>
           <w:szCs w:val="24"/>
         </w:rPr>
@@ -2024,16 +1798,16 @@
       </w:r>
       <w:r>
         <w:rPr>
-          <w:rFonts w:asciiTheme="minorHAnsi" w:hAnsiTheme="minorHAnsi" w:cstheme="minorHAnsi"/>
+          <w:rFonts w:ascii="Suzuki Pro" w:hAnsi="Suzuki Pro" w:cstheme="minorHAnsi"/>
           <w:spacing w:val="-9"/>
           <w:sz w:val="24"/>
           <w:szCs w:val="24"/>
         </w:rPr>
-        <w:t xml:space="preserve"> pedig </w:t>
-      </w:r>
-      <w:r>
-        <w:rPr>
-          <w:rFonts w:asciiTheme="minorHAnsi" w:hAnsiTheme="minorHAnsi" w:cstheme="minorHAnsi"/>
+        <w:t xml:space="preserve"> </w:t>
+      </w:r>
+      <w:r>
+        <w:rPr>
+          <w:rFonts w:ascii="Suzuki Pro" w:hAnsi="Suzuki Pro" w:cstheme="minorHAnsi"/>
           <w:sz w:val="24"/>
           <w:szCs w:val="24"/>
         </w:rPr>
@@ -2041,7 +1815,7 @@
       </w:r>
       <w:r>
         <w:rPr>
-          <w:rFonts w:asciiTheme="minorHAnsi" w:hAnsiTheme="minorHAnsi" w:cstheme="minorHAnsi"/>
+          <w:rFonts w:ascii="Suzuki Pro" w:hAnsi="Suzuki Pro" w:cstheme="minorHAnsi"/>
           <w:spacing w:val="-7"/>
           <w:sz w:val="24"/>
           <w:szCs w:val="24"/>
@@ -2050,7 +1824,7 @@
       </w:r>
       <w:r>
         <w:rPr>
-          <w:rFonts w:asciiTheme="minorHAnsi" w:hAnsiTheme="minorHAnsi" w:cstheme="minorHAnsi"/>
+          <w:rFonts w:ascii="Suzuki Pro" w:hAnsi="Suzuki Pro" w:cstheme="minorHAnsi"/>
           <w:sz w:val="24"/>
           <w:szCs w:val="24"/>
         </w:rPr>
@@ -2058,7 +1832,7 @@
       </w:r>
       <w:r>
         <w:rPr>
-          <w:rFonts w:asciiTheme="minorHAnsi" w:hAnsiTheme="minorHAnsi" w:cstheme="minorHAnsi"/>
+          <w:rFonts w:ascii="Suzuki Pro" w:hAnsi="Suzuki Pro" w:cstheme="minorHAnsi"/>
           <w:spacing w:val="-9"/>
           <w:sz w:val="24"/>
           <w:szCs w:val="24"/>
@@ -2067,7 +1841,7 @@
       </w:r>
       <w:r>
         <w:rPr>
-          <w:rFonts w:asciiTheme="minorHAnsi" w:hAnsiTheme="minorHAnsi" w:cstheme="minorHAnsi"/>
+          <w:rFonts w:ascii="Suzuki Pro" w:hAnsi="Suzuki Pro" w:cstheme="minorHAnsi"/>
           <w:sz w:val="24"/>
           <w:szCs w:val="24"/>
         </w:rPr>
@@ -2084,57 +1858,58 @@
         <w:tabs>
           <w:tab w:val="left" w:pos="856"/>
         </w:tabs>
-        <w:rPr>
-          <w:rFonts w:asciiTheme="minorHAnsi" w:hAnsiTheme="minorHAnsi" w:cstheme="minorHAnsi"/>
-          <w:sz w:val="24"/>
-          <w:szCs w:val="24"/>
-        </w:rPr>
-      </w:pPr>
-      <w:r>
-        <w:rPr>
-          <w:rFonts w:asciiTheme="minorHAnsi" w:hAnsiTheme="minorHAnsi" w:cstheme="minorHAnsi"/>
-          <w:sz w:val="24"/>
-          <w:szCs w:val="24"/>
-        </w:rPr>
-        <w:t>Ha</w:t>
-      </w:r>
-      <w:r>
-        <w:rPr>
-          <w:rFonts w:asciiTheme="minorHAnsi" w:hAnsiTheme="minorHAnsi" w:cstheme="minorHAnsi"/>
-          <w:spacing w:val="-1"/>
-          <w:sz w:val="24"/>
-          <w:szCs w:val="24"/>
-        </w:rPr>
-        <w:t xml:space="preserve"> </w:t>
-      </w:r>
-      <w:r>
-        <w:rPr>
-          <w:rFonts w:asciiTheme="minorHAnsi" w:hAnsiTheme="minorHAnsi" w:cstheme="minorHAnsi"/>
-          <w:sz w:val="24"/>
-          <w:szCs w:val="24"/>
-        </w:rPr>
-        <w:t>rendszeresen</w:t>
-      </w:r>
-      <w:r>
-        <w:rPr>
-          <w:rFonts w:asciiTheme="minorHAnsi" w:hAnsiTheme="minorHAnsi" w:cstheme="minorHAnsi"/>
+        <w:spacing w:after="120"/>
+        <w:ind w:left="714" w:hanging="357"/>
+        <w:rPr>
+          <w:rFonts w:ascii="Suzuki Pro" w:hAnsi="Suzuki Pro" w:cstheme="minorHAnsi"/>
+          <w:sz w:val="24"/>
+          <w:szCs w:val="24"/>
+        </w:rPr>
+      </w:pPr>
+      <w:r>
+        <w:rPr>
+          <w:rFonts w:ascii="Suzuki Pro" w:hAnsi="Suzuki Pro" w:cstheme="minorHAnsi"/>
+          <w:sz w:val="24"/>
+          <w:szCs w:val="24"/>
+        </w:rPr>
+        <w:t>R</w:t>
+      </w:r>
+      <w:r>
+        <w:rPr>
+          <w:rFonts w:ascii="Suzuki Pro" w:hAnsi="Suzuki Pro" w:cstheme="minorHAnsi"/>
+          <w:sz w:val="24"/>
+          <w:szCs w:val="24"/>
+        </w:rPr>
+        <w:t>endszeresen</w:t>
+      </w:r>
+      <w:r>
+        <w:rPr>
+          <w:rFonts w:ascii="Suzuki Pro" w:hAnsi="Suzuki Pro" w:cstheme="minorHAnsi"/>
+          <w:sz w:val="24"/>
+          <w:szCs w:val="24"/>
+        </w:rPr>
+        <w:t xml:space="preserve"> </w:t>
+      </w:r>
+      <w:r>
+        <w:rPr>
+          <w:rFonts w:ascii="Suzuki Pro" w:hAnsi="Suzuki Pro" w:cstheme="minorHAnsi"/>
           <w:spacing w:val="2"/>
           <w:sz w:val="24"/>
           <w:szCs w:val="24"/>
         </w:rPr>
-        <w:t xml:space="preserve"> </w:t>
-      </w:r>
-      <w:r>
-        <w:rPr>
-          <w:rFonts w:asciiTheme="minorHAnsi" w:hAnsiTheme="minorHAnsi" w:cstheme="minorHAnsi"/>
-          <w:sz w:val="24"/>
-          <w:szCs w:val="24"/>
-        </w:rPr>
-        <w:t>gyógyszert szed,</w:t>
-      </w:r>
-      <w:r>
-        <w:rPr>
-          <w:rFonts w:asciiTheme="minorHAnsi" w:hAnsiTheme="minorHAnsi" w:cstheme="minorHAnsi"/>
+        <w:t xml:space="preserve">szedett </w:t>
+      </w:r>
+      <w:r>
+        <w:rPr>
+          <w:rFonts w:ascii="Suzuki Pro" w:hAnsi="Suzuki Pro" w:cstheme="minorHAnsi"/>
+          <w:sz w:val="24"/>
+          <w:szCs w:val="24"/>
+        </w:rPr>
+        <w:t>gyógyszereit a</w:t>
+      </w:r>
+      <w:r>
+        <w:rPr>
+          <w:rFonts w:ascii="Suzuki Pro" w:hAnsi="Suzuki Pro" w:cstheme="minorHAnsi"/>
           <w:spacing w:val="-4"/>
           <w:sz w:val="24"/>
           <w:szCs w:val="24"/>
@@ -2143,7 +1918,7 @@
       </w:r>
       <w:r>
         <w:rPr>
-          <w:rFonts w:asciiTheme="minorHAnsi" w:hAnsiTheme="minorHAnsi" w:cstheme="minorHAnsi"/>
+          <w:rFonts w:ascii="Suzuki Pro" w:hAnsi="Suzuki Pro" w:cstheme="minorHAnsi"/>
           <w:bCs/>
           <w:sz w:val="24"/>
           <w:szCs w:val="24"/>
@@ -2152,7 +1927,7 @@
       </w:r>
       <w:r>
         <w:rPr>
-          <w:rFonts w:asciiTheme="minorHAnsi" w:hAnsiTheme="minorHAnsi" w:cstheme="minorHAnsi"/>
+          <w:rFonts w:ascii="Suzuki Pro" w:hAnsi="Suzuki Pro" w:cstheme="minorHAnsi"/>
           <w:bCs/>
           <w:spacing w:val="-3"/>
           <w:sz w:val="24"/>
@@ -2162,26 +1937,17 @@
       </w:r>
       <w:r>
         <w:rPr>
-          <w:rFonts w:asciiTheme="minorHAnsi" w:hAnsiTheme="minorHAnsi" w:cstheme="minorHAnsi"/>
-          <w:bCs/>
-          <w:sz w:val="24"/>
-          <w:szCs w:val="24"/>
-        </w:rPr>
-        <w:t>rendben</w:t>
-      </w:r>
-      <w:r>
-        <w:rPr>
-          <w:rFonts w:asciiTheme="minorHAnsi" w:hAnsiTheme="minorHAnsi" w:cstheme="minorHAnsi"/>
+          <w:rFonts w:ascii="Suzuki Pro" w:hAnsi="Suzuki Pro" w:cstheme="minorHAnsi"/>
           <w:bCs/>
           <w:spacing w:val="-3"/>
           <w:sz w:val="24"/>
           <w:szCs w:val="24"/>
         </w:rPr>
-        <w:t xml:space="preserve"> </w:t>
-      </w:r>
-      <w:r>
-        <w:rPr>
-          <w:rFonts w:asciiTheme="minorHAnsi" w:hAnsiTheme="minorHAnsi" w:cstheme="minorHAnsi"/>
+        <w:t xml:space="preserve">módon </w:t>
+      </w:r>
+      <w:r>
+        <w:rPr>
+          <w:rFonts w:ascii="Suzuki Pro" w:hAnsi="Suzuki Pro" w:cstheme="minorHAnsi"/>
           <w:bCs/>
           <w:sz w:val="24"/>
           <w:szCs w:val="24"/>
@@ -2190,7 +1956,7 @@
       </w:r>
       <w:r>
         <w:rPr>
-          <w:rFonts w:asciiTheme="minorHAnsi" w:hAnsiTheme="minorHAnsi" w:cstheme="minorHAnsi"/>
+          <w:rFonts w:ascii="Suzuki Pro" w:hAnsi="Suzuki Pro" w:cstheme="minorHAnsi"/>
           <w:bCs/>
           <w:spacing w:val="-1"/>
           <w:sz w:val="24"/>
@@ -2200,7 +1966,7 @@
       </w:r>
       <w:r>
         <w:rPr>
-          <w:rFonts w:asciiTheme="minorHAnsi" w:hAnsiTheme="minorHAnsi" w:cstheme="minorHAnsi"/>
+          <w:rFonts w:ascii="Suzuki Pro" w:hAnsi="Suzuki Pro" w:cstheme="minorHAnsi"/>
           <w:bCs/>
           <w:sz w:val="24"/>
           <w:szCs w:val="24"/>
@@ -2209,7 +1975,7 @@
       </w:r>
       <w:r>
         <w:rPr>
-          <w:rFonts w:asciiTheme="minorHAnsi" w:hAnsiTheme="minorHAnsi" w:cstheme="minorHAnsi"/>
+          <w:rFonts w:ascii="Suzuki Pro" w:hAnsi="Suzuki Pro" w:cstheme="minorHAnsi"/>
           <w:sz w:val="24"/>
           <w:szCs w:val="24"/>
         </w:rPr>
@@ -2226,25 +1992,57 @@
         <w:tabs>
           <w:tab w:val="left" w:pos="856"/>
         </w:tabs>
-        <w:spacing w:before="9" w:line="355" w:lineRule="auto"/>
-        <w:ind w:right="136"/>
-        <w:rPr>
-          <w:rFonts w:asciiTheme="minorHAnsi" w:hAnsiTheme="minorHAnsi" w:cstheme="minorHAnsi"/>
-          <w:sz w:val="24"/>
-          <w:szCs w:val="24"/>
-        </w:rPr>
-      </w:pPr>
-      <w:r>
-        <w:rPr>
-          <w:rFonts w:asciiTheme="minorHAnsi" w:hAnsiTheme="minorHAnsi" w:cstheme="minorHAnsi"/>
-          <w:sz w:val="24"/>
-          <w:szCs w:val="24"/>
-        </w:rPr>
-        <w:t>Laborcsomagja tartalmaz vizeletvizsgálatot. A minta leadása a rendelőben csak az ultrahang vizsgálatok elvégzését követően</w:t>
-      </w:r>
-      <w:r>
-        <w:rPr>
-          <w:rFonts w:asciiTheme="minorHAnsi" w:hAnsiTheme="minorHAnsi" w:cstheme="minorHAnsi"/>
+        <w:spacing w:before="9" w:after="120"/>
+        <w:ind w:left="714" w:right="136" w:hanging="357"/>
+        <w:rPr>
+          <w:rFonts w:ascii="Suzuki Pro" w:hAnsi="Suzuki Pro" w:cstheme="minorHAnsi"/>
+          <w:sz w:val="24"/>
+          <w:szCs w:val="24"/>
+        </w:rPr>
+      </w:pPr>
+      <w:r>
+        <w:rPr>
+          <w:rFonts w:ascii="Suzuki Pro" w:hAnsi="Suzuki Pro" w:cstheme="minorHAnsi"/>
+          <w:sz w:val="24"/>
+          <w:szCs w:val="24"/>
+        </w:rPr>
+        <w:t xml:space="preserve">Laborcsomagja </w:t>
+      </w:r>
+      <w:r>
+        <w:rPr>
+          <w:rFonts w:ascii="Suzuki Pro" w:hAnsi="Suzuki Pro" w:cstheme="minorHAnsi"/>
+          <w:sz w:val="24"/>
+          <w:szCs w:val="24"/>
+        </w:rPr>
+        <w:t>vizeletvizsgálatot</w:t>
+      </w:r>
+      <w:r>
+        <w:rPr>
+          <w:rFonts w:ascii="Suzuki Pro" w:hAnsi="Suzuki Pro" w:cstheme="minorHAnsi"/>
+          <w:sz w:val="24"/>
+          <w:szCs w:val="24"/>
+        </w:rPr>
+        <w:t xml:space="preserve"> is tartalmaz. A minta leadása </w:t>
+      </w:r>
+      <w:r>
+        <w:rPr>
+          <w:rFonts w:ascii="Suzuki Pro" w:hAnsi="Suzuki Pro" w:cstheme="minorHAnsi"/>
+          <w:sz w:val="24"/>
+          <w:szCs w:val="24"/>
+        </w:rPr>
+        <w:t xml:space="preserve">csak az ultrahang vizsgálatok </w:t>
+      </w:r>
+      <w:r>
+        <w:rPr>
+          <w:rFonts w:ascii="Suzuki Pro" w:hAnsi="Suzuki Pro" w:cstheme="minorHAnsi"/>
+          <w:sz w:val="24"/>
+          <w:szCs w:val="24"/>
+        </w:rPr>
+        <w:t>után</w:t>
+      </w:r>
+      <w:r>
+        <w:rPr>
+          <w:rFonts w:ascii="Suzuki Pro" w:hAnsi="Suzuki Pro" w:cstheme="minorHAnsi"/>
           <w:spacing w:val="1"/>
           <w:sz w:val="24"/>
           <w:szCs w:val="24"/>
@@ -2253,16 +2051,48 @@
       </w:r>
       <w:r>
         <w:rPr>
-          <w:rFonts w:asciiTheme="minorHAnsi" w:hAnsiTheme="minorHAnsi" w:cstheme="minorHAnsi"/>
-          <w:sz w:val="24"/>
-          <w:szCs w:val="24"/>
-        </w:rPr>
-        <w:t xml:space="preserve">lehetséges, az ehhez szükséges eszközöket laboros </w:t>
+          <w:rFonts w:ascii="Suzuki Pro" w:hAnsi="Suzuki Pro" w:cstheme="minorHAnsi"/>
+          <w:sz w:val="24"/>
+          <w:szCs w:val="24"/>
+        </w:rPr>
+        <w:t xml:space="preserve">lehetséges. </w:t>
+      </w:r>
+      <w:r>
+        <w:rPr>
+          <w:rFonts w:ascii="Suzuki Pro" w:hAnsi="Suzuki Pro" w:cstheme="minorHAnsi"/>
+          <w:sz w:val="24"/>
+          <w:szCs w:val="24"/>
+        </w:rPr>
+        <w:t xml:space="preserve"> </w:t>
+      </w:r>
+      <w:r>
+        <w:rPr>
+          <w:rFonts w:ascii="Suzuki Pro" w:hAnsi="Suzuki Pro" w:cstheme="minorHAnsi"/>
+          <w:sz w:val="24"/>
+          <w:szCs w:val="24"/>
+        </w:rPr>
+        <w:t>A</w:t>
+      </w:r>
+      <w:r>
+        <w:rPr>
+          <w:rFonts w:ascii="Suzuki Pro" w:hAnsi="Suzuki Pro" w:cstheme="minorHAnsi"/>
+          <w:sz w:val="24"/>
+          <w:szCs w:val="24"/>
+        </w:rPr>
+        <w:t xml:space="preserve">z ehhez szükséges </w:t>
+      </w:r>
+      <w:r>
+        <w:rPr>
+          <w:rFonts w:ascii="Suzuki Pro" w:hAnsi="Suzuki Pro" w:cstheme="minorHAnsi"/>
+          <w:sz w:val="24"/>
+          <w:szCs w:val="24"/>
+        </w:rPr>
+        <w:t xml:space="preserve">eszközöket laboros </w:t>
       </w:r>
       <w:proofErr w:type="gramStart"/>
       <w:r>
         <w:rPr>
-          <w:rFonts w:asciiTheme="minorHAnsi" w:hAnsiTheme="minorHAnsi" w:cstheme="minorHAnsi"/>
+          <w:rFonts w:ascii="Suzuki Pro" w:hAnsi="Suzuki Pro" w:cstheme="minorHAnsi"/>
           <w:sz w:val="24"/>
           <w:szCs w:val="24"/>
         </w:rPr>
@@ -2271,15 +2101,39 @@
       <w:proofErr w:type="gramEnd"/>
       <w:r>
         <w:rPr>
-          <w:rFonts w:asciiTheme="minorHAnsi" w:hAnsiTheme="minorHAnsi" w:cstheme="minorHAnsi"/>
-          <w:sz w:val="24"/>
-          <w:szCs w:val="24"/>
-        </w:rPr>
-        <w:t xml:space="preserve">nőink adják át a vérvételt követően. </w:t>
-      </w:r>
-      <w:r>
-        <w:rPr>
-          <w:rFonts w:asciiTheme="minorHAnsi" w:hAnsiTheme="minorHAnsi" w:cstheme="minorHAnsi"/>
+          <w:rFonts w:ascii="Suzuki Pro" w:hAnsi="Suzuki Pro" w:cstheme="minorHAnsi"/>
+          <w:sz w:val="24"/>
+          <w:szCs w:val="24"/>
+        </w:rPr>
+        <w:t xml:space="preserve">nőink </w:t>
+      </w:r>
+      <w:r>
+        <w:rPr>
+          <w:rFonts w:ascii="Suzuki Pro" w:hAnsi="Suzuki Pro" w:cstheme="minorHAnsi"/>
+          <w:sz w:val="24"/>
+          <w:szCs w:val="24"/>
+        </w:rPr>
+        <w:t>a vérvételt követően</w:t>
+      </w:r>
+      <w:r>
+        <w:rPr>
+          <w:rFonts w:ascii="Suzuki Pro" w:hAnsi="Suzuki Pro" w:cstheme="minorHAnsi"/>
+          <w:sz w:val="24"/>
+          <w:szCs w:val="24"/>
+        </w:rPr>
+        <w:t xml:space="preserve"> adják át Önnek</w:t>
+      </w:r>
+      <w:r>
+        <w:rPr>
+          <w:rFonts w:ascii="Suzuki Pro" w:hAnsi="Suzuki Pro" w:cstheme="minorHAnsi"/>
+          <w:sz w:val="24"/>
+          <w:szCs w:val="24"/>
+        </w:rPr>
+        <w:t xml:space="preserve">. </w:t>
+      </w:r>
+      <w:r>
+        <w:rPr>
+          <w:rFonts w:ascii="Suzuki Pro" w:hAnsi="Suzuki Pro" w:cstheme="minorHAnsi"/>
           <w:sz w:val="24"/>
           <w:szCs w:val="24"/>
         </w:rPr>
@@ -2288,7 +2142,7 @@
       <w:proofErr w:type="spellStart"/>
       <w:r>
         <w:rPr>
-          <w:rFonts w:asciiTheme="minorHAnsi" w:hAnsiTheme="minorHAnsi" w:cstheme="minorHAnsi"/>
+          <w:rFonts w:ascii="Suzuki Pro" w:hAnsi="Suzuki Pro" w:cstheme="minorHAnsi"/>
           <w:sz w:val="24"/>
           <w:szCs w:val="24"/>
         </w:rPr>
@@ -2297,29 +2151,11 @@
       <w:proofErr w:type="spellEnd"/>
       <w:r>
         <w:rPr>
-          <w:rFonts w:asciiTheme="minorHAnsi" w:hAnsiTheme="minorHAnsi" w:cstheme="minorHAnsi"/>
-          <w:sz w:val="24"/>
-          <w:szCs w:val="24"/>
-        </w:rPr>
-        <w:t xml:space="preserve"> Andrea </w:t>
-      </w:r>
-      <w:proofErr w:type="gramStart"/>
-      <w:r>
-        <w:rPr>
-          <w:rFonts w:asciiTheme="minorHAnsi" w:hAnsiTheme="minorHAnsi" w:cstheme="minorHAnsi"/>
-          <w:sz w:val="24"/>
-          <w:szCs w:val="24"/>
-        </w:rPr>
-        <w:t>kolléga</w:t>
-      </w:r>
-      <w:proofErr w:type="gramEnd"/>
-      <w:r>
-        <w:rPr>
-          <w:rFonts w:asciiTheme="minorHAnsi" w:hAnsiTheme="minorHAnsi" w:cstheme="minorHAnsi"/>
-          <w:sz w:val="24"/>
-          <w:szCs w:val="24"/>
-        </w:rPr>
-        <w:t>nőjétől, a HR osztályon tud kérni.</w:t>
+          <w:rFonts w:ascii="Suzuki Pro" w:hAnsi="Suzuki Pro" w:cstheme="minorHAnsi"/>
+          <w:sz w:val="24"/>
+          <w:szCs w:val="24"/>
+        </w:rPr>
+        <w:t xml:space="preserve"> Andrea kolléganőjétől, a HR osztályon tud kérni.</w:t>
       </w:r>
     </w:p>
     <w:p>
@@ -2332,17 +2168,17 @@
         <w:tabs>
           <w:tab w:val="left" w:pos="856"/>
         </w:tabs>
-        <w:spacing w:before="10" w:line="357" w:lineRule="auto"/>
-        <w:ind w:right="131"/>
-        <w:rPr>
-          <w:rFonts w:asciiTheme="minorHAnsi" w:hAnsiTheme="minorHAnsi" w:cstheme="minorHAnsi"/>
-          <w:sz w:val="24"/>
-          <w:szCs w:val="24"/>
-        </w:rPr>
-      </w:pPr>
-      <w:r>
-        <w:rPr>
-          <w:rFonts w:asciiTheme="minorHAnsi" w:hAnsiTheme="minorHAnsi" w:cstheme="minorHAnsi"/>
+        <w:spacing w:before="10" w:after="120"/>
+        <w:ind w:left="714" w:right="131" w:hanging="357"/>
+        <w:rPr>
+          <w:rFonts w:ascii="Suzuki Pro" w:hAnsi="Suzuki Pro" w:cstheme="minorHAnsi"/>
+          <w:sz w:val="24"/>
+          <w:szCs w:val="24"/>
+        </w:rPr>
+      </w:pPr>
+      <w:r>
+        <w:rPr>
+          <w:rFonts w:ascii="Suzuki Pro" w:hAnsi="Suzuki Pro" w:cstheme="minorHAnsi"/>
           <w:sz w:val="24"/>
           <w:szCs w:val="24"/>
         </w:rPr>
@@ -2350,63 +2186,47 @@
       </w:r>
       <w:r>
         <w:rPr>
-          <w:rFonts w:asciiTheme="minorHAnsi" w:hAnsiTheme="minorHAnsi" w:cstheme="minorHAnsi"/>
-          <w:sz w:val="24"/>
-          <w:szCs w:val="24"/>
-        </w:rPr>
-        <w:t>tartalmaz mellka</w:t>
-      </w:r>
-      <w:r>
-        <w:rPr>
-          <w:rFonts w:asciiTheme="minorHAnsi" w:hAnsiTheme="minorHAnsi" w:cstheme="minorHAnsi"/>
-          <w:sz w:val="24"/>
-          <w:szCs w:val="24"/>
-        </w:rPr>
-        <w:t xml:space="preserve">s </w:t>
-      </w:r>
-      <w:r>
-        <w:rPr>
-          <w:rFonts w:asciiTheme="minorHAnsi" w:hAnsiTheme="minorHAnsi" w:cstheme="minorHAnsi"/>
-          <w:sz w:val="24"/>
-          <w:szCs w:val="24"/>
-        </w:rPr>
-        <w:t>röntgent és panoráma röntgent</w:t>
-      </w:r>
-      <w:r>
-        <w:rPr>
-          <w:rFonts w:asciiTheme="minorHAnsi" w:hAnsiTheme="minorHAnsi" w:cstheme="minorHAnsi"/>
-          <w:sz w:val="24"/>
-          <w:szCs w:val="24"/>
-        </w:rPr>
-        <w:t>. K</w:t>
-      </w:r>
-      <w:r>
-        <w:rPr>
-          <w:rFonts w:asciiTheme="minorHAnsi" w:hAnsiTheme="minorHAnsi" w:cstheme="minorHAnsi"/>
-          <w:sz w:val="24"/>
-          <w:szCs w:val="24"/>
-        </w:rPr>
-        <w:t>érjük</w:t>
-      </w:r>
-      <w:r>
-        <w:rPr>
-          <w:rFonts w:asciiTheme="minorHAnsi" w:hAnsiTheme="minorHAnsi" w:cstheme="minorHAnsi"/>
-          <w:sz w:val="24"/>
-          <w:szCs w:val="24"/>
-        </w:rPr>
-        <w:t>,</w:t>
-      </w:r>
-      <w:r>
-        <w:rPr>
-          <w:rFonts w:asciiTheme="minorHAnsi" w:hAnsiTheme="minorHAnsi" w:cstheme="minorHAnsi"/>
-          <w:sz w:val="24"/>
-          <w:szCs w:val="24"/>
-        </w:rPr>
-        <w:t xml:space="preserve"> a korábban</w:t>
-      </w:r>
-      <w:r>
-        <w:rPr>
-          <w:rFonts w:asciiTheme="minorHAnsi" w:hAnsiTheme="minorHAnsi" w:cstheme="minorHAnsi"/>
+          <w:rFonts w:ascii="Suzuki Pro" w:hAnsi="Suzuki Pro" w:cstheme="minorHAnsi"/>
+          <w:sz w:val="24"/>
+          <w:szCs w:val="24"/>
+        </w:rPr>
+        <w:t xml:space="preserve">mellkas </w:t>
+      </w:r>
+      <w:r>
+        <w:rPr>
+          <w:rFonts w:ascii="Suzuki Pro" w:hAnsi="Suzuki Pro" w:cstheme="minorHAnsi"/>
+          <w:sz w:val="24"/>
+          <w:szCs w:val="24"/>
+        </w:rPr>
+        <w:t xml:space="preserve">és panoráma </w:t>
+      </w:r>
+      <w:r>
+        <w:rPr>
+          <w:rFonts w:ascii="Suzuki Pro" w:hAnsi="Suzuki Pro" w:cstheme="minorHAnsi"/>
+          <w:sz w:val="24"/>
+          <w:szCs w:val="24"/>
+        </w:rPr>
+        <w:t>röntgent</w:t>
+      </w:r>
+      <w:r>
+        <w:rPr>
+          <w:rFonts w:ascii="Suzuki Pro" w:hAnsi="Suzuki Pro" w:cstheme="minorHAnsi"/>
+          <w:sz w:val="24"/>
+          <w:szCs w:val="24"/>
+        </w:rPr>
+        <w:t xml:space="preserve"> is tartalmaz</w:t>
+      </w:r>
+      <w:r>
+        <w:rPr>
+          <w:rFonts w:ascii="Suzuki Pro" w:hAnsi="Suzuki Pro" w:cstheme="minorHAnsi"/>
+          <w:sz w:val="24"/>
+          <w:szCs w:val="24"/>
+        </w:rPr>
+        <w:t>. Kérjük, a korábban</w:t>
+      </w:r>
+      <w:r>
+        <w:rPr>
+          <w:rFonts w:ascii="Suzuki Pro" w:hAnsi="Suzuki Pro" w:cstheme="minorHAnsi"/>
           <w:sz w:val="24"/>
           <w:szCs w:val="24"/>
         </w:rPr>
@@ -2414,15 +2234,15 @@
       </w:r>
       <w:r>
         <w:rPr>
-          <w:rFonts w:asciiTheme="minorHAnsi" w:hAnsiTheme="minorHAnsi" w:cstheme="minorHAnsi"/>
-          <w:sz w:val="24"/>
-          <w:szCs w:val="24"/>
-        </w:rPr>
-        <w:t xml:space="preserve"> </w:t>
-      </w:r>
-      <w:r>
-        <w:rPr>
-          <w:rFonts w:asciiTheme="minorHAnsi" w:hAnsiTheme="minorHAnsi" w:cstheme="minorHAnsi"/>
+          <w:rFonts w:ascii="Suzuki Pro" w:hAnsi="Suzuki Pro" w:cstheme="minorHAnsi"/>
+          <w:sz w:val="24"/>
+          <w:szCs w:val="24"/>
+        </w:rPr>
+        <w:t xml:space="preserve"> </w:t>
+      </w:r>
+      <w:r>
+        <w:rPr>
+          <w:rFonts w:ascii="Suzuki Pro" w:hAnsi="Suzuki Pro" w:cstheme="minorHAnsi"/>
           <w:sz w:val="24"/>
           <w:szCs w:val="24"/>
         </w:rPr>
@@ -2430,41 +2250,23 @@
       </w:r>
       <w:r>
         <w:rPr>
-          <w:rFonts w:asciiTheme="minorHAnsi" w:hAnsiTheme="minorHAnsi" w:cstheme="minorHAnsi"/>
-          <w:sz w:val="24"/>
-          <w:szCs w:val="24"/>
-        </w:rPr>
-        <w:t xml:space="preserve"> e-mail címre jelezze</w:t>
-      </w:r>
-      <w:r>
-        <w:rPr>
-          <w:rFonts w:asciiTheme="minorHAnsi" w:hAnsiTheme="minorHAnsi" w:cstheme="minorHAnsi"/>
-          <w:sz w:val="24"/>
-          <w:szCs w:val="24"/>
-        </w:rPr>
-        <w:t>,</w:t>
-      </w:r>
-      <w:r>
-        <w:rPr>
-          <w:rFonts w:asciiTheme="minorHAnsi" w:hAnsiTheme="minorHAnsi" w:cstheme="minorHAnsi"/>
-          <w:sz w:val="24"/>
-          <w:szCs w:val="24"/>
-        </w:rPr>
-        <w:t xml:space="preserve"> ha </w:t>
-      </w:r>
-      <w:proofErr w:type="gramStart"/>
-      <w:r>
-        <w:rPr>
-          <w:rFonts w:asciiTheme="minorHAnsi" w:hAnsiTheme="minorHAnsi" w:cstheme="minorHAnsi"/>
-          <w:sz w:val="24"/>
-          <w:szCs w:val="24"/>
-        </w:rPr>
-        <w:t>ezen</w:t>
-      </w:r>
-      <w:proofErr w:type="gramEnd"/>
-      <w:r>
-        <w:rPr>
-          <w:rFonts w:asciiTheme="minorHAnsi" w:hAnsiTheme="minorHAnsi" w:cstheme="minorHAnsi"/>
+          <w:rFonts w:ascii="Suzuki Pro" w:hAnsi="Suzuki Pro" w:cstheme="minorHAnsi"/>
+          <w:sz w:val="24"/>
+          <w:szCs w:val="24"/>
+        </w:rPr>
+        <w:t xml:space="preserve"> e-mail címre jelezze,</w:t>
+      </w:r>
+      <w:r>
+        <w:rPr>
+          <w:rFonts w:ascii="Suzuki Pro" w:hAnsi="Suzuki Pro" w:cstheme="minorHAnsi"/>
+          <w:sz w:val="24"/>
+          <w:szCs w:val="24"/>
+        </w:rPr>
+        <w:t xml:space="preserve"> ha ezeket a</w:t>
+      </w:r>
+      <w:r>
+        <w:rPr>
+          <w:rFonts w:ascii="Suzuki Pro" w:hAnsi="Suzuki Pro" w:cstheme="minorHAnsi"/>
           <w:sz w:val="24"/>
           <w:szCs w:val="24"/>
         </w:rPr>
@@ -2472,7 +2274,7 @@
       </w:r>
       <w:r>
         <w:rPr>
-          <w:rFonts w:asciiTheme="minorHAnsi" w:hAnsiTheme="minorHAnsi" w:cstheme="minorHAnsi"/>
+          <w:rFonts w:ascii="Suzuki Pro" w:hAnsi="Suzuki Pro" w:cstheme="minorHAnsi"/>
           <w:spacing w:val="-4"/>
           <w:sz w:val="24"/>
           <w:szCs w:val="24"/>
@@ -2481,7 +2283,7 @@
       </w:r>
       <w:r>
         <w:rPr>
-          <w:rFonts w:asciiTheme="minorHAnsi" w:hAnsiTheme="minorHAnsi" w:cstheme="minorHAnsi"/>
+          <w:rFonts w:ascii="Suzuki Pro" w:hAnsi="Suzuki Pro" w:cstheme="minorHAnsi"/>
           <w:sz w:val="24"/>
           <w:szCs w:val="24"/>
         </w:rPr>
@@ -2489,7 +2291,7 @@
       </w:r>
       <w:r>
         <w:rPr>
-          <w:rFonts w:asciiTheme="minorHAnsi" w:hAnsiTheme="minorHAnsi" w:cstheme="minorHAnsi"/>
+          <w:rFonts w:ascii="Suzuki Pro" w:hAnsi="Suzuki Pro" w:cstheme="minorHAnsi"/>
           <w:spacing w:val="-1"/>
           <w:sz w:val="24"/>
           <w:szCs w:val="24"/>
@@ -2498,7 +2300,7 @@
       </w:r>
       <w:r>
         <w:rPr>
-          <w:rFonts w:asciiTheme="minorHAnsi" w:hAnsiTheme="minorHAnsi" w:cstheme="minorHAnsi"/>
+          <w:rFonts w:ascii="Suzuki Pro" w:hAnsi="Suzuki Pro" w:cstheme="minorHAnsi"/>
           <w:sz w:val="24"/>
           <w:szCs w:val="24"/>
         </w:rPr>
@@ -2506,7 +2308,7 @@
       </w:r>
       <w:r>
         <w:rPr>
-          <w:rFonts w:asciiTheme="minorHAnsi" w:hAnsiTheme="minorHAnsi" w:cstheme="minorHAnsi"/>
+          <w:rFonts w:ascii="Suzuki Pro" w:hAnsi="Suzuki Pro" w:cstheme="minorHAnsi"/>
           <w:spacing w:val="-4"/>
           <w:sz w:val="24"/>
           <w:szCs w:val="24"/>
@@ -2515,7 +2317,7 @@
       </w:r>
       <w:r>
         <w:rPr>
-          <w:rFonts w:asciiTheme="minorHAnsi" w:hAnsiTheme="minorHAnsi" w:cstheme="minorHAnsi"/>
+          <w:rFonts w:ascii="Suzuki Pro" w:hAnsi="Suzuki Pro" w:cstheme="minorHAnsi"/>
           <w:sz w:val="24"/>
           <w:szCs w:val="24"/>
         </w:rPr>
@@ -2523,7 +2325,7 @@
       </w:r>
       <w:r>
         <w:rPr>
-          <w:rFonts w:asciiTheme="minorHAnsi" w:hAnsiTheme="minorHAnsi" w:cstheme="minorHAnsi"/>
+          <w:rFonts w:ascii="Suzuki Pro" w:hAnsi="Suzuki Pro" w:cstheme="minorHAnsi"/>
           <w:spacing w:val="-4"/>
           <w:sz w:val="24"/>
           <w:szCs w:val="24"/>
@@ -2532,7 +2334,7 @@
       </w:r>
       <w:r>
         <w:rPr>
-          <w:rFonts w:asciiTheme="minorHAnsi" w:hAnsiTheme="minorHAnsi" w:cstheme="minorHAnsi"/>
+          <w:rFonts w:ascii="Suzuki Pro" w:hAnsi="Suzuki Pro" w:cstheme="minorHAnsi"/>
           <w:sz w:val="24"/>
           <w:szCs w:val="24"/>
         </w:rPr>
@@ -2540,7 +2342,7 @@
       </w:r>
       <w:r>
         <w:rPr>
-          <w:rFonts w:asciiTheme="minorHAnsi" w:hAnsiTheme="minorHAnsi" w:cstheme="minorHAnsi"/>
+          <w:rFonts w:ascii="Suzuki Pro" w:hAnsi="Suzuki Pro" w:cstheme="minorHAnsi"/>
           <w:spacing w:val="-6"/>
           <w:sz w:val="24"/>
           <w:szCs w:val="24"/>
@@ -2549,7 +2351,7 @@
       </w:r>
       <w:r>
         <w:rPr>
-          <w:rFonts w:asciiTheme="minorHAnsi" w:hAnsiTheme="minorHAnsi" w:cstheme="minorHAnsi"/>
+          <w:rFonts w:ascii="Suzuki Pro" w:hAnsi="Suzuki Pro" w:cstheme="minorHAnsi"/>
           <w:sz w:val="24"/>
           <w:szCs w:val="24"/>
         </w:rPr>
@@ -2557,7 +2359,7 @@
       </w:r>
       <w:r>
         <w:rPr>
-          <w:rFonts w:asciiTheme="minorHAnsi" w:hAnsiTheme="minorHAnsi" w:cstheme="minorHAnsi"/>
+          <w:rFonts w:ascii="Suzuki Pro" w:hAnsi="Suzuki Pro" w:cstheme="minorHAnsi"/>
           <w:spacing w:val="-3"/>
           <w:sz w:val="24"/>
           <w:szCs w:val="24"/>
@@ -2566,7 +2368,7 @@
       </w:r>
       <w:r>
         <w:rPr>
-          <w:rFonts w:asciiTheme="minorHAnsi" w:hAnsiTheme="minorHAnsi" w:cstheme="minorHAnsi"/>
+          <w:rFonts w:ascii="Suzuki Pro" w:hAnsi="Suzuki Pro" w:cstheme="minorHAnsi"/>
           <w:sz w:val="24"/>
           <w:szCs w:val="24"/>
         </w:rPr>
@@ -2574,7 +2376,7 @@
       </w:r>
       <w:r>
         <w:rPr>
-          <w:rFonts w:asciiTheme="minorHAnsi" w:hAnsiTheme="minorHAnsi" w:cstheme="minorHAnsi"/>
+          <w:rFonts w:ascii="Suzuki Pro" w:hAnsi="Suzuki Pro" w:cstheme="minorHAnsi"/>
           <w:spacing w:val="-52"/>
           <w:sz w:val="24"/>
           <w:szCs w:val="24"/>
@@ -2583,7 +2385,7 @@
       </w:r>
       <w:r>
         <w:rPr>
-          <w:rFonts w:asciiTheme="minorHAnsi" w:hAnsiTheme="minorHAnsi" w:cstheme="minorHAnsi"/>
+          <w:rFonts w:ascii="Suzuki Pro" w:hAnsi="Suzuki Pro" w:cstheme="minorHAnsi"/>
           <w:sz w:val="24"/>
           <w:szCs w:val="24"/>
         </w:rPr>
@@ -2591,7 +2393,7 @@
       </w:r>
       <w:r>
         <w:rPr>
-          <w:rFonts w:asciiTheme="minorHAnsi" w:hAnsiTheme="minorHAnsi" w:cstheme="minorHAnsi"/>
+          <w:rFonts w:ascii="Suzuki Pro" w:hAnsi="Suzuki Pro" w:cstheme="minorHAnsi"/>
           <w:spacing w:val="-2"/>
           <w:sz w:val="24"/>
           <w:szCs w:val="24"/>
@@ -2600,7 +2402,7 @@
       </w:r>
       <w:r>
         <w:rPr>
-          <w:rFonts w:asciiTheme="minorHAnsi" w:hAnsiTheme="minorHAnsi" w:cstheme="minorHAnsi"/>
+          <w:rFonts w:ascii="Suzuki Pro" w:hAnsi="Suzuki Pro" w:cstheme="minorHAnsi"/>
           <w:sz w:val="24"/>
           <w:szCs w:val="24"/>
         </w:rPr>
@@ -2608,7 +2410,7 @@
       </w:r>
       <w:r>
         <w:rPr>
-          <w:rFonts w:asciiTheme="minorHAnsi" w:hAnsiTheme="minorHAnsi" w:cstheme="minorHAnsi"/>
+          <w:rFonts w:ascii="Suzuki Pro" w:hAnsi="Suzuki Pro" w:cstheme="minorHAnsi"/>
           <w:spacing w:val="-4"/>
           <w:sz w:val="24"/>
           <w:szCs w:val="24"/>
@@ -2617,7 +2419,7 @@
       </w:r>
       <w:r>
         <w:rPr>
-          <w:rFonts w:asciiTheme="minorHAnsi" w:hAnsiTheme="minorHAnsi" w:cstheme="minorHAnsi"/>
+          <w:rFonts w:ascii="Suzuki Pro" w:hAnsi="Suzuki Pro" w:cstheme="minorHAnsi"/>
           <w:sz w:val="24"/>
           <w:szCs w:val="24"/>
         </w:rPr>
@@ -2625,7 +2427,7 @@
       </w:r>
       <w:r>
         <w:rPr>
-          <w:rFonts w:asciiTheme="minorHAnsi" w:hAnsiTheme="minorHAnsi" w:cstheme="minorHAnsi"/>
+          <w:rFonts w:ascii="Suzuki Pro" w:hAnsi="Suzuki Pro" w:cstheme="minorHAnsi"/>
           <w:spacing w:val="-1"/>
           <w:sz w:val="24"/>
           <w:szCs w:val="24"/>
@@ -2634,7 +2436,7 @@
       </w:r>
       <w:r>
         <w:rPr>
-          <w:rFonts w:asciiTheme="minorHAnsi" w:hAnsiTheme="minorHAnsi" w:cstheme="minorHAnsi"/>
+          <w:rFonts w:ascii="Suzuki Pro" w:hAnsi="Suzuki Pro" w:cstheme="minorHAnsi"/>
           <w:sz w:val="24"/>
           <w:szCs w:val="24"/>
         </w:rPr>
@@ -2642,7 +2444,7 @@
       </w:r>
       <w:r>
         <w:rPr>
-          <w:rFonts w:asciiTheme="minorHAnsi" w:hAnsiTheme="minorHAnsi" w:cstheme="minorHAnsi"/>
+          <w:rFonts w:ascii="Suzuki Pro" w:hAnsi="Suzuki Pro" w:cstheme="minorHAnsi"/>
           <w:spacing w:val="-1"/>
           <w:sz w:val="24"/>
           <w:szCs w:val="24"/>
@@ -2651,7 +2453,7 @@
       </w:r>
       <w:r>
         <w:rPr>
-          <w:rFonts w:asciiTheme="minorHAnsi" w:hAnsiTheme="minorHAnsi" w:cstheme="minorHAnsi"/>
+          <w:rFonts w:ascii="Suzuki Pro" w:hAnsi="Suzuki Pro" w:cstheme="minorHAnsi"/>
           <w:sz w:val="24"/>
           <w:szCs w:val="24"/>
         </w:rPr>
@@ -2659,7 +2461,7 @@
       </w:r>
       <w:r>
         <w:rPr>
-          <w:rFonts w:asciiTheme="minorHAnsi" w:hAnsiTheme="minorHAnsi" w:cstheme="minorHAnsi"/>
+          <w:rFonts w:ascii="Suzuki Pro" w:hAnsi="Suzuki Pro" w:cstheme="minorHAnsi"/>
           <w:spacing w:val="-1"/>
           <w:sz w:val="24"/>
           <w:szCs w:val="24"/>
@@ -2668,7 +2470,7 @@
       </w:r>
       <w:r>
         <w:rPr>
-          <w:rFonts w:asciiTheme="minorHAnsi" w:hAnsiTheme="minorHAnsi" w:cstheme="minorHAnsi"/>
+          <w:rFonts w:ascii="Suzuki Pro" w:hAnsi="Suzuki Pro" w:cstheme="minorHAnsi"/>
           <w:sz w:val="24"/>
           <w:szCs w:val="24"/>
         </w:rPr>
@@ -2676,7 +2478,7 @@
       </w:r>
       <w:r>
         <w:rPr>
-          <w:rFonts w:asciiTheme="minorHAnsi" w:hAnsiTheme="minorHAnsi" w:cstheme="minorHAnsi"/>
+          <w:rFonts w:ascii="Suzuki Pro" w:hAnsi="Suzuki Pro" w:cstheme="minorHAnsi"/>
           <w:spacing w:val="-4"/>
           <w:sz w:val="24"/>
           <w:szCs w:val="24"/>
@@ -2685,7 +2487,7 @@
       </w:r>
       <w:r>
         <w:rPr>
-          <w:rFonts w:asciiTheme="minorHAnsi" w:hAnsiTheme="minorHAnsi" w:cstheme="minorHAnsi"/>
+          <w:rFonts w:ascii="Suzuki Pro" w:hAnsi="Suzuki Pro" w:cstheme="minorHAnsi"/>
           <w:sz w:val="24"/>
           <w:szCs w:val="24"/>
         </w:rPr>
@@ -2693,7 +2495,7 @@
       </w:r>
       <w:r>
         <w:rPr>
-          <w:rFonts w:asciiTheme="minorHAnsi" w:hAnsiTheme="minorHAnsi" w:cstheme="minorHAnsi"/>
+          <w:rFonts w:ascii="Suzuki Pro" w:hAnsi="Suzuki Pro" w:cstheme="minorHAnsi"/>
           <w:spacing w:val="-4"/>
           <w:sz w:val="24"/>
           <w:szCs w:val="24"/>
@@ -2702,7 +2504,7 @@
       </w:r>
       <w:r>
         <w:rPr>
-          <w:rFonts w:asciiTheme="minorHAnsi" w:hAnsiTheme="minorHAnsi" w:cstheme="minorHAnsi"/>
+          <w:rFonts w:ascii="Suzuki Pro" w:hAnsi="Suzuki Pro" w:cstheme="minorHAnsi"/>
           <w:sz w:val="24"/>
           <w:szCs w:val="24"/>
         </w:rPr>
@@ -2710,7 +2512,7 @@
       </w:r>
       <w:r>
         <w:rPr>
-          <w:rFonts w:asciiTheme="minorHAnsi" w:hAnsiTheme="minorHAnsi" w:cstheme="minorHAnsi"/>
+          <w:rFonts w:ascii="Suzuki Pro" w:hAnsi="Suzuki Pro" w:cstheme="minorHAnsi"/>
           <w:spacing w:val="1"/>
           <w:sz w:val="24"/>
           <w:szCs w:val="24"/>
@@ -2719,7 +2521,7 @@
       </w:r>
       <w:r>
         <w:rPr>
-          <w:rFonts w:asciiTheme="minorHAnsi" w:hAnsiTheme="minorHAnsi" w:cstheme="minorHAnsi"/>
+          <w:rFonts w:ascii="Suzuki Pro" w:hAnsi="Suzuki Pro" w:cstheme="minorHAnsi"/>
           <w:sz w:val="24"/>
           <w:szCs w:val="24"/>
         </w:rPr>
@@ -2727,7 +2529,7 @@
       </w:r>
       <w:r>
         <w:rPr>
-          <w:rFonts w:asciiTheme="minorHAnsi" w:hAnsiTheme="minorHAnsi" w:cstheme="minorHAnsi"/>
+          <w:rFonts w:ascii="Suzuki Pro" w:hAnsi="Suzuki Pro" w:cstheme="minorHAnsi"/>
           <w:spacing w:val="1"/>
           <w:sz w:val="24"/>
           <w:szCs w:val="24"/>
@@ -2736,7 +2538,7 @@
       </w:r>
       <w:r>
         <w:rPr>
-          <w:rFonts w:asciiTheme="minorHAnsi" w:hAnsiTheme="minorHAnsi" w:cstheme="minorHAnsi"/>
+          <w:rFonts w:ascii="Suzuki Pro" w:hAnsi="Suzuki Pro" w:cstheme="minorHAnsi"/>
           <w:sz w:val="24"/>
           <w:szCs w:val="24"/>
         </w:rPr>
@@ -2744,7 +2546,7 @@
       </w:r>
       <w:r>
         <w:rPr>
-          <w:rFonts w:asciiTheme="minorHAnsi" w:hAnsiTheme="minorHAnsi" w:cstheme="minorHAnsi"/>
+          <w:rFonts w:ascii="Suzuki Pro" w:hAnsi="Suzuki Pro" w:cstheme="minorHAnsi"/>
           <w:spacing w:val="1"/>
           <w:sz w:val="24"/>
           <w:szCs w:val="24"/>
@@ -2753,7 +2555,7 @@
       </w:r>
       <w:r>
         <w:rPr>
-          <w:rFonts w:asciiTheme="minorHAnsi" w:hAnsiTheme="minorHAnsi" w:cstheme="minorHAnsi"/>
+          <w:rFonts w:ascii="Suzuki Pro" w:hAnsi="Suzuki Pro" w:cstheme="minorHAnsi"/>
           <w:sz w:val="24"/>
           <w:szCs w:val="24"/>
         </w:rPr>
@@ -2761,7 +2563,7 @@
       </w:r>
       <w:r>
         <w:rPr>
-          <w:rFonts w:asciiTheme="minorHAnsi" w:hAnsiTheme="minorHAnsi" w:cstheme="minorHAnsi"/>
+          <w:rFonts w:ascii="Suzuki Pro" w:hAnsi="Suzuki Pro" w:cstheme="minorHAnsi"/>
           <w:spacing w:val="1"/>
           <w:sz w:val="24"/>
           <w:szCs w:val="24"/>
@@ -2770,7 +2572,7 @@
       </w:r>
       <w:r>
         <w:rPr>
-          <w:rFonts w:asciiTheme="minorHAnsi" w:hAnsiTheme="minorHAnsi" w:cstheme="minorHAnsi"/>
+          <w:rFonts w:ascii="Suzuki Pro" w:hAnsi="Suzuki Pro" w:cstheme="minorHAnsi"/>
           <w:sz w:val="24"/>
           <w:szCs w:val="24"/>
         </w:rPr>
@@ -2778,7 +2580,7 @@
       </w:r>
       <w:r>
         <w:rPr>
-          <w:rFonts w:asciiTheme="minorHAnsi" w:hAnsiTheme="minorHAnsi" w:cstheme="minorHAnsi"/>
+          <w:rFonts w:ascii="Suzuki Pro" w:hAnsi="Suzuki Pro" w:cstheme="minorHAnsi"/>
           <w:spacing w:val="1"/>
           <w:sz w:val="24"/>
           <w:szCs w:val="24"/>
@@ -2787,7 +2589,7 @@
       </w:r>
       <w:r>
         <w:rPr>
-          <w:rFonts w:asciiTheme="minorHAnsi" w:hAnsiTheme="minorHAnsi" w:cstheme="minorHAnsi"/>
+          <w:rFonts w:ascii="Suzuki Pro" w:hAnsi="Suzuki Pro" w:cstheme="minorHAnsi"/>
           <w:sz w:val="24"/>
           <w:szCs w:val="24"/>
         </w:rPr>
@@ -2795,7 +2597,7 @@
       </w:r>
       <w:r>
         <w:rPr>
-          <w:rFonts w:asciiTheme="minorHAnsi" w:hAnsiTheme="minorHAnsi" w:cstheme="minorHAnsi"/>
+          <w:rFonts w:ascii="Suzuki Pro" w:hAnsi="Suzuki Pro" w:cstheme="minorHAnsi"/>
           <w:spacing w:val="1"/>
           <w:sz w:val="24"/>
           <w:szCs w:val="24"/>
@@ -2804,7 +2606,7 @@
       </w:r>
       <w:r>
         <w:rPr>
-          <w:rFonts w:asciiTheme="minorHAnsi" w:hAnsiTheme="minorHAnsi" w:cstheme="minorHAnsi"/>
+          <w:rFonts w:ascii="Suzuki Pro" w:hAnsi="Suzuki Pro" w:cstheme="minorHAnsi"/>
           <w:sz w:val="24"/>
           <w:szCs w:val="24"/>
         </w:rPr>
@@ -2812,7 +2614,7 @@
       </w:r>
       <w:r>
         <w:rPr>
-          <w:rFonts w:asciiTheme="minorHAnsi" w:hAnsiTheme="minorHAnsi" w:cstheme="minorHAnsi"/>
+          <w:rFonts w:ascii="Suzuki Pro" w:hAnsi="Suzuki Pro" w:cstheme="minorHAnsi"/>
           <w:spacing w:val="1"/>
           <w:sz w:val="24"/>
           <w:szCs w:val="24"/>
@@ -2821,7 +2623,7 @@
       </w:r>
       <w:r>
         <w:rPr>
-          <w:rFonts w:asciiTheme="minorHAnsi" w:hAnsiTheme="minorHAnsi" w:cstheme="minorHAnsi"/>
+          <w:rFonts w:ascii="Suzuki Pro" w:hAnsi="Suzuki Pro" w:cstheme="minorHAnsi"/>
           <w:sz w:val="24"/>
           <w:szCs w:val="24"/>
         </w:rPr>
@@ -2829,7 +2631,7 @@
       </w:r>
       <w:r>
         <w:rPr>
-          <w:rFonts w:asciiTheme="minorHAnsi" w:hAnsiTheme="minorHAnsi" w:cstheme="minorHAnsi"/>
+          <w:rFonts w:ascii="Suzuki Pro" w:hAnsi="Suzuki Pro" w:cstheme="minorHAnsi"/>
           <w:spacing w:val="1"/>
           <w:sz w:val="24"/>
           <w:szCs w:val="24"/>
@@ -2838,7 +2640,7 @@
       </w:r>
       <w:r>
         <w:rPr>
-          <w:rFonts w:asciiTheme="minorHAnsi" w:hAnsiTheme="minorHAnsi" w:cstheme="minorHAnsi"/>
+          <w:rFonts w:ascii="Suzuki Pro" w:hAnsi="Suzuki Pro" w:cstheme="minorHAnsi"/>
           <w:sz w:val="24"/>
           <w:szCs w:val="24"/>
         </w:rPr>
@@ -2846,7 +2648,7 @@
       </w:r>
       <w:r>
         <w:rPr>
-          <w:rFonts w:asciiTheme="minorHAnsi" w:hAnsiTheme="minorHAnsi" w:cstheme="minorHAnsi"/>
+          <w:rFonts w:ascii="Suzuki Pro" w:hAnsi="Suzuki Pro" w:cstheme="minorHAnsi"/>
           <w:spacing w:val="1"/>
           <w:sz w:val="24"/>
           <w:szCs w:val="24"/>
@@ -2855,7 +2657,7 @@
       </w:r>
       <w:r>
         <w:rPr>
-          <w:rFonts w:asciiTheme="minorHAnsi" w:hAnsiTheme="minorHAnsi" w:cstheme="minorHAnsi"/>
+          <w:rFonts w:ascii="Suzuki Pro" w:hAnsi="Suzuki Pro" w:cstheme="minorHAnsi"/>
           <w:sz w:val="24"/>
           <w:szCs w:val="24"/>
         </w:rPr>
@@ -2863,7 +2665,7 @@
       </w:r>
       <w:r>
         <w:rPr>
-          <w:rFonts w:asciiTheme="minorHAnsi" w:hAnsiTheme="minorHAnsi" w:cstheme="minorHAnsi"/>
+          <w:rFonts w:ascii="Suzuki Pro" w:hAnsi="Suzuki Pro" w:cstheme="minorHAnsi"/>
           <w:spacing w:val="1"/>
           <w:sz w:val="24"/>
           <w:szCs w:val="24"/>
@@ -2872,7 +2674,7 @@
       </w:r>
       <w:r>
         <w:rPr>
-          <w:rFonts w:asciiTheme="minorHAnsi" w:hAnsiTheme="minorHAnsi" w:cstheme="minorHAnsi"/>
+          <w:rFonts w:ascii="Suzuki Pro" w:hAnsi="Suzuki Pro" w:cstheme="minorHAnsi"/>
           <w:sz w:val="24"/>
           <w:szCs w:val="24"/>
         </w:rPr>
@@ -2880,7 +2682,7 @@
       </w:r>
       <w:r>
         <w:rPr>
-          <w:rFonts w:asciiTheme="minorHAnsi" w:hAnsiTheme="minorHAnsi" w:cstheme="minorHAnsi"/>
+          <w:rFonts w:ascii="Suzuki Pro" w:hAnsi="Suzuki Pro" w:cstheme="minorHAnsi"/>
           <w:spacing w:val="1"/>
           <w:sz w:val="24"/>
           <w:szCs w:val="24"/>
@@ -2889,11 +2691,19 @@
       </w:r>
       <w:r>
         <w:rPr>
-          <w:rFonts w:asciiTheme="minorHAnsi" w:hAnsiTheme="minorHAnsi" w:cstheme="minorHAnsi"/>
+          <w:rFonts w:ascii="Suzuki Pro" w:hAnsi="Suzuki Pro" w:cstheme="minorHAnsi"/>
           <w:sz w:val="24"/>
           <w:szCs w:val="24"/>
         </w:rPr>
         <w:t>céljából)</w:t>
+      </w:r>
+      <w:r>
+        <w:rPr>
+          <w:rFonts w:ascii="Suzuki Pro" w:hAnsi="Suzuki Pro" w:cstheme="minorHAnsi"/>
+          <w:sz w:val="24"/>
+          <w:szCs w:val="24"/>
+        </w:rPr>
+        <w:t>.</w:t>
       </w:r>
     </w:p>
     <w:p>
@@ -2906,29 +2716,21 @@
         <w:tabs>
           <w:tab w:val="left" w:pos="856"/>
         </w:tabs>
-        <w:spacing w:before="10" w:line="357" w:lineRule="auto"/>
-        <w:ind w:right="131"/>
-        <w:rPr>
-          <w:rFonts w:asciiTheme="minorHAnsi" w:hAnsiTheme="minorHAnsi" w:cstheme="minorHAnsi"/>
-          <w:sz w:val="24"/>
-          <w:szCs w:val="24"/>
-        </w:rPr>
-      </w:pPr>
-      <w:r>
-        <w:rPr>
-          <w:rFonts w:asciiTheme="minorHAnsi" w:hAnsiTheme="minorHAnsi" w:cstheme="minorHAnsi"/>
-          <w:sz w:val="24"/>
-          <w:szCs w:val="24"/>
-        </w:rPr>
-        <w:t>A fogászati állapotfelmérés előtt egyszerhasználatos fogkefét is biztosítunk</w:t>
-      </w:r>
-      <w:r>
-        <w:rPr>
-          <w:rFonts w:asciiTheme="minorHAnsi" w:hAnsiTheme="minorHAnsi" w:cstheme="minorHAnsi"/>
-          <w:sz w:val="24"/>
-          <w:szCs w:val="24"/>
-        </w:rPr>
-        <w:t xml:space="preserve"> az Ön számára.</w:t>
+        <w:spacing w:before="10" w:after="120"/>
+        <w:ind w:left="714" w:right="131" w:hanging="357"/>
+        <w:rPr>
+          <w:rFonts w:ascii="Suzuki Pro" w:hAnsi="Suzuki Pro" w:cstheme="minorHAnsi"/>
+          <w:sz w:val="24"/>
+          <w:szCs w:val="24"/>
+        </w:rPr>
+      </w:pPr>
+      <w:r>
+        <w:rPr>
+          <w:rFonts w:ascii="Suzuki Pro" w:hAnsi="Suzuki Pro" w:cstheme="minorHAnsi"/>
+          <w:sz w:val="24"/>
+          <w:szCs w:val="24"/>
+        </w:rPr>
+        <w:t>A fogászati állapotfelmérés előtt egyszerhasználatos fogkefét is biztosítunk az Ön számára.</w:t>
       </w:r>
     </w:p>
     <w:p>
@@ -2941,41 +2743,25 @@
         <w:tabs>
           <w:tab w:val="left" w:pos="856"/>
         </w:tabs>
-        <w:spacing w:before="10" w:line="357" w:lineRule="auto"/>
-        <w:ind w:right="131"/>
-        <w:rPr>
-          <w:rFonts w:asciiTheme="minorHAnsi" w:hAnsiTheme="minorHAnsi" w:cstheme="minorHAnsi"/>
-          <w:sz w:val="24"/>
-          <w:szCs w:val="24"/>
-        </w:rPr>
-      </w:pPr>
-      <w:r>
-        <w:rPr>
-          <w:rFonts w:asciiTheme="minorHAnsi" w:hAnsiTheme="minorHAnsi" w:cstheme="minorHAnsi"/>
-          <w:sz w:val="24"/>
-          <w:szCs w:val="24"/>
-        </w:rPr>
-        <w:t xml:space="preserve">Kardiológiai vizsgálata </w:t>
-      </w:r>
-      <w:r>
-        <w:rPr>
-          <w:rFonts w:asciiTheme="minorHAnsi" w:hAnsiTheme="minorHAnsi" w:cstheme="minorHAnsi"/>
-          <w:sz w:val="24"/>
-          <w:szCs w:val="24"/>
-        </w:rPr>
-        <w:t xml:space="preserve">során </w:t>
-      </w:r>
-      <w:r>
-        <w:rPr>
-          <w:rFonts w:asciiTheme="minorHAnsi" w:hAnsiTheme="minorHAnsi" w:cstheme="minorHAnsi"/>
-          <w:sz w:val="24"/>
-          <w:szCs w:val="24"/>
-        </w:rPr>
-        <w:t>terheléses EKG</w:t>
-      </w:r>
-      <w:r>
-        <w:rPr>
-          <w:rFonts w:asciiTheme="minorHAnsi" w:hAnsiTheme="minorHAnsi" w:cstheme="minorHAnsi"/>
+        <w:spacing w:before="10" w:after="120"/>
+        <w:ind w:left="714" w:right="131" w:hanging="357"/>
+        <w:rPr>
+          <w:rFonts w:ascii="Suzuki Pro" w:hAnsi="Suzuki Pro" w:cstheme="minorHAnsi"/>
+          <w:sz w:val="24"/>
+          <w:szCs w:val="24"/>
+        </w:rPr>
+      </w:pPr>
+      <w:r>
+        <w:rPr>
+          <w:rFonts w:ascii="Suzuki Pro" w:hAnsi="Suzuki Pro" w:cstheme="minorHAnsi"/>
+          <w:sz w:val="24"/>
+          <w:szCs w:val="24"/>
+        </w:rPr>
+        <w:t>Kardiológiai vizsgálata során terheléses EKG</w:t>
+      </w:r>
+      <w:r>
+        <w:rPr>
+          <w:rFonts w:ascii="Suzuki Pro" w:hAnsi="Suzuki Pro" w:cstheme="minorHAnsi"/>
           <w:sz w:val="24"/>
           <w:szCs w:val="24"/>
         </w:rPr>
@@ -2983,7 +2769,7 @@
       </w:r>
       <w:r>
         <w:rPr>
-          <w:rFonts w:asciiTheme="minorHAnsi" w:hAnsiTheme="minorHAnsi" w:cstheme="minorHAnsi"/>
+          <w:rFonts w:ascii="Suzuki Pro" w:hAnsi="Suzuki Pro" w:cstheme="minorHAnsi"/>
           <w:sz w:val="24"/>
           <w:szCs w:val="24"/>
         </w:rPr>
@@ -2991,7 +2777,7 @@
       </w:r>
       <w:r>
         <w:rPr>
-          <w:rFonts w:asciiTheme="minorHAnsi" w:hAnsiTheme="minorHAnsi" w:cstheme="minorHAnsi"/>
+          <w:rFonts w:ascii="Suzuki Pro" w:hAnsi="Suzuki Pro" w:cstheme="minorHAnsi"/>
           <w:sz w:val="24"/>
           <w:szCs w:val="24"/>
         </w:rPr>
@@ -2999,31 +2785,15 @@
       </w:r>
       <w:r>
         <w:rPr>
-          <w:rFonts w:asciiTheme="minorHAnsi" w:hAnsiTheme="minorHAnsi" w:cstheme="minorHAnsi"/>
-          <w:sz w:val="24"/>
-          <w:szCs w:val="24"/>
-        </w:rPr>
-        <w:t xml:space="preserve">. Kérjük, hozzon magával kényelmes sportfelszerelést (nadrág, cipő). A terhelést biciklivel végezzük. A vizsgálat előtt fontos, hogy amennyiben béta-blokkoló (szívritmusszabályzó) gyógyszert szed, azt a vizsgálat előtti napon és a vizsgálat napján </w:t>
-      </w:r>
-      <w:r>
-        <w:rPr>
-          <w:rFonts w:asciiTheme="minorHAnsi" w:hAnsiTheme="minorHAnsi" w:cstheme="minorHAnsi"/>
-          <w:sz w:val="24"/>
-          <w:szCs w:val="24"/>
-        </w:rPr>
-        <w:t xml:space="preserve">már nem </w:t>
-      </w:r>
-      <w:r>
-        <w:rPr>
-          <w:rFonts w:asciiTheme="minorHAnsi" w:hAnsiTheme="minorHAnsi" w:cstheme="minorHAnsi"/>
-          <w:sz w:val="24"/>
-          <w:szCs w:val="24"/>
-        </w:rPr>
-        <w:t>szabad bevenni</w:t>
-      </w:r>
-      <w:r>
-        <w:rPr>
-          <w:rFonts w:asciiTheme="minorHAnsi" w:hAnsiTheme="minorHAnsi" w:cstheme="minorHAnsi"/>
+          <w:rFonts w:ascii="Suzuki Pro" w:hAnsi="Suzuki Pro" w:cstheme="minorHAnsi"/>
+          <w:sz w:val="24"/>
+          <w:szCs w:val="24"/>
+        </w:rPr>
+        <w:t>. Kérjük, hozzon magával kényelmes sportfelszerelést (nadrág, cipő). A terhelést biciklivel végezzük. A vizsgálat előtt fontos, hogy amennyiben béta-blokkoló (szívritmusszabályzó) gyógyszert szed, azt a vizsgálat előtti napon és a vizsgálat napján már nem szabad bevenni</w:t>
+      </w:r>
+      <w:r>
+        <w:rPr>
+          <w:rFonts w:ascii="Suzuki Pro" w:hAnsi="Suzuki Pro" w:cstheme="minorHAnsi"/>
           <w:sz w:val="24"/>
           <w:szCs w:val="24"/>
         </w:rPr>
@@ -3031,35 +2801,11 @@
       </w:r>
       <w:r>
         <w:rPr>
-          <w:rFonts w:asciiTheme="minorHAnsi" w:hAnsiTheme="minorHAnsi" w:cstheme="minorHAnsi"/>
-          <w:sz w:val="24"/>
-          <w:szCs w:val="24"/>
-        </w:rPr>
-        <w:t>, de hozz</w:t>
-      </w:r>
-      <w:r>
-        <w:rPr>
-          <w:rFonts w:asciiTheme="minorHAnsi" w:hAnsiTheme="minorHAnsi" w:cstheme="minorHAnsi"/>
-          <w:sz w:val="24"/>
-          <w:szCs w:val="24"/>
-        </w:rPr>
-        <w:t>a</w:t>
-      </w:r>
-      <w:r>
-        <w:rPr>
-          <w:rFonts w:asciiTheme="minorHAnsi" w:hAnsiTheme="minorHAnsi" w:cstheme="minorHAnsi"/>
-          <w:sz w:val="24"/>
-          <w:szCs w:val="24"/>
-        </w:rPr>
-        <w:t xml:space="preserve"> mindenképp mag</w:t>
-      </w:r>
-      <w:r>
-        <w:rPr>
-          <w:rFonts w:asciiTheme="minorHAnsi" w:hAnsiTheme="minorHAnsi" w:cstheme="minorHAnsi"/>
-          <w:sz w:val="24"/>
-          <w:szCs w:val="24"/>
-        </w:rPr>
-        <w:t xml:space="preserve">ával. </w:t>
+          <w:rFonts w:ascii="Suzuki Pro" w:hAnsi="Suzuki Pro" w:cstheme="minorHAnsi"/>
+          <w:sz w:val="24"/>
+          <w:szCs w:val="24"/>
+        </w:rPr>
+        <w:t xml:space="preserve">, de hozza mindenképp magával. </w:t>
       </w:r>
     </w:p>
     <w:p>
@@ -3072,85 +2818,17 @@
         <w:tabs>
           <w:tab w:val="left" w:pos="856"/>
         </w:tabs>
-        <w:spacing w:before="10" w:line="357" w:lineRule="auto"/>
-        <w:ind w:right="131"/>
-        <w:rPr>
-          <w:rFonts w:asciiTheme="minorHAnsi" w:hAnsiTheme="minorHAnsi" w:cstheme="minorHAnsi"/>
-          <w:sz w:val="24"/>
-          <w:szCs w:val="24"/>
-        </w:rPr>
-      </w:pPr>
-      <w:r>
-        <w:rPr>
-          <w:rFonts w:asciiTheme="minorHAnsi" w:hAnsiTheme="minorHAnsi" w:cstheme="minorHAnsi"/>
-          <w:noProof/>
-          <w:sz w:val="24"/>
-          <w:szCs w:val="24"/>
-          <w:lang w:eastAsia="hu-HU"/>
-        </w:rPr>
-        <w:drawing>
-          <wp:anchor distT="0" distB="0" distL="114300" distR="114300" simplePos="0" relativeHeight="251660288" behindDoc="1" locked="0" layoutInCell="1" allowOverlap="1" wp14:anchorId="6F6E3C90" wp14:editId="00BF1D77">
-            <wp:simplePos x="0" y="0"/>
-            <wp:positionH relativeFrom="column">
-              <wp:posOffset>-710565</wp:posOffset>
-            </wp:positionH>
-            <wp:positionV relativeFrom="paragraph">
-              <wp:posOffset>488314</wp:posOffset>
-            </wp:positionV>
-            <wp:extent cx="2935261" cy="4067175"/>
-            <wp:effectExtent l="0" t="0" r="0" b="0"/>
-            <wp:wrapNone/>
-            <wp:docPr id="3" name="Kép 3" descr="HMM_piktogram_red"/>
-            <wp:cNvGraphicFramePr>
-              <a:graphicFrameLocks xmlns:a="http://schemas.openxmlformats.org/drawingml/2006/main" noChangeAspect="1"/>
-            </wp:cNvGraphicFramePr>
-            <a:graphic xmlns:a="http://schemas.openxmlformats.org/drawingml/2006/main">
-              <a:graphicData uri="http://schemas.openxmlformats.org/drawingml/2006/picture">
-                <pic:pic xmlns:pic="http://schemas.openxmlformats.org/drawingml/2006/picture">
-                  <pic:nvPicPr>
-                    <pic:cNvPr id="0" name="Picture 4" descr="HMM_piktogram_red"/>
-                    <pic:cNvPicPr>
-                      <a:picLocks noChangeAspect="1" noChangeArrowheads="1"/>
-                    </pic:cNvPicPr>
-                  </pic:nvPicPr>
-                  <pic:blipFill>
-                    <a:blip r:embed="rId8">
-                      <a:extLst>
-                        <a:ext uri="{28A0092B-C50C-407E-A947-70E740481C1C}">
-                          <a14:useLocalDpi xmlns:a14="http://schemas.microsoft.com/office/drawing/2010/main" val="0"/>
-                        </a:ext>
-                      </a:extLst>
-                    </a:blip>
-                    <a:srcRect/>
-                    <a:stretch>
-                      <a:fillRect/>
-                    </a:stretch>
-                  </pic:blipFill>
-                  <pic:spPr bwMode="auto">
-                    <a:xfrm>
-                      <a:off x="0" y="0"/>
-                      <a:ext cx="2940523" cy="4074466"/>
-                    </a:xfrm>
-                    <a:prstGeom prst="rect">
-                      <a:avLst/>
-                    </a:prstGeom>
-                    <a:noFill/>
-                  </pic:spPr>
-                </pic:pic>
-              </a:graphicData>
-            </a:graphic>
-            <wp14:sizeRelH relativeFrom="page">
-              <wp14:pctWidth>0</wp14:pctWidth>
-            </wp14:sizeRelH>
-            <wp14:sizeRelV relativeFrom="page">
-              <wp14:pctHeight>0</wp14:pctHeight>
-            </wp14:sizeRelV>
-          </wp:anchor>
-        </w:drawing>
-      </w:r>
-      <w:r>
-        <w:rPr>
-          <w:rFonts w:asciiTheme="minorHAnsi" w:hAnsiTheme="minorHAnsi" w:cstheme="minorHAnsi"/>
+        <w:spacing w:before="10" w:after="120"/>
+        <w:ind w:left="714" w:right="131" w:hanging="357"/>
+        <w:rPr>
+          <w:rFonts w:ascii="Suzuki Pro" w:hAnsi="Suzuki Pro" w:cstheme="minorHAnsi"/>
+          <w:sz w:val="24"/>
+          <w:szCs w:val="24"/>
+        </w:rPr>
+      </w:pPr>
+      <w:r>
+        <w:rPr>
+          <w:rFonts w:ascii="Suzuki Pro" w:hAnsi="Suzuki Pro" w:cstheme="minorHAnsi"/>
           <w:b/>
           <w:bCs/>
           <w:sz w:val="24"/>
@@ -3160,7 +2838,7 @@
       </w:r>
       <w:r>
         <w:rPr>
-          <w:rFonts w:asciiTheme="minorHAnsi" w:hAnsiTheme="minorHAnsi" w:cstheme="minorHAnsi"/>
+          <w:rFonts w:ascii="Suzuki Pro" w:hAnsi="Suzuki Pro" w:cstheme="minorHAnsi"/>
           <w:sz w:val="24"/>
           <w:szCs w:val="24"/>
         </w:rPr>
@@ -3169,7 +2847,7 @@
       <w:proofErr w:type="spellStart"/>
       <w:r>
         <w:rPr>
-          <w:rFonts w:asciiTheme="minorHAnsi" w:hAnsiTheme="minorHAnsi" w:cstheme="minorHAnsi"/>
+          <w:rFonts w:ascii="Suzuki Pro" w:hAnsi="Suzuki Pro" w:cstheme="minorHAnsi"/>
           <w:sz w:val="24"/>
           <w:szCs w:val="24"/>
         </w:rPr>
@@ -3178,7 +2856,7 @@
       <w:proofErr w:type="spellEnd"/>
       <w:r>
         <w:rPr>
-          <w:rFonts w:asciiTheme="minorHAnsi" w:hAnsiTheme="minorHAnsi" w:cstheme="minorHAnsi"/>
+          <w:rFonts w:ascii="Suzuki Pro" w:hAnsi="Suzuki Pro" w:cstheme="minorHAnsi"/>
           <w:sz w:val="24"/>
           <w:szCs w:val="24"/>
         </w:rPr>
@@ -3187,7 +2865,7 @@
       <w:proofErr w:type="spellStart"/>
       <w:r>
         <w:rPr>
-          <w:rFonts w:asciiTheme="minorHAnsi" w:hAnsiTheme="minorHAnsi" w:cstheme="minorHAnsi"/>
+          <w:rFonts w:ascii="Suzuki Pro" w:hAnsi="Suzuki Pro" w:cstheme="minorHAnsi"/>
           <w:sz w:val="24"/>
           <w:szCs w:val="24"/>
         </w:rPr>
@@ -3196,7 +2874,7 @@
       <w:proofErr w:type="spellEnd"/>
       <w:r>
         <w:rPr>
-          <w:rFonts w:asciiTheme="minorHAnsi" w:hAnsiTheme="minorHAnsi" w:cstheme="minorHAnsi"/>
+          <w:rFonts w:ascii="Suzuki Pro" w:hAnsi="Suzuki Pro" w:cstheme="minorHAnsi"/>
           <w:sz w:val="24"/>
           <w:szCs w:val="24"/>
         </w:rPr>
@@ -3205,7 +2883,7 @@
       <w:proofErr w:type="spellStart"/>
       <w:r>
         <w:rPr>
-          <w:rFonts w:asciiTheme="minorHAnsi" w:hAnsiTheme="minorHAnsi" w:cstheme="minorHAnsi"/>
+          <w:rFonts w:ascii="Suzuki Pro" w:hAnsi="Suzuki Pro" w:cstheme="minorHAnsi"/>
           <w:sz w:val="24"/>
           <w:szCs w:val="24"/>
         </w:rPr>
@@ -3214,7 +2892,7 @@
       <w:proofErr w:type="spellEnd"/>
       <w:r>
         <w:rPr>
-          <w:rFonts w:asciiTheme="minorHAnsi" w:hAnsiTheme="minorHAnsi" w:cstheme="minorHAnsi"/>
+          <w:rFonts w:ascii="Suzuki Pro" w:hAnsi="Suzuki Pro" w:cstheme="minorHAnsi"/>
           <w:sz w:val="24"/>
           <w:szCs w:val="24"/>
         </w:rPr>
@@ -3223,7 +2901,7 @@
       <w:proofErr w:type="spellStart"/>
       <w:r>
         <w:rPr>
-          <w:rFonts w:asciiTheme="minorHAnsi" w:hAnsiTheme="minorHAnsi" w:cstheme="minorHAnsi"/>
+          <w:rFonts w:ascii="Suzuki Pro" w:hAnsi="Suzuki Pro" w:cstheme="minorHAnsi"/>
           <w:sz w:val="24"/>
           <w:szCs w:val="24"/>
         </w:rPr>
@@ -3232,7 +2910,7 @@
       <w:proofErr w:type="spellEnd"/>
       <w:r>
         <w:rPr>
-          <w:rFonts w:asciiTheme="minorHAnsi" w:hAnsiTheme="minorHAnsi" w:cstheme="minorHAnsi"/>
+          <w:rFonts w:ascii="Suzuki Pro" w:hAnsi="Suzuki Pro" w:cstheme="minorHAnsi"/>
           <w:sz w:val="24"/>
           <w:szCs w:val="24"/>
         </w:rPr>
@@ -3241,7 +2919,7 @@
       <w:proofErr w:type="spellStart"/>
       <w:r>
         <w:rPr>
-          <w:rFonts w:asciiTheme="minorHAnsi" w:hAnsiTheme="minorHAnsi" w:cstheme="minorHAnsi"/>
+          <w:rFonts w:ascii="Suzuki Pro" w:hAnsi="Suzuki Pro" w:cstheme="minorHAnsi"/>
           <w:sz w:val="24"/>
           <w:szCs w:val="24"/>
         </w:rPr>
@@ -3249,7 +2927,7 @@
       </w:r>
       <w:r>
         <w:rPr>
-          <w:rFonts w:asciiTheme="minorHAnsi" w:hAnsiTheme="minorHAnsi" w:cstheme="minorHAnsi"/>
+          <w:rFonts w:ascii="Suzuki Pro" w:hAnsi="Suzuki Pro" w:cstheme="minorHAnsi"/>
           <w:sz w:val="24"/>
           <w:szCs w:val="24"/>
         </w:rPr>
@@ -3257,7 +2935,7 @@
       </w:r>
       <w:r>
         <w:rPr>
-          <w:rFonts w:asciiTheme="minorHAnsi" w:hAnsiTheme="minorHAnsi" w:cstheme="minorHAnsi"/>
+          <w:rFonts w:ascii="Suzuki Pro" w:hAnsi="Suzuki Pro" w:cstheme="minorHAnsi"/>
           <w:sz w:val="24"/>
           <w:szCs w:val="24"/>
         </w:rPr>
@@ -3266,7 +2944,7 @@
       <w:proofErr w:type="spellEnd"/>
       <w:r>
         <w:rPr>
-          <w:rFonts w:asciiTheme="minorHAnsi" w:hAnsiTheme="minorHAnsi" w:cstheme="minorHAnsi"/>
+          <w:rFonts w:ascii="Suzuki Pro" w:hAnsi="Suzuki Pro" w:cstheme="minorHAnsi"/>
           <w:sz w:val="24"/>
           <w:szCs w:val="24"/>
         </w:rPr>
@@ -3275,7 +2953,7 @@
       <w:proofErr w:type="spellStart"/>
       <w:r>
         <w:rPr>
-          <w:rFonts w:asciiTheme="minorHAnsi" w:hAnsiTheme="minorHAnsi" w:cstheme="minorHAnsi"/>
+          <w:rFonts w:ascii="Suzuki Pro" w:hAnsi="Suzuki Pro" w:cstheme="minorHAnsi"/>
           <w:sz w:val="24"/>
           <w:szCs w:val="24"/>
         </w:rPr>
@@ -3284,7 +2962,7 @@
       <w:proofErr w:type="spellEnd"/>
       <w:r>
         <w:rPr>
-          <w:rFonts w:asciiTheme="minorHAnsi" w:hAnsiTheme="minorHAnsi" w:cstheme="minorHAnsi"/>
+          <w:rFonts w:ascii="Suzuki Pro" w:hAnsi="Suzuki Pro" w:cstheme="minorHAnsi"/>
           <w:sz w:val="24"/>
           <w:szCs w:val="24"/>
         </w:rPr>
@@ -3293,7 +2971,7 @@
       <w:proofErr w:type="spellStart"/>
       <w:r>
         <w:rPr>
-          <w:rFonts w:asciiTheme="minorHAnsi" w:hAnsiTheme="minorHAnsi" w:cstheme="minorHAnsi"/>
+          <w:rFonts w:ascii="Suzuki Pro" w:hAnsi="Suzuki Pro" w:cstheme="minorHAnsi"/>
           <w:sz w:val="24"/>
           <w:szCs w:val="24"/>
         </w:rPr>
@@ -3302,7 +2980,7 @@
       <w:proofErr w:type="spellEnd"/>
       <w:r>
         <w:rPr>
-          <w:rFonts w:asciiTheme="minorHAnsi" w:hAnsiTheme="minorHAnsi" w:cstheme="minorHAnsi"/>
+          <w:rFonts w:ascii="Suzuki Pro" w:hAnsi="Suzuki Pro" w:cstheme="minorHAnsi"/>
           <w:sz w:val="24"/>
           <w:szCs w:val="24"/>
         </w:rPr>
@@ -3311,7 +2989,7 @@
       <w:proofErr w:type="spellStart"/>
       <w:r>
         <w:rPr>
-          <w:rFonts w:asciiTheme="minorHAnsi" w:hAnsiTheme="minorHAnsi" w:cstheme="minorHAnsi"/>
+          <w:rFonts w:ascii="Suzuki Pro" w:hAnsi="Suzuki Pro" w:cstheme="minorHAnsi"/>
           <w:sz w:val="24"/>
           <w:szCs w:val="24"/>
         </w:rPr>
@@ -3320,7 +2998,7 @@
       <w:proofErr w:type="spellEnd"/>
       <w:r>
         <w:rPr>
-          <w:rFonts w:asciiTheme="minorHAnsi" w:hAnsiTheme="minorHAnsi" w:cstheme="minorHAnsi"/>
+          <w:rFonts w:ascii="Suzuki Pro" w:hAnsi="Suzuki Pro" w:cstheme="minorHAnsi"/>
           <w:sz w:val="24"/>
           <w:szCs w:val="24"/>
         </w:rPr>
@@ -3329,7 +3007,7 @@
       <w:proofErr w:type="spellStart"/>
       <w:r>
         <w:rPr>
-          <w:rFonts w:asciiTheme="minorHAnsi" w:hAnsiTheme="minorHAnsi" w:cstheme="minorHAnsi"/>
+          <w:rFonts w:ascii="Suzuki Pro" w:hAnsi="Suzuki Pro" w:cstheme="minorHAnsi"/>
           <w:sz w:val="24"/>
           <w:szCs w:val="24"/>
         </w:rPr>
@@ -3338,7 +3016,7 @@
       <w:proofErr w:type="spellEnd"/>
       <w:r>
         <w:rPr>
-          <w:rFonts w:asciiTheme="minorHAnsi" w:hAnsiTheme="minorHAnsi" w:cstheme="minorHAnsi"/>
+          <w:rFonts w:ascii="Suzuki Pro" w:hAnsi="Suzuki Pro" w:cstheme="minorHAnsi"/>
           <w:sz w:val="24"/>
           <w:szCs w:val="24"/>
         </w:rPr>
@@ -3347,7 +3025,7 @@
       <w:proofErr w:type="spellStart"/>
       <w:r>
         <w:rPr>
-          <w:rFonts w:asciiTheme="minorHAnsi" w:hAnsiTheme="minorHAnsi" w:cstheme="minorHAnsi"/>
+          <w:rFonts w:ascii="Suzuki Pro" w:hAnsi="Suzuki Pro" w:cstheme="minorHAnsi"/>
           <w:sz w:val="24"/>
           <w:szCs w:val="24"/>
         </w:rPr>
@@ -3356,7 +3034,7 @@
       <w:proofErr w:type="spellEnd"/>
       <w:r>
         <w:rPr>
-          <w:rFonts w:asciiTheme="minorHAnsi" w:hAnsiTheme="minorHAnsi" w:cstheme="minorHAnsi"/>
+          <w:rFonts w:ascii="Suzuki Pro" w:hAnsi="Suzuki Pro" w:cstheme="minorHAnsi"/>
           <w:sz w:val="24"/>
           <w:szCs w:val="24"/>
         </w:rPr>
@@ -3365,7 +3043,7 @@
       <w:proofErr w:type="spellStart"/>
       <w:r>
         <w:rPr>
-          <w:rFonts w:asciiTheme="minorHAnsi" w:hAnsiTheme="minorHAnsi" w:cstheme="minorHAnsi"/>
+          <w:rFonts w:ascii="Suzuki Pro" w:hAnsi="Suzuki Pro" w:cstheme="minorHAnsi"/>
           <w:sz w:val="24"/>
           <w:szCs w:val="24"/>
         </w:rPr>
@@ -3374,7 +3052,7 @@
       <w:proofErr w:type="spellEnd"/>
       <w:r>
         <w:rPr>
-          <w:rFonts w:asciiTheme="minorHAnsi" w:hAnsiTheme="minorHAnsi" w:cstheme="minorHAnsi"/>
+          <w:rFonts w:ascii="Suzuki Pro" w:hAnsi="Suzuki Pro" w:cstheme="minorHAnsi"/>
           <w:sz w:val="24"/>
           <w:szCs w:val="24"/>
         </w:rPr>
@@ -3383,12 +3061,17 @@
     </w:p>
     <w:p>
       <w:pPr>
-        <w:pStyle w:val="Szvegtrzs"/>
-        <w:spacing w:before="3"/>
-        <w:ind w:left="0" w:firstLine="0"/>
-        <w:jc w:val="both"/>
-        <w:rPr>
-          <w:rFonts w:asciiTheme="minorHAnsi" w:hAnsiTheme="minorHAnsi" w:cstheme="minorHAnsi"/>
+        <w:pStyle w:val="Listaszerbekezds"/>
+        <w:tabs>
+          <w:tab w:val="left" w:pos="856"/>
+          <w:tab w:val="left" w:pos="856"/>
+        </w:tabs>
+        <w:spacing w:before="10" w:line="357" w:lineRule="auto"/>
+        <w:ind w:left="720" w:right="131" w:firstLine="0"/>
+        <w:rPr>
+          <w:rFonts w:ascii="Suzuki Pro" w:hAnsi="Suzuki Pro" w:cstheme="minorHAnsi"/>
+          <w:sz w:val="24"/>
+          <w:szCs w:val="24"/>
         </w:rPr>
       </w:pPr>
     </w:p>
@@ -3396,11 +3079,160 @@
       <w:pPr>
         <w:pStyle w:val="Listaszerbekezds"/>
         <w:tabs>
-          <w:tab w:val="left" w:pos="855"/>
           <w:tab w:val="left" w:pos="856"/>
         </w:tabs>
-        <w:spacing w:before="146"/>
-        <w:ind w:left="856" w:firstLine="0"/>
+        <w:spacing w:before="10" w:line="357" w:lineRule="auto"/>
+        <w:ind w:left="720" w:right="131" w:firstLine="0"/>
+        <w:rPr>
+          <w:rFonts w:ascii="Suzuki Pro" w:hAnsi="Suzuki Pro" w:cstheme="minorHAnsi"/>
+          <w:b/>
+          <w:bCs/>
+          <w:sz w:val="24"/>
+          <w:szCs w:val="24"/>
+        </w:rPr>
+      </w:pPr>
+      <w:r>
+        <w:rPr>
+          <w:rFonts w:ascii="Suzuki Pro" w:hAnsi="Suzuki Pro" w:cstheme="minorHAnsi"/>
+          <w:b/>
+          <w:bCs/>
+          <w:sz w:val="24"/>
+          <w:szCs w:val="24"/>
+        </w:rPr>
+        <w:t>Együttműködését köszönjük!</w:t>
+      </w:r>
+    </w:p>
+    <w:p>
+      <w:pPr>
+        <w:pStyle w:val="Listaszerbekezds"/>
+        <w:tabs>
+          <w:tab w:val="left" w:pos="856"/>
+        </w:tabs>
+        <w:spacing w:before="10" w:line="357" w:lineRule="auto"/>
+        <w:ind w:left="720" w:right="131" w:firstLine="0"/>
+        <w:rPr>
+          <w:rFonts w:ascii="Suzuki Pro" w:hAnsi="Suzuki Pro" w:cstheme="minorHAnsi"/>
+          <w:b/>
+          <w:bCs/>
+          <w:sz w:val="24"/>
+          <w:szCs w:val="24"/>
+        </w:rPr>
+      </w:pPr>
+    </w:p>
+    <w:p>
+      <w:pPr>
+        <w:pStyle w:val="Listaszerbekezds"/>
+        <w:tabs>
+          <w:tab w:val="left" w:pos="856"/>
+        </w:tabs>
+        <w:spacing w:before="10" w:line="357" w:lineRule="auto"/>
+        <w:ind w:left="720" w:right="131" w:firstLine="0"/>
+        <w:jc w:val="center"/>
+        <w:rPr>
+          <w:rFonts w:ascii="Suzuki Pro" w:hAnsi="Suzuki Pro" w:cstheme="minorHAnsi"/>
+          <w:b/>
+          <w:bCs/>
+          <w:sz w:val="24"/>
+          <w:szCs w:val="24"/>
+        </w:rPr>
+      </w:pPr>
+      <w:r>
+        <w:rPr>
+          <w:rFonts w:ascii="Suzuki Pro" w:hAnsi="Suzuki Pro" w:cstheme="minorHAnsi"/>
+          <w:b/>
+          <w:bCs/>
+          <w:sz w:val="24"/>
+          <w:szCs w:val="24"/>
+        </w:rPr>
+        <w:t>Jó egészséget kívánunk!</w:t>
+      </w:r>
+    </w:p>
+    <w:p>
+      <w:pPr>
+        <w:pStyle w:val="Listaszerbekezds"/>
+        <w:tabs>
+          <w:tab w:val="left" w:pos="856"/>
+        </w:tabs>
+        <w:spacing w:before="10" w:line="357" w:lineRule="auto"/>
+        <w:ind w:left="720" w:right="131" w:firstLine="0"/>
+        <w:jc w:val="center"/>
+        <w:rPr>
+          <w:rFonts w:ascii="Suzuki Pro" w:hAnsi="Suzuki Pro" w:cstheme="minorHAnsi"/>
+          <w:b/>
+          <w:bCs/>
+          <w:sz w:val="24"/>
+          <w:szCs w:val="24"/>
+        </w:rPr>
+      </w:pPr>
+      <w:r>
+        <w:rPr>
+          <w:rFonts w:ascii="Suzuki Pro" w:hAnsi="Suzuki Pro" w:cstheme="minorHAnsi"/>
+          <w:b/>
+          <w:bCs/>
+          <w:sz w:val="24"/>
+          <w:szCs w:val="24"/>
+          <w:shd w:val="clear" w:color="auto" w:fill="FFFFFF"/>
+        </w:rPr>
+        <w:t xml:space="preserve">Hungária </w:t>
+      </w:r>
+      <w:proofErr w:type="spellStart"/>
+      <w:r>
+        <w:rPr>
+          <w:rFonts w:ascii="Suzuki Pro" w:hAnsi="Suzuki Pro" w:cstheme="minorHAnsi"/>
+          <w:b/>
+          <w:bCs/>
+          <w:sz w:val="24"/>
+          <w:szCs w:val="24"/>
+          <w:shd w:val="clear" w:color="auto" w:fill="FFFFFF"/>
+        </w:rPr>
+        <w:t>Med</w:t>
+      </w:r>
+      <w:proofErr w:type="spellEnd"/>
+      <w:r>
+        <w:rPr>
+          <w:rFonts w:ascii="Suzuki Pro" w:hAnsi="Suzuki Pro" w:cstheme="minorHAnsi"/>
+          <w:b/>
+          <w:bCs/>
+          <w:sz w:val="24"/>
+          <w:szCs w:val="24"/>
+          <w:shd w:val="clear" w:color="auto" w:fill="FFFFFF"/>
+        </w:rPr>
+        <w:t xml:space="preserve">-M Kft. és a Magyar Suzuki </w:t>
+      </w:r>
+      <w:proofErr w:type="spellStart"/>
+      <w:r>
+        <w:rPr>
+          <w:rFonts w:ascii="Suzuki Pro" w:hAnsi="Suzuki Pro" w:cstheme="minorHAnsi"/>
+          <w:b/>
+          <w:bCs/>
+          <w:sz w:val="24"/>
+          <w:szCs w:val="24"/>
+          <w:shd w:val="clear" w:color="auto" w:fill="FFFFFF"/>
+        </w:rPr>
+        <w:t>Zrt</w:t>
+      </w:r>
+      <w:proofErr w:type="spellEnd"/>
+      <w:r>
+        <w:rPr>
+          <w:rFonts w:ascii="Suzuki Pro" w:hAnsi="Suzuki Pro" w:cstheme="minorHAnsi"/>
+          <w:b/>
+          <w:bCs/>
+          <w:sz w:val="24"/>
+          <w:szCs w:val="24"/>
+          <w:shd w:val="clear" w:color="auto" w:fill="FFFFFF"/>
+        </w:rPr>
+        <w:t>. csapata</w:t>
+      </w:r>
+    </w:p>
+    <w:p>
+      <w:pPr>
+        <w:pStyle w:val="Listaszerbekezds"/>
+        <w:tabs>
+          <w:tab w:val="left" w:pos="856"/>
+          <w:tab w:val="left" w:pos="856"/>
+        </w:tabs>
+        <w:spacing w:before="10" w:line="357" w:lineRule="auto"/>
+        <w:ind w:left="720" w:right="131" w:firstLine="0"/>
         <w:rPr>
           <w:rFonts w:asciiTheme="minorHAnsi" w:hAnsiTheme="minorHAnsi" w:cstheme="minorHAnsi"/>
           <w:sz w:val="24"/>
@@ -3417,6 +3249,240 @@
 </w:document>
 </file>
 
+<file path=word/endnotes.xml><?xml version="1.0" encoding="utf-8"?>
+<w:endnotes xmlns:wpc="http://schemas.microsoft.com/office/word/2010/wordprocessingCanvas" xmlns:cx="http://schemas.microsoft.com/office/drawing/2014/chartex" xmlns:mc="http://schemas.openxmlformats.org/markup-compatibility/2006" xmlns:o="urn:schemas-microsoft-com:office:office" xmlns:r="http://schemas.openxmlformats.org/officeDocument/2006/relationships" xmlns:m="http://schemas.openxmlformats.org/officeDocument/2006/math" xmlns:v="urn:schemas-microsoft-com:vml" xmlns:wp14="http://schemas.microsoft.com/office/word/2010/wordprocessingDrawing" xmlns:wp="http://schemas.openxmlformats.org/drawingml/2006/wordprocessingDrawing" xmlns:w10="urn:schemas-microsoft-com:office:word" xmlns:w="http://schemas.openxmlformats.org/wordprocessingml/2006/main" xmlns:w14="http://schemas.microsoft.com/office/word/2010/wordml" xmlns:w15="http://schemas.microsoft.com/office/word/2012/wordml" xmlns:w16se="http://schemas.microsoft.com/office/word/2015/wordml/symex" xmlns:wpg="http://schemas.microsoft.com/office/word/2010/wordprocessingGroup" xmlns:wpi="http://schemas.microsoft.com/office/word/2010/wordprocessingInk" xmlns:wne="http://schemas.microsoft.com/office/word/2006/wordml" xmlns:wps="http://schemas.microsoft.com/office/word/2010/wordprocessingShape" mc:Ignorable="w14 w15 w16se wp14">
+  <w:endnote w:type="separator" w:id="-1">
+    <w:p>
+      <w:r>
+        <w:separator/>
+      </w:r>
+    </w:p>
+  </w:endnote>
+  <w:endnote w:type="continuationSeparator" w:id="0">
+    <w:p>
+      <w:r>
+        <w:continuationSeparator/>
+      </w:r>
+    </w:p>
+  </w:endnote>
+</w:endnotes>
+</file>
+
+<file path=word/footnotes.xml><?xml version="1.0" encoding="utf-8"?>
+<w:footnotes xmlns:wpc="http://schemas.microsoft.com/office/word/2010/wordprocessingCanvas" xmlns:cx="http://schemas.microsoft.com/office/drawing/2014/chartex" xmlns:mc="http://schemas.openxmlformats.org/markup-compatibility/2006" xmlns:o="urn:schemas-microsoft-com:office:office" xmlns:r="http://schemas.openxmlformats.org/officeDocument/2006/relationships" xmlns:m="http://schemas.openxmlformats.org/officeDocument/2006/math" xmlns:v="urn:schemas-microsoft-com:vml" xmlns:wp14="http://schemas.microsoft.com/office/word/2010/wordprocessingDrawing" xmlns:wp="http://schemas.openxmlformats.org/drawingml/2006/wordprocessingDrawing" xmlns:w10="urn:schemas-microsoft-com:office:word" xmlns:w="http://schemas.openxmlformats.org/wordprocessingml/2006/main" xmlns:w14="http://schemas.microsoft.com/office/word/2010/wordml" xmlns:w15="http://schemas.microsoft.com/office/word/2012/wordml" xmlns:w16se="http://schemas.microsoft.com/office/word/2015/wordml/symex" xmlns:wpg="http://schemas.microsoft.com/office/word/2010/wordprocessingGroup" xmlns:wpi="http://schemas.microsoft.com/office/word/2010/wordprocessingInk" xmlns:wne="http://schemas.microsoft.com/office/word/2006/wordml" xmlns:wps="http://schemas.microsoft.com/office/word/2010/wordprocessingShape" mc:Ignorable="w14 w15 w16se wp14">
+  <w:footnote w:type="separator" w:id="-1">
+    <w:p>
+      <w:r>
+        <w:separator/>
+      </w:r>
+    </w:p>
+  </w:footnote>
+  <w:footnote w:type="continuationSeparator" w:id="0">
+    <w:p>
+      <w:r>
+        <w:continuationSeparator/>
+      </w:r>
+    </w:p>
+  </w:footnote>
+</w:footnotes>
+</file>
+
+<file path=word/header1.xml><?xml version="1.0" encoding="utf-8"?>
+<w:hdr xmlns:wpc="http://schemas.microsoft.com/office/word/2010/wordprocessingCanvas" xmlns:cx="http://schemas.microsoft.com/office/drawing/2014/chartex" xmlns:mc="http://schemas.openxmlformats.org/markup-compatibility/2006" xmlns:o="urn:schemas-microsoft-com:office:office" xmlns:r="http://schemas.openxmlformats.org/officeDocument/2006/relationships" xmlns:m="http://schemas.openxmlformats.org/officeDocument/2006/math" xmlns:v="urn:schemas-microsoft-com:vml" xmlns:wp14="http://schemas.microsoft.com/office/word/2010/wordprocessingDrawing" xmlns:wp="http://schemas.openxmlformats.org/drawingml/2006/wordprocessingDrawing" xmlns:w10="urn:schemas-microsoft-com:office:word" xmlns:w="http://schemas.openxmlformats.org/wordprocessingml/2006/main" xmlns:w14="http://schemas.microsoft.com/office/word/2010/wordml" xmlns:w15="http://schemas.microsoft.com/office/word/2012/wordml" xmlns:w16se="http://schemas.microsoft.com/office/word/2015/wordml/symex" xmlns:wpg="http://schemas.microsoft.com/office/word/2010/wordprocessingGroup" xmlns:wpi="http://schemas.microsoft.com/office/word/2010/wordprocessingInk" xmlns:wne="http://schemas.microsoft.com/office/word/2006/wordml" xmlns:wps="http://schemas.microsoft.com/office/word/2010/wordprocessingShape" mc:Ignorable="w14 w15 w16se wp14">
+  <w:p>
+    <w:pPr>
+      <w:pStyle w:val="Szvegtrzs"/>
+      <w:ind w:left="0" w:firstLine="0"/>
+      <w:jc w:val="center"/>
+      <w:rPr>
+        <w:rFonts w:ascii="Suzuki Pro" w:hAnsi="Suzuki Pro" w:cstheme="minorHAnsi"/>
+        <w:b/>
+        <w:sz w:val="28"/>
+      </w:rPr>
+    </w:pPr>
+    <w:r>
+      <w:rPr>
+        <w:rFonts w:ascii="Suzuki Pro" w:hAnsi="Suzuki Pro" w:cstheme="minorHAnsi"/>
+        <w:b/>
+        <w:noProof/>
+        <w:sz w:val="28"/>
+        <w:lang w:eastAsia="hu-HU"/>
+      </w:rPr>
+      <w:drawing>
+        <wp:anchor distT="0" distB="0" distL="114300" distR="114300" simplePos="0" relativeHeight="251660288" behindDoc="1" locked="0" layoutInCell="1" allowOverlap="1" wp14:anchorId="00031CB7" wp14:editId="127143CB">
+          <wp:simplePos x="0" y="0"/>
+          <wp:positionH relativeFrom="column">
+            <wp:posOffset>4519295</wp:posOffset>
+          </wp:positionH>
+          <wp:positionV relativeFrom="paragraph">
+            <wp:posOffset>31750</wp:posOffset>
+          </wp:positionV>
+          <wp:extent cx="1485900" cy="328930"/>
+          <wp:effectExtent l="0" t="0" r="0" b="0"/>
+          <wp:wrapNone/>
+          <wp:docPr id="4" name="Kép 4" descr="horizontal"/>
+          <wp:cNvGraphicFramePr>
+            <a:graphicFrameLocks xmlns:a="http://schemas.openxmlformats.org/drawingml/2006/main" noChangeAspect="1"/>
+          </wp:cNvGraphicFramePr>
+          <a:graphic xmlns:a="http://schemas.openxmlformats.org/drawingml/2006/main">
+            <a:graphicData uri="http://schemas.openxmlformats.org/drawingml/2006/picture">
+              <pic:pic xmlns:pic="http://schemas.openxmlformats.org/drawingml/2006/picture">
+                <pic:nvPicPr>
+                  <pic:cNvPr id="0" name="Picture 3" descr="horizontal"/>
+                  <pic:cNvPicPr>
+                    <a:picLocks noChangeAspect="1" noChangeArrowheads="1"/>
+                  </pic:cNvPicPr>
+                </pic:nvPicPr>
+                <pic:blipFill>
+                  <a:blip r:embed="rId1" cstate="print">
+                    <a:extLst>
+                      <a:ext uri="{28A0092B-C50C-407E-A947-70E740481C1C}">
+                        <a14:useLocalDpi xmlns:a14="http://schemas.microsoft.com/office/drawing/2010/main" val="0"/>
+                      </a:ext>
+                    </a:extLst>
+                  </a:blip>
+                  <a:srcRect/>
+                  <a:stretch>
+                    <a:fillRect/>
+                  </a:stretch>
+                </pic:blipFill>
+                <pic:spPr bwMode="auto">
+                  <a:xfrm>
+                    <a:off x="0" y="0"/>
+                    <a:ext cx="1485900" cy="328930"/>
+                  </a:xfrm>
+                  <a:prstGeom prst="rect">
+                    <a:avLst/>
+                  </a:prstGeom>
+                  <a:noFill/>
+                </pic:spPr>
+              </pic:pic>
+            </a:graphicData>
+          </a:graphic>
+          <wp14:sizeRelH relativeFrom="page">
+            <wp14:pctWidth>0</wp14:pctWidth>
+          </wp14:sizeRelH>
+          <wp14:sizeRelV relativeFrom="page">
+            <wp14:pctHeight>0</wp14:pctHeight>
+          </wp14:sizeRelV>
+        </wp:anchor>
+      </w:drawing>
+    </w:r>
+    <w:r>
+      <w:rPr>
+        <w:rFonts w:ascii="Suzuki Pro" w:hAnsi="Suzuki Pro" w:cstheme="minorHAnsi"/>
+        <w:b/>
+        <w:noProof/>
+        <w:sz w:val="28"/>
+        <w:lang w:eastAsia="hu-HU"/>
+      </w:rPr>
+      <w:drawing>
+        <wp:anchor distT="0" distB="0" distL="114300" distR="114300" simplePos="0" relativeHeight="251659264" behindDoc="1" locked="0" layoutInCell="1" allowOverlap="1" wp14:anchorId="1E4275C7" wp14:editId="76AD08FA">
+          <wp:simplePos x="0" y="0"/>
+          <wp:positionH relativeFrom="column">
+            <wp:posOffset>471805</wp:posOffset>
+          </wp:positionH>
+          <wp:positionV relativeFrom="paragraph">
+            <wp:posOffset>3810</wp:posOffset>
+          </wp:positionV>
+          <wp:extent cx="1038225" cy="419100"/>
+          <wp:effectExtent l="0" t="0" r="0" b="0"/>
+          <wp:wrapNone/>
+          <wp:docPr id="5" name="Kép 5" descr="HMM_logo (11)"/>
+          <wp:cNvGraphicFramePr>
+            <a:graphicFrameLocks xmlns:a="http://schemas.openxmlformats.org/drawingml/2006/main" noChangeAspect="1"/>
+          </wp:cNvGraphicFramePr>
+          <a:graphic xmlns:a="http://schemas.openxmlformats.org/drawingml/2006/main">
+            <a:graphicData uri="http://schemas.openxmlformats.org/drawingml/2006/picture">
+              <pic:pic xmlns:pic="http://schemas.openxmlformats.org/drawingml/2006/picture">
+                <pic:nvPicPr>
+                  <pic:cNvPr id="0" name="Picture 2" descr="HMM_logo (11)"/>
+                  <pic:cNvPicPr>
+                    <a:picLocks noChangeAspect="1" noChangeArrowheads="1"/>
+                  </pic:cNvPicPr>
+                </pic:nvPicPr>
+                <pic:blipFill>
+                  <a:blip r:embed="rId2">
+                    <a:extLst>
+                      <a:ext uri="{28A0092B-C50C-407E-A947-70E740481C1C}">
+                        <a14:useLocalDpi xmlns:a14="http://schemas.microsoft.com/office/drawing/2010/main" val="0"/>
+                      </a:ext>
+                    </a:extLst>
+                  </a:blip>
+                  <a:srcRect/>
+                  <a:stretch>
+                    <a:fillRect/>
+                  </a:stretch>
+                </pic:blipFill>
+                <pic:spPr bwMode="auto">
+                  <a:xfrm>
+                    <a:off x="0" y="0"/>
+                    <a:ext cx="1038225" cy="419100"/>
+                  </a:xfrm>
+                  <a:prstGeom prst="rect">
+                    <a:avLst/>
+                  </a:prstGeom>
+                  <a:noFill/>
+                </pic:spPr>
+              </pic:pic>
+            </a:graphicData>
+          </a:graphic>
+          <wp14:sizeRelH relativeFrom="page">
+            <wp14:pctWidth>0</wp14:pctWidth>
+          </wp14:sizeRelH>
+          <wp14:sizeRelV relativeFrom="page">
+            <wp14:pctHeight>0</wp14:pctHeight>
+          </wp14:sizeRelV>
+        </wp:anchor>
+      </w:drawing>
+    </w:r>
+    <w:r>
+      <w:rPr>
+        <w:rFonts w:ascii="Suzuki Pro" w:hAnsi="Suzuki Pro" w:cstheme="minorHAnsi"/>
+        <w:b/>
+        <w:sz w:val="28"/>
+      </w:rPr>
+      <w:t xml:space="preserve">Suzuki egészségút, </w:t>
+    </w:r>
+  </w:p>
+  <w:p>
+    <w:pPr>
+      <w:pStyle w:val="Szvegtrzs"/>
+      <w:ind w:left="0" w:firstLine="0"/>
+      <w:jc w:val="center"/>
+      <w:rPr>
+        <w:rFonts w:ascii="Suzuki Pro" w:hAnsi="Suzuki Pro" w:cstheme="minorHAnsi"/>
+        <w:b/>
+        <w:sz w:val="28"/>
+      </w:rPr>
+    </w:pPr>
+    <w:proofErr w:type="gramStart"/>
+    <w:r>
+      <w:rPr>
+        <w:rFonts w:ascii="Suzuki Pro" w:hAnsi="Suzuki Pro" w:cstheme="minorHAnsi"/>
+        <w:b/>
+        <w:sz w:val="28"/>
+      </w:rPr>
+      <w:t>az</w:t>
+    </w:r>
+    <w:proofErr w:type="gramEnd"/>
+    <w:r>
+      <w:rPr>
+        <w:rFonts w:ascii="Suzuki Pro" w:hAnsi="Suzuki Pro" w:cstheme="minorHAnsi"/>
+        <w:b/>
+        <w:sz w:val="28"/>
+      </w:rPr>
+      <w:t xml:space="preserve"> érezhető törődés…</w:t>
+    </w:r>
+  </w:p>
+  <w:p>
+    <w:pPr>
+      <w:pStyle w:val="lfej"/>
+    </w:pPr>
+  </w:p>
+</w:hdr>
+</file>
+
 <file path=word/numbering.xml><?xml version="1.0" encoding="utf-8"?>
 <w:numbering xmlns:wpc="http://schemas.microsoft.com/office/word/2010/wordprocessingCanvas" xmlns:cx="http://schemas.microsoft.com/office/drawing/2014/chartex" xmlns:mc="http://schemas.openxmlformats.org/markup-compatibility/2006" xmlns:o="urn:schemas-microsoft-com:office:office" xmlns:r="http://schemas.openxmlformats.org/officeDocument/2006/relationships" xmlns:m="http://schemas.openxmlformats.org/officeDocument/2006/math" xmlns:v="urn:schemas-microsoft-com:vml" xmlns:wp14="http://schemas.microsoft.com/office/word/2010/wordprocessingDrawing" xmlns:wp="http://schemas.openxmlformats.org/drawingml/2006/wordprocessingDrawing" xmlns:w10="urn:schemas-microsoft-com:office:word" xmlns:w="http://schemas.openxmlformats.org/wordprocessingml/2006/main" xmlns:w14="http://schemas.microsoft.com/office/word/2010/wordml" xmlns:w15="http://schemas.microsoft.com/office/word/2012/wordml" xmlns:w16se="http://schemas.microsoft.com/office/word/2015/wordml/symex" xmlns:wpg="http://schemas.microsoft.com/office/word/2010/wordprocessingGroup" xmlns:wpi="http://schemas.microsoft.com/office/word/2010/wordprocessingInk" xmlns:wne="http://schemas.microsoft.com/office/word/2006/wordml" xmlns:wps="http://schemas.microsoft.com/office/word/2010/wordprocessingShape" mc:Ignorable="w14 w15 w16se wp14">
   <w:abstractNum w:abstractNumId="0" w15:restartNumberingAfterBreak="0">
@@ -4440,7 +4506,7 @@
   <w:abstractNum w:abstractNumId="9" w15:restartNumberingAfterBreak="0">
     <w:nsid w:val="7890058A"/>
     <w:multiLevelType w:val="hybridMultilevel"/>
-    <w:tmpl w:val="83746BFE"/>
+    <w:tmpl w:val="13561762"/>
     <w:lvl w:ilvl="0" w:tplc="040E0001">
       <w:start w:val="1"/>
       <w:numFmt w:val="bullet"/>
@@ -4694,6 +4760,9 @@
     <w:abstractNumId w:val="1"/>
   </w:num>
   <w:num w:numId="11">
+    <w:abstractNumId w:val="10"/>
+  </w:num>
+  <w:num w:numId="12">
     <w:abstractNumId w:val="10"/>
   </w:num>
 </w:numbering>
@@ -4785,7 +4854,7 @@
     <w:lsdException w:name="Closing" w:semiHidden="1" w:unhideWhenUsed="1"/>
     <w:lsdException w:name="Signature" w:semiHidden="1" w:unhideWhenUsed="1"/>
     <w:lsdException w:name="Default Paragraph Font" w:semiHidden="1" w:uiPriority="1" w:unhideWhenUsed="1"/>
-    <w:lsdException w:name="Body Text" w:semiHidden="1" w:unhideWhenUsed="1"/>
+    <w:lsdException w:name="Body Text" w:semiHidden="1" w:uiPriority="1" w:unhideWhenUsed="1" w:qFormat="1"/>
     <w:lsdException w:name="Body Text Indent" w:semiHidden="1" w:unhideWhenUsed="1"/>
     <w:lsdException w:name="List Continue" w:semiHidden="1" w:unhideWhenUsed="1"/>
     <w:lsdException w:name="List Continue 2" w:semiHidden="1" w:unhideWhenUsed="1"/>
@@ -5161,6 +5230,7 @@
   <w:style w:type="paragraph" w:styleId="Szvegtrzs">
     <w:name w:val="Body Text"/>
     <w:basedOn w:val="Norml"/>
+    <w:link w:val="SzvegtrzsChar"/>
     <w:uiPriority w:val="1"/>
     <w:qFormat/>
     <w:pPr>
@@ -5224,6 +5294,69 @@
     <w:rPr>
       <w:color w:val="605E5C"/>
       <w:shd w:val="clear" w:color="auto" w:fill="E1DFDD"/>
+    </w:rPr>
+  </w:style>
+  <w:style w:type="paragraph" w:styleId="lfej">
+    <w:name w:val="header"/>
+    <w:basedOn w:val="Norml"/>
+    <w:link w:val="lfejChar"/>
+    <w:uiPriority w:val="99"/>
+    <w:unhideWhenUsed/>
+    <w:rsid w:val="00BC7EC8"/>
+    <w:pPr>
+      <w:tabs>
+        <w:tab w:val="center" w:pos="4536"/>
+        <w:tab w:val="right" w:pos="9072"/>
+      </w:tabs>
+    </w:pPr>
+  </w:style>
+  <w:style w:type="character" w:customStyle="1" w:styleId="lfejChar">
+    <w:name w:val="Élőfej Char"/>
+    <w:basedOn w:val="Bekezdsalapbettpusa"/>
+    <w:link w:val="lfej"/>
+    <w:uiPriority w:val="99"/>
+    <w:rsid w:val="00BC7EC8"/>
+    <w:rPr>
+      <w:rFonts w:ascii="Calibri" w:eastAsia="Calibri" w:hAnsi="Calibri" w:cs="Calibri"/>
+      <w:lang w:val="hu-HU"/>
+    </w:rPr>
+  </w:style>
+  <w:style w:type="paragraph" w:styleId="llb">
+    <w:name w:val="footer"/>
+    <w:basedOn w:val="Norml"/>
+    <w:link w:val="llbChar"/>
+    <w:uiPriority w:val="99"/>
+    <w:unhideWhenUsed/>
+    <w:rsid w:val="00BC7EC8"/>
+    <w:pPr>
+      <w:tabs>
+        <w:tab w:val="center" w:pos="4536"/>
+        <w:tab w:val="right" w:pos="9072"/>
+      </w:tabs>
+    </w:pPr>
+  </w:style>
+  <w:style w:type="character" w:customStyle="1" w:styleId="llbChar">
+    <w:name w:val="Élőláb Char"/>
+    <w:basedOn w:val="Bekezdsalapbettpusa"/>
+    <w:link w:val="llb"/>
+    <w:uiPriority w:val="99"/>
+    <w:rsid w:val="00BC7EC8"/>
+    <w:rPr>
+      <w:rFonts w:ascii="Calibri" w:eastAsia="Calibri" w:hAnsi="Calibri" w:cs="Calibri"/>
+      <w:lang w:val="hu-HU"/>
+    </w:rPr>
+  </w:style>
+  <w:style w:type="character" w:customStyle="1" w:styleId="SzvegtrzsChar">
+    <w:name w:val="Szövegtörzs Char"/>
+    <w:basedOn w:val="Bekezdsalapbettpusa"/>
+    <w:link w:val="Szvegtrzs"/>
+    <w:uiPriority w:val="1"/>
+    <w:rsid w:val="006362AD"/>
+    <w:rPr>
+      <w:rFonts w:ascii="Calibri" w:eastAsia="Calibri" w:hAnsi="Calibri" w:cs="Calibri"/>
+      <w:sz w:val="24"/>
+      <w:szCs w:val="24"/>
+      <w:lang w:val="hu-HU"/>
     </w:rPr>
   </w:style>
 </w:styles>

--- a/public/images/Suzuki menedzser tajekoztato 45 felettieknek.docx
+++ b/public/images/Suzuki menedzser tajekoztato 45 felettieknek.docx
@@ -9,19 +9,10 @@
         <w:ind w:left="0" w:firstLine="0"/>
         <w:jc w:val="center"/>
         <w:rPr>
-          <w:rFonts w:ascii="Suzuki Pro" w:hAnsi="Suzuki Pro" w:cstheme="minorHAnsi"/>
+          <w:rFonts w:ascii="SuzukiPRORegular" w:hAnsi="SuzukiPRORegular" w:cstheme="minorHAnsi"/>
           <w:b/>
-          <w:sz w:val="32"/>
-        </w:rPr>
-      </w:pPr>
-      <w:r>
-        <w:rPr>
-          <w:rFonts w:ascii="Suzuki Pro" w:hAnsi="Suzuki Pro" w:cstheme="minorHAnsi"/>
-          <w:b/>
-          <w:sz w:val="32"/>
-        </w:rPr>
-        <w:t>Tisztelt Hölgyem/Uram!</w:t>
-      </w:r>
+        </w:rPr>
+      </w:pPr>
     </w:p>
     <w:p>
       <w:pPr>
@@ -30,18 +21,43 @@
         <w:ind w:left="0" w:firstLine="0"/>
         <w:jc w:val="center"/>
         <w:rPr>
-          <w:rFonts w:ascii="Suzuki Pro" w:hAnsi="Suzuki Pro" w:cstheme="minorHAnsi"/>
+          <w:rFonts w:ascii="SuzukiPRORegular" w:hAnsi="SuzukiPRORegular" w:cstheme="minorHAnsi"/>
           <w:b/>
-          <w:sz w:val="32"/>
         </w:rPr>
       </w:pPr>
     </w:p>
     <w:p>
       <w:pPr>
+        <w:pStyle w:val="Szvegtrzs"/>
+        <w:spacing w:after="120"/>
+        <w:ind w:left="0" w:firstLine="0"/>
+        <w:jc w:val="center"/>
+        <w:rPr>
+          <w:rFonts w:ascii="SuzukiPRORegular" w:hAnsi="SuzukiPRORegular" w:cstheme="minorHAnsi"/>
+          <w:b/>
+        </w:rPr>
+      </w:pPr>
+      <w:r>
+        <w:rPr>
+          <w:rFonts w:ascii="SuzukiPRORegular" w:hAnsi="SuzukiPRORegular" w:cstheme="minorHAnsi"/>
+          <w:b/>
+        </w:rPr>
+        <w:t>Tisztelt Hölgyem/Uram</w:t>
+      </w:r>
+      <w:r>
+        <w:rPr>
+          <w:rFonts w:ascii="SuzukiPRORegular" w:hAnsi="SuzukiPRORegular" w:cstheme="minorHAnsi"/>
+          <w:b/>
+        </w:rPr>
+        <w:t>!</w:t>
+      </w:r>
+    </w:p>
+    <w:p>
+      <w:pPr>
         <w:spacing w:after="120"/>
         <w:jc w:val="center"/>
         <w:rPr>
-          <w:rFonts w:ascii="Suzuki Pro" w:hAnsi="Suzuki Pro" w:cstheme="minorHAnsi"/>
+          <w:rFonts w:ascii="SuzukiPRORegular" w:hAnsi="SuzukiPRORegular" w:cstheme="minorHAnsi"/>
           <w:sz w:val="24"/>
           <w:szCs w:val="24"/>
           <w:shd w:val="clear" w:color="auto" w:fill="FFFFFF"/>
@@ -49,26 +65,26 @@
       </w:pPr>
       <w:r>
         <w:rPr>
-          <w:rFonts w:ascii="Suzuki Pro" w:hAnsi="Suzuki Pro" w:cstheme="minorHAnsi"/>
+          <w:rFonts w:ascii="SuzukiPRORegular" w:hAnsi="SuzukiPRORegular" w:cstheme="minorHAnsi"/>
           <w:sz w:val="24"/>
           <w:szCs w:val="24"/>
           <w:shd w:val="clear" w:color="auto" w:fill="FFFFFF"/>
         </w:rPr>
-        <w:t>Kö</w:t>
-      </w:r>
-      <w:r>
-        <w:rPr>
-          <w:rFonts w:ascii="Suzuki Pro" w:hAnsi="Suzuki Pro" w:cstheme="minorHAnsi"/>
+        <w:t>K</w:t>
+      </w:r>
+      <w:r>
+        <w:rPr>
+          <w:rFonts w:ascii="SuzukiPRORegular" w:hAnsi="SuzukiPRORegular" w:cstheme="minorHAnsi"/>
           <w:sz w:val="24"/>
           <w:szCs w:val="24"/>
           <w:shd w:val="clear" w:color="auto" w:fill="FFFFFF"/>
         </w:rPr>
-        <w:t xml:space="preserve">szönjük, hogy a Hungária </w:t>
+        <w:t xml:space="preserve">öszönjük, hogy a Hungária </w:t>
       </w:r>
       <w:proofErr w:type="spellStart"/>
       <w:r>
         <w:rPr>
-          <w:rFonts w:ascii="Suzuki Pro" w:hAnsi="Suzuki Pro" w:cstheme="minorHAnsi"/>
+          <w:rFonts w:ascii="SuzukiPRORegular" w:hAnsi="SuzukiPRORegular" w:cstheme="minorHAnsi"/>
           <w:sz w:val="24"/>
           <w:szCs w:val="24"/>
           <w:shd w:val="clear" w:color="auto" w:fill="FFFFFF"/>
@@ -78,79 +94,75 @@
       <w:proofErr w:type="spellEnd"/>
       <w:r>
         <w:rPr>
-          <w:rFonts w:ascii="Suzuki Pro" w:hAnsi="Suzuki Pro" w:cstheme="minorHAnsi"/>
+          <w:rFonts w:ascii="SuzukiPRORegular" w:hAnsi="SuzukiPRORegular" w:cstheme="minorHAnsi"/>
           <w:sz w:val="24"/>
           <w:szCs w:val="24"/>
           <w:shd w:val="clear" w:color="auto" w:fill="FFFFFF"/>
         </w:rPr>
-        <w:t>-M K</w:t>
-      </w:r>
-      <w:r>
-        <w:rPr>
-          <w:rFonts w:ascii="Suzuki Pro" w:hAnsi="Suzuki Pro" w:cstheme="minorHAnsi"/>
+        <w:t xml:space="preserve">-M </w:t>
+      </w:r>
+      <w:r>
+        <w:rPr>
+          <w:rFonts w:ascii="SuzukiPRORegular" w:hAnsi="SuzukiPRORegular" w:cstheme="minorHAnsi"/>
           <w:sz w:val="24"/>
           <w:szCs w:val="24"/>
           <w:shd w:val="clear" w:color="auto" w:fill="FFFFFF"/>
         </w:rPr>
-        <w:t xml:space="preserve">ft.  szolgáltatását  és a Magyar Suzuki </w:t>
-      </w:r>
-      <w:proofErr w:type="spellStart"/>
-      <w:r>
-        <w:rPr>
-          <w:rFonts w:ascii="Suzuki Pro" w:hAnsi="Suzuki Pro" w:cstheme="minorHAnsi"/>
+        <w:t>K</w:t>
+      </w:r>
+      <w:r>
+        <w:rPr>
+          <w:rFonts w:ascii="SuzukiPRORegular" w:hAnsi="SuzukiPRORegular" w:cstheme="minorHAnsi"/>
           <w:sz w:val="24"/>
           <w:szCs w:val="24"/>
           <w:shd w:val="clear" w:color="auto" w:fill="FFFFFF"/>
         </w:rPr>
-        <w:t>Zrt</w:t>
-      </w:r>
-      <w:proofErr w:type="spellEnd"/>
-      <w:r>
-        <w:rPr>
-          <w:rFonts w:ascii="Suzuki Pro" w:hAnsi="Suzuki Pro" w:cstheme="minorHAnsi"/>
+        <w:t xml:space="preserve">ft. </w:t>
+      </w:r>
+      <w:r>
+        <w:rPr>
+          <w:rFonts w:ascii="SuzukiPRORegular" w:hAnsi="SuzukiPRORegular" w:cstheme="minorHAnsi"/>
           <w:sz w:val="24"/>
           <w:szCs w:val="24"/>
           <w:shd w:val="clear" w:color="auto" w:fill="FFFFFF"/>
         </w:rPr>
-        <w:t xml:space="preserve">. </w:t>
-      </w:r>
-      <w:proofErr w:type="gramStart"/>
-      <w:r>
-        <w:rPr>
-          <w:rFonts w:ascii="Suzuki Pro" w:hAnsi="Suzuki Pro" w:cstheme="minorHAnsi"/>
+        <w:t>szolgáltatását</w:t>
+      </w:r>
+      <w:r>
+        <w:rPr>
+          <w:rFonts w:ascii="SuzukiPRORegular" w:hAnsi="SuzukiPRORegular" w:cstheme="minorHAnsi"/>
           <w:sz w:val="24"/>
           <w:szCs w:val="24"/>
           <w:shd w:val="clear" w:color="auto" w:fill="FFFFFF"/>
         </w:rPr>
-        <w:t>menedzser</w:t>
-      </w:r>
-      <w:proofErr w:type="gramEnd"/>
-      <w:r>
-        <w:rPr>
-          <w:rFonts w:ascii="Suzuki Pro" w:hAnsi="Suzuki Pro" w:cstheme="minorHAnsi"/>
+        <w:t xml:space="preserve"> és a Magyar Suzuki Zrt. menedzser szű</w:t>
+      </w:r>
+      <w:r>
+        <w:rPr>
+          <w:rFonts w:ascii="SuzukiPRORegular" w:hAnsi="SuzukiPRORegular" w:cstheme="minorHAnsi"/>
           <w:sz w:val="24"/>
           <w:szCs w:val="24"/>
           <w:shd w:val="clear" w:color="auto" w:fill="FFFFFF"/>
         </w:rPr>
-        <w:t xml:space="preserve"> szű</w:t>
-      </w:r>
-      <w:r>
-        <w:rPr>
-          <w:rFonts w:ascii="Suzuki Pro" w:hAnsi="Suzuki Pro" w:cstheme="minorHAnsi"/>
+        <w:t>ré</w:t>
+      </w:r>
+      <w:r>
+        <w:rPr>
+          <w:rFonts w:ascii="SuzukiPRORegular" w:hAnsi="SuzukiPRORegular" w:cstheme="minorHAnsi"/>
           <w:sz w:val="24"/>
           <w:szCs w:val="24"/>
           <w:shd w:val="clear" w:color="auto" w:fill="FFFFFF"/>
         </w:rPr>
-        <w:t>ré</w:t>
-      </w:r>
-      <w:r>
-        <w:rPr>
-          <w:rFonts w:ascii="Suzuki Pro" w:hAnsi="Suzuki Pro" w:cstheme="minorHAnsi"/>
+        <w:t xml:space="preserve">sét </w:t>
+      </w:r>
+      <w:r>
+        <w:rPr>
+          <w:rFonts w:ascii="SuzukiPRORegular" w:hAnsi="SuzukiPRORegular" w:cstheme="minorHAnsi"/>
           <w:sz w:val="24"/>
           <w:szCs w:val="24"/>
           <w:shd w:val="clear" w:color="auto" w:fill="FFFFFF"/>
         </w:rPr>
-        <w:t>sét választotta.</w:t>
+        <w:t>választotta.</w:t>
       </w:r>
     </w:p>
     <w:p>
@@ -158,45 +170,57 @@
         <w:spacing w:after="120"/>
         <w:jc w:val="center"/>
         <w:rPr>
-          <w:rFonts w:ascii="Suzuki Pro" w:hAnsi="Suzuki Pro" w:cstheme="minorHAnsi"/>
+          <w:rFonts w:ascii="SuzukiPRORegular" w:hAnsi="SuzukiPRORegular" w:cstheme="minorHAnsi"/>
           <w:sz w:val="24"/>
           <w:szCs w:val="24"/>
           <w:shd w:val="clear" w:color="auto" w:fill="FFFFFF"/>
         </w:rPr>
       </w:pPr>
+      <w:r>
+        <w:rPr>
+          <w:rFonts w:ascii="SuzukiPRORegular" w:hAnsi="SuzukiPRORegular" w:cstheme="minorHAnsi"/>
+          <w:sz w:val="24"/>
+          <w:szCs w:val="24"/>
+          <w:shd w:val="clear" w:color="auto" w:fill="FFFFFF"/>
+        </w:rPr>
+        <w:t>Ezúton tájékoztatjuk, hogy időpontfoglalása sikeresen megtörtént.</w:t>
+      </w:r>
     </w:p>
     <w:p>
       <w:pPr>
         <w:spacing w:after="120"/>
-        <w:jc w:val="center"/>
-        <w:rPr>
-          <w:rFonts w:ascii="Suzuki Pro" w:hAnsi="Suzuki Pro" w:cstheme="minorHAnsi"/>
+        <w:jc w:val="both"/>
+        <w:rPr>
+          <w:rFonts w:ascii="SuzukiPRORegular" w:hAnsi="SuzukiPRORegular" w:cstheme="minorHAnsi"/>
+          <w:b/>
+          <w:bCs/>
           <w:sz w:val="24"/>
           <w:szCs w:val="24"/>
           <w:shd w:val="clear" w:color="auto" w:fill="FFFFFF"/>
         </w:rPr>
       </w:pPr>
-      <w:r>
-        <w:rPr>
-          <w:rFonts w:ascii="Suzuki Pro" w:hAnsi="Suzuki Pro" w:cstheme="minorHAnsi"/>
-          <w:sz w:val="24"/>
-          <w:szCs w:val="24"/>
-          <w:shd w:val="clear" w:color="auto" w:fill="FFFFFF"/>
-        </w:rPr>
-        <w:t>Ezúton tájékoztatjuk, hogy időpontfoglalása sikeresen megtörtént.</w:t>
-      </w:r>
     </w:p>
     <w:p>
       <w:pPr>
         <w:spacing w:after="120"/>
-        <w:jc w:val="center"/>
-        <w:rPr>
-          <w:rFonts w:ascii="Suzuki Pro" w:hAnsi="Suzuki Pro" w:cstheme="minorHAnsi"/>
+        <w:jc w:val="both"/>
+        <w:rPr>
+          <w:rFonts w:ascii="SuzukiPRORegular" w:hAnsi="SuzukiPRORegular" w:cstheme="minorHAnsi"/>
+          <w:sz w:val="24"/>
+          <w:szCs w:val="24"/>
+        </w:rPr>
+      </w:pPr>
+      <w:r>
+        <w:rPr>
+          <w:rFonts w:ascii="SuzukiPRORegular" w:hAnsi="SuzukiPRORegular" w:cstheme="minorHAnsi"/>
+          <w:b/>
+          <w:bCs/>
           <w:sz w:val="24"/>
           <w:szCs w:val="24"/>
           <w:shd w:val="clear" w:color="auto" w:fill="FFFFFF"/>
         </w:rPr>
-      </w:pPr>
+        <w:t>Vizsgálat időpontja:</w:t>
+      </w:r>
       <w:bookmarkStart w:id="0" w:name="_GoBack"/>
       <w:bookmarkEnd w:id="0"/>
     </w:p>
@@ -205,7 +229,7 @@
         <w:spacing w:after="120"/>
         <w:jc w:val="both"/>
         <w:rPr>
-          <w:rFonts w:ascii="Suzuki Pro" w:hAnsi="Suzuki Pro" w:cstheme="minorHAnsi"/>
+          <w:rFonts w:ascii="SuzukiPRORegular" w:hAnsi="SuzukiPRORegular" w:cstheme="minorHAnsi"/>
           <w:sz w:val="24"/>
           <w:szCs w:val="24"/>
           <w:shd w:val="clear" w:color="auto" w:fill="FFFFFF"/>
@@ -213,14 +237,23 @@
       </w:pPr>
       <w:r>
         <w:rPr>
-          <w:rFonts w:ascii="Suzuki Pro" w:hAnsi="Suzuki Pro" w:cstheme="minorHAnsi"/>
+          <w:rFonts w:ascii="SuzukiPRORegular" w:hAnsi="SuzukiPRORegular" w:cstheme="minorHAnsi"/>
           <w:b/>
           <w:bCs/>
           <w:sz w:val="24"/>
           <w:szCs w:val="24"/>
           <w:shd w:val="clear" w:color="auto" w:fill="FFFFFF"/>
         </w:rPr>
-        <w:t>Vizsgálat időpontja:</w:t>
+        <w:t>Választott szűrőcsomag:</w:t>
+      </w:r>
+      <w:r>
+        <w:rPr>
+          <w:rFonts w:ascii="SuzukiPRORegular" w:hAnsi="SuzukiPRORegular" w:cstheme="minorHAnsi"/>
+          <w:sz w:val="24"/>
+          <w:szCs w:val="24"/>
+          <w:shd w:val="clear" w:color="auto" w:fill="FFFFFF"/>
+        </w:rPr>
+        <w:t xml:space="preserve"> </w:t>
       </w:r>
     </w:p>
     <w:p>
@@ -228,39 +261,7 @@
         <w:spacing w:after="120"/>
         <w:jc w:val="both"/>
         <w:rPr>
-          <w:rFonts w:ascii="Suzuki Pro" w:hAnsi="Suzuki Pro" w:cstheme="minorHAnsi"/>
-          <w:sz w:val="24"/>
-          <w:szCs w:val="24"/>
-          <w:shd w:val="clear" w:color="auto" w:fill="FFFFFF"/>
-        </w:rPr>
-      </w:pPr>
-      <w:r>
-        <w:rPr>
-          <w:rFonts w:ascii="Suzuki Pro" w:hAnsi="Suzuki Pro" w:cstheme="minorHAnsi"/>
-          <w:b/>
-          <w:bCs/>
-          <w:sz w:val="24"/>
-          <w:szCs w:val="24"/>
-          <w:shd w:val="clear" w:color="auto" w:fill="FFFFFF"/>
-        </w:rPr>
-        <w:t>Választott szűrőcsomag:</w:t>
-      </w:r>
-      <w:r>
-        <w:rPr>
-          <w:rFonts w:ascii="Suzuki Pro" w:hAnsi="Suzuki Pro" w:cstheme="minorHAnsi"/>
-          <w:sz w:val="24"/>
-          <w:szCs w:val="24"/>
-          <w:shd w:val="clear" w:color="auto" w:fill="FFFFFF"/>
-        </w:rPr>
-        <w:t xml:space="preserve"> </w:t>
-      </w:r>
-    </w:p>
-    <w:p>
-      <w:pPr>
-        <w:spacing w:after="120"/>
-        <w:jc w:val="both"/>
-        <w:rPr>
-          <w:rFonts w:ascii="Suzuki Pro" w:hAnsi="Suzuki Pro" w:cstheme="minorHAnsi"/>
+          <w:rFonts w:ascii="SuzukiPRORegular" w:hAnsi="SuzukiPRORegular" w:cstheme="minorHAnsi"/>
           <w:b/>
           <w:spacing w:val="-3"/>
           <w:sz w:val="24"/>
@@ -269,7 +270,7 @@
       </w:pPr>
       <w:r>
         <w:rPr>
-          <w:rFonts w:ascii="Suzuki Pro" w:hAnsi="Suzuki Pro" w:cstheme="minorHAnsi"/>
+          <w:rFonts w:ascii="SuzukiPRORegular" w:hAnsi="SuzukiPRORegular" w:cstheme="minorHAnsi"/>
           <w:b/>
           <w:sz w:val="24"/>
           <w:szCs w:val="24"/>
@@ -278,7 +279,7 @@
       </w:r>
       <w:r>
         <w:rPr>
-          <w:rFonts w:ascii="Suzuki Pro" w:hAnsi="Suzuki Pro" w:cstheme="minorHAnsi"/>
+          <w:rFonts w:ascii="SuzukiPRORegular" w:hAnsi="SuzukiPRORegular" w:cstheme="minorHAnsi"/>
           <w:b/>
           <w:spacing w:val="-3"/>
           <w:sz w:val="24"/>
@@ -288,22 +289,12 @@
       </w:r>
       <w:r>
         <w:rPr>
-          <w:rFonts w:ascii="Suzuki Pro" w:hAnsi="Suzuki Pro" w:cstheme="minorHAnsi"/>
+          <w:rFonts w:ascii="SuzukiPRORegular" w:hAnsi="SuzukiPRORegular" w:cstheme="minorHAnsi"/>
           <w:b/>
           <w:sz w:val="24"/>
           <w:szCs w:val="24"/>
         </w:rPr>
         <w:t>helyszíne:</w:t>
-      </w:r>
-      <w:r>
-        <w:rPr>
-          <w:rFonts w:ascii="Suzuki Pro" w:hAnsi="Suzuki Pro" w:cstheme="minorHAnsi"/>
-          <w:b/>
-          <w:spacing w:val="-3"/>
-          <w:sz w:val="24"/>
-          <w:szCs w:val="24"/>
-        </w:rPr>
-        <w:t xml:space="preserve"> </w:t>
       </w:r>
     </w:p>
     <w:p>
@@ -316,14 +307,14 @@
         <w:spacing w:after="120"/>
         <w:ind w:left="714" w:hanging="357"/>
         <w:rPr>
-          <w:rFonts w:ascii="Suzuki Pro" w:hAnsi="Suzuki Pro" w:cstheme="minorHAnsi"/>
-          <w:sz w:val="24"/>
-          <w:szCs w:val="24"/>
-        </w:rPr>
-      </w:pPr>
-      <w:r>
-        <w:rPr>
-          <w:rFonts w:ascii="Suzuki Pro" w:hAnsi="Suzuki Pro" w:cstheme="minorHAnsi"/>
+          <w:rFonts w:ascii="SuzukiPRORegular" w:hAnsi="SuzukiPRORegular" w:cstheme="minorHAnsi"/>
+          <w:sz w:val="24"/>
+          <w:szCs w:val="24"/>
+        </w:rPr>
+      </w:pPr>
+      <w:r>
+        <w:rPr>
+          <w:rFonts w:ascii="SuzukiPRORegular" w:hAnsi="SuzukiPRORegular" w:cstheme="minorHAnsi"/>
           <w:sz w:val="24"/>
           <w:szCs w:val="24"/>
         </w:rPr>
@@ -331,7 +322,7 @@
       </w:r>
       <w:r>
         <w:rPr>
-          <w:rFonts w:ascii="Suzuki Pro" w:hAnsi="Suzuki Pro" w:cstheme="minorHAnsi"/>
+          <w:rFonts w:ascii="SuzukiPRORegular" w:hAnsi="SuzukiPRORegular" w:cstheme="minorHAnsi"/>
           <w:spacing w:val="2"/>
           <w:sz w:val="24"/>
           <w:szCs w:val="24"/>
@@ -340,7 +331,7 @@
       </w:r>
       <w:r>
         <w:rPr>
-          <w:rFonts w:ascii="Suzuki Pro" w:hAnsi="Suzuki Pro" w:cstheme="minorHAnsi"/>
+          <w:rFonts w:ascii="SuzukiPRORegular" w:hAnsi="SuzukiPRORegular" w:cstheme="minorHAnsi"/>
           <w:sz w:val="24"/>
           <w:szCs w:val="24"/>
         </w:rPr>
@@ -348,7 +339,7 @@
       </w:r>
       <w:r>
         <w:rPr>
-          <w:rFonts w:ascii="Suzuki Pro" w:hAnsi="Suzuki Pro" w:cstheme="minorHAnsi"/>
+          <w:rFonts w:ascii="SuzukiPRORegular" w:hAnsi="SuzukiPRORegular" w:cstheme="minorHAnsi"/>
           <w:spacing w:val="-2"/>
           <w:sz w:val="24"/>
           <w:szCs w:val="24"/>
@@ -357,7 +348,7 @@
       </w:r>
       <w:r>
         <w:rPr>
-          <w:rFonts w:ascii="Suzuki Pro" w:hAnsi="Suzuki Pro" w:cstheme="minorHAnsi"/>
+          <w:rFonts w:ascii="SuzukiPRORegular" w:hAnsi="SuzukiPRORegular" w:cstheme="minorHAnsi"/>
           <w:sz w:val="24"/>
           <w:szCs w:val="24"/>
         </w:rPr>
@@ -365,7 +356,7 @@
       </w:r>
       <w:r>
         <w:rPr>
-          <w:rFonts w:ascii="Suzuki Pro" w:hAnsi="Suzuki Pro" w:cstheme="minorHAnsi"/>
+          <w:rFonts w:ascii="SuzukiPRORegular" w:hAnsi="SuzukiPRORegular" w:cstheme="minorHAnsi"/>
           <w:spacing w:val="-1"/>
           <w:sz w:val="24"/>
           <w:szCs w:val="24"/>
@@ -374,15 +365,31 @@
       </w:r>
       <w:r>
         <w:rPr>
-          <w:rFonts w:ascii="Suzuki Pro" w:hAnsi="Suzuki Pro" w:cstheme="minorHAnsi"/>
-          <w:sz w:val="24"/>
-          <w:szCs w:val="24"/>
-        </w:rPr>
-        <w:t>33-35. Hungária</w:t>
-      </w:r>
-      <w:r>
-        <w:rPr>
-          <w:rFonts w:ascii="Suzuki Pro" w:hAnsi="Suzuki Pro" w:cstheme="minorHAnsi"/>
+          <w:rFonts w:ascii="SuzukiPRORegular" w:hAnsi="SuzukiPRORegular" w:cstheme="minorHAnsi"/>
+          <w:sz w:val="24"/>
+          <w:szCs w:val="24"/>
+        </w:rPr>
+        <w:t>33-35.</w:t>
+      </w:r>
+      <w:r>
+        <w:rPr>
+          <w:rFonts w:ascii="SuzukiPRORegular" w:hAnsi="SuzukiPRORegular" w:cstheme="minorHAnsi"/>
+          <w:sz w:val="24"/>
+          <w:szCs w:val="24"/>
+        </w:rPr>
+        <w:t xml:space="preserve">, a </w:t>
+      </w:r>
+      <w:r>
+        <w:rPr>
+          <w:rFonts w:ascii="SuzukiPRORegular" w:hAnsi="SuzukiPRORegular" w:cstheme="minorHAnsi"/>
+          <w:sz w:val="24"/>
+          <w:szCs w:val="24"/>
+        </w:rPr>
+        <w:t>Hungária</w:t>
+      </w:r>
+      <w:r>
+        <w:rPr>
+          <w:rFonts w:ascii="SuzukiPRORegular" w:hAnsi="SuzukiPRORegular" w:cstheme="minorHAnsi"/>
           <w:spacing w:val="-4"/>
           <w:sz w:val="24"/>
           <w:szCs w:val="24"/>
@@ -392,7 +399,7 @@
       <w:proofErr w:type="spellStart"/>
       <w:r>
         <w:rPr>
-          <w:rFonts w:ascii="Suzuki Pro" w:hAnsi="Suzuki Pro" w:cstheme="minorHAnsi"/>
+          <w:rFonts w:ascii="SuzukiPRORegular" w:hAnsi="SuzukiPRORegular" w:cstheme="minorHAnsi"/>
           <w:sz w:val="24"/>
           <w:szCs w:val="24"/>
         </w:rPr>
@@ -401,7 +408,7 @@
       <w:proofErr w:type="spellEnd"/>
       <w:r>
         <w:rPr>
-          <w:rFonts w:ascii="Suzuki Pro" w:hAnsi="Suzuki Pro" w:cstheme="minorHAnsi"/>
+          <w:rFonts w:ascii="SuzukiPRORegular" w:hAnsi="SuzukiPRORegular" w:cstheme="minorHAnsi"/>
           <w:sz w:val="24"/>
           <w:szCs w:val="24"/>
         </w:rPr>
@@ -409,7 +416,7 @@
       </w:r>
       <w:r>
         <w:rPr>
-          <w:rFonts w:ascii="Suzuki Pro" w:hAnsi="Suzuki Pro" w:cstheme="minorHAnsi"/>
+          <w:rFonts w:ascii="SuzukiPRORegular" w:hAnsi="SuzukiPRORegular" w:cstheme="minorHAnsi"/>
           <w:spacing w:val="1"/>
           <w:sz w:val="24"/>
           <w:szCs w:val="24"/>
@@ -418,7 +425,7 @@
       </w:r>
       <w:r>
         <w:rPr>
-          <w:rFonts w:ascii="Suzuki Pro" w:hAnsi="Suzuki Pro" w:cstheme="minorHAnsi"/>
+          <w:rFonts w:ascii="SuzukiPRORegular" w:hAnsi="SuzukiPRORegular" w:cstheme="minorHAnsi"/>
           <w:sz w:val="24"/>
           <w:szCs w:val="24"/>
         </w:rPr>
@@ -426,7 +433,7 @@
       </w:r>
       <w:r>
         <w:rPr>
-          <w:rFonts w:ascii="Suzuki Pro" w:hAnsi="Suzuki Pro" w:cstheme="minorHAnsi"/>
+          <w:rFonts w:ascii="SuzukiPRORegular" w:hAnsi="SuzukiPRORegular" w:cstheme="minorHAnsi"/>
           <w:spacing w:val="-1"/>
           <w:sz w:val="24"/>
           <w:szCs w:val="24"/>
@@ -435,7 +442,7 @@
       </w:r>
       <w:r>
         <w:rPr>
-          <w:rFonts w:ascii="Suzuki Pro" w:hAnsi="Suzuki Pro" w:cstheme="minorHAnsi"/>
+          <w:rFonts w:ascii="SuzukiPRORegular" w:hAnsi="SuzukiPRORegular" w:cstheme="minorHAnsi"/>
           <w:sz w:val="24"/>
           <w:szCs w:val="24"/>
         </w:rPr>
@@ -443,7 +450,7 @@
       </w:r>
       <w:r>
         <w:rPr>
-          <w:rFonts w:ascii="Suzuki Pro" w:hAnsi="Suzuki Pro" w:cstheme="minorHAnsi"/>
+          <w:rFonts w:ascii="SuzukiPRORegular" w:hAnsi="SuzukiPRORegular" w:cstheme="minorHAnsi"/>
           <w:sz w:val="24"/>
           <w:szCs w:val="24"/>
         </w:rPr>
@@ -460,14 +467,14 @@
         <w:spacing w:after="120"/>
         <w:ind w:left="714" w:hanging="357"/>
         <w:rPr>
-          <w:rFonts w:ascii="Suzuki Pro" w:hAnsi="Suzuki Pro" w:cstheme="minorHAnsi"/>
-          <w:sz w:val="24"/>
-          <w:szCs w:val="24"/>
-        </w:rPr>
-      </w:pPr>
-      <w:r>
-        <w:rPr>
-          <w:rFonts w:ascii="Suzuki Pro" w:hAnsi="Suzuki Pro" w:cstheme="minorHAnsi"/>
+          <w:rFonts w:ascii="SuzukiPRORegular" w:hAnsi="SuzukiPRORegular" w:cstheme="minorHAnsi"/>
+          <w:sz w:val="24"/>
+          <w:szCs w:val="24"/>
+        </w:rPr>
+      </w:pPr>
+      <w:r>
+        <w:rPr>
+          <w:rFonts w:ascii="SuzukiPRORegular" w:hAnsi="SuzukiPRORegular" w:cstheme="minorHAnsi"/>
           <w:sz w:val="24"/>
           <w:szCs w:val="24"/>
         </w:rPr>
@@ -475,7 +482,7 @@
       </w:r>
       <w:r>
         <w:rPr>
-          <w:rFonts w:ascii="Suzuki Pro" w:hAnsi="Suzuki Pro" w:cstheme="minorHAnsi"/>
+          <w:rFonts w:ascii="SuzukiPRORegular" w:hAnsi="SuzukiPRORegular" w:cstheme="minorHAnsi"/>
           <w:spacing w:val="-1"/>
           <w:sz w:val="24"/>
           <w:szCs w:val="24"/>
@@ -484,7 +491,7 @@
       </w:r>
       <w:r>
         <w:rPr>
-          <w:rFonts w:ascii="Suzuki Pro" w:hAnsi="Suzuki Pro" w:cstheme="minorHAnsi"/>
+          <w:rFonts w:ascii="SuzukiPRORegular" w:hAnsi="SuzukiPRORegular" w:cstheme="minorHAnsi"/>
           <w:sz w:val="24"/>
           <w:szCs w:val="24"/>
         </w:rPr>
@@ -492,7 +499,7 @@
       </w:r>
       <w:r>
         <w:rPr>
-          <w:rFonts w:ascii="Suzuki Pro" w:hAnsi="Suzuki Pro" w:cstheme="minorHAnsi"/>
+          <w:rFonts w:ascii="SuzukiPRORegular" w:hAnsi="SuzukiPRORegular" w:cstheme="minorHAnsi"/>
           <w:spacing w:val="-4"/>
           <w:sz w:val="24"/>
           <w:szCs w:val="24"/>
@@ -501,7 +508,7 @@
       </w:r>
       <w:r>
         <w:rPr>
-          <w:rFonts w:ascii="Suzuki Pro" w:hAnsi="Suzuki Pro" w:cstheme="minorHAnsi"/>
+          <w:rFonts w:ascii="SuzukiPRORegular" w:hAnsi="SuzukiPRORegular" w:cstheme="minorHAnsi"/>
           <w:sz w:val="24"/>
           <w:szCs w:val="24"/>
         </w:rPr>
@@ -509,7 +516,7 @@
       </w:r>
       <w:r>
         <w:rPr>
-          <w:rFonts w:ascii="Suzuki Pro" w:hAnsi="Suzuki Pro" w:cstheme="minorHAnsi"/>
+          <w:rFonts w:ascii="SuzukiPRORegular" w:hAnsi="SuzukiPRORegular" w:cstheme="minorHAnsi"/>
           <w:spacing w:val="-2"/>
           <w:sz w:val="24"/>
           <w:szCs w:val="24"/>
@@ -518,7 +525,7 @@
       </w:r>
       <w:r>
         <w:rPr>
-          <w:rFonts w:ascii="Suzuki Pro" w:hAnsi="Suzuki Pro" w:cstheme="minorHAnsi"/>
+          <w:rFonts w:ascii="SuzukiPRORegular" w:hAnsi="SuzukiPRORegular" w:cstheme="minorHAnsi"/>
           <w:sz w:val="24"/>
           <w:szCs w:val="24"/>
         </w:rPr>
@@ -526,7 +533,7 @@
       </w:r>
       <w:r>
         <w:rPr>
-          <w:rFonts w:ascii="Suzuki Pro" w:hAnsi="Suzuki Pro" w:cstheme="minorHAnsi"/>
+          <w:rFonts w:ascii="SuzukiPRORegular" w:hAnsi="SuzukiPRORegular" w:cstheme="minorHAnsi"/>
           <w:spacing w:val="2"/>
           <w:sz w:val="24"/>
           <w:szCs w:val="24"/>
@@ -535,7 +542,7 @@
       </w:r>
       <w:r>
         <w:rPr>
-          <w:rFonts w:ascii="Suzuki Pro" w:hAnsi="Suzuki Pro" w:cstheme="minorHAnsi"/>
+          <w:rFonts w:ascii="SuzukiPRORegular" w:hAnsi="SuzukiPRORegular" w:cstheme="minorHAnsi"/>
           <w:sz w:val="24"/>
           <w:szCs w:val="24"/>
         </w:rPr>
@@ -543,7 +550,7 @@
       </w:r>
       <w:r>
         <w:rPr>
-          <w:rFonts w:ascii="Suzuki Pro" w:hAnsi="Suzuki Pro" w:cstheme="minorHAnsi"/>
+          <w:rFonts w:ascii="SuzukiPRORegular" w:hAnsi="SuzukiPRORegular" w:cstheme="minorHAnsi"/>
           <w:sz w:val="24"/>
           <w:szCs w:val="24"/>
         </w:rPr>
@@ -560,14 +567,14 @@
         <w:spacing w:after="120"/>
         <w:ind w:left="714" w:hanging="357"/>
         <w:rPr>
-          <w:rFonts w:ascii="Suzuki Pro" w:hAnsi="Suzuki Pro" w:cstheme="minorHAnsi"/>
-          <w:sz w:val="24"/>
-          <w:szCs w:val="24"/>
-        </w:rPr>
-      </w:pPr>
-      <w:r>
-        <w:rPr>
-          <w:rFonts w:ascii="Suzuki Pro" w:hAnsi="Suzuki Pro" w:cstheme="minorHAnsi"/>
+          <w:rFonts w:ascii="SuzukiPRORegular" w:hAnsi="SuzukiPRORegular" w:cstheme="minorHAnsi"/>
+          <w:sz w:val="24"/>
+          <w:szCs w:val="24"/>
+        </w:rPr>
+      </w:pPr>
+      <w:r>
+        <w:rPr>
+          <w:rFonts w:ascii="SuzukiPRORegular" w:hAnsi="SuzukiPRORegular" w:cstheme="minorHAnsi"/>
           <w:sz w:val="24"/>
           <w:szCs w:val="24"/>
         </w:rPr>
@@ -575,7 +582,7 @@
       </w:r>
       <w:r>
         <w:rPr>
-          <w:rFonts w:ascii="Suzuki Pro" w:hAnsi="Suzuki Pro" w:cstheme="minorHAnsi"/>
+          <w:rFonts w:ascii="SuzukiPRORegular" w:hAnsi="SuzukiPRORegular" w:cstheme="minorHAnsi"/>
           <w:spacing w:val="-1"/>
           <w:sz w:val="24"/>
           <w:szCs w:val="24"/>
@@ -584,7 +591,7 @@
       </w:r>
       <w:r>
         <w:rPr>
-          <w:rFonts w:ascii="Suzuki Pro" w:hAnsi="Suzuki Pro" w:cstheme="minorHAnsi"/>
+          <w:rFonts w:ascii="SuzukiPRORegular" w:hAnsi="SuzukiPRORegular" w:cstheme="minorHAnsi"/>
           <w:sz w:val="24"/>
           <w:szCs w:val="24"/>
         </w:rPr>
@@ -592,7 +599,7 @@
       </w:r>
       <w:r>
         <w:rPr>
-          <w:rFonts w:ascii="Suzuki Pro" w:hAnsi="Suzuki Pro" w:cstheme="minorHAnsi"/>
+          <w:rFonts w:ascii="SuzukiPRORegular" w:hAnsi="SuzukiPRORegular" w:cstheme="minorHAnsi"/>
           <w:spacing w:val="-1"/>
           <w:sz w:val="24"/>
           <w:szCs w:val="24"/>
@@ -601,7 +608,7 @@
       </w:r>
       <w:r>
         <w:rPr>
-          <w:rFonts w:ascii="Suzuki Pro" w:hAnsi="Suzuki Pro" w:cstheme="minorHAnsi"/>
+          <w:rFonts w:ascii="SuzukiPRORegular" w:hAnsi="SuzukiPRORegular" w:cstheme="minorHAnsi"/>
           <w:sz w:val="24"/>
           <w:szCs w:val="24"/>
         </w:rPr>
@@ -609,7 +616,7 @@
       </w:r>
       <w:r>
         <w:rPr>
-          <w:rFonts w:ascii="Suzuki Pro" w:hAnsi="Suzuki Pro" w:cstheme="minorHAnsi"/>
+          <w:rFonts w:ascii="SuzukiPRORegular" w:hAnsi="SuzukiPRORegular" w:cstheme="minorHAnsi"/>
           <w:spacing w:val="-2"/>
           <w:sz w:val="24"/>
           <w:szCs w:val="24"/>
@@ -618,7 +625,7 @@
       </w:r>
       <w:r>
         <w:rPr>
-          <w:rFonts w:ascii="Suzuki Pro" w:hAnsi="Suzuki Pro" w:cstheme="minorHAnsi"/>
+          <w:rFonts w:ascii="SuzukiPRORegular" w:hAnsi="SuzukiPRORegular" w:cstheme="minorHAnsi"/>
           <w:sz w:val="24"/>
           <w:szCs w:val="24"/>
         </w:rPr>
@@ -626,7 +633,7 @@
       </w:r>
       <w:r>
         <w:rPr>
-          <w:rFonts w:ascii="Suzuki Pro" w:hAnsi="Suzuki Pro" w:cstheme="minorHAnsi"/>
+          <w:rFonts w:ascii="SuzukiPRORegular" w:hAnsi="SuzukiPRORegular" w:cstheme="minorHAnsi"/>
           <w:spacing w:val="2"/>
           <w:sz w:val="24"/>
           <w:szCs w:val="24"/>
@@ -635,7 +642,7 @@
       </w:r>
       <w:r>
         <w:rPr>
-          <w:rFonts w:ascii="Suzuki Pro" w:hAnsi="Suzuki Pro" w:cstheme="minorHAnsi"/>
+          <w:rFonts w:ascii="SuzukiPRORegular" w:hAnsi="SuzukiPRORegular" w:cstheme="minorHAnsi"/>
           <w:sz w:val="24"/>
           <w:szCs w:val="24"/>
         </w:rPr>
@@ -643,7 +650,7 @@
       </w:r>
       <w:r>
         <w:rPr>
-          <w:rFonts w:ascii="Suzuki Pro" w:hAnsi="Suzuki Pro" w:cstheme="minorHAnsi"/>
+          <w:rFonts w:ascii="SuzukiPRORegular" w:hAnsi="SuzukiPRORegular" w:cstheme="minorHAnsi"/>
           <w:sz w:val="24"/>
           <w:szCs w:val="24"/>
         </w:rPr>
@@ -652,10 +659,9 @@
     </w:p>
     <w:p>
       <w:pPr>
-        <w:spacing w:after="120"/>
         <w:jc w:val="both"/>
         <w:rPr>
-          <w:rFonts w:ascii="Suzuki Pro" w:hAnsi="Suzuki Pro" w:cstheme="minorHAnsi"/>
+          <w:rFonts w:ascii="SuzukiPRORegular" w:hAnsi="SuzukiPRORegular" w:cstheme="minorHAnsi"/>
           <w:b/>
           <w:sz w:val="24"/>
           <w:szCs w:val="24"/>
@@ -664,7 +670,7 @@
       </w:pPr>
       <w:r>
         <w:rPr>
-          <w:rFonts w:ascii="Suzuki Pro" w:hAnsi="Suzuki Pro" w:cstheme="minorHAnsi"/>
+          <w:rFonts w:ascii="SuzukiPRORegular" w:hAnsi="SuzukiPRORegular" w:cstheme="minorHAnsi"/>
           <w:b/>
           <w:sz w:val="24"/>
           <w:szCs w:val="24"/>
@@ -683,7 +689,7 @@
         <w:spacing w:after="120"/>
         <w:ind w:left="714" w:hanging="357"/>
         <w:rPr>
-          <w:rFonts w:ascii="Suzuki Pro" w:hAnsi="Suzuki Pro" w:cstheme="minorHAnsi"/>
+          <w:rFonts w:ascii="SuzukiPRORegular" w:hAnsi="SuzukiPRORegular" w:cstheme="minorHAnsi"/>
           <w:sz w:val="24"/>
           <w:szCs w:val="24"/>
           <w:shd w:val="clear" w:color="auto" w:fill="FFFFFF"/>
@@ -692,7 +698,7 @@
       <w:proofErr w:type="spellStart"/>
       <w:r>
         <w:rPr>
-          <w:rFonts w:ascii="Suzuki Pro" w:hAnsi="Suzuki Pro" w:cstheme="minorHAnsi"/>
+          <w:rFonts w:ascii="SuzukiPRORegular" w:hAnsi="SuzukiPRORegular" w:cstheme="minorHAnsi"/>
           <w:sz w:val="24"/>
           <w:szCs w:val="24"/>
           <w:shd w:val="clear" w:color="auto" w:fill="FFFFFF"/>
@@ -702,7 +708,7 @@
       <w:proofErr w:type="spellEnd"/>
       <w:r>
         <w:rPr>
-          <w:rFonts w:ascii="Suzuki Pro" w:hAnsi="Suzuki Pro" w:cstheme="minorHAnsi"/>
+          <w:rFonts w:ascii="SuzukiPRORegular" w:hAnsi="SuzukiPRORegular" w:cstheme="minorHAnsi"/>
           <w:sz w:val="24"/>
           <w:szCs w:val="24"/>
           <w:shd w:val="clear" w:color="auto" w:fill="FFFFFF"/>
@@ -720,14 +726,14 @@
         <w:spacing w:after="120"/>
         <w:ind w:left="714" w:hanging="357"/>
         <w:rPr>
-          <w:rFonts w:ascii="Suzuki Pro" w:hAnsi="Suzuki Pro" w:cstheme="minorHAnsi"/>
-          <w:sz w:val="24"/>
-          <w:szCs w:val="24"/>
-        </w:rPr>
-      </w:pPr>
-      <w:r>
-        <w:rPr>
-          <w:rFonts w:ascii="Suzuki Pro" w:hAnsi="Suzuki Pro" w:cstheme="minorHAnsi"/>
+          <w:rFonts w:ascii="SuzukiPRORegular" w:hAnsi="SuzukiPRORegular" w:cstheme="minorHAnsi"/>
+          <w:sz w:val="24"/>
+          <w:szCs w:val="24"/>
+        </w:rPr>
+      </w:pPr>
+      <w:r>
+        <w:rPr>
+          <w:rFonts w:ascii="SuzukiPRORegular" w:hAnsi="SuzukiPRORegular" w:cstheme="minorHAnsi"/>
           <w:sz w:val="24"/>
           <w:szCs w:val="24"/>
           <w:shd w:val="clear" w:color="auto" w:fill="FFFFFF"/>
@@ -738,18 +744,17 @@
     <w:p>
       <w:pPr>
         <w:pStyle w:val="Cmsor1"/>
-        <w:spacing w:before="44" w:after="120"/>
         <w:ind w:left="0"/>
         <w:jc w:val="both"/>
         <w:rPr>
-          <w:rFonts w:ascii="Suzuki Pro" w:hAnsi="Suzuki Pro" w:cstheme="minorHAnsi"/>
-          <w:sz w:val="24"/>
-          <w:szCs w:val="24"/>
-        </w:rPr>
-      </w:pPr>
-      <w:r>
-        <w:rPr>
-          <w:rFonts w:ascii="Suzuki Pro" w:hAnsi="Suzuki Pro" w:cstheme="minorHAnsi"/>
+          <w:rFonts w:ascii="SuzukiPRORegular" w:hAnsi="SuzukiPRORegular" w:cstheme="minorHAnsi"/>
+          <w:sz w:val="24"/>
+          <w:szCs w:val="24"/>
+        </w:rPr>
+      </w:pPr>
+      <w:r>
+        <w:rPr>
+          <w:rFonts w:ascii="SuzukiPRORegular" w:hAnsi="SuzukiPRORegular" w:cstheme="minorHAnsi"/>
           <w:sz w:val="24"/>
           <w:szCs w:val="24"/>
         </w:rPr>
@@ -757,30 +762,20 @@
       </w:r>
       <w:r>
         <w:rPr>
-          <w:rFonts w:ascii="Suzuki Pro" w:hAnsi="Suzuki Pro" w:cstheme="minorHAnsi"/>
+          <w:rFonts w:ascii="SuzukiPRORegular" w:hAnsi="SuzukiPRORegular" w:cstheme="minorHAnsi"/>
           <w:spacing w:val="-2"/>
           <w:sz w:val="24"/>
           <w:szCs w:val="24"/>
         </w:rPr>
         <w:t xml:space="preserve"> </w:t>
       </w:r>
-      <w:proofErr w:type="gramStart"/>
-      <w:r>
-        <w:rPr>
-          <w:rFonts w:ascii="Suzuki Pro" w:hAnsi="Suzuki Pro" w:cstheme="minorHAnsi"/>
-          <w:sz w:val="24"/>
-          <w:szCs w:val="24"/>
-        </w:rPr>
-        <w:t>információk</w:t>
-      </w:r>
-      <w:proofErr w:type="gramEnd"/>
-      <w:r>
-        <w:rPr>
-          <w:rFonts w:ascii="Suzuki Pro" w:hAnsi="Suzuki Pro" w:cstheme="minorHAnsi"/>
-          <w:sz w:val="24"/>
-          <w:szCs w:val="24"/>
-        </w:rPr>
-        <w:t>:</w:t>
+      <w:r>
+        <w:rPr>
+          <w:rFonts w:ascii="SuzukiPRORegular" w:hAnsi="SuzukiPRORegular" w:cstheme="minorHAnsi"/>
+          <w:sz w:val="24"/>
+          <w:szCs w:val="24"/>
+        </w:rPr>
+        <w:t>információk:</w:t>
       </w:r>
     </w:p>
     <w:p>
@@ -796,14 +791,14 @@
         <w:spacing w:after="120"/>
         <w:ind w:left="714" w:right="134" w:hanging="357"/>
         <w:rPr>
-          <w:rFonts w:ascii="Suzuki Pro" w:hAnsi="Suzuki Pro" w:cstheme="minorHAnsi"/>
-          <w:sz w:val="24"/>
-          <w:szCs w:val="24"/>
-        </w:rPr>
-      </w:pPr>
-      <w:r>
-        <w:rPr>
-          <w:rFonts w:ascii="Suzuki Pro" w:hAnsi="Suzuki Pro" w:cstheme="minorHAnsi"/>
+          <w:rFonts w:ascii="SuzukiPRORegular" w:hAnsi="SuzukiPRORegular" w:cstheme="minorHAnsi"/>
+          <w:sz w:val="24"/>
+          <w:szCs w:val="24"/>
+        </w:rPr>
+      </w:pPr>
+      <w:r>
+        <w:rPr>
+          <w:rFonts w:ascii="SuzukiPRORegular" w:hAnsi="SuzukiPRORegular" w:cstheme="minorHAnsi"/>
           <w:sz w:val="24"/>
           <w:szCs w:val="24"/>
         </w:rPr>
@@ -811,7 +806,7 @@
       </w:r>
       <w:r>
         <w:rPr>
-          <w:rFonts w:ascii="Suzuki Pro" w:hAnsi="Suzuki Pro" w:cstheme="minorHAnsi"/>
+          <w:rFonts w:ascii="SuzukiPRORegular" w:hAnsi="SuzukiPRORegular" w:cstheme="minorHAnsi"/>
           <w:spacing w:val="1"/>
           <w:sz w:val="24"/>
           <w:szCs w:val="24"/>
@@ -820,7 +815,7 @@
       </w:r>
       <w:r>
         <w:rPr>
-          <w:rFonts w:ascii="Suzuki Pro" w:hAnsi="Suzuki Pro" w:cstheme="minorHAnsi"/>
+          <w:rFonts w:ascii="SuzukiPRORegular" w:hAnsi="SuzukiPRORegular" w:cstheme="minorHAnsi"/>
           <w:sz w:val="24"/>
           <w:szCs w:val="24"/>
         </w:rPr>
@@ -828,7 +823,7 @@
       </w:r>
       <w:r>
         <w:rPr>
-          <w:rFonts w:ascii="Suzuki Pro" w:hAnsi="Suzuki Pro" w:cstheme="minorHAnsi"/>
+          <w:rFonts w:ascii="SuzukiPRORegular" w:hAnsi="SuzukiPRORegular" w:cstheme="minorHAnsi"/>
           <w:spacing w:val="1"/>
           <w:sz w:val="24"/>
           <w:szCs w:val="24"/>
@@ -837,7 +832,7 @@
       </w:r>
       <w:r>
         <w:rPr>
-          <w:rFonts w:ascii="Suzuki Pro" w:hAnsi="Suzuki Pro" w:cstheme="minorHAnsi"/>
+          <w:rFonts w:ascii="SuzukiPRORegular" w:hAnsi="SuzukiPRORegular" w:cstheme="minorHAnsi"/>
           <w:sz w:val="24"/>
           <w:szCs w:val="24"/>
         </w:rPr>
@@ -845,7 +840,7 @@
       </w:r>
       <w:r>
         <w:rPr>
-          <w:rFonts w:ascii="Suzuki Pro" w:hAnsi="Suzuki Pro" w:cstheme="minorHAnsi"/>
+          <w:rFonts w:ascii="SuzukiPRORegular" w:hAnsi="SuzukiPRORegular" w:cstheme="minorHAnsi"/>
           <w:spacing w:val="1"/>
           <w:sz w:val="24"/>
           <w:szCs w:val="24"/>
@@ -854,7 +849,7 @@
       </w:r>
       <w:r>
         <w:rPr>
-          <w:rFonts w:ascii="Suzuki Pro" w:hAnsi="Suzuki Pro" w:cstheme="minorHAnsi"/>
+          <w:rFonts w:ascii="SuzukiPRORegular" w:hAnsi="SuzukiPRORegular" w:cstheme="minorHAnsi"/>
           <w:sz w:val="24"/>
           <w:szCs w:val="24"/>
         </w:rPr>
@@ -862,7 +857,7 @@
       </w:r>
       <w:r>
         <w:rPr>
-          <w:rFonts w:ascii="Suzuki Pro" w:hAnsi="Suzuki Pro" w:cstheme="minorHAnsi"/>
+          <w:rFonts w:ascii="SuzukiPRORegular" w:hAnsi="SuzukiPRORegular" w:cstheme="minorHAnsi"/>
           <w:sz w:val="24"/>
           <w:szCs w:val="24"/>
         </w:rPr>
@@ -870,7 +865,7 @@
       </w:r>
       <w:r>
         <w:rPr>
-          <w:rFonts w:ascii="Suzuki Pro" w:hAnsi="Suzuki Pro" w:cstheme="minorHAnsi"/>
+          <w:rFonts w:ascii="SuzukiPRORegular" w:hAnsi="SuzukiPRORegular" w:cstheme="minorHAnsi"/>
           <w:sz w:val="24"/>
           <w:szCs w:val="24"/>
         </w:rPr>
@@ -878,7 +873,7 @@
       </w:r>
       <w:r>
         <w:rPr>
-          <w:rFonts w:ascii="Suzuki Pro" w:hAnsi="Suzuki Pro" w:cstheme="minorHAnsi"/>
+          <w:rFonts w:ascii="SuzukiPRORegular" w:hAnsi="SuzukiPRORegular" w:cstheme="minorHAnsi"/>
           <w:spacing w:val="1"/>
           <w:sz w:val="24"/>
           <w:szCs w:val="24"/>
@@ -887,7 +882,7 @@
       </w:r>
       <w:r>
         <w:rPr>
-          <w:rFonts w:ascii="Suzuki Pro" w:hAnsi="Suzuki Pro" w:cstheme="minorHAnsi"/>
+          <w:rFonts w:ascii="SuzukiPRORegular" w:hAnsi="SuzukiPRORegular" w:cstheme="minorHAnsi"/>
           <w:sz w:val="24"/>
           <w:szCs w:val="24"/>
         </w:rPr>
@@ -895,7 +890,7 @@
       </w:r>
       <w:r>
         <w:rPr>
-          <w:rFonts w:ascii="Suzuki Pro" w:hAnsi="Suzuki Pro" w:cstheme="minorHAnsi"/>
+          <w:rFonts w:ascii="SuzukiPRORegular" w:hAnsi="SuzukiPRORegular" w:cstheme="minorHAnsi"/>
           <w:spacing w:val="1"/>
           <w:sz w:val="24"/>
           <w:szCs w:val="24"/>
@@ -904,7 +899,7 @@
       </w:r>
       <w:r>
         <w:rPr>
-          <w:rFonts w:ascii="Suzuki Pro" w:hAnsi="Suzuki Pro" w:cstheme="minorHAnsi"/>
+          <w:rFonts w:ascii="SuzukiPRORegular" w:hAnsi="SuzukiPRORegular" w:cstheme="minorHAnsi"/>
           <w:sz w:val="24"/>
           <w:szCs w:val="24"/>
         </w:rPr>
@@ -912,7 +907,7 @@
       </w:r>
       <w:r>
         <w:rPr>
-          <w:rFonts w:ascii="Suzuki Pro" w:hAnsi="Suzuki Pro" w:cstheme="minorHAnsi"/>
+          <w:rFonts w:ascii="SuzukiPRORegular" w:hAnsi="SuzukiPRORegular" w:cstheme="minorHAnsi"/>
           <w:spacing w:val="1"/>
           <w:sz w:val="24"/>
           <w:szCs w:val="24"/>
@@ -921,7 +916,7 @@
       </w:r>
       <w:r>
         <w:rPr>
-          <w:rFonts w:ascii="Suzuki Pro" w:hAnsi="Suzuki Pro" w:cstheme="minorHAnsi"/>
+          <w:rFonts w:ascii="SuzukiPRORegular" w:hAnsi="SuzukiPRORegular" w:cstheme="minorHAnsi"/>
           <w:sz w:val="24"/>
           <w:szCs w:val="24"/>
         </w:rPr>
@@ -929,7 +924,7 @@
       </w:r>
       <w:r>
         <w:rPr>
-          <w:rFonts w:ascii="Suzuki Pro" w:hAnsi="Suzuki Pro" w:cstheme="minorHAnsi"/>
+          <w:rFonts w:ascii="SuzukiPRORegular" w:hAnsi="SuzukiPRORegular" w:cstheme="minorHAnsi"/>
           <w:spacing w:val="1"/>
           <w:sz w:val="24"/>
           <w:szCs w:val="24"/>
@@ -938,7 +933,7 @@
       </w:r>
       <w:r>
         <w:rPr>
-          <w:rFonts w:ascii="Suzuki Pro" w:hAnsi="Suzuki Pro" w:cstheme="minorHAnsi"/>
+          <w:rFonts w:ascii="SuzukiPRORegular" w:hAnsi="SuzukiPRORegular" w:cstheme="minorHAnsi"/>
           <w:sz w:val="24"/>
           <w:szCs w:val="24"/>
         </w:rPr>
@@ -946,7 +941,7 @@
       </w:r>
       <w:r>
         <w:rPr>
-          <w:rFonts w:ascii="Suzuki Pro" w:hAnsi="Suzuki Pro" w:cstheme="minorHAnsi"/>
+          <w:rFonts w:ascii="SuzukiPRORegular" w:hAnsi="SuzukiPRORegular" w:cstheme="minorHAnsi"/>
           <w:spacing w:val="1"/>
           <w:sz w:val="24"/>
           <w:szCs w:val="24"/>
@@ -955,7 +950,7 @@
       </w:r>
       <w:r>
         <w:rPr>
-          <w:rFonts w:ascii="Suzuki Pro" w:hAnsi="Suzuki Pro" w:cstheme="minorHAnsi"/>
+          <w:rFonts w:ascii="SuzukiPRORegular" w:hAnsi="SuzukiPRORegular" w:cstheme="minorHAnsi"/>
           <w:sz w:val="24"/>
           <w:szCs w:val="24"/>
         </w:rPr>
@@ -963,7 +958,7 @@
       </w:r>
       <w:r>
         <w:rPr>
-          <w:rFonts w:ascii="Suzuki Pro" w:hAnsi="Suzuki Pro" w:cstheme="minorHAnsi"/>
+          <w:rFonts w:ascii="SuzukiPRORegular" w:hAnsi="SuzukiPRORegular" w:cstheme="minorHAnsi"/>
           <w:spacing w:val="-52"/>
           <w:sz w:val="24"/>
           <w:szCs w:val="24"/>
@@ -972,7 +967,7 @@
       </w:r>
       <w:r>
         <w:rPr>
-          <w:rFonts w:ascii="Suzuki Pro" w:hAnsi="Suzuki Pro" w:cstheme="minorHAnsi"/>
+          <w:rFonts w:ascii="SuzukiPRORegular" w:hAnsi="SuzukiPRORegular" w:cstheme="minorHAnsi"/>
           <w:sz w:val="24"/>
           <w:szCs w:val="24"/>
         </w:rPr>
@@ -980,7 +975,7 @@
       </w:r>
       <w:r>
         <w:rPr>
-          <w:rFonts w:ascii="Suzuki Pro" w:hAnsi="Suzuki Pro" w:cstheme="minorHAnsi"/>
+          <w:rFonts w:ascii="SuzukiPRORegular" w:hAnsi="SuzukiPRORegular" w:cstheme="minorHAnsi"/>
           <w:sz w:val="24"/>
           <w:szCs w:val="24"/>
         </w:rPr>
@@ -988,7 +983,7 @@
       </w:r>
       <w:r>
         <w:rPr>
-          <w:rFonts w:ascii="Suzuki Pro" w:hAnsi="Suzuki Pro" w:cstheme="minorHAnsi"/>
+          <w:rFonts w:ascii="SuzukiPRORegular" w:hAnsi="SuzukiPRORegular" w:cstheme="minorHAnsi"/>
           <w:sz w:val="24"/>
           <w:szCs w:val="24"/>
         </w:rPr>
@@ -996,7 +991,7 @@
       </w:r>
       <w:r>
         <w:rPr>
-          <w:rFonts w:ascii="Suzuki Pro" w:hAnsi="Suzuki Pro" w:cstheme="minorHAnsi"/>
+          <w:rFonts w:ascii="SuzukiPRORegular" w:hAnsi="SuzukiPRORegular" w:cstheme="minorHAnsi"/>
           <w:sz w:val="24"/>
           <w:szCs w:val="24"/>
         </w:rPr>
@@ -1004,7 +999,7 @@
       </w:r>
       <w:r>
         <w:rPr>
-          <w:rFonts w:ascii="Suzuki Pro" w:hAnsi="Suzuki Pro" w:cstheme="minorHAnsi"/>
+          <w:rFonts w:ascii="SuzukiPRORegular" w:hAnsi="SuzukiPRORegular" w:cstheme="minorHAnsi"/>
           <w:sz w:val="24"/>
           <w:szCs w:val="24"/>
         </w:rPr>
@@ -1024,14 +1019,14 @@
         <w:spacing w:after="120"/>
         <w:ind w:left="714" w:right="134" w:hanging="357"/>
         <w:rPr>
-          <w:rFonts w:ascii="Suzuki Pro" w:hAnsi="Suzuki Pro" w:cstheme="minorHAnsi"/>
-          <w:sz w:val="24"/>
-          <w:szCs w:val="24"/>
-        </w:rPr>
-      </w:pPr>
-      <w:r>
-        <w:rPr>
-          <w:rFonts w:ascii="Suzuki Pro" w:hAnsi="Suzuki Pro" w:cstheme="minorHAnsi"/>
+          <w:rFonts w:ascii="SuzukiPRORegular" w:hAnsi="SuzukiPRORegular" w:cstheme="minorHAnsi"/>
+          <w:sz w:val="24"/>
+          <w:szCs w:val="24"/>
+        </w:rPr>
+      </w:pPr>
+      <w:r>
+        <w:rPr>
+          <w:rFonts w:ascii="SuzukiPRORegular" w:hAnsi="SuzukiPRORegular" w:cstheme="minorHAnsi"/>
           <w:sz w:val="24"/>
           <w:szCs w:val="24"/>
         </w:rPr>
@@ -1039,7 +1034,7 @@
       </w:r>
       <w:r>
         <w:rPr>
-          <w:rFonts w:ascii="Suzuki Pro" w:hAnsi="Suzuki Pro" w:cstheme="minorHAnsi"/>
+          <w:rFonts w:ascii="SuzukiPRORegular" w:hAnsi="SuzukiPRORegular" w:cstheme="minorHAnsi"/>
           <w:sz w:val="24"/>
           <w:szCs w:val="24"/>
         </w:rPr>
@@ -1047,7 +1042,7 @@
       </w:r>
       <w:r>
         <w:rPr>
-          <w:rFonts w:ascii="Suzuki Pro" w:hAnsi="Suzuki Pro" w:cstheme="minorHAnsi"/>
+          <w:rFonts w:ascii="SuzukiPRORegular" w:hAnsi="SuzukiPRORegular" w:cstheme="minorHAnsi"/>
           <w:sz w:val="24"/>
           <w:szCs w:val="24"/>
         </w:rPr>
@@ -1064,17 +1059,17 @@
         <w:tabs>
           <w:tab w:val="left" w:pos="856"/>
         </w:tabs>
-        <w:spacing w:before="7" w:after="120"/>
+        <w:spacing w:after="120"/>
         <w:ind w:left="714" w:right="135" w:hanging="357"/>
         <w:rPr>
-          <w:rFonts w:ascii="Suzuki Pro" w:hAnsi="Suzuki Pro" w:cstheme="minorHAnsi"/>
-          <w:sz w:val="24"/>
-          <w:szCs w:val="24"/>
-        </w:rPr>
-      </w:pPr>
-      <w:r>
-        <w:rPr>
-          <w:rFonts w:ascii="Suzuki Pro" w:hAnsi="Suzuki Pro" w:cstheme="minorHAnsi"/>
+          <w:rFonts w:ascii="SuzukiPRORegular" w:hAnsi="SuzukiPRORegular" w:cstheme="minorHAnsi"/>
+          <w:sz w:val="24"/>
+          <w:szCs w:val="24"/>
+        </w:rPr>
+      </w:pPr>
+      <w:r>
+        <w:rPr>
+          <w:rFonts w:ascii="SuzukiPRORegular" w:hAnsi="SuzukiPRORegular" w:cstheme="minorHAnsi"/>
           <w:sz w:val="24"/>
           <w:szCs w:val="24"/>
         </w:rPr>
@@ -1082,7 +1077,7 @@
       </w:r>
       <w:r>
         <w:rPr>
-          <w:rFonts w:ascii="Suzuki Pro" w:hAnsi="Suzuki Pro" w:cstheme="minorHAnsi"/>
+          <w:rFonts w:ascii="SuzukiPRORegular" w:hAnsi="SuzukiPRORegular" w:cstheme="minorHAnsi"/>
           <w:spacing w:val="1"/>
           <w:sz w:val="24"/>
           <w:szCs w:val="24"/>
@@ -1091,7 +1086,7 @@
       </w:r>
       <w:r>
         <w:rPr>
-          <w:rFonts w:ascii="Suzuki Pro" w:hAnsi="Suzuki Pro" w:cstheme="minorHAnsi"/>
+          <w:rFonts w:ascii="SuzukiPRORegular" w:hAnsi="SuzukiPRORegular" w:cstheme="minorHAnsi"/>
           <w:sz w:val="24"/>
           <w:szCs w:val="24"/>
         </w:rPr>
@@ -1099,7 +1094,7 @@
       </w:r>
       <w:r>
         <w:rPr>
-          <w:rFonts w:ascii="Suzuki Pro" w:hAnsi="Suzuki Pro" w:cstheme="minorHAnsi"/>
+          <w:rFonts w:ascii="SuzukiPRORegular" w:hAnsi="SuzukiPRORegular" w:cstheme="minorHAnsi"/>
           <w:spacing w:val="1"/>
           <w:sz w:val="24"/>
           <w:szCs w:val="24"/>
@@ -1108,7 +1103,7 @@
       </w:r>
       <w:r>
         <w:rPr>
-          <w:rFonts w:ascii="Suzuki Pro" w:hAnsi="Suzuki Pro" w:cstheme="minorHAnsi"/>
+          <w:rFonts w:ascii="SuzukiPRORegular" w:hAnsi="SuzukiPRORegular" w:cstheme="minorHAnsi"/>
           <w:sz w:val="24"/>
           <w:szCs w:val="24"/>
         </w:rPr>
@@ -1116,7 +1111,7 @@
       </w:r>
       <w:r>
         <w:rPr>
-          <w:rFonts w:ascii="Suzuki Pro" w:hAnsi="Suzuki Pro" w:cstheme="minorHAnsi"/>
+          <w:rFonts w:ascii="SuzukiPRORegular" w:hAnsi="SuzukiPRORegular" w:cstheme="minorHAnsi"/>
           <w:spacing w:val="1"/>
           <w:sz w:val="24"/>
           <w:szCs w:val="24"/>
@@ -1125,7 +1120,7 @@
       </w:r>
       <w:r>
         <w:rPr>
-          <w:rFonts w:ascii="Suzuki Pro" w:hAnsi="Suzuki Pro" w:cstheme="minorHAnsi"/>
+          <w:rFonts w:ascii="SuzukiPRORegular" w:hAnsi="SuzukiPRORegular" w:cstheme="minorHAnsi"/>
           <w:sz w:val="24"/>
           <w:szCs w:val="24"/>
         </w:rPr>
@@ -1133,7 +1128,7 @@
       </w:r>
       <w:r>
         <w:rPr>
-          <w:rFonts w:ascii="Suzuki Pro" w:hAnsi="Suzuki Pro" w:cstheme="minorHAnsi"/>
+          <w:rFonts w:ascii="SuzukiPRORegular" w:hAnsi="SuzukiPRORegular" w:cstheme="minorHAnsi"/>
           <w:spacing w:val="1"/>
           <w:sz w:val="24"/>
           <w:szCs w:val="24"/>
@@ -1142,7 +1137,7 @@
       </w:r>
       <w:r>
         <w:rPr>
-          <w:rFonts w:ascii="Suzuki Pro" w:hAnsi="Suzuki Pro" w:cstheme="minorHAnsi"/>
+          <w:rFonts w:ascii="SuzukiPRORegular" w:hAnsi="SuzukiPRORegular" w:cstheme="minorHAnsi"/>
           <w:sz w:val="24"/>
           <w:szCs w:val="24"/>
         </w:rPr>
@@ -1150,7 +1145,7 @@
       </w:r>
       <w:r>
         <w:rPr>
-          <w:rFonts w:ascii="Suzuki Pro" w:hAnsi="Suzuki Pro" w:cstheme="minorHAnsi"/>
+          <w:rFonts w:ascii="SuzukiPRORegular" w:hAnsi="SuzukiPRORegular" w:cstheme="minorHAnsi"/>
           <w:spacing w:val="1"/>
           <w:sz w:val="24"/>
           <w:szCs w:val="24"/>
@@ -1159,69 +1154,51 @@
       </w:r>
       <w:r>
         <w:rPr>
-          <w:rFonts w:ascii="Suzuki Pro" w:hAnsi="Suzuki Pro" w:cstheme="minorHAnsi"/>
-          <w:sz w:val="24"/>
-          <w:szCs w:val="24"/>
-        </w:rPr>
-        <w:t xml:space="preserve">Ha </w:t>
+          <w:rFonts w:ascii="SuzukiPRORegular" w:hAnsi="SuzukiPRORegular" w:cstheme="minorHAnsi"/>
+          <w:sz w:val="24"/>
+          <w:szCs w:val="24"/>
+        </w:rPr>
+        <w:t xml:space="preserve">Ha laktóz, </w:t>
       </w:r>
       <w:proofErr w:type="spellStart"/>
       <w:r>
         <w:rPr>
-          <w:rFonts w:ascii="Suzuki Pro" w:hAnsi="Suzuki Pro" w:cstheme="minorHAnsi"/>
-          <w:sz w:val="24"/>
-          <w:szCs w:val="24"/>
-        </w:rPr>
-        <w:t>laktóz</w:t>
+          <w:rFonts w:ascii="SuzukiPRORegular" w:hAnsi="SuzukiPRORegular" w:cstheme="minorHAnsi"/>
+          <w:sz w:val="24"/>
+          <w:szCs w:val="24"/>
+        </w:rPr>
+        <w:t>glutén</w:t>
       </w:r>
       <w:proofErr w:type="spellEnd"/>
       <w:r>
         <w:rPr>
-          <w:rFonts w:ascii="Suzuki Pro" w:hAnsi="Suzuki Pro" w:cstheme="minorHAnsi"/>
-          <w:sz w:val="24"/>
-          <w:szCs w:val="24"/>
-        </w:rPr>
-        <w:t xml:space="preserve">, </w:t>
+          <w:rFonts w:ascii="SuzukiPRORegular" w:hAnsi="SuzukiPRORegular" w:cstheme="minorHAnsi"/>
+          <w:sz w:val="24"/>
+          <w:szCs w:val="24"/>
+        </w:rPr>
+        <w:t xml:space="preserve">, húsmentes vagy </w:t>
       </w:r>
       <w:proofErr w:type="spellStart"/>
       <w:r>
         <w:rPr>
-          <w:rFonts w:ascii="Suzuki Pro" w:hAnsi="Suzuki Pro" w:cstheme="minorHAnsi"/>
-          <w:sz w:val="24"/>
-          <w:szCs w:val="24"/>
-        </w:rPr>
-        <w:t>glutén</w:t>
+          <w:rFonts w:ascii="SuzukiPRORegular" w:hAnsi="SuzukiPRORegular" w:cstheme="minorHAnsi"/>
+          <w:sz w:val="24"/>
+          <w:szCs w:val="24"/>
+        </w:rPr>
+        <w:t>vegán</w:t>
       </w:r>
       <w:proofErr w:type="spellEnd"/>
       <w:r>
         <w:rPr>
-          <w:rFonts w:ascii="Suzuki Pro" w:hAnsi="Suzuki Pro" w:cstheme="minorHAnsi"/>
-          <w:sz w:val="24"/>
-          <w:szCs w:val="24"/>
-        </w:rPr>
-        <w:t xml:space="preserve">, húsmentes vagy </w:t>
-      </w:r>
-      <w:proofErr w:type="spellStart"/>
-      <w:r>
-        <w:rPr>
-          <w:rFonts w:ascii="Suzuki Pro" w:hAnsi="Suzuki Pro" w:cstheme="minorHAnsi"/>
-          <w:sz w:val="24"/>
-          <w:szCs w:val="24"/>
-        </w:rPr>
-        <w:t>vegán</w:t>
-      </w:r>
-      <w:proofErr w:type="spellEnd"/>
-      <w:r>
-        <w:rPr>
-          <w:rFonts w:ascii="Suzuki Pro" w:hAnsi="Suzuki Pro" w:cstheme="minorHAnsi"/>
-          <w:sz w:val="24"/>
-          <w:szCs w:val="24"/>
-        </w:rPr>
-        <w:t xml:space="preserve"> </w:t>
-      </w:r>
-      <w:r>
-        <w:rPr>
-          <w:rFonts w:ascii="Suzuki Pro" w:hAnsi="Suzuki Pro" w:cstheme="minorHAnsi"/>
+          <w:rFonts w:ascii="SuzukiPRORegular" w:hAnsi="SuzukiPRORegular" w:cstheme="minorHAnsi"/>
+          <w:sz w:val="24"/>
+          <w:szCs w:val="24"/>
+        </w:rPr>
+        <w:t xml:space="preserve"> </w:t>
+      </w:r>
+      <w:r>
+        <w:rPr>
+          <w:rFonts w:ascii="SuzukiPRORegular" w:hAnsi="SuzukiPRORegular" w:cstheme="minorHAnsi"/>
           <w:sz w:val="24"/>
           <w:szCs w:val="24"/>
         </w:rPr>
@@ -1229,7 +1206,7 @@
       </w:r>
       <w:r>
         <w:rPr>
-          <w:rFonts w:ascii="Suzuki Pro" w:hAnsi="Suzuki Pro" w:cstheme="minorHAnsi"/>
+          <w:rFonts w:ascii="SuzukiPRORegular" w:hAnsi="SuzukiPRORegular" w:cstheme="minorHAnsi"/>
           <w:sz w:val="24"/>
           <w:szCs w:val="24"/>
         </w:rPr>
@@ -1237,7 +1214,7 @@
       </w:r>
       <w:r>
         <w:rPr>
-          <w:rFonts w:ascii="Suzuki Pro" w:hAnsi="Suzuki Pro" w:cstheme="minorHAnsi"/>
+          <w:rFonts w:ascii="SuzukiPRORegular" w:hAnsi="SuzukiPRORegular" w:cstheme="minorHAnsi"/>
           <w:sz w:val="24"/>
           <w:szCs w:val="24"/>
         </w:rPr>
@@ -1245,7 +1222,7 @@
       </w:r>
       <w:r>
         <w:rPr>
-          <w:rFonts w:ascii="Suzuki Pro" w:hAnsi="Suzuki Pro" w:cstheme="minorHAnsi"/>
+          <w:rFonts w:ascii="SuzukiPRORegular" w:hAnsi="SuzukiPRORegular" w:cstheme="minorHAnsi"/>
           <w:sz w:val="24"/>
           <w:szCs w:val="24"/>
         </w:rPr>
@@ -1253,7 +1230,7 @@
       </w:r>
       <w:r>
         <w:rPr>
-          <w:rFonts w:ascii="Suzuki Pro" w:hAnsi="Suzuki Pro" w:cstheme="minorHAnsi"/>
+          <w:rFonts w:ascii="SuzukiPRORegular" w:hAnsi="SuzukiPRORegular" w:cstheme="minorHAnsi"/>
           <w:sz w:val="24"/>
           <w:szCs w:val="24"/>
         </w:rPr>
@@ -1263,7 +1240,7 @@
         <w:r>
           <w:rPr>
             <w:rStyle w:val="Hiperhivatkozs"/>
-            <w:rFonts w:ascii="Suzuki Pro" w:hAnsi="Suzuki Pro" w:cstheme="minorHAnsi"/>
+            <w:rFonts w:ascii="SuzukiPRORegular" w:hAnsi="SuzukiPRORegular" w:cstheme="minorHAnsi"/>
             <w:color w:val="auto"/>
             <w:sz w:val="24"/>
             <w:szCs w:val="24"/>
@@ -1273,15 +1250,31 @@
       </w:hyperlink>
       <w:r>
         <w:rPr>
-          <w:rFonts w:ascii="Suzuki Pro" w:hAnsi="Suzuki Pro" w:cstheme="minorHAnsi"/>
-          <w:sz w:val="24"/>
-          <w:szCs w:val="24"/>
-        </w:rPr>
-        <w:t xml:space="preserve"> e-mail címen, plusz vizsgálati igényét is erre az e-mail címre </w:t>
-      </w:r>
-      <w:r>
-        <w:rPr>
-          <w:rFonts w:ascii="Suzuki Pro" w:hAnsi="Suzuki Pro" w:cstheme="minorHAnsi"/>
+          <w:rFonts w:ascii="SuzukiPRORegular" w:hAnsi="SuzukiPRORegular" w:cstheme="minorHAnsi"/>
+          <w:sz w:val="24"/>
+          <w:szCs w:val="24"/>
+        </w:rPr>
+        <w:t xml:space="preserve"> e-mail címen</w:t>
+      </w:r>
+      <w:r>
+        <w:rPr>
+          <w:rFonts w:ascii="SuzukiPRORegular" w:hAnsi="SuzukiPRORegular" w:cstheme="minorHAnsi"/>
+          <w:sz w:val="24"/>
+          <w:szCs w:val="24"/>
+        </w:rPr>
+        <w:t>. P</w:t>
+      </w:r>
+      <w:r>
+        <w:rPr>
+          <w:rFonts w:ascii="SuzukiPRORegular" w:hAnsi="SuzukiPRORegular" w:cstheme="minorHAnsi"/>
+          <w:sz w:val="24"/>
+          <w:szCs w:val="24"/>
+        </w:rPr>
+        <w:t xml:space="preserve">lusz vizsgálati igényét is erre az e-mail címre </w:t>
+      </w:r>
+      <w:r>
+        <w:rPr>
+          <w:rFonts w:ascii="SuzukiPRORegular" w:hAnsi="SuzukiPRORegular" w:cstheme="minorHAnsi"/>
           <w:sz w:val="24"/>
           <w:szCs w:val="24"/>
         </w:rPr>
@@ -1289,7 +1282,7 @@
       </w:r>
       <w:r>
         <w:rPr>
-          <w:rFonts w:ascii="Suzuki Pro" w:hAnsi="Suzuki Pro" w:cstheme="minorHAnsi"/>
+          <w:rFonts w:ascii="SuzukiPRORegular" w:hAnsi="SuzukiPRORegular" w:cstheme="minorHAnsi"/>
           <w:sz w:val="24"/>
           <w:szCs w:val="24"/>
         </w:rPr>
@@ -1306,17 +1299,17 @@
         <w:tabs>
           <w:tab w:val="left" w:pos="856"/>
         </w:tabs>
-        <w:spacing w:before="9" w:after="120"/>
+        <w:spacing w:after="120"/>
         <w:ind w:left="714" w:right="132" w:hanging="357"/>
         <w:rPr>
-          <w:rFonts w:ascii="Suzuki Pro" w:hAnsi="Suzuki Pro" w:cstheme="minorHAnsi"/>
-          <w:sz w:val="24"/>
-          <w:szCs w:val="24"/>
-        </w:rPr>
-      </w:pPr>
-      <w:r>
-        <w:rPr>
-          <w:rFonts w:ascii="Suzuki Pro" w:hAnsi="Suzuki Pro" w:cstheme="minorHAnsi"/>
+          <w:rFonts w:ascii="SuzukiPRORegular" w:hAnsi="SuzukiPRORegular" w:cstheme="minorHAnsi"/>
+          <w:sz w:val="24"/>
+          <w:szCs w:val="24"/>
+        </w:rPr>
+      </w:pPr>
+      <w:r>
+        <w:rPr>
+          <w:rFonts w:ascii="SuzukiPRORegular" w:hAnsi="SuzukiPRORegular" w:cstheme="minorHAnsi"/>
           <w:sz w:val="24"/>
           <w:szCs w:val="24"/>
         </w:rPr>
@@ -1324,7 +1317,7 @@
       </w:r>
       <w:r>
         <w:rPr>
-          <w:rFonts w:ascii="Suzuki Pro" w:hAnsi="Suzuki Pro" w:cstheme="minorHAnsi"/>
+          <w:rFonts w:ascii="SuzukiPRORegular" w:hAnsi="SuzukiPRORegular" w:cstheme="minorHAnsi"/>
           <w:sz w:val="24"/>
           <w:szCs w:val="24"/>
         </w:rPr>
@@ -1332,7 +1325,7 @@
       </w:r>
       <w:r>
         <w:rPr>
-          <w:rFonts w:ascii="Suzuki Pro" w:hAnsi="Suzuki Pro" w:cstheme="minorHAnsi"/>
+          <w:rFonts w:ascii="SuzukiPRORegular" w:hAnsi="SuzukiPRORegular" w:cstheme="minorHAnsi"/>
           <w:sz w:val="24"/>
           <w:szCs w:val="24"/>
         </w:rPr>
@@ -1340,28 +1333,51 @@
       </w:r>
       <w:r>
         <w:rPr>
-          <w:rFonts w:ascii="Suzuki Pro" w:hAnsi="Suzuki Pro" w:cstheme="minorHAnsi"/>
-          <w:sz w:val="24"/>
-          <w:szCs w:val="24"/>
-        </w:rPr>
-        <w:t>észült vizsgálati dokumentációt, a</w:t>
-      </w:r>
-      <w:r>
-        <w:rPr>
-          <w:rFonts w:ascii="Suzuki Pro" w:hAnsi="Suzuki Pro" w:cstheme="minorHAnsi"/>
-          <w:spacing w:val="1"/>
-          <w:sz w:val="24"/>
-          <w:szCs w:val="24"/>
-        </w:rPr>
-        <w:t xml:space="preserve"> </w:t>
-      </w:r>
-      <w:r>
-        <w:rPr>
-          <w:rFonts w:ascii="Suzuki Pro" w:hAnsi="Suzuki Pro" w:cstheme="minorHAnsi"/>
-          <w:sz w:val="24"/>
-          <w:szCs w:val="24"/>
-        </w:rPr>
-        <w:t xml:space="preserve">vizsgálati leletek az EESZT-be is feltöltésre kerülnek. </w:t>
+          <w:rFonts w:ascii="SuzukiPRORegular" w:hAnsi="SuzukiPRORegular" w:cstheme="minorHAnsi"/>
+          <w:sz w:val="24"/>
+          <w:szCs w:val="24"/>
+        </w:rPr>
+        <w:t xml:space="preserve">észült vizsgálati dokumentációt, </w:t>
+      </w:r>
+      <w:r>
+        <w:rPr>
+          <w:rFonts w:ascii="SuzukiPRORegular" w:hAnsi="SuzukiPRORegular" w:cstheme="minorHAnsi"/>
+          <w:sz w:val="24"/>
+          <w:szCs w:val="24"/>
+        </w:rPr>
+        <w:t xml:space="preserve">valamint </w:t>
+      </w:r>
+      <w:r>
+        <w:rPr>
+          <w:rFonts w:ascii="SuzukiPRORegular" w:hAnsi="SuzukiPRORegular" w:cstheme="minorHAnsi"/>
+          <w:sz w:val="24"/>
+          <w:szCs w:val="24"/>
+        </w:rPr>
+        <w:t>a</w:t>
+      </w:r>
+      <w:r>
+        <w:rPr>
+          <w:rFonts w:ascii="SuzukiPRORegular" w:hAnsi="SuzukiPRORegular" w:cstheme="minorHAnsi"/>
+          <w:sz w:val="24"/>
+          <w:szCs w:val="24"/>
+        </w:rPr>
+        <w:t xml:space="preserve">z eredményeket feltöltjük </w:t>
+      </w:r>
+      <w:r>
+        <w:rPr>
+          <w:rFonts w:ascii="SuzukiPRORegular" w:hAnsi="SuzukiPRORegular" w:cstheme="minorHAnsi"/>
+          <w:sz w:val="24"/>
+          <w:szCs w:val="24"/>
+        </w:rPr>
+        <w:t>az EESZT-be is</w:t>
+      </w:r>
+      <w:r>
+        <w:rPr>
+          <w:rFonts w:ascii="SuzukiPRORegular" w:hAnsi="SuzukiPRORegular" w:cstheme="minorHAnsi"/>
+          <w:sz w:val="24"/>
+          <w:szCs w:val="24"/>
+        </w:rPr>
+        <w:t>.</w:t>
       </w:r>
     </w:p>
     <w:p>
@@ -1374,10 +1390,10 @@
         <w:tabs>
           <w:tab w:val="left" w:pos="856"/>
         </w:tabs>
-        <w:spacing w:before="9" w:after="120"/>
+        <w:spacing w:after="120"/>
         <w:ind w:left="714" w:right="132" w:hanging="357"/>
         <w:rPr>
-          <w:rFonts w:ascii="Suzuki Pro" w:hAnsi="Suzuki Pro" w:cstheme="minorHAnsi"/>
+          <w:rFonts w:ascii="SuzukiPRORegular" w:hAnsi="SuzukiPRORegular" w:cstheme="minorHAnsi"/>
           <w:sz w:val="24"/>
           <w:szCs w:val="24"/>
         </w:rPr>
@@ -1391,7 +1407,7 @@
       </w:pPr>
       <w:r>
         <w:rPr>
-          <w:rFonts w:ascii="Suzuki Pro" w:hAnsi="Suzuki Pro" w:cstheme="minorHAnsi"/>
+          <w:rFonts w:ascii="SuzukiPRORegular" w:hAnsi="SuzukiPRORegular" w:cstheme="minorHAnsi"/>
           <w:sz w:val="24"/>
           <w:szCs w:val="24"/>
         </w:rPr>
@@ -1399,7 +1415,7 @@
       </w:r>
       <w:r>
         <w:rPr>
-          <w:rFonts w:ascii="Suzuki Pro" w:hAnsi="Suzuki Pro" w:cstheme="minorHAnsi"/>
+          <w:rFonts w:ascii="SuzukiPRORegular" w:hAnsi="SuzukiPRORegular" w:cstheme="minorHAnsi"/>
           <w:sz w:val="24"/>
           <w:szCs w:val="24"/>
         </w:rPr>
@@ -1407,7 +1423,7 @@
       </w:r>
       <w:r>
         <w:rPr>
-          <w:rFonts w:ascii="Suzuki Pro" w:hAnsi="Suzuki Pro" w:cstheme="minorHAnsi"/>
+          <w:rFonts w:ascii="SuzukiPRORegular" w:hAnsi="SuzukiPRORegular" w:cstheme="minorHAnsi"/>
           <w:spacing w:val="1"/>
           <w:sz w:val="24"/>
           <w:szCs w:val="24"/>
@@ -1416,7 +1432,7 @@
       </w:r>
       <w:r>
         <w:rPr>
-          <w:rFonts w:ascii="Suzuki Pro" w:hAnsi="Suzuki Pro" w:cstheme="minorHAnsi"/>
+          <w:rFonts w:ascii="SuzukiPRORegular" w:hAnsi="SuzukiPRORegular" w:cstheme="minorHAnsi"/>
           <w:sz w:val="24"/>
           <w:szCs w:val="24"/>
         </w:rPr>
@@ -1424,7 +1440,7 @@
       </w:r>
       <w:r>
         <w:rPr>
-          <w:rFonts w:ascii="Suzuki Pro" w:hAnsi="Suzuki Pro" w:cstheme="minorHAnsi"/>
+          <w:rFonts w:ascii="SuzukiPRORegular" w:hAnsi="SuzukiPRORegular" w:cstheme="minorHAnsi"/>
           <w:sz w:val="24"/>
           <w:szCs w:val="24"/>
         </w:rPr>
@@ -1432,15 +1448,15 @@
       </w:r>
       <w:r>
         <w:rPr>
-          <w:rFonts w:ascii="Suzuki Pro" w:hAnsi="Suzuki Pro" w:cstheme="minorHAnsi"/>
-          <w:sz w:val="24"/>
-          <w:szCs w:val="24"/>
-        </w:rPr>
-        <w:t xml:space="preserve"> </w:t>
-      </w:r>
-      <w:r>
-        <w:rPr>
-          <w:rFonts w:ascii="Suzuki Pro" w:hAnsi="Suzuki Pro" w:cstheme="minorHAnsi"/>
+          <w:rFonts w:ascii="SuzukiPRORegular" w:hAnsi="SuzukiPRORegular" w:cstheme="minorHAnsi"/>
+          <w:sz w:val="24"/>
+          <w:szCs w:val="24"/>
+        </w:rPr>
+        <w:t xml:space="preserve"> </w:t>
+      </w:r>
+      <w:r>
+        <w:rPr>
+          <w:rFonts w:ascii="SuzukiPRORegular" w:hAnsi="SuzukiPRORegular" w:cstheme="minorHAnsi"/>
           <w:sz w:val="24"/>
           <w:szCs w:val="24"/>
         </w:rPr>
@@ -1448,7 +1464,7 @@
       </w:r>
       <w:r>
         <w:rPr>
-          <w:rFonts w:ascii="Suzuki Pro" w:hAnsi="Suzuki Pro" w:cstheme="minorHAnsi"/>
+          <w:rFonts w:ascii="SuzukiPRORegular" w:hAnsi="SuzukiPRORegular" w:cstheme="minorHAnsi"/>
           <w:sz w:val="24"/>
           <w:szCs w:val="24"/>
         </w:rPr>
@@ -1456,23 +1472,31 @@
       </w:r>
       <w:r>
         <w:rPr>
-          <w:rFonts w:ascii="Suzuki Pro" w:hAnsi="Suzuki Pro" w:cstheme="minorHAnsi"/>
-          <w:sz w:val="24"/>
-          <w:szCs w:val="24"/>
-        </w:rPr>
-        <w:t xml:space="preserve"> elküldjük Önnek</w:t>
-      </w:r>
-      <w:r>
-        <w:rPr>
-          <w:rFonts w:ascii="Suzuki Pro" w:hAnsi="Suzuki Pro" w:cstheme="minorHAnsi"/>
-          <w:sz w:val="24"/>
-          <w:szCs w:val="24"/>
-        </w:rPr>
-        <w:t>. A laboreredményeket 1-2 munkanapon belül, míg a</w:t>
-      </w:r>
-      <w:r>
-        <w:rPr>
-          <w:rFonts w:ascii="Suzuki Pro" w:hAnsi="Suzuki Pro" w:cstheme="minorHAnsi"/>
+          <w:rFonts w:ascii="SuzukiPRORegular" w:hAnsi="SuzukiPRORegular" w:cstheme="minorHAnsi"/>
+          <w:sz w:val="24"/>
+          <w:szCs w:val="24"/>
+        </w:rPr>
+        <w:t xml:space="preserve"> elküldjük</w:t>
+      </w:r>
+      <w:r>
+        <w:rPr>
+          <w:rFonts w:ascii="SuzukiPRORegular" w:hAnsi="SuzukiPRORegular" w:cstheme="minorHAnsi"/>
+          <w:sz w:val="24"/>
+          <w:szCs w:val="24"/>
+        </w:rPr>
+        <w:t>.</w:t>
+      </w:r>
+      <w:r>
+        <w:rPr>
+          <w:rFonts w:ascii="SuzukiPRORegular" w:hAnsi="SuzukiPRORegular" w:cstheme="minorHAnsi"/>
+          <w:sz w:val="24"/>
+          <w:szCs w:val="24"/>
+        </w:rPr>
+        <w:t xml:space="preserve"> A laboreredményeket 1-2 munkanapon belül, míg a</w:t>
+      </w:r>
+      <w:r>
+        <w:rPr>
+          <w:rFonts w:ascii="SuzukiPRORegular" w:hAnsi="SuzukiPRORegular" w:cstheme="minorHAnsi"/>
           <w:sz w:val="24"/>
           <w:szCs w:val="24"/>
         </w:rPr>
@@ -1480,7 +1504,7 @@
       </w:r>
       <w:r>
         <w:rPr>
-          <w:rFonts w:ascii="Suzuki Pro" w:hAnsi="Suzuki Pro" w:cstheme="minorHAnsi"/>
+          <w:rFonts w:ascii="SuzukiPRORegular" w:hAnsi="SuzukiPRORegular" w:cstheme="minorHAnsi"/>
           <w:sz w:val="24"/>
           <w:szCs w:val="24"/>
         </w:rPr>
@@ -1490,18 +1514,17 @@
     <w:p>
       <w:pPr>
         <w:pStyle w:val="Cmsor1"/>
-        <w:spacing w:before="18"/>
         <w:ind w:left="0"/>
         <w:jc w:val="both"/>
         <w:rPr>
-          <w:rFonts w:ascii="Suzuki Pro" w:hAnsi="Suzuki Pro" w:cstheme="minorHAnsi"/>
-          <w:sz w:val="24"/>
-          <w:szCs w:val="24"/>
-        </w:rPr>
-      </w:pPr>
-      <w:r>
-        <w:rPr>
-          <w:rFonts w:ascii="Suzuki Pro" w:hAnsi="Suzuki Pro" w:cstheme="minorHAnsi"/>
+          <w:rFonts w:ascii="SuzukiPRORegular" w:hAnsi="SuzukiPRORegular" w:cstheme="minorHAnsi"/>
+          <w:sz w:val="24"/>
+          <w:szCs w:val="24"/>
+        </w:rPr>
+      </w:pPr>
+      <w:r>
+        <w:rPr>
+          <w:rFonts w:ascii="SuzukiPRORegular" w:hAnsi="SuzukiPRORegular" w:cstheme="minorHAnsi"/>
           <w:sz w:val="24"/>
           <w:szCs w:val="24"/>
         </w:rPr>
@@ -1510,7 +1533,7 @@
       </w:r>
       <w:r>
         <w:rPr>
-          <w:rFonts w:ascii="Suzuki Pro" w:hAnsi="Suzuki Pro" w:cstheme="minorHAnsi"/>
+          <w:rFonts w:ascii="SuzukiPRORegular" w:hAnsi="SuzukiPRORegular" w:cstheme="minorHAnsi"/>
           <w:spacing w:val="-1"/>
           <w:sz w:val="24"/>
           <w:szCs w:val="24"/>
@@ -1519,7 +1542,7 @@
       </w:r>
       <w:r>
         <w:rPr>
-          <w:rFonts w:ascii="Suzuki Pro" w:hAnsi="Suzuki Pro" w:cstheme="minorHAnsi"/>
+          <w:rFonts w:ascii="SuzukiPRORegular" w:hAnsi="SuzukiPRORegular" w:cstheme="minorHAnsi"/>
           <w:sz w:val="24"/>
           <w:szCs w:val="24"/>
         </w:rPr>
@@ -1536,17 +1559,17 @@
         <w:tabs>
           <w:tab w:val="left" w:pos="720"/>
         </w:tabs>
-        <w:spacing w:before="145" w:after="120"/>
+        <w:spacing w:after="120"/>
         <w:ind w:left="714" w:right="133" w:hanging="357"/>
         <w:rPr>
-          <w:rFonts w:ascii="Suzuki Pro" w:hAnsi="Suzuki Pro" w:cstheme="minorHAnsi"/>
-          <w:sz w:val="24"/>
-          <w:szCs w:val="24"/>
-        </w:rPr>
-      </w:pPr>
-      <w:r>
-        <w:rPr>
-          <w:rFonts w:ascii="Suzuki Pro" w:hAnsi="Suzuki Pro" w:cstheme="minorHAnsi"/>
+          <w:rFonts w:ascii="SuzukiPRORegular" w:hAnsi="SuzukiPRORegular" w:cstheme="minorHAnsi"/>
+          <w:sz w:val="24"/>
+          <w:szCs w:val="24"/>
+        </w:rPr>
+      </w:pPr>
+      <w:r>
+        <w:rPr>
+          <w:rFonts w:ascii="SuzukiPRORegular" w:hAnsi="SuzukiPRORegular" w:cstheme="minorHAnsi"/>
           <w:sz w:val="24"/>
           <w:szCs w:val="24"/>
         </w:rPr>
@@ -1554,7 +1577,7 @@
       </w:r>
       <w:r>
         <w:rPr>
-          <w:rFonts w:ascii="Suzuki Pro" w:hAnsi="Suzuki Pro" w:cstheme="minorHAnsi"/>
+          <w:rFonts w:ascii="SuzukiPRORegular" w:hAnsi="SuzukiPRORegular" w:cstheme="minorHAnsi"/>
           <w:spacing w:val="1"/>
           <w:sz w:val="24"/>
           <w:szCs w:val="24"/>
@@ -1563,7 +1586,7 @@
       </w:r>
       <w:r>
         <w:rPr>
-          <w:rFonts w:ascii="Suzuki Pro" w:hAnsi="Suzuki Pro" w:cstheme="minorHAnsi"/>
+          <w:rFonts w:ascii="SuzukiPRORegular" w:hAnsi="SuzukiPRORegular" w:cstheme="minorHAnsi"/>
           <w:sz w:val="24"/>
           <w:szCs w:val="24"/>
         </w:rPr>
@@ -1571,7 +1594,7 @@
       </w:r>
       <w:r>
         <w:rPr>
-          <w:rFonts w:ascii="Suzuki Pro" w:hAnsi="Suzuki Pro" w:cstheme="minorHAnsi"/>
+          <w:rFonts w:ascii="SuzukiPRORegular" w:hAnsi="SuzukiPRORegular" w:cstheme="minorHAnsi"/>
           <w:sz w:val="24"/>
           <w:szCs w:val="24"/>
         </w:rPr>
@@ -1579,7 +1602,7 @@
       </w:r>
       <w:r>
         <w:rPr>
-          <w:rFonts w:ascii="Suzuki Pro" w:hAnsi="Suzuki Pro" w:cstheme="minorHAnsi"/>
+          <w:rFonts w:ascii="SuzukiPRORegular" w:hAnsi="SuzukiPRORegular" w:cstheme="minorHAnsi"/>
           <w:spacing w:val="1"/>
           <w:sz w:val="24"/>
           <w:szCs w:val="24"/>
@@ -1588,7 +1611,7 @@
       </w:r>
       <w:r>
         <w:rPr>
-          <w:rFonts w:ascii="Suzuki Pro" w:hAnsi="Suzuki Pro" w:cstheme="minorHAnsi"/>
+          <w:rFonts w:ascii="SuzukiPRORegular" w:hAnsi="SuzukiPRORegular" w:cstheme="minorHAnsi"/>
           <w:sz w:val="24"/>
           <w:szCs w:val="24"/>
         </w:rPr>
@@ -1596,7 +1619,7 @@
       </w:r>
       <w:r>
         <w:rPr>
-          <w:rFonts w:ascii="Suzuki Pro" w:hAnsi="Suzuki Pro" w:cstheme="minorHAnsi"/>
+          <w:rFonts w:ascii="SuzukiPRORegular" w:hAnsi="SuzukiPRORegular" w:cstheme="minorHAnsi"/>
           <w:spacing w:val="1"/>
           <w:sz w:val="24"/>
           <w:szCs w:val="24"/>
@@ -1605,7 +1628,7 @@
       </w:r>
       <w:r>
         <w:rPr>
-          <w:rFonts w:ascii="Suzuki Pro" w:hAnsi="Suzuki Pro" w:cstheme="minorHAnsi"/>
+          <w:rFonts w:ascii="SuzukiPRORegular" w:hAnsi="SuzukiPRORegular" w:cstheme="minorHAnsi"/>
           <w:sz w:val="24"/>
           <w:szCs w:val="24"/>
         </w:rPr>
@@ -1613,7 +1636,7 @@
       </w:r>
       <w:r>
         <w:rPr>
-          <w:rFonts w:ascii="Suzuki Pro" w:hAnsi="Suzuki Pro" w:cstheme="minorHAnsi"/>
+          <w:rFonts w:ascii="SuzukiPRORegular" w:hAnsi="SuzukiPRORegular" w:cstheme="minorHAnsi"/>
           <w:sz w:val="24"/>
           <w:szCs w:val="24"/>
         </w:rPr>
@@ -1621,15 +1644,15 @@
       </w:r>
       <w:r>
         <w:rPr>
-          <w:rFonts w:ascii="Suzuki Pro" w:hAnsi="Suzuki Pro" w:cstheme="minorHAnsi"/>
-          <w:sz w:val="24"/>
-          <w:szCs w:val="24"/>
-        </w:rPr>
-        <w:t xml:space="preserve"> </w:t>
-      </w:r>
-      <w:r>
-        <w:rPr>
-          <w:rFonts w:ascii="Suzuki Pro" w:hAnsi="Suzuki Pro" w:cstheme="minorHAnsi"/>
+          <w:rFonts w:ascii="SuzukiPRORegular" w:hAnsi="SuzukiPRORegular" w:cstheme="minorHAnsi"/>
+          <w:sz w:val="24"/>
+          <w:szCs w:val="24"/>
+        </w:rPr>
+        <w:t xml:space="preserve"> </w:t>
+      </w:r>
+      <w:r>
+        <w:rPr>
+          <w:rFonts w:ascii="SuzukiPRORegular" w:hAnsi="SuzukiPRORegular" w:cstheme="minorHAnsi"/>
           <w:sz w:val="24"/>
           <w:szCs w:val="24"/>
         </w:rPr>
@@ -1637,7 +1660,7 @@
       </w:r>
       <w:r>
         <w:rPr>
-          <w:rFonts w:ascii="Suzuki Pro" w:hAnsi="Suzuki Pro" w:cstheme="minorHAnsi"/>
+          <w:rFonts w:ascii="SuzukiPRORegular" w:hAnsi="SuzukiPRORegular" w:cstheme="minorHAnsi"/>
           <w:sz w:val="24"/>
           <w:szCs w:val="24"/>
         </w:rPr>
@@ -1645,7 +1668,7 @@
       </w:r>
       <w:r>
         <w:rPr>
-          <w:rFonts w:ascii="Suzuki Pro" w:hAnsi="Suzuki Pro" w:cstheme="minorHAnsi"/>
+          <w:rFonts w:ascii="SuzukiPRORegular" w:hAnsi="SuzukiPRORegular" w:cstheme="minorHAnsi"/>
           <w:sz w:val="24"/>
           <w:szCs w:val="24"/>
         </w:rPr>
@@ -1653,7 +1676,7 @@
       </w:r>
       <w:r>
         <w:rPr>
-          <w:rFonts w:ascii="Suzuki Pro" w:hAnsi="Suzuki Pro" w:cstheme="minorHAnsi"/>
+          <w:rFonts w:ascii="SuzukiPRORegular" w:hAnsi="SuzukiPRORegular" w:cstheme="minorHAnsi"/>
           <w:sz w:val="24"/>
           <w:szCs w:val="24"/>
         </w:rPr>
@@ -1661,25 +1684,15 @@
       </w:r>
       <w:r>
         <w:rPr>
-          <w:rFonts w:ascii="Suzuki Pro" w:hAnsi="Suzuki Pro" w:cstheme="minorHAnsi"/>
-          <w:sz w:val="24"/>
-          <w:szCs w:val="24"/>
-        </w:rPr>
-        <w:t xml:space="preserve">. Ezen vizsgálatok előtt </w:t>
-      </w:r>
-      <w:proofErr w:type="spellStart"/>
-      <w:r>
-        <w:rPr>
-          <w:rFonts w:ascii="Suzuki Pro" w:hAnsi="Suzuki Pro" w:cstheme="minorHAnsi"/>
-          <w:sz w:val="24"/>
-          <w:szCs w:val="24"/>
-        </w:rPr>
-        <w:t>fogyasszon</w:t>
-      </w:r>
-      <w:proofErr w:type="spellEnd"/>
-      <w:r>
-        <w:rPr>
-          <w:rFonts w:ascii="Suzuki Pro" w:hAnsi="Suzuki Pro" w:cstheme="minorHAnsi"/>
+          <w:rFonts w:ascii="SuzukiPRORegular" w:hAnsi="SuzukiPRORegular" w:cstheme="minorHAnsi"/>
+          <w:sz w:val="24"/>
+          <w:szCs w:val="24"/>
+        </w:rPr>
+        <w:t>. Ezen vizsgálatok előtt fogyasszon</w:t>
+      </w:r>
+      <w:r>
+        <w:rPr>
+          <w:rFonts w:ascii="SuzukiPRORegular" w:hAnsi="SuzukiPRORegular" w:cstheme="minorHAnsi"/>
           <w:spacing w:val="1"/>
           <w:sz w:val="24"/>
           <w:szCs w:val="24"/>
@@ -1688,7 +1701,7 @@
       </w:r>
       <w:r>
         <w:rPr>
-          <w:rFonts w:ascii="Suzuki Pro" w:hAnsi="Suzuki Pro" w:cstheme="minorHAnsi"/>
+          <w:rFonts w:ascii="SuzukiPRORegular" w:hAnsi="SuzukiPRORegular" w:cstheme="minorHAnsi"/>
           <w:sz w:val="24"/>
           <w:szCs w:val="24"/>
         </w:rPr>
@@ -1696,7 +1709,7 @@
       </w:r>
       <w:r>
         <w:rPr>
-          <w:rFonts w:ascii="Suzuki Pro" w:hAnsi="Suzuki Pro" w:cstheme="minorHAnsi"/>
+          <w:rFonts w:ascii="SuzukiPRORegular" w:hAnsi="SuzukiPRORegular" w:cstheme="minorHAnsi"/>
           <w:spacing w:val="1"/>
           <w:sz w:val="24"/>
           <w:szCs w:val="24"/>
@@ -1705,15 +1718,16 @@
       </w:r>
       <w:r>
         <w:rPr>
-          <w:rFonts w:ascii="Suzuki Pro" w:hAnsi="Suzuki Pro" w:cstheme="minorHAnsi"/>
-          <w:sz w:val="24"/>
-          <w:szCs w:val="24"/>
-        </w:rPr>
-        <w:t>szénsavmentes</w:t>
-      </w:r>
-      <w:r>
-        <w:rPr>
-          <w:rFonts w:ascii="Suzuki Pro" w:hAnsi="Suzuki Pro" w:cstheme="minorHAnsi"/>
+          <w:rFonts w:ascii="SuzukiPRORegular" w:hAnsi="SuzukiPRORegular" w:cstheme="minorHAnsi"/>
+          <w:spacing w:val="1"/>
+          <w:sz w:val="24"/>
+          <w:szCs w:val="24"/>
+        </w:rPr>
+        <w:t>cukormentes folyadékot (víz, szénsavmentes ásványvíz). A</w:t>
+      </w:r>
+      <w:r>
+        <w:rPr>
+          <w:rFonts w:ascii="SuzukiPRORegular" w:hAnsi="SuzukiPRORegular" w:cstheme="minorHAnsi"/>
           <w:spacing w:val="-9"/>
           <w:sz w:val="24"/>
           <w:szCs w:val="24"/>
@@ -1722,15 +1736,32 @@
       </w:r>
       <w:r>
         <w:rPr>
-          <w:rFonts w:ascii="Suzuki Pro" w:hAnsi="Suzuki Pro" w:cstheme="minorHAnsi"/>
-          <w:sz w:val="24"/>
-          <w:szCs w:val="24"/>
-        </w:rPr>
-        <w:t>ásványvizet,</w:t>
-      </w:r>
-      <w:r>
-        <w:rPr>
-          <w:rFonts w:ascii="Suzuki Pro" w:hAnsi="Suzuki Pro" w:cstheme="minorHAnsi"/>
+          <w:rFonts w:ascii="SuzukiPRORegular" w:hAnsi="SuzukiPRORegular" w:cstheme="minorHAnsi"/>
+          <w:sz w:val="24"/>
+          <w:szCs w:val="24"/>
+        </w:rPr>
+        <w:t>hasi</w:t>
+      </w:r>
+      <w:r>
+        <w:rPr>
+          <w:rFonts w:ascii="SuzukiPRORegular" w:hAnsi="SuzukiPRORegular" w:cstheme="minorHAnsi"/>
+          <w:spacing w:val="-9"/>
+          <w:sz w:val="24"/>
+          <w:szCs w:val="24"/>
+        </w:rPr>
+        <w:t xml:space="preserve"> </w:t>
+      </w:r>
+      <w:r>
+        <w:rPr>
+          <w:rFonts w:ascii="SuzukiPRORegular" w:hAnsi="SuzukiPRORegular" w:cstheme="minorHAnsi"/>
+          <w:sz w:val="24"/>
+          <w:szCs w:val="24"/>
+        </w:rPr>
+        <w:t>ultrahang</w:t>
+      </w:r>
+      <w:r>
+        <w:rPr>
+          <w:rFonts w:ascii="SuzukiPRORegular" w:hAnsi="SuzukiPRORegular" w:cstheme="minorHAnsi"/>
           <w:spacing w:val="-7"/>
           <w:sz w:val="24"/>
           <w:szCs w:val="24"/>
@@ -1739,15 +1770,15 @@
       </w:r>
       <w:r>
         <w:rPr>
-          <w:rFonts w:ascii="Suzuki Pro" w:hAnsi="Suzuki Pro" w:cstheme="minorHAnsi"/>
-          <w:sz w:val="24"/>
-          <w:szCs w:val="24"/>
-        </w:rPr>
-        <w:t>a</w:t>
-      </w:r>
-      <w:r>
-        <w:rPr>
-          <w:rFonts w:ascii="Suzuki Pro" w:hAnsi="Suzuki Pro" w:cstheme="minorHAnsi"/>
+          <w:rFonts w:ascii="SuzukiPRORegular" w:hAnsi="SuzukiPRORegular" w:cstheme="minorHAnsi"/>
+          <w:sz w:val="24"/>
+          <w:szCs w:val="24"/>
+        </w:rPr>
+        <w:t>elvégzéséhez</w:t>
+      </w:r>
+      <w:r>
+        <w:rPr>
+          <w:rFonts w:ascii="SuzukiPRORegular" w:hAnsi="SuzukiPRORegular" w:cstheme="minorHAnsi"/>
           <w:spacing w:val="-9"/>
           <w:sz w:val="24"/>
           <w:szCs w:val="24"/>
@@ -1756,15 +1787,32 @@
       </w:r>
       <w:r>
         <w:rPr>
-          <w:rFonts w:ascii="Suzuki Pro" w:hAnsi="Suzuki Pro" w:cstheme="minorHAnsi"/>
-          <w:sz w:val="24"/>
-          <w:szCs w:val="24"/>
-        </w:rPr>
-        <w:t>hasi</w:t>
-      </w:r>
-      <w:r>
-        <w:rPr>
-          <w:rFonts w:ascii="Suzuki Pro" w:hAnsi="Suzuki Pro" w:cstheme="minorHAnsi"/>
+          <w:rFonts w:ascii="SuzukiPRORegular" w:hAnsi="SuzukiPRORegular" w:cstheme="minorHAnsi"/>
+          <w:sz w:val="24"/>
+          <w:szCs w:val="24"/>
+        </w:rPr>
+        <w:t>telt</w:t>
+      </w:r>
+      <w:r>
+        <w:rPr>
+          <w:rFonts w:ascii="SuzukiPRORegular" w:hAnsi="SuzukiPRORegular" w:cstheme="minorHAnsi"/>
+          <w:spacing w:val="-7"/>
+          <w:sz w:val="24"/>
+          <w:szCs w:val="24"/>
+        </w:rPr>
+        <w:t xml:space="preserve"> </w:t>
+      </w:r>
+      <w:r>
+        <w:rPr>
+          <w:rFonts w:ascii="SuzukiPRORegular" w:hAnsi="SuzukiPRORegular" w:cstheme="minorHAnsi"/>
+          <w:sz w:val="24"/>
+          <w:szCs w:val="24"/>
+        </w:rPr>
+        <w:t>hólyag</w:t>
+      </w:r>
+      <w:r>
+        <w:rPr>
+          <w:rFonts w:ascii="SuzukiPRORegular" w:hAnsi="SuzukiPRORegular" w:cstheme="minorHAnsi"/>
           <w:spacing w:val="-9"/>
           <w:sz w:val="24"/>
           <w:szCs w:val="24"/>
@@ -1773,75 +1821,7 @@
       </w:r>
       <w:r>
         <w:rPr>
-          <w:rFonts w:ascii="Suzuki Pro" w:hAnsi="Suzuki Pro" w:cstheme="minorHAnsi"/>
-          <w:sz w:val="24"/>
-          <w:szCs w:val="24"/>
-        </w:rPr>
-        <w:t>ultrahang</w:t>
-      </w:r>
-      <w:r>
-        <w:rPr>
-          <w:rFonts w:ascii="Suzuki Pro" w:hAnsi="Suzuki Pro" w:cstheme="minorHAnsi"/>
-          <w:spacing w:val="-7"/>
-          <w:sz w:val="24"/>
-          <w:szCs w:val="24"/>
-        </w:rPr>
-        <w:t xml:space="preserve"> </w:t>
-      </w:r>
-      <w:r>
-        <w:rPr>
-          <w:rFonts w:ascii="Suzuki Pro" w:hAnsi="Suzuki Pro" w:cstheme="minorHAnsi"/>
-          <w:sz w:val="24"/>
-          <w:szCs w:val="24"/>
-        </w:rPr>
-        <w:t>elvégzéséhez</w:t>
-      </w:r>
-      <w:r>
-        <w:rPr>
-          <w:rFonts w:ascii="Suzuki Pro" w:hAnsi="Suzuki Pro" w:cstheme="minorHAnsi"/>
-          <w:spacing w:val="-9"/>
-          <w:sz w:val="24"/>
-          <w:szCs w:val="24"/>
-        </w:rPr>
-        <w:t xml:space="preserve"> </w:t>
-      </w:r>
-      <w:r>
-        <w:rPr>
-          <w:rFonts w:ascii="Suzuki Pro" w:hAnsi="Suzuki Pro" w:cstheme="minorHAnsi"/>
-          <w:sz w:val="24"/>
-          <w:szCs w:val="24"/>
-        </w:rPr>
-        <w:t>telt</w:t>
-      </w:r>
-      <w:r>
-        <w:rPr>
-          <w:rFonts w:ascii="Suzuki Pro" w:hAnsi="Suzuki Pro" w:cstheme="minorHAnsi"/>
-          <w:spacing w:val="-7"/>
-          <w:sz w:val="24"/>
-          <w:szCs w:val="24"/>
-        </w:rPr>
-        <w:t xml:space="preserve"> </w:t>
-      </w:r>
-      <w:r>
-        <w:rPr>
-          <w:rFonts w:ascii="Suzuki Pro" w:hAnsi="Suzuki Pro" w:cstheme="minorHAnsi"/>
-          <w:sz w:val="24"/>
-          <w:szCs w:val="24"/>
-        </w:rPr>
-        <w:t>hólyag</w:t>
-      </w:r>
-      <w:r>
-        <w:rPr>
-          <w:rFonts w:ascii="Suzuki Pro" w:hAnsi="Suzuki Pro" w:cstheme="minorHAnsi"/>
-          <w:spacing w:val="-9"/>
-          <w:sz w:val="24"/>
-          <w:szCs w:val="24"/>
-        </w:rPr>
-        <w:t xml:space="preserve"> </w:t>
-      </w:r>
-      <w:r>
-        <w:rPr>
-          <w:rFonts w:ascii="Suzuki Pro" w:hAnsi="Suzuki Pro" w:cstheme="minorHAnsi"/>
+          <w:rFonts w:ascii="SuzukiPRORegular" w:hAnsi="SuzukiPRORegular" w:cstheme="minorHAnsi"/>
           <w:sz w:val="24"/>
           <w:szCs w:val="24"/>
         </w:rPr>
@@ -1861,14 +1841,14 @@
         <w:spacing w:after="120"/>
         <w:ind w:left="714" w:hanging="357"/>
         <w:rPr>
-          <w:rFonts w:ascii="Suzuki Pro" w:hAnsi="Suzuki Pro" w:cstheme="minorHAnsi"/>
-          <w:sz w:val="24"/>
-          <w:szCs w:val="24"/>
-        </w:rPr>
-      </w:pPr>
-      <w:r>
-        <w:rPr>
-          <w:rFonts w:ascii="Suzuki Pro" w:hAnsi="Suzuki Pro" w:cstheme="minorHAnsi"/>
+          <w:rFonts w:ascii="SuzukiPRORegular" w:hAnsi="SuzukiPRORegular" w:cstheme="minorHAnsi"/>
+          <w:sz w:val="24"/>
+          <w:szCs w:val="24"/>
+        </w:rPr>
+      </w:pPr>
+      <w:r>
+        <w:rPr>
+          <w:rFonts w:ascii="SuzukiPRORegular" w:hAnsi="SuzukiPRORegular" w:cstheme="minorHAnsi"/>
           <w:sz w:val="24"/>
           <w:szCs w:val="24"/>
         </w:rPr>
@@ -1876,7 +1856,7 @@
       </w:r>
       <w:r>
         <w:rPr>
-          <w:rFonts w:ascii="Suzuki Pro" w:hAnsi="Suzuki Pro" w:cstheme="minorHAnsi"/>
+          <w:rFonts w:ascii="SuzukiPRORegular" w:hAnsi="SuzukiPRORegular" w:cstheme="minorHAnsi"/>
           <w:sz w:val="24"/>
           <w:szCs w:val="24"/>
         </w:rPr>
@@ -1884,15 +1864,15 @@
       </w:r>
       <w:r>
         <w:rPr>
-          <w:rFonts w:ascii="Suzuki Pro" w:hAnsi="Suzuki Pro" w:cstheme="minorHAnsi"/>
-          <w:sz w:val="24"/>
-          <w:szCs w:val="24"/>
-        </w:rPr>
-        <w:t xml:space="preserve"> </w:t>
-      </w:r>
-      <w:r>
-        <w:rPr>
-          <w:rFonts w:ascii="Suzuki Pro" w:hAnsi="Suzuki Pro" w:cstheme="minorHAnsi"/>
+          <w:rFonts w:ascii="SuzukiPRORegular" w:hAnsi="SuzukiPRORegular" w:cstheme="minorHAnsi"/>
+          <w:sz w:val="24"/>
+          <w:szCs w:val="24"/>
+        </w:rPr>
+        <w:t xml:space="preserve"> </w:t>
+      </w:r>
+      <w:r>
+        <w:rPr>
+          <w:rFonts w:ascii="SuzukiPRORegular" w:hAnsi="SuzukiPRORegular" w:cstheme="minorHAnsi"/>
           <w:spacing w:val="2"/>
           <w:sz w:val="24"/>
           <w:szCs w:val="24"/>
@@ -1901,7 +1881,7 @@
       </w:r>
       <w:r>
         <w:rPr>
-          <w:rFonts w:ascii="Suzuki Pro" w:hAnsi="Suzuki Pro" w:cstheme="minorHAnsi"/>
+          <w:rFonts w:ascii="SuzukiPRORegular" w:hAnsi="SuzukiPRORegular" w:cstheme="minorHAnsi"/>
           <w:sz w:val="24"/>
           <w:szCs w:val="24"/>
         </w:rPr>
@@ -1909,7 +1889,7 @@
       </w:r>
       <w:r>
         <w:rPr>
-          <w:rFonts w:ascii="Suzuki Pro" w:hAnsi="Suzuki Pro" w:cstheme="minorHAnsi"/>
+          <w:rFonts w:ascii="SuzukiPRORegular" w:hAnsi="SuzukiPRORegular" w:cstheme="minorHAnsi"/>
           <w:spacing w:val="-4"/>
           <w:sz w:val="24"/>
           <w:szCs w:val="24"/>
@@ -1918,7 +1898,7 @@
       </w:r>
       <w:r>
         <w:rPr>
-          <w:rFonts w:ascii="Suzuki Pro" w:hAnsi="Suzuki Pro" w:cstheme="minorHAnsi"/>
+          <w:rFonts w:ascii="SuzukiPRORegular" w:hAnsi="SuzukiPRORegular" w:cstheme="minorHAnsi"/>
           <w:bCs/>
           <w:sz w:val="24"/>
           <w:szCs w:val="24"/>
@@ -1927,7 +1907,7 @@
       </w:r>
       <w:r>
         <w:rPr>
-          <w:rFonts w:ascii="Suzuki Pro" w:hAnsi="Suzuki Pro" w:cstheme="minorHAnsi"/>
+          <w:rFonts w:ascii="SuzukiPRORegular" w:hAnsi="SuzukiPRORegular" w:cstheme="minorHAnsi"/>
           <w:bCs/>
           <w:spacing w:val="-3"/>
           <w:sz w:val="24"/>
@@ -1937,7 +1917,7 @@
       </w:r>
       <w:r>
         <w:rPr>
-          <w:rFonts w:ascii="Suzuki Pro" w:hAnsi="Suzuki Pro" w:cstheme="minorHAnsi"/>
+          <w:rFonts w:ascii="SuzukiPRORegular" w:hAnsi="SuzukiPRORegular" w:cstheme="minorHAnsi"/>
           <w:bCs/>
           <w:spacing w:val="-3"/>
           <w:sz w:val="24"/>
@@ -1947,7 +1927,7 @@
       </w:r>
       <w:r>
         <w:rPr>
-          <w:rFonts w:ascii="Suzuki Pro" w:hAnsi="Suzuki Pro" w:cstheme="minorHAnsi"/>
+          <w:rFonts w:ascii="SuzukiPRORegular" w:hAnsi="SuzukiPRORegular" w:cstheme="minorHAnsi"/>
           <w:bCs/>
           <w:sz w:val="24"/>
           <w:szCs w:val="24"/>
@@ -1956,7 +1936,7 @@
       </w:r>
       <w:r>
         <w:rPr>
-          <w:rFonts w:ascii="Suzuki Pro" w:hAnsi="Suzuki Pro" w:cstheme="minorHAnsi"/>
+          <w:rFonts w:ascii="SuzukiPRORegular" w:hAnsi="SuzukiPRORegular" w:cstheme="minorHAnsi"/>
           <w:bCs/>
           <w:spacing w:val="-1"/>
           <w:sz w:val="24"/>
@@ -1966,7 +1946,7 @@
       </w:r>
       <w:r>
         <w:rPr>
-          <w:rFonts w:ascii="Suzuki Pro" w:hAnsi="Suzuki Pro" w:cstheme="minorHAnsi"/>
+          <w:rFonts w:ascii="SuzukiPRORegular" w:hAnsi="SuzukiPRORegular" w:cstheme="minorHAnsi"/>
           <w:bCs/>
           <w:sz w:val="24"/>
           <w:szCs w:val="24"/>
@@ -1975,7 +1955,7 @@
       </w:r>
       <w:r>
         <w:rPr>
-          <w:rFonts w:ascii="Suzuki Pro" w:hAnsi="Suzuki Pro" w:cstheme="minorHAnsi"/>
+          <w:rFonts w:ascii="SuzukiPRORegular" w:hAnsi="SuzukiPRORegular" w:cstheme="minorHAnsi"/>
           <w:sz w:val="24"/>
           <w:szCs w:val="24"/>
         </w:rPr>
@@ -1992,17 +1972,17 @@
         <w:tabs>
           <w:tab w:val="left" w:pos="856"/>
         </w:tabs>
-        <w:spacing w:before="9" w:after="120"/>
+        <w:spacing w:after="120"/>
         <w:ind w:left="714" w:right="136" w:hanging="357"/>
         <w:rPr>
-          <w:rFonts w:ascii="Suzuki Pro" w:hAnsi="Suzuki Pro" w:cstheme="minorHAnsi"/>
-          <w:sz w:val="24"/>
-          <w:szCs w:val="24"/>
-        </w:rPr>
-      </w:pPr>
-      <w:r>
-        <w:rPr>
-          <w:rFonts w:ascii="Suzuki Pro" w:hAnsi="Suzuki Pro" w:cstheme="minorHAnsi"/>
+          <w:rFonts w:ascii="SuzukiPRORegular" w:hAnsi="SuzukiPRORegular" w:cstheme="minorHAnsi"/>
+          <w:sz w:val="24"/>
+          <w:szCs w:val="24"/>
+        </w:rPr>
+      </w:pPr>
+      <w:r>
+        <w:rPr>
+          <w:rFonts w:ascii="SuzukiPRORegular" w:hAnsi="SuzukiPRORegular" w:cstheme="minorHAnsi"/>
           <w:sz w:val="24"/>
           <w:szCs w:val="24"/>
         </w:rPr>
@@ -2010,7 +1990,7 @@
       </w:r>
       <w:r>
         <w:rPr>
-          <w:rFonts w:ascii="Suzuki Pro" w:hAnsi="Suzuki Pro" w:cstheme="minorHAnsi"/>
+          <w:rFonts w:ascii="SuzukiPRORegular" w:hAnsi="SuzukiPRORegular" w:cstheme="minorHAnsi"/>
           <w:sz w:val="24"/>
           <w:szCs w:val="24"/>
         </w:rPr>
@@ -2018,7 +1998,7 @@
       </w:r>
       <w:r>
         <w:rPr>
-          <w:rFonts w:ascii="Suzuki Pro" w:hAnsi="Suzuki Pro" w:cstheme="minorHAnsi"/>
+          <w:rFonts w:ascii="SuzukiPRORegular" w:hAnsi="SuzukiPRORegular" w:cstheme="minorHAnsi"/>
           <w:sz w:val="24"/>
           <w:szCs w:val="24"/>
         </w:rPr>
@@ -2026,7 +2006,7 @@
       </w:r>
       <w:r>
         <w:rPr>
-          <w:rFonts w:ascii="Suzuki Pro" w:hAnsi="Suzuki Pro" w:cstheme="minorHAnsi"/>
+          <w:rFonts w:ascii="SuzukiPRORegular" w:hAnsi="SuzukiPRORegular" w:cstheme="minorHAnsi"/>
           <w:sz w:val="24"/>
           <w:szCs w:val="24"/>
         </w:rPr>
@@ -2034,7 +2014,7 @@
       </w:r>
       <w:r>
         <w:rPr>
-          <w:rFonts w:ascii="Suzuki Pro" w:hAnsi="Suzuki Pro" w:cstheme="minorHAnsi"/>
+          <w:rFonts w:ascii="SuzukiPRORegular" w:hAnsi="SuzukiPRORegular" w:cstheme="minorHAnsi"/>
           <w:sz w:val="24"/>
           <w:szCs w:val="24"/>
         </w:rPr>
@@ -2042,7 +2022,7 @@
       </w:r>
       <w:r>
         <w:rPr>
-          <w:rFonts w:ascii="Suzuki Pro" w:hAnsi="Suzuki Pro" w:cstheme="minorHAnsi"/>
+          <w:rFonts w:ascii="SuzukiPRORegular" w:hAnsi="SuzukiPRORegular" w:cstheme="minorHAnsi"/>
           <w:spacing w:val="1"/>
           <w:sz w:val="24"/>
           <w:szCs w:val="24"/>
@@ -2051,31 +2031,15 @@
       </w:r>
       <w:r>
         <w:rPr>
-          <w:rFonts w:ascii="Suzuki Pro" w:hAnsi="Suzuki Pro" w:cstheme="minorHAnsi"/>
-          <w:sz w:val="24"/>
-          <w:szCs w:val="24"/>
-        </w:rPr>
-        <w:t xml:space="preserve">lehetséges. </w:t>
-      </w:r>
-      <w:r>
-        <w:rPr>
-          <w:rFonts w:ascii="Suzuki Pro" w:hAnsi="Suzuki Pro" w:cstheme="minorHAnsi"/>
-          <w:sz w:val="24"/>
-          <w:szCs w:val="24"/>
-        </w:rPr>
-        <w:t xml:space="preserve"> </w:t>
-      </w:r>
-      <w:r>
-        <w:rPr>
-          <w:rFonts w:ascii="Suzuki Pro" w:hAnsi="Suzuki Pro" w:cstheme="minorHAnsi"/>
-          <w:sz w:val="24"/>
-          <w:szCs w:val="24"/>
-        </w:rPr>
-        <w:t>A</w:t>
-      </w:r>
-      <w:r>
-        <w:rPr>
-          <w:rFonts w:ascii="Suzuki Pro" w:hAnsi="Suzuki Pro" w:cstheme="minorHAnsi"/>
+          <w:rFonts w:ascii="SuzukiPRORegular" w:hAnsi="SuzukiPRORegular" w:cstheme="minorHAnsi"/>
+          <w:sz w:val="24"/>
+          <w:szCs w:val="24"/>
+        </w:rPr>
+        <w:t>lehetséges. A</w:t>
+      </w:r>
+      <w:r>
+        <w:rPr>
+          <w:rFonts w:ascii="SuzukiPRORegular" w:hAnsi="SuzukiPRORegular" w:cstheme="minorHAnsi"/>
           <w:sz w:val="24"/>
           <w:szCs w:val="24"/>
         </w:rPr>
@@ -2083,33 +2047,15 @@
       </w:r>
       <w:r>
         <w:rPr>
-          <w:rFonts w:ascii="Suzuki Pro" w:hAnsi="Suzuki Pro" w:cstheme="minorHAnsi"/>
-          <w:sz w:val="24"/>
-          <w:szCs w:val="24"/>
-        </w:rPr>
-        <w:t xml:space="preserve">eszközöket laboros </w:t>
-      </w:r>
-      <w:proofErr w:type="gramStart"/>
-      <w:r>
-        <w:rPr>
-          <w:rFonts w:ascii="Suzuki Pro" w:hAnsi="Suzuki Pro" w:cstheme="minorHAnsi"/>
-          <w:sz w:val="24"/>
-          <w:szCs w:val="24"/>
-        </w:rPr>
-        <w:t>kolléga</w:t>
-      </w:r>
-      <w:proofErr w:type="gramEnd"/>
-      <w:r>
-        <w:rPr>
-          <w:rFonts w:ascii="Suzuki Pro" w:hAnsi="Suzuki Pro" w:cstheme="minorHAnsi"/>
-          <w:sz w:val="24"/>
-          <w:szCs w:val="24"/>
-        </w:rPr>
-        <w:t xml:space="preserve">nőink </w:t>
-      </w:r>
-      <w:r>
-        <w:rPr>
-          <w:rFonts w:ascii="Suzuki Pro" w:hAnsi="Suzuki Pro" w:cstheme="minorHAnsi"/>
+          <w:rFonts w:ascii="SuzukiPRORegular" w:hAnsi="SuzukiPRORegular" w:cstheme="minorHAnsi"/>
+          <w:sz w:val="24"/>
+          <w:szCs w:val="24"/>
+        </w:rPr>
+        <w:t xml:space="preserve">eszközöket laboros kolléganőink </w:t>
+      </w:r>
+      <w:r>
+        <w:rPr>
+          <w:rFonts w:ascii="SuzukiPRORegular" w:hAnsi="SuzukiPRORegular" w:cstheme="minorHAnsi"/>
           <w:sz w:val="24"/>
           <w:szCs w:val="24"/>
         </w:rPr>
@@ -2117,7 +2063,7 @@
       </w:r>
       <w:r>
         <w:rPr>
-          <w:rFonts w:ascii="Suzuki Pro" w:hAnsi="Suzuki Pro" w:cstheme="minorHAnsi"/>
+          <w:rFonts w:ascii="SuzukiPRORegular" w:hAnsi="SuzukiPRORegular" w:cstheme="minorHAnsi"/>
           <w:sz w:val="24"/>
           <w:szCs w:val="24"/>
         </w:rPr>
@@ -2125,7 +2071,7 @@
       </w:r>
       <w:r>
         <w:rPr>
-          <w:rFonts w:ascii="Suzuki Pro" w:hAnsi="Suzuki Pro" w:cstheme="minorHAnsi"/>
+          <w:rFonts w:ascii="SuzukiPRORegular" w:hAnsi="SuzukiPRORegular" w:cstheme="minorHAnsi"/>
           <w:sz w:val="24"/>
           <w:szCs w:val="24"/>
         </w:rPr>
@@ -2133,16 +2079,24 @@
       </w:r>
       <w:r>
         <w:rPr>
-          <w:rFonts w:ascii="Suzuki Pro" w:hAnsi="Suzuki Pro" w:cstheme="minorHAnsi"/>
-          <w:sz w:val="24"/>
-          <w:szCs w:val="24"/>
-        </w:rPr>
-        <w:t xml:space="preserve">Vizeletes csövet ezen felül </w:t>
+          <w:rFonts w:ascii="SuzukiPRORegular" w:hAnsi="SuzukiPRORegular" w:cstheme="minorHAnsi"/>
+          <w:sz w:val="24"/>
+          <w:szCs w:val="24"/>
+        </w:rPr>
+        <w:t xml:space="preserve">Vizeletes csövet </w:t>
+      </w:r>
+      <w:r>
+        <w:rPr>
+          <w:rFonts w:ascii="SuzukiPRORegular" w:hAnsi="SuzukiPRORegular" w:cstheme="minorHAnsi"/>
+          <w:sz w:val="24"/>
+          <w:szCs w:val="24"/>
+        </w:rPr>
+        <w:t xml:space="preserve">e mellett </w:t>
       </w:r>
       <w:proofErr w:type="spellStart"/>
       <w:r>
         <w:rPr>
-          <w:rFonts w:ascii="Suzuki Pro" w:hAnsi="Suzuki Pro" w:cstheme="minorHAnsi"/>
+          <w:rFonts w:ascii="SuzukiPRORegular" w:hAnsi="SuzukiPRORegular" w:cstheme="minorHAnsi"/>
           <w:sz w:val="24"/>
           <w:szCs w:val="24"/>
         </w:rPr>
@@ -2151,11 +2105,35 @@
       <w:proofErr w:type="spellEnd"/>
       <w:r>
         <w:rPr>
-          <w:rFonts w:ascii="Suzuki Pro" w:hAnsi="Suzuki Pro" w:cstheme="minorHAnsi"/>
-          <w:sz w:val="24"/>
-          <w:szCs w:val="24"/>
-        </w:rPr>
-        <w:t xml:space="preserve"> Andrea kolléganőjétől, a HR osztályon tud kérni.</w:t>
+          <w:rFonts w:ascii="SuzukiPRORegular" w:hAnsi="SuzukiPRORegular" w:cstheme="minorHAnsi"/>
+          <w:sz w:val="24"/>
+          <w:szCs w:val="24"/>
+        </w:rPr>
+        <w:t xml:space="preserve"> Andrea kolléganőjétől</w:t>
+      </w:r>
+      <w:r>
+        <w:rPr>
+          <w:rFonts w:ascii="SuzukiPRORegular" w:hAnsi="SuzukiPRORegular" w:cstheme="minorHAnsi"/>
+          <w:sz w:val="24"/>
+          <w:szCs w:val="24"/>
+        </w:rPr>
+        <w:t xml:space="preserve"> is kérhet</w:t>
+      </w:r>
+      <w:r>
+        <w:rPr>
+          <w:rFonts w:ascii="SuzukiPRORegular" w:hAnsi="SuzukiPRORegular" w:cstheme="minorHAnsi"/>
+          <w:sz w:val="24"/>
+          <w:szCs w:val="24"/>
+        </w:rPr>
+        <w:t>, a HR osztályon</w:t>
+      </w:r>
+      <w:r>
+        <w:rPr>
+          <w:rFonts w:ascii="SuzukiPRORegular" w:hAnsi="SuzukiPRORegular" w:cstheme="minorHAnsi"/>
+          <w:sz w:val="24"/>
+          <w:szCs w:val="24"/>
+        </w:rPr>
+        <w:t>.</w:t>
       </w:r>
     </w:p>
     <w:p>
@@ -2168,17 +2146,17 @@
         <w:tabs>
           <w:tab w:val="left" w:pos="856"/>
         </w:tabs>
-        <w:spacing w:before="10" w:after="120"/>
+        <w:spacing w:after="120"/>
         <w:ind w:left="714" w:right="131" w:hanging="357"/>
         <w:rPr>
-          <w:rFonts w:ascii="Suzuki Pro" w:hAnsi="Suzuki Pro" w:cstheme="minorHAnsi"/>
-          <w:sz w:val="24"/>
-          <w:szCs w:val="24"/>
-        </w:rPr>
-      </w:pPr>
-      <w:r>
-        <w:rPr>
-          <w:rFonts w:ascii="Suzuki Pro" w:hAnsi="Suzuki Pro" w:cstheme="minorHAnsi"/>
+          <w:rFonts w:ascii="SuzukiPRORegular" w:hAnsi="SuzukiPRORegular" w:cstheme="minorHAnsi"/>
+          <w:sz w:val="24"/>
+          <w:szCs w:val="24"/>
+        </w:rPr>
+      </w:pPr>
+      <w:r>
+        <w:rPr>
+          <w:rFonts w:ascii="SuzukiPRORegular" w:hAnsi="SuzukiPRORegular" w:cstheme="minorHAnsi"/>
           <w:sz w:val="24"/>
           <w:szCs w:val="24"/>
         </w:rPr>
@@ -2186,7 +2164,7 @@
       </w:r>
       <w:r>
         <w:rPr>
-          <w:rFonts w:ascii="Suzuki Pro" w:hAnsi="Suzuki Pro" w:cstheme="minorHAnsi"/>
+          <w:rFonts w:ascii="SuzukiPRORegular" w:hAnsi="SuzukiPRORegular" w:cstheme="minorHAnsi"/>
           <w:sz w:val="24"/>
           <w:szCs w:val="24"/>
         </w:rPr>
@@ -2194,15 +2172,31 @@
       </w:r>
       <w:r>
         <w:rPr>
-          <w:rFonts w:ascii="Suzuki Pro" w:hAnsi="Suzuki Pro" w:cstheme="minorHAnsi"/>
-          <w:sz w:val="24"/>
-          <w:szCs w:val="24"/>
-        </w:rPr>
-        <w:t xml:space="preserve">és panoráma </w:t>
-      </w:r>
-      <w:r>
-        <w:rPr>
-          <w:rFonts w:ascii="Suzuki Pro" w:hAnsi="Suzuki Pro" w:cstheme="minorHAnsi"/>
+          <w:rFonts w:ascii="SuzukiPRORegular" w:hAnsi="SuzukiPRORegular" w:cstheme="minorHAnsi"/>
+          <w:sz w:val="24"/>
+          <w:szCs w:val="24"/>
+        </w:rPr>
+        <w:t xml:space="preserve">és </w:t>
+      </w:r>
+      <w:r>
+        <w:rPr>
+          <w:rFonts w:ascii="SuzukiPRORegular" w:hAnsi="SuzukiPRORegular" w:cstheme="minorHAnsi"/>
+          <w:sz w:val="24"/>
+          <w:szCs w:val="24"/>
+        </w:rPr>
+        <w:t xml:space="preserve">fogászati </w:t>
+      </w:r>
+      <w:r>
+        <w:rPr>
+          <w:rFonts w:ascii="SuzukiPRORegular" w:hAnsi="SuzukiPRORegular" w:cstheme="minorHAnsi"/>
+          <w:sz w:val="24"/>
+          <w:szCs w:val="24"/>
+        </w:rPr>
+        <w:t xml:space="preserve">panoráma </w:t>
+      </w:r>
+      <w:r>
+        <w:rPr>
+          <w:rFonts w:ascii="SuzukiPRORegular" w:hAnsi="SuzukiPRORegular" w:cstheme="minorHAnsi"/>
           <w:sz w:val="24"/>
           <w:szCs w:val="24"/>
         </w:rPr>
@@ -2210,7 +2204,7 @@
       </w:r>
       <w:r>
         <w:rPr>
-          <w:rFonts w:ascii="Suzuki Pro" w:hAnsi="Suzuki Pro" w:cstheme="minorHAnsi"/>
+          <w:rFonts w:ascii="SuzukiPRORegular" w:hAnsi="SuzukiPRORegular" w:cstheme="minorHAnsi"/>
           <w:sz w:val="24"/>
           <w:szCs w:val="24"/>
         </w:rPr>
@@ -2218,39 +2212,27 @@
       </w:r>
       <w:r>
         <w:rPr>
-          <w:rFonts w:ascii="Suzuki Pro" w:hAnsi="Suzuki Pro" w:cstheme="minorHAnsi"/>
-          <w:sz w:val="24"/>
-          <w:szCs w:val="24"/>
-        </w:rPr>
-        <w:t>. Kérjük, a korábban</w:t>
-      </w:r>
-      <w:r>
-        <w:rPr>
-          <w:rFonts w:ascii="Suzuki Pro" w:hAnsi="Suzuki Pro" w:cstheme="minorHAnsi"/>
-          <w:sz w:val="24"/>
-          <w:szCs w:val="24"/>
-        </w:rPr>
-        <w:t xml:space="preserve"> már</w:t>
-      </w:r>
-      <w:r>
-        <w:rPr>
-          <w:rFonts w:ascii="Suzuki Pro" w:hAnsi="Suzuki Pro" w:cstheme="minorHAnsi"/>
-          <w:sz w:val="24"/>
-          <w:szCs w:val="24"/>
-        </w:rPr>
-        <w:t xml:space="preserve"> </w:t>
-      </w:r>
-      <w:r>
-        <w:rPr>
-          <w:rFonts w:ascii="Suzuki Pro" w:hAnsi="Suzuki Pro" w:cstheme="minorHAnsi"/>
-          <w:sz w:val="24"/>
-          <w:szCs w:val="24"/>
-        </w:rPr>
-        <w:t>feltüntetett</w:t>
-      </w:r>
-      <w:r>
-        <w:rPr>
-          <w:rFonts w:ascii="Suzuki Pro" w:hAnsi="Suzuki Pro" w:cstheme="minorHAnsi"/>
+          <w:rFonts w:ascii="SuzukiPRORegular" w:hAnsi="SuzukiPRORegular" w:cstheme="minorHAnsi"/>
+          <w:sz w:val="24"/>
+          <w:szCs w:val="24"/>
+        </w:rPr>
+        <w:t xml:space="preserve">. Kérjük, a </w:t>
+      </w:r>
+      <w:hyperlink r:id="rId9" w:history="1">
+        <w:r>
+          <w:rPr>
+            <w:rStyle w:val="Hiperhivatkozs"/>
+            <w:rFonts w:ascii="SuzukiPRORegular" w:hAnsi="SuzukiPRORegular" w:cstheme="minorHAnsi"/>
+            <w:color w:val="auto"/>
+            <w:sz w:val="24"/>
+            <w:szCs w:val="24"/>
+          </w:rPr>
+          <w:t>gaal.kitti@hungariamed.hu</w:t>
+        </w:r>
+      </w:hyperlink>
+      <w:r>
+        <w:rPr>
+          <w:rFonts w:ascii="SuzukiPRORegular" w:hAnsi="SuzukiPRORegular" w:cstheme="minorHAnsi"/>
           <w:sz w:val="24"/>
           <w:szCs w:val="24"/>
         </w:rPr>
@@ -2258,7 +2240,7 @@
       </w:r>
       <w:r>
         <w:rPr>
-          <w:rFonts w:ascii="Suzuki Pro" w:hAnsi="Suzuki Pro" w:cstheme="minorHAnsi"/>
+          <w:rFonts w:ascii="SuzukiPRORegular" w:hAnsi="SuzukiPRORegular" w:cstheme="minorHAnsi"/>
           <w:sz w:val="24"/>
           <w:szCs w:val="24"/>
         </w:rPr>
@@ -2266,7 +2248,7 @@
       </w:r>
       <w:r>
         <w:rPr>
-          <w:rFonts w:ascii="Suzuki Pro" w:hAnsi="Suzuki Pro" w:cstheme="minorHAnsi"/>
+          <w:rFonts w:ascii="SuzukiPRORegular" w:hAnsi="SuzukiPRORegular" w:cstheme="minorHAnsi"/>
           <w:sz w:val="24"/>
           <w:szCs w:val="24"/>
         </w:rPr>
@@ -2274,7 +2256,7 @@
       </w:r>
       <w:r>
         <w:rPr>
-          <w:rFonts w:ascii="Suzuki Pro" w:hAnsi="Suzuki Pro" w:cstheme="minorHAnsi"/>
+          <w:rFonts w:ascii="SuzukiPRORegular" w:hAnsi="SuzukiPRORegular" w:cstheme="minorHAnsi"/>
           <w:spacing w:val="-4"/>
           <w:sz w:val="24"/>
           <w:szCs w:val="24"/>
@@ -2283,7 +2265,7 @@
       </w:r>
       <w:r>
         <w:rPr>
-          <w:rFonts w:ascii="Suzuki Pro" w:hAnsi="Suzuki Pro" w:cstheme="minorHAnsi"/>
+          <w:rFonts w:ascii="SuzukiPRORegular" w:hAnsi="SuzukiPRORegular" w:cstheme="minorHAnsi"/>
           <w:sz w:val="24"/>
           <w:szCs w:val="24"/>
         </w:rPr>
@@ -2291,7 +2273,7 @@
       </w:r>
       <w:r>
         <w:rPr>
-          <w:rFonts w:ascii="Suzuki Pro" w:hAnsi="Suzuki Pro" w:cstheme="minorHAnsi"/>
+          <w:rFonts w:ascii="SuzukiPRORegular" w:hAnsi="SuzukiPRORegular" w:cstheme="minorHAnsi"/>
           <w:spacing w:val="-1"/>
           <w:sz w:val="24"/>
           <w:szCs w:val="24"/>
@@ -2300,7 +2282,7 @@
       </w:r>
       <w:r>
         <w:rPr>
-          <w:rFonts w:ascii="Suzuki Pro" w:hAnsi="Suzuki Pro" w:cstheme="minorHAnsi"/>
+          <w:rFonts w:ascii="SuzukiPRORegular" w:hAnsi="SuzukiPRORegular" w:cstheme="minorHAnsi"/>
           <w:sz w:val="24"/>
           <w:szCs w:val="24"/>
         </w:rPr>
@@ -2308,7 +2290,7 @@
       </w:r>
       <w:r>
         <w:rPr>
-          <w:rFonts w:ascii="Suzuki Pro" w:hAnsi="Suzuki Pro" w:cstheme="minorHAnsi"/>
+          <w:rFonts w:ascii="SuzukiPRORegular" w:hAnsi="SuzukiPRORegular" w:cstheme="minorHAnsi"/>
           <w:spacing w:val="-4"/>
           <w:sz w:val="24"/>
           <w:szCs w:val="24"/>
@@ -2317,7 +2299,7 @@
       </w:r>
       <w:r>
         <w:rPr>
-          <w:rFonts w:ascii="Suzuki Pro" w:hAnsi="Suzuki Pro" w:cstheme="minorHAnsi"/>
+          <w:rFonts w:ascii="SuzukiPRORegular" w:hAnsi="SuzukiPRORegular" w:cstheme="minorHAnsi"/>
           <w:sz w:val="24"/>
           <w:szCs w:val="24"/>
         </w:rPr>
@@ -2325,7 +2307,7 @@
       </w:r>
       <w:r>
         <w:rPr>
-          <w:rFonts w:ascii="Suzuki Pro" w:hAnsi="Suzuki Pro" w:cstheme="minorHAnsi"/>
+          <w:rFonts w:ascii="SuzukiPRORegular" w:hAnsi="SuzukiPRORegular" w:cstheme="minorHAnsi"/>
           <w:spacing w:val="-4"/>
           <w:sz w:val="24"/>
           <w:szCs w:val="24"/>
@@ -2334,7 +2316,7 @@
       </w:r>
       <w:r>
         <w:rPr>
-          <w:rFonts w:ascii="Suzuki Pro" w:hAnsi="Suzuki Pro" w:cstheme="minorHAnsi"/>
+          <w:rFonts w:ascii="SuzukiPRORegular" w:hAnsi="SuzukiPRORegular" w:cstheme="minorHAnsi"/>
           <w:sz w:val="24"/>
           <w:szCs w:val="24"/>
         </w:rPr>
@@ -2342,24 +2324,15 @@
       </w:r>
       <w:r>
         <w:rPr>
-          <w:rFonts w:ascii="Suzuki Pro" w:hAnsi="Suzuki Pro" w:cstheme="minorHAnsi"/>
-          <w:spacing w:val="-6"/>
-          <w:sz w:val="24"/>
-          <w:szCs w:val="24"/>
-        </w:rPr>
-        <w:t xml:space="preserve"> </w:t>
-      </w:r>
-      <w:r>
-        <w:rPr>
-          <w:rFonts w:ascii="Suzuki Pro" w:hAnsi="Suzuki Pro" w:cstheme="minorHAnsi"/>
-          <w:sz w:val="24"/>
-          <w:szCs w:val="24"/>
-        </w:rPr>
-        <w:t>nők</w:t>
-      </w:r>
-      <w:r>
-        <w:rPr>
-          <w:rFonts w:ascii="Suzuki Pro" w:hAnsi="Suzuki Pro" w:cstheme="minorHAnsi"/>
+          <w:rFonts w:ascii="SuzukiPRORegular" w:hAnsi="SuzukiPRORegular" w:cstheme="minorHAnsi"/>
+          <w:sz w:val="24"/>
+          <w:szCs w:val="24"/>
+        </w:rPr>
+        <w:t>, hölgyek</w:t>
+      </w:r>
+      <w:r>
+        <w:rPr>
+          <w:rFonts w:ascii="SuzukiPRORegular" w:hAnsi="SuzukiPRORegular" w:cstheme="minorHAnsi"/>
           <w:spacing w:val="-3"/>
           <w:sz w:val="24"/>
           <w:szCs w:val="24"/>
@@ -2368,7 +2341,7 @@
       </w:r>
       <w:r>
         <w:rPr>
-          <w:rFonts w:ascii="Suzuki Pro" w:hAnsi="Suzuki Pro" w:cstheme="minorHAnsi"/>
+          <w:rFonts w:ascii="SuzukiPRORegular" w:hAnsi="SuzukiPRORegular" w:cstheme="minorHAnsi"/>
           <w:sz w:val="24"/>
           <w:szCs w:val="24"/>
         </w:rPr>
@@ -2376,7 +2349,7 @@
       </w:r>
       <w:r>
         <w:rPr>
-          <w:rFonts w:ascii="Suzuki Pro" w:hAnsi="Suzuki Pro" w:cstheme="minorHAnsi"/>
+          <w:rFonts w:ascii="SuzukiPRORegular" w:hAnsi="SuzukiPRORegular" w:cstheme="minorHAnsi"/>
           <w:spacing w:val="-52"/>
           <w:sz w:val="24"/>
           <w:szCs w:val="24"/>
@@ -2385,7 +2358,7 @@
       </w:r>
       <w:r>
         <w:rPr>
-          <w:rFonts w:ascii="Suzuki Pro" w:hAnsi="Suzuki Pro" w:cstheme="minorHAnsi"/>
+          <w:rFonts w:ascii="SuzukiPRORegular" w:hAnsi="SuzukiPRORegular" w:cstheme="minorHAnsi"/>
           <w:sz w:val="24"/>
           <w:szCs w:val="24"/>
         </w:rPr>
@@ -2393,7 +2366,7 @@
       </w:r>
       <w:r>
         <w:rPr>
-          <w:rFonts w:ascii="Suzuki Pro" w:hAnsi="Suzuki Pro" w:cstheme="minorHAnsi"/>
+          <w:rFonts w:ascii="SuzukiPRORegular" w:hAnsi="SuzukiPRORegular" w:cstheme="minorHAnsi"/>
           <w:spacing w:val="-2"/>
           <w:sz w:val="24"/>
           <w:szCs w:val="24"/>
@@ -2402,7 +2375,7 @@
       </w:r>
       <w:r>
         <w:rPr>
-          <w:rFonts w:ascii="Suzuki Pro" w:hAnsi="Suzuki Pro" w:cstheme="minorHAnsi"/>
+          <w:rFonts w:ascii="SuzukiPRORegular" w:hAnsi="SuzukiPRORegular" w:cstheme="minorHAnsi"/>
           <w:sz w:val="24"/>
           <w:szCs w:val="24"/>
         </w:rPr>
@@ -2410,7 +2383,7 @@
       </w:r>
       <w:r>
         <w:rPr>
-          <w:rFonts w:ascii="Suzuki Pro" w:hAnsi="Suzuki Pro" w:cstheme="minorHAnsi"/>
+          <w:rFonts w:ascii="SuzukiPRORegular" w:hAnsi="SuzukiPRORegular" w:cstheme="minorHAnsi"/>
           <w:spacing w:val="-4"/>
           <w:sz w:val="24"/>
           <w:szCs w:val="24"/>
@@ -2419,7 +2392,7 @@
       </w:r>
       <w:r>
         <w:rPr>
-          <w:rFonts w:ascii="Suzuki Pro" w:hAnsi="Suzuki Pro" w:cstheme="minorHAnsi"/>
+          <w:rFonts w:ascii="SuzukiPRORegular" w:hAnsi="SuzukiPRORegular" w:cstheme="minorHAnsi"/>
           <w:sz w:val="24"/>
           <w:szCs w:val="24"/>
         </w:rPr>
@@ -2427,7 +2400,7 @@
       </w:r>
       <w:r>
         <w:rPr>
-          <w:rFonts w:ascii="Suzuki Pro" w:hAnsi="Suzuki Pro" w:cstheme="minorHAnsi"/>
+          <w:rFonts w:ascii="SuzukiPRORegular" w:hAnsi="SuzukiPRORegular" w:cstheme="minorHAnsi"/>
           <w:spacing w:val="-1"/>
           <w:sz w:val="24"/>
           <w:szCs w:val="24"/>
@@ -2436,7 +2409,7 @@
       </w:r>
       <w:r>
         <w:rPr>
-          <w:rFonts w:ascii="Suzuki Pro" w:hAnsi="Suzuki Pro" w:cstheme="minorHAnsi"/>
+          <w:rFonts w:ascii="SuzukiPRORegular" w:hAnsi="SuzukiPRORegular" w:cstheme="minorHAnsi"/>
           <w:sz w:val="24"/>
           <w:szCs w:val="24"/>
         </w:rPr>
@@ -2444,7 +2417,7 @@
       </w:r>
       <w:r>
         <w:rPr>
-          <w:rFonts w:ascii="Suzuki Pro" w:hAnsi="Suzuki Pro" w:cstheme="minorHAnsi"/>
+          <w:rFonts w:ascii="SuzukiPRORegular" w:hAnsi="SuzukiPRORegular" w:cstheme="minorHAnsi"/>
           <w:spacing w:val="-1"/>
           <w:sz w:val="24"/>
           <w:szCs w:val="24"/>
@@ -2453,7 +2426,7 @@
       </w:r>
       <w:r>
         <w:rPr>
-          <w:rFonts w:ascii="Suzuki Pro" w:hAnsi="Suzuki Pro" w:cstheme="minorHAnsi"/>
+          <w:rFonts w:ascii="SuzukiPRORegular" w:hAnsi="SuzukiPRORegular" w:cstheme="minorHAnsi"/>
           <w:sz w:val="24"/>
           <w:szCs w:val="24"/>
         </w:rPr>
@@ -2461,7 +2434,7 @@
       </w:r>
       <w:r>
         <w:rPr>
-          <w:rFonts w:ascii="Suzuki Pro" w:hAnsi="Suzuki Pro" w:cstheme="minorHAnsi"/>
+          <w:rFonts w:ascii="SuzukiPRORegular" w:hAnsi="SuzukiPRORegular" w:cstheme="minorHAnsi"/>
           <w:spacing w:val="-1"/>
           <w:sz w:val="24"/>
           <w:szCs w:val="24"/>
@@ -2470,7 +2443,7 @@
       </w:r>
       <w:r>
         <w:rPr>
-          <w:rFonts w:ascii="Suzuki Pro" w:hAnsi="Suzuki Pro" w:cstheme="minorHAnsi"/>
+          <w:rFonts w:ascii="SuzukiPRORegular" w:hAnsi="SuzukiPRORegular" w:cstheme="minorHAnsi"/>
           <w:sz w:val="24"/>
           <w:szCs w:val="24"/>
         </w:rPr>
@@ -2478,7 +2451,7 @@
       </w:r>
       <w:r>
         <w:rPr>
-          <w:rFonts w:ascii="Suzuki Pro" w:hAnsi="Suzuki Pro" w:cstheme="minorHAnsi"/>
+          <w:rFonts w:ascii="SuzukiPRORegular" w:hAnsi="SuzukiPRORegular" w:cstheme="minorHAnsi"/>
           <w:spacing w:val="-4"/>
           <w:sz w:val="24"/>
           <w:szCs w:val="24"/>
@@ -2487,7 +2460,7 @@
       </w:r>
       <w:r>
         <w:rPr>
-          <w:rFonts w:ascii="Suzuki Pro" w:hAnsi="Suzuki Pro" w:cstheme="minorHAnsi"/>
+          <w:rFonts w:ascii="SuzukiPRORegular" w:hAnsi="SuzukiPRORegular" w:cstheme="minorHAnsi"/>
           <w:sz w:val="24"/>
           <w:szCs w:val="24"/>
         </w:rPr>
@@ -2495,7 +2468,7 @@
       </w:r>
       <w:r>
         <w:rPr>
-          <w:rFonts w:ascii="Suzuki Pro" w:hAnsi="Suzuki Pro" w:cstheme="minorHAnsi"/>
+          <w:rFonts w:ascii="SuzukiPRORegular" w:hAnsi="SuzukiPRORegular" w:cstheme="minorHAnsi"/>
           <w:spacing w:val="-4"/>
           <w:sz w:val="24"/>
           <w:szCs w:val="24"/>
@@ -2504,7 +2477,7 @@
       </w:r>
       <w:r>
         <w:rPr>
-          <w:rFonts w:ascii="Suzuki Pro" w:hAnsi="Suzuki Pro" w:cstheme="minorHAnsi"/>
+          <w:rFonts w:ascii="SuzukiPRORegular" w:hAnsi="SuzukiPRORegular" w:cstheme="minorHAnsi"/>
           <w:sz w:val="24"/>
           <w:szCs w:val="24"/>
         </w:rPr>
@@ -2512,7 +2485,7 @@
       </w:r>
       <w:r>
         <w:rPr>
-          <w:rFonts w:ascii="Suzuki Pro" w:hAnsi="Suzuki Pro" w:cstheme="minorHAnsi"/>
+          <w:rFonts w:ascii="SuzukiPRORegular" w:hAnsi="SuzukiPRORegular" w:cstheme="minorHAnsi"/>
           <w:spacing w:val="1"/>
           <w:sz w:val="24"/>
           <w:szCs w:val="24"/>
@@ -2521,7 +2494,7 @@
       </w:r>
       <w:r>
         <w:rPr>
-          <w:rFonts w:ascii="Suzuki Pro" w:hAnsi="Suzuki Pro" w:cstheme="minorHAnsi"/>
+          <w:rFonts w:ascii="SuzukiPRORegular" w:hAnsi="SuzukiPRORegular" w:cstheme="minorHAnsi"/>
           <w:sz w:val="24"/>
           <w:szCs w:val="24"/>
         </w:rPr>
@@ -2529,7 +2502,7 @@
       </w:r>
       <w:r>
         <w:rPr>
-          <w:rFonts w:ascii="Suzuki Pro" w:hAnsi="Suzuki Pro" w:cstheme="minorHAnsi"/>
+          <w:rFonts w:ascii="SuzukiPRORegular" w:hAnsi="SuzukiPRORegular" w:cstheme="minorHAnsi"/>
           <w:spacing w:val="1"/>
           <w:sz w:val="24"/>
           <w:szCs w:val="24"/>
@@ -2538,7 +2511,7 @@
       </w:r>
       <w:r>
         <w:rPr>
-          <w:rFonts w:ascii="Suzuki Pro" w:hAnsi="Suzuki Pro" w:cstheme="minorHAnsi"/>
+          <w:rFonts w:ascii="SuzukiPRORegular" w:hAnsi="SuzukiPRORegular" w:cstheme="minorHAnsi"/>
           <w:sz w:val="24"/>
           <w:szCs w:val="24"/>
         </w:rPr>
@@ -2546,7 +2519,7 @@
       </w:r>
       <w:r>
         <w:rPr>
-          <w:rFonts w:ascii="Suzuki Pro" w:hAnsi="Suzuki Pro" w:cstheme="minorHAnsi"/>
+          <w:rFonts w:ascii="SuzukiPRORegular" w:hAnsi="SuzukiPRORegular" w:cstheme="minorHAnsi"/>
           <w:spacing w:val="1"/>
           <w:sz w:val="24"/>
           <w:szCs w:val="24"/>
@@ -2555,7 +2528,7 @@
       </w:r>
       <w:r>
         <w:rPr>
-          <w:rFonts w:ascii="Suzuki Pro" w:hAnsi="Suzuki Pro" w:cstheme="minorHAnsi"/>
+          <w:rFonts w:ascii="SuzukiPRORegular" w:hAnsi="SuzukiPRORegular" w:cstheme="minorHAnsi"/>
           <w:sz w:val="24"/>
           <w:szCs w:val="24"/>
         </w:rPr>
@@ -2563,7 +2536,7 @@
       </w:r>
       <w:r>
         <w:rPr>
-          <w:rFonts w:ascii="Suzuki Pro" w:hAnsi="Suzuki Pro" w:cstheme="minorHAnsi"/>
+          <w:rFonts w:ascii="SuzukiPRORegular" w:hAnsi="SuzukiPRORegular" w:cstheme="minorHAnsi"/>
           <w:spacing w:val="1"/>
           <w:sz w:val="24"/>
           <w:szCs w:val="24"/>
@@ -2572,15 +2545,31 @@
       </w:r>
       <w:r>
         <w:rPr>
-          <w:rFonts w:ascii="Suzuki Pro" w:hAnsi="Suzuki Pro" w:cstheme="minorHAnsi"/>
-          <w:sz w:val="24"/>
-          <w:szCs w:val="24"/>
-        </w:rPr>
-        <w:t>is</w:t>
-      </w:r>
-      <w:r>
-        <w:rPr>
-          <w:rFonts w:ascii="Suzuki Pro" w:hAnsi="Suzuki Pro" w:cstheme="minorHAnsi"/>
+          <w:rFonts w:ascii="SuzukiPRORegular" w:hAnsi="SuzukiPRORegular" w:cstheme="minorHAnsi"/>
+          <w:sz w:val="24"/>
+          <w:szCs w:val="24"/>
+        </w:rPr>
+        <w:t>elvégezni. (</w:t>
+      </w:r>
+      <w:r>
+        <w:rPr>
+          <w:rFonts w:ascii="SuzukiPRORegular" w:hAnsi="SuzukiPRORegular" w:cstheme="minorHAnsi"/>
+          <w:sz w:val="24"/>
+          <w:szCs w:val="24"/>
+        </w:rPr>
+        <w:t>K</w:t>
+      </w:r>
+      <w:r>
+        <w:rPr>
+          <w:rFonts w:ascii="SuzukiPRORegular" w:hAnsi="SuzukiPRORegular" w:cstheme="minorHAnsi"/>
+          <w:sz w:val="24"/>
+          <w:szCs w:val="24"/>
+        </w:rPr>
+        <w:t>ivétel</w:t>
+      </w:r>
+      <w:r>
+        <w:rPr>
+          <w:rFonts w:ascii="SuzukiPRORegular" w:hAnsi="SuzukiPRORegular" w:cstheme="minorHAnsi"/>
           <w:spacing w:val="1"/>
           <w:sz w:val="24"/>
           <w:szCs w:val="24"/>
@@ -2589,32 +2578,24 @@
       </w:r>
       <w:r>
         <w:rPr>
-          <w:rFonts w:ascii="Suzuki Pro" w:hAnsi="Suzuki Pro" w:cstheme="minorHAnsi"/>
-          <w:sz w:val="24"/>
-          <w:szCs w:val="24"/>
-        </w:rPr>
-        <w:t xml:space="preserve">elvégezni. </w:t>
-      </w:r>
-      <w:r>
-        <w:rPr>
-          <w:rFonts w:ascii="Suzuki Pro" w:hAnsi="Suzuki Pro" w:cstheme="minorHAnsi"/>
+          <w:rFonts w:ascii="SuzukiPRORegular" w:hAnsi="SuzukiPRORegular" w:cstheme="minorHAnsi"/>
           <w:spacing w:val="1"/>
           <w:sz w:val="24"/>
           <w:szCs w:val="24"/>
         </w:rPr>
-        <w:t xml:space="preserve"> </w:t>
-      </w:r>
-      <w:r>
-        <w:rPr>
-          <w:rFonts w:ascii="Suzuki Pro" w:hAnsi="Suzuki Pro" w:cstheme="minorHAnsi"/>
-          <w:sz w:val="24"/>
-          <w:szCs w:val="24"/>
-        </w:rPr>
-        <w:t>(kivétel</w:t>
-      </w:r>
-      <w:r>
-        <w:rPr>
-          <w:rFonts w:ascii="Suzuki Pro" w:hAnsi="Suzuki Pro" w:cstheme="minorHAnsi"/>
+        <w:t xml:space="preserve">a </w:t>
+      </w:r>
+      <w:r>
+        <w:rPr>
+          <w:rFonts w:ascii="SuzukiPRORegular" w:hAnsi="SuzukiPRORegular" w:cstheme="minorHAnsi"/>
+          <w:sz w:val="24"/>
+          <w:szCs w:val="24"/>
+        </w:rPr>
+        <w:t>panasz</w:t>
+      </w:r>
+      <w:r>
+        <w:rPr>
+          <w:rFonts w:ascii="SuzukiPRORegular" w:hAnsi="SuzukiPRORegular" w:cstheme="minorHAnsi"/>
           <w:spacing w:val="1"/>
           <w:sz w:val="24"/>
           <w:szCs w:val="24"/>
@@ -2623,15 +2604,15 @@
       </w:r>
       <w:r>
         <w:rPr>
-          <w:rFonts w:ascii="Suzuki Pro" w:hAnsi="Suzuki Pro" w:cstheme="minorHAnsi"/>
-          <w:sz w:val="24"/>
-          <w:szCs w:val="24"/>
-        </w:rPr>
-        <w:t>panasz</w:t>
-      </w:r>
-      <w:r>
-        <w:rPr>
-          <w:rFonts w:ascii="Suzuki Pro" w:hAnsi="Suzuki Pro" w:cstheme="minorHAnsi"/>
+          <w:rFonts w:ascii="SuzukiPRORegular" w:hAnsi="SuzukiPRORegular" w:cstheme="minorHAnsi"/>
+          <w:sz w:val="24"/>
+          <w:szCs w:val="24"/>
+        </w:rPr>
+        <w:t>esetén</w:t>
+      </w:r>
+      <w:r>
+        <w:rPr>
+          <w:rFonts w:ascii="SuzukiPRORegular" w:hAnsi="SuzukiPRORegular" w:cstheme="minorHAnsi"/>
           <w:spacing w:val="1"/>
           <w:sz w:val="24"/>
           <w:szCs w:val="24"/>
@@ -2640,15 +2621,15 @@
       </w:r>
       <w:r>
         <w:rPr>
-          <w:rFonts w:ascii="Suzuki Pro" w:hAnsi="Suzuki Pro" w:cstheme="minorHAnsi"/>
-          <w:sz w:val="24"/>
-          <w:szCs w:val="24"/>
-        </w:rPr>
-        <w:t>esetén</w:t>
-      </w:r>
-      <w:r>
-        <w:rPr>
-          <w:rFonts w:ascii="Suzuki Pro" w:hAnsi="Suzuki Pro" w:cstheme="minorHAnsi"/>
+          <w:rFonts w:ascii="SuzukiPRORegular" w:hAnsi="SuzukiPRORegular" w:cstheme="minorHAnsi"/>
+          <w:sz w:val="24"/>
+          <w:szCs w:val="24"/>
+        </w:rPr>
+        <w:t>történő</w:t>
+      </w:r>
+      <w:r>
+        <w:rPr>
+          <w:rFonts w:ascii="SuzukiPRORegular" w:hAnsi="SuzukiPRORegular" w:cstheme="minorHAnsi"/>
           <w:spacing w:val="1"/>
           <w:sz w:val="24"/>
           <w:szCs w:val="24"/>
@@ -2657,24 +2638,7 @@
       </w:r>
       <w:r>
         <w:rPr>
-          <w:rFonts w:ascii="Suzuki Pro" w:hAnsi="Suzuki Pro" w:cstheme="minorHAnsi"/>
-          <w:sz w:val="24"/>
-          <w:szCs w:val="24"/>
-        </w:rPr>
-        <w:t>történő</w:t>
-      </w:r>
-      <w:r>
-        <w:rPr>
-          <w:rFonts w:ascii="Suzuki Pro" w:hAnsi="Suzuki Pro" w:cstheme="minorHAnsi"/>
-          <w:spacing w:val="1"/>
-          <w:sz w:val="24"/>
-          <w:szCs w:val="24"/>
-        </w:rPr>
-        <w:t xml:space="preserve"> </w:t>
-      </w:r>
-      <w:r>
-        <w:rPr>
-          <w:rFonts w:ascii="Suzuki Pro" w:hAnsi="Suzuki Pro" w:cstheme="minorHAnsi"/>
+          <w:rFonts w:ascii="SuzukiPRORegular" w:hAnsi="SuzukiPRORegular" w:cstheme="minorHAnsi"/>
           <w:sz w:val="24"/>
           <w:szCs w:val="24"/>
         </w:rPr>
@@ -2682,28 +2646,19 @@
       </w:r>
       <w:r>
         <w:rPr>
-          <w:rFonts w:ascii="Suzuki Pro" w:hAnsi="Suzuki Pro" w:cstheme="minorHAnsi"/>
-          <w:spacing w:val="1"/>
-          <w:sz w:val="24"/>
-          <w:szCs w:val="24"/>
-        </w:rPr>
-        <w:t xml:space="preserve"> </w:t>
-      </w:r>
-      <w:r>
-        <w:rPr>
-          <w:rFonts w:ascii="Suzuki Pro" w:hAnsi="Suzuki Pro" w:cstheme="minorHAnsi"/>
-          <w:sz w:val="24"/>
-          <w:szCs w:val="24"/>
-        </w:rPr>
-        <w:t>céljából)</w:t>
-      </w:r>
-      <w:r>
-        <w:rPr>
-          <w:rFonts w:ascii="Suzuki Pro" w:hAnsi="Suzuki Pro" w:cstheme="minorHAnsi"/>
+          <w:rFonts w:ascii="SuzukiPRORegular" w:hAnsi="SuzukiPRORegular" w:cstheme="minorHAnsi"/>
           <w:sz w:val="24"/>
           <w:szCs w:val="24"/>
         </w:rPr>
         <w:t>.</w:t>
+      </w:r>
+      <w:r>
+        <w:rPr>
+          <w:rFonts w:ascii="SuzukiPRORegular" w:hAnsi="SuzukiPRORegular" w:cstheme="minorHAnsi"/>
+          <w:sz w:val="24"/>
+          <w:szCs w:val="24"/>
+        </w:rPr>
+        <w:t>)</w:t>
       </w:r>
     </w:p>
     <w:p>
@@ -2716,21 +2671,29 @@
         <w:tabs>
           <w:tab w:val="left" w:pos="856"/>
         </w:tabs>
-        <w:spacing w:before="10" w:after="120"/>
+        <w:spacing w:after="120"/>
         <w:ind w:left="714" w:right="131" w:hanging="357"/>
         <w:rPr>
-          <w:rFonts w:ascii="Suzuki Pro" w:hAnsi="Suzuki Pro" w:cstheme="minorHAnsi"/>
-          <w:sz w:val="24"/>
-          <w:szCs w:val="24"/>
-        </w:rPr>
-      </w:pPr>
-      <w:r>
-        <w:rPr>
-          <w:rFonts w:ascii="Suzuki Pro" w:hAnsi="Suzuki Pro" w:cstheme="minorHAnsi"/>
-          <w:sz w:val="24"/>
-          <w:szCs w:val="24"/>
-        </w:rPr>
-        <w:t>A fogászati állapotfelmérés előtt egyszerhasználatos fogkefét is biztosítunk az Ön számára.</w:t>
+          <w:rFonts w:ascii="SuzukiPRORegular" w:hAnsi="SuzukiPRORegular" w:cstheme="minorHAnsi"/>
+          <w:sz w:val="24"/>
+          <w:szCs w:val="24"/>
+        </w:rPr>
+      </w:pPr>
+      <w:r>
+        <w:rPr>
+          <w:rFonts w:ascii="SuzukiPRORegular" w:hAnsi="SuzukiPRORegular" w:cstheme="minorHAnsi"/>
+          <w:sz w:val="24"/>
+          <w:szCs w:val="24"/>
+        </w:rPr>
+        <w:t>A fogászati állapotfelmérés előtt egyszerhasználatos fogkefét biztosítunk</w:t>
+      </w:r>
+      <w:r>
+        <w:rPr>
+          <w:rFonts w:ascii="SuzukiPRORegular" w:hAnsi="SuzukiPRORegular" w:cstheme="minorHAnsi"/>
+          <w:sz w:val="24"/>
+          <w:szCs w:val="24"/>
+        </w:rPr>
+        <w:t>.</w:t>
       </w:r>
     </w:p>
     <w:p>
@@ -2743,17 +2706,17 @@
         <w:tabs>
           <w:tab w:val="left" w:pos="856"/>
         </w:tabs>
-        <w:spacing w:before="10" w:after="120"/>
+        <w:spacing w:after="120"/>
         <w:ind w:left="714" w:right="131" w:hanging="357"/>
         <w:rPr>
-          <w:rFonts w:ascii="Suzuki Pro" w:hAnsi="Suzuki Pro" w:cstheme="minorHAnsi"/>
-          <w:sz w:val="24"/>
-          <w:szCs w:val="24"/>
-        </w:rPr>
-      </w:pPr>
-      <w:r>
-        <w:rPr>
-          <w:rFonts w:ascii="Suzuki Pro" w:hAnsi="Suzuki Pro" w:cstheme="minorHAnsi"/>
+          <w:rFonts w:ascii="SuzukiPRORegular" w:hAnsi="SuzukiPRORegular" w:cstheme="minorHAnsi"/>
+          <w:sz w:val="24"/>
+          <w:szCs w:val="24"/>
+        </w:rPr>
+      </w:pPr>
+      <w:r>
+        <w:rPr>
+          <w:rFonts w:ascii="SuzukiPRORegular" w:hAnsi="SuzukiPRORegular" w:cstheme="minorHAnsi"/>
           <w:sz w:val="24"/>
           <w:szCs w:val="24"/>
         </w:rPr>
@@ -2761,7 +2724,7 @@
       </w:r>
       <w:r>
         <w:rPr>
-          <w:rFonts w:ascii="Suzuki Pro" w:hAnsi="Suzuki Pro" w:cstheme="minorHAnsi"/>
+          <w:rFonts w:ascii="SuzukiPRORegular" w:hAnsi="SuzukiPRORegular" w:cstheme="minorHAnsi"/>
           <w:sz w:val="24"/>
           <w:szCs w:val="24"/>
         </w:rPr>
@@ -2769,7 +2732,7 @@
       </w:r>
       <w:r>
         <w:rPr>
-          <w:rFonts w:ascii="Suzuki Pro" w:hAnsi="Suzuki Pro" w:cstheme="minorHAnsi"/>
+          <w:rFonts w:ascii="SuzukiPRORegular" w:hAnsi="SuzukiPRORegular" w:cstheme="minorHAnsi"/>
           <w:sz w:val="24"/>
           <w:szCs w:val="24"/>
         </w:rPr>
@@ -2777,7 +2740,7 @@
       </w:r>
       <w:r>
         <w:rPr>
-          <w:rFonts w:ascii="Suzuki Pro" w:hAnsi="Suzuki Pro" w:cstheme="minorHAnsi"/>
+          <w:rFonts w:ascii="SuzukiPRORegular" w:hAnsi="SuzukiPRORegular" w:cstheme="minorHAnsi"/>
           <w:sz w:val="24"/>
           <w:szCs w:val="24"/>
         </w:rPr>
@@ -2785,27 +2748,11 @@
       </w:r>
       <w:r>
         <w:rPr>
-          <w:rFonts w:ascii="Suzuki Pro" w:hAnsi="Suzuki Pro" w:cstheme="minorHAnsi"/>
-          <w:sz w:val="24"/>
-          <w:szCs w:val="24"/>
-        </w:rPr>
-        <w:t>. Kérjük, hozzon magával kényelmes sportfelszerelést (nadrág, cipő). A terhelést biciklivel végezzük. A vizsgálat előtt fontos, hogy amennyiben béta-blokkoló (szívritmusszabályzó) gyógyszert szed, azt a vizsgálat előtti napon és a vizsgálat napján már nem szabad bevenni</w:t>
-      </w:r>
-      <w:r>
-        <w:rPr>
-          <w:rFonts w:ascii="Suzuki Pro" w:hAnsi="Suzuki Pro" w:cstheme="minorHAnsi"/>
-          <w:sz w:val="24"/>
-          <w:szCs w:val="24"/>
-        </w:rPr>
-        <w:t>e</w:t>
-      </w:r>
-      <w:r>
-        <w:rPr>
-          <w:rFonts w:ascii="Suzuki Pro" w:hAnsi="Suzuki Pro" w:cstheme="minorHAnsi"/>
-          <w:sz w:val="24"/>
-          <w:szCs w:val="24"/>
-        </w:rPr>
-        <w:t xml:space="preserve">, de hozza mindenképp magával. </w:t>
+          <w:rFonts w:ascii="SuzukiPRORegular" w:hAnsi="SuzukiPRORegular" w:cstheme="minorHAnsi"/>
+          <w:sz w:val="24"/>
+          <w:szCs w:val="24"/>
+        </w:rPr>
+        <w:t xml:space="preserve">. Kérjük, hozzon magával kényelmes sportfelszerelést (nadrág, cipő). A terhelést biciklivel végezzük. A vizsgálat előtt fontos, hogy amennyiben béta-blokkoló (szívritmusszabályzó) gyógyszert szed, azt a vizsgálat előtti napon és a vizsgálat napján már nem szabad bevenni, de hozza mindenképp magával. </w:t>
       </w:r>
     </w:p>
     <w:p>
@@ -2818,17 +2765,17 @@
         <w:tabs>
           <w:tab w:val="left" w:pos="856"/>
         </w:tabs>
-        <w:spacing w:before="10" w:after="120"/>
+        <w:spacing w:after="120"/>
         <w:ind w:left="714" w:right="131" w:hanging="357"/>
         <w:rPr>
-          <w:rFonts w:ascii="Suzuki Pro" w:hAnsi="Suzuki Pro" w:cstheme="minorHAnsi"/>
-          <w:sz w:val="24"/>
-          <w:szCs w:val="24"/>
-        </w:rPr>
-      </w:pPr>
-      <w:r>
-        <w:rPr>
-          <w:rFonts w:ascii="Suzuki Pro" w:hAnsi="Suzuki Pro" w:cstheme="minorHAnsi"/>
+          <w:rFonts w:ascii="SuzukiPRORegular" w:hAnsi="SuzukiPRORegular" w:cstheme="minorHAnsi"/>
+          <w:sz w:val="24"/>
+          <w:szCs w:val="24"/>
+        </w:rPr>
+      </w:pPr>
+      <w:r>
+        <w:rPr>
+          <w:rFonts w:ascii="SuzukiPRORegular" w:hAnsi="SuzukiPRORegular" w:cstheme="minorHAnsi"/>
           <w:b/>
           <w:bCs/>
           <w:sz w:val="24"/>
@@ -2838,7 +2785,7 @@
       </w:r>
       <w:r>
         <w:rPr>
-          <w:rFonts w:ascii="Suzuki Pro" w:hAnsi="Suzuki Pro" w:cstheme="minorHAnsi"/>
+          <w:rFonts w:ascii="SuzukiPRORegular" w:hAnsi="SuzukiPRORegular" w:cstheme="minorHAnsi"/>
           <w:sz w:val="24"/>
           <w:szCs w:val="24"/>
         </w:rPr>
@@ -2847,7 +2794,7 @@
       <w:proofErr w:type="spellStart"/>
       <w:r>
         <w:rPr>
-          <w:rFonts w:ascii="Suzuki Pro" w:hAnsi="Suzuki Pro" w:cstheme="minorHAnsi"/>
+          <w:rFonts w:ascii="SuzukiPRORegular" w:hAnsi="SuzukiPRORegular" w:cstheme="minorHAnsi"/>
           <w:sz w:val="24"/>
           <w:szCs w:val="24"/>
         </w:rPr>
@@ -2856,7 +2803,7 @@
       <w:proofErr w:type="spellEnd"/>
       <w:r>
         <w:rPr>
-          <w:rFonts w:ascii="Suzuki Pro" w:hAnsi="Suzuki Pro" w:cstheme="minorHAnsi"/>
+          <w:rFonts w:ascii="SuzukiPRORegular" w:hAnsi="SuzukiPRORegular" w:cstheme="minorHAnsi"/>
           <w:sz w:val="24"/>
           <w:szCs w:val="24"/>
         </w:rPr>
@@ -2865,7 +2812,7 @@
       <w:proofErr w:type="spellStart"/>
       <w:r>
         <w:rPr>
-          <w:rFonts w:ascii="Suzuki Pro" w:hAnsi="Suzuki Pro" w:cstheme="minorHAnsi"/>
+          <w:rFonts w:ascii="SuzukiPRORegular" w:hAnsi="SuzukiPRORegular" w:cstheme="minorHAnsi"/>
           <w:sz w:val="24"/>
           <w:szCs w:val="24"/>
         </w:rPr>
@@ -2874,7 +2821,7 @@
       <w:proofErr w:type="spellEnd"/>
       <w:r>
         <w:rPr>
-          <w:rFonts w:ascii="Suzuki Pro" w:hAnsi="Suzuki Pro" w:cstheme="minorHAnsi"/>
+          <w:rFonts w:ascii="SuzukiPRORegular" w:hAnsi="SuzukiPRORegular" w:cstheme="minorHAnsi"/>
           <w:sz w:val="24"/>
           <w:szCs w:val="24"/>
         </w:rPr>
@@ -2883,7 +2830,7 @@
       <w:proofErr w:type="spellStart"/>
       <w:r>
         <w:rPr>
-          <w:rFonts w:ascii="Suzuki Pro" w:hAnsi="Suzuki Pro" w:cstheme="minorHAnsi"/>
+          <w:rFonts w:ascii="SuzukiPRORegular" w:hAnsi="SuzukiPRORegular" w:cstheme="minorHAnsi"/>
           <w:sz w:val="24"/>
           <w:szCs w:val="24"/>
         </w:rPr>
@@ -2892,7 +2839,7 @@
       <w:proofErr w:type="spellEnd"/>
       <w:r>
         <w:rPr>
-          <w:rFonts w:ascii="Suzuki Pro" w:hAnsi="Suzuki Pro" w:cstheme="minorHAnsi"/>
+          <w:rFonts w:ascii="SuzukiPRORegular" w:hAnsi="SuzukiPRORegular" w:cstheme="minorHAnsi"/>
           <w:sz w:val="24"/>
           <w:szCs w:val="24"/>
         </w:rPr>
@@ -2901,7 +2848,7 @@
       <w:proofErr w:type="spellStart"/>
       <w:r>
         <w:rPr>
-          <w:rFonts w:ascii="Suzuki Pro" w:hAnsi="Suzuki Pro" w:cstheme="minorHAnsi"/>
+          <w:rFonts w:ascii="SuzukiPRORegular" w:hAnsi="SuzukiPRORegular" w:cstheme="minorHAnsi"/>
           <w:sz w:val="24"/>
           <w:szCs w:val="24"/>
         </w:rPr>
@@ -2910,7 +2857,7 @@
       <w:proofErr w:type="spellEnd"/>
       <w:r>
         <w:rPr>
-          <w:rFonts w:ascii="Suzuki Pro" w:hAnsi="Suzuki Pro" w:cstheme="minorHAnsi"/>
+          <w:rFonts w:ascii="SuzukiPRORegular" w:hAnsi="SuzukiPRORegular" w:cstheme="minorHAnsi"/>
           <w:sz w:val="24"/>
           <w:szCs w:val="24"/>
         </w:rPr>
@@ -2919,7 +2866,7 @@
       <w:proofErr w:type="spellStart"/>
       <w:r>
         <w:rPr>
-          <w:rFonts w:ascii="Suzuki Pro" w:hAnsi="Suzuki Pro" w:cstheme="minorHAnsi"/>
+          <w:rFonts w:ascii="SuzukiPRORegular" w:hAnsi="SuzukiPRORegular" w:cstheme="minorHAnsi"/>
           <w:sz w:val="24"/>
           <w:szCs w:val="24"/>
         </w:rPr>
@@ -2927,7 +2874,7 @@
       </w:r>
       <w:r>
         <w:rPr>
-          <w:rFonts w:ascii="Suzuki Pro" w:hAnsi="Suzuki Pro" w:cstheme="minorHAnsi"/>
+          <w:rFonts w:ascii="SuzukiPRORegular" w:hAnsi="SuzukiPRORegular" w:cstheme="minorHAnsi"/>
           <w:sz w:val="24"/>
           <w:szCs w:val="24"/>
         </w:rPr>
@@ -2935,7 +2882,7 @@
       </w:r>
       <w:r>
         <w:rPr>
-          <w:rFonts w:ascii="Suzuki Pro" w:hAnsi="Suzuki Pro" w:cstheme="minorHAnsi"/>
+          <w:rFonts w:ascii="SuzukiPRORegular" w:hAnsi="SuzukiPRORegular" w:cstheme="minorHAnsi"/>
           <w:sz w:val="24"/>
           <w:szCs w:val="24"/>
         </w:rPr>
@@ -2944,7 +2891,7 @@
       <w:proofErr w:type="spellEnd"/>
       <w:r>
         <w:rPr>
-          <w:rFonts w:ascii="Suzuki Pro" w:hAnsi="Suzuki Pro" w:cstheme="minorHAnsi"/>
+          <w:rFonts w:ascii="SuzukiPRORegular" w:hAnsi="SuzukiPRORegular" w:cstheme="minorHAnsi"/>
           <w:sz w:val="24"/>
           <w:szCs w:val="24"/>
         </w:rPr>
@@ -2953,7 +2900,7 @@
       <w:proofErr w:type="spellStart"/>
       <w:r>
         <w:rPr>
-          <w:rFonts w:ascii="Suzuki Pro" w:hAnsi="Suzuki Pro" w:cstheme="minorHAnsi"/>
+          <w:rFonts w:ascii="SuzukiPRORegular" w:hAnsi="SuzukiPRORegular" w:cstheme="minorHAnsi"/>
           <w:sz w:val="24"/>
           <w:szCs w:val="24"/>
         </w:rPr>
@@ -2962,7 +2909,7 @@
       <w:proofErr w:type="spellEnd"/>
       <w:r>
         <w:rPr>
-          <w:rFonts w:ascii="Suzuki Pro" w:hAnsi="Suzuki Pro" w:cstheme="minorHAnsi"/>
+          <w:rFonts w:ascii="SuzukiPRORegular" w:hAnsi="SuzukiPRORegular" w:cstheme="minorHAnsi"/>
           <w:sz w:val="24"/>
           <w:szCs w:val="24"/>
         </w:rPr>
@@ -2971,7 +2918,7 @@
       <w:proofErr w:type="spellStart"/>
       <w:r>
         <w:rPr>
-          <w:rFonts w:ascii="Suzuki Pro" w:hAnsi="Suzuki Pro" w:cstheme="minorHAnsi"/>
+          <w:rFonts w:ascii="SuzukiPRORegular" w:hAnsi="SuzukiPRORegular" w:cstheme="minorHAnsi"/>
           <w:sz w:val="24"/>
           <w:szCs w:val="24"/>
         </w:rPr>
@@ -2980,7 +2927,7 @@
       <w:proofErr w:type="spellEnd"/>
       <w:r>
         <w:rPr>
-          <w:rFonts w:ascii="Suzuki Pro" w:hAnsi="Suzuki Pro" w:cstheme="minorHAnsi"/>
+          <w:rFonts w:ascii="SuzukiPRORegular" w:hAnsi="SuzukiPRORegular" w:cstheme="minorHAnsi"/>
           <w:sz w:val="24"/>
           <w:szCs w:val="24"/>
         </w:rPr>
@@ -2989,7 +2936,7 @@
       <w:proofErr w:type="spellStart"/>
       <w:r>
         <w:rPr>
-          <w:rFonts w:ascii="Suzuki Pro" w:hAnsi="Suzuki Pro" w:cstheme="minorHAnsi"/>
+          <w:rFonts w:ascii="SuzukiPRORegular" w:hAnsi="SuzukiPRORegular" w:cstheme="minorHAnsi"/>
           <w:sz w:val="24"/>
           <w:szCs w:val="24"/>
         </w:rPr>
@@ -2998,7 +2945,7 @@
       <w:proofErr w:type="spellEnd"/>
       <w:r>
         <w:rPr>
-          <w:rFonts w:ascii="Suzuki Pro" w:hAnsi="Suzuki Pro" w:cstheme="minorHAnsi"/>
+          <w:rFonts w:ascii="SuzukiPRORegular" w:hAnsi="SuzukiPRORegular" w:cstheme="minorHAnsi"/>
           <w:sz w:val="24"/>
           <w:szCs w:val="24"/>
         </w:rPr>
@@ -3007,7 +2954,7 @@
       <w:proofErr w:type="spellStart"/>
       <w:r>
         <w:rPr>
-          <w:rFonts w:ascii="Suzuki Pro" w:hAnsi="Suzuki Pro" w:cstheme="minorHAnsi"/>
+          <w:rFonts w:ascii="SuzukiPRORegular" w:hAnsi="SuzukiPRORegular" w:cstheme="minorHAnsi"/>
           <w:sz w:val="24"/>
           <w:szCs w:val="24"/>
         </w:rPr>
@@ -3016,7 +2963,7 @@
       <w:proofErr w:type="spellEnd"/>
       <w:r>
         <w:rPr>
-          <w:rFonts w:ascii="Suzuki Pro" w:hAnsi="Suzuki Pro" w:cstheme="minorHAnsi"/>
+          <w:rFonts w:ascii="SuzukiPRORegular" w:hAnsi="SuzukiPRORegular" w:cstheme="minorHAnsi"/>
           <w:sz w:val="24"/>
           <w:szCs w:val="24"/>
         </w:rPr>
@@ -3025,7 +2972,7 @@
       <w:proofErr w:type="spellStart"/>
       <w:r>
         <w:rPr>
-          <w:rFonts w:ascii="Suzuki Pro" w:hAnsi="Suzuki Pro" w:cstheme="minorHAnsi"/>
+          <w:rFonts w:ascii="SuzukiPRORegular" w:hAnsi="SuzukiPRORegular" w:cstheme="minorHAnsi"/>
           <w:sz w:val="24"/>
           <w:szCs w:val="24"/>
         </w:rPr>
@@ -3034,7 +2981,7 @@
       <w:proofErr w:type="spellEnd"/>
       <w:r>
         <w:rPr>
-          <w:rFonts w:ascii="Suzuki Pro" w:hAnsi="Suzuki Pro" w:cstheme="minorHAnsi"/>
+          <w:rFonts w:ascii="SuzukiPRORegular" w:hAnsi="SuzukiPRORegular" w:cstheme="minorHAnsi"/>
           <w:sz w:val="24"/>
           <w:szCs w:val="24"/>
         </w:rPr>
@@ -3043,7 +2990,7 @@
       <w:proofErr w:type="spellStart"/>
       <w:r>
         <w:rPr>
-          <w:rFonts w:ascii="Suzuki Pro" w:hAnsi="Suzuki Pro" w:cstheme="minorHAnsi"/>
+          <w:rFonts w:ascii="SuzukiPRORegular" w:hAnsi="SuzukiPRORegular" w:cstheme="minorHAnsi"/>
           <w:sz w:val="24"/>
           <w:szCs w:val="24"/>
         </w:rPr>
@@ -3052,7 +2999,7 @@
       <w:proofErr w:type="spellEnd"/>
       <w:r>
         <w:rPr>
-          <w:rFonts w:ascii="Suzuki Pro" w:hAnsi="Suzuki Pro" w:cstheme="minorHAnsi"/>
+          <w:rFonts w:ascii="SuzukiPRORegular" w:hAnsi="SuzukiPRORegular" w:cstheme="minorHAnsi"/>
           <w:sz w:val="24"/>
           <w:szCs w:val="24"/>
         </w:rPr>
@@ -3066,10 +3013,10 @@
           <w:tab w:val="left" w:pos="856"/>
           <w:tab w:val="left" w:pos="856"/>
         </w:tabs>
-        <w:spacing w:before="10" w:line="357" w:lineRule="auto"/>
+        <w:spacing w:after="120"/>
         <w:ind w:left="720" w:right="131" w:firstLine="0"/>
         <w:rPr>
-          <w:rFonts w:ascii="Suzuki Pro" w:hAnsi="Suzuki Pro" w:cstheme="minorHAnsi"/>
+          <w:rFonts w:ascii="SuzukiPRORegular" w:hAnsi="SuzukiPRORegular" w:cstheme="minorHAnsi"/>
           <w:sz w:val="24"/>
           <w:szCs w:val="24"/>
         </w:rPr>
@@ -3081,10 +3028,10 @@
         <w:tabs>
           <w:tab w:val="left" w:pos="856"/>
         </w:tabs>
-        <w:spacing w:before="10" w:line="357" w:lineRule="auto"/>
+        <w:spacing w:after="120"/>
         <w:ind w:left="720" w:right="131" w:firstLine="0"/>
         <w:rPr>
-          <w:rFonts w:ascii="Suzuki Pro" w:hAnsi="Suzuki Pro" w:cstheme="minorHAnsi"/>
+          <w:rFonts w:ascii="SuzukiPRORegular" w:hAnsi="SuzukiPRORegular" w:cstheme="minorHAnsi"/>
           <w:b/>
           <w:bCs/>
           <w:sz w:val="24"/>
@@ -3093,7 +3040,7 @@
       </w:pPr>
       <w:r>
         <w:rPr>
-          <w:rFonts w:ascii="Suzuki Pro" w:hAnsi="Suzuki Pro" w:cstheme="minorHAnsi"/>
+          <w:rFonts w:ascii="SuzukiPRORegular" w:hAnsi="SuzukiPRORegular" w:cstheme="minorHAnsi"/>
           <w:b/>
           <w:bCs/>
           <w:sz w:val="24"/>
@@ -3108,10 +3055,10 @@
         <w:tabs>
           <w:tab w:val="left" w:pos="856"/>
         </w:tabs>
-        <w:spacing w:before="10" w:line="357" w:lineRule="auto"/>
+        <w:spacing w:after="120"/>
         <w:ind w:left="720" w:right="131" w:firstLine="0"/>
         <w:rPr>
-          <w:rFonts w:ascii="Suzuki Pro" w:hAnsi="Suzuki Pro" w:cstheme="minorHAnsi"/>
+          <w:rFonts w:ascii="SuzukiPRORegular" w:hAnsi="SuzukiPRORegular" w:cstheme="minorHAnsi"/>
           <w:b/>
           <w:bCs/>
           <w:sz w:val="24"/>
@@ -3125,11 +3072,11 @@
         <w:tabs>
           <w:tab w:val="left" w:pos="856"/>
         </w:tabs>
-        <w:spacing w:before="10" w:line="357" w:lineRule="auto"/>
+        <w:spacing w:after="120"/>
         <w:ind w:left="720" w:right="131" w:firstLine="0"/>
         <w:jc w:val="center"/>
         <w:rPr>
-          <w:rFonts w:ascii="Suzuki Pro" w:hAnsi="Suzuki Pro" w:cstheme="minorHAnsi"/>
+          <w:rFonts w:ascii="SuzukiPRORegular" w:hAnsi="SuzukiPRORegular" w:cstheme="minorHAnsi"/>
           <w:b/>
           <w:bCs/>
           <w:sz w:val="24"/>
@@ -3138,13 +3085,33 @@
       </w:pPr>
       <w:r>
         <w:rPr>
-          <w:rFonts w:ascii="Suzuki Pro" w:hAnsi="Suzuki Pro" w:cstheme="minorHAnsi"/>
+          <w:rFonts w:ascii="SuzukiPRORegular" w:hAnsi="SuzukiPRORegular" w:cstheme="minorHAnsi"/>
           <w:b/>
           <w:bCs/>
           <w:sz w:val="24"/>
           <w:szCs w:val="24"/>
         </w:rPr>
-        <w:t>Jó egészséget kívánunk!</w:t>
+        <w:t>Jó egészséget kívánunk</w:t>
+      </w:r>
+      <w:r>
+        <w:rPr>
+          <w:rFonts w:ascii="SuzukiPRORegular" w:hAnsi="SuzukiPRORegular" w:cstheme="minorHAnsi"/>
+          <w:b/>
+          <w:bCs/>
+          <w:sz w:val="24"/>
+          <w:szCs w:val="24"/>
+        </w:rPr>
+        <w:t xml:space="preserve"> és várjuk Önt menedzser szűrésünkre</w:t>
+      </w:r>
+      <w:r>
+        <w:rPr>
+          <w:rFonts w:ascii="SuzukiPRORegular" w:hAnsi="SuzukiPRORegular" w:cstheme="minorHAnsi"/>
+          <w:b/>
+          <w:bCs/>
+          <w:sz w:val="24"/>
+          <w:szCs w:val="24"/>
+        </w:rPr>
+        <w:t>!</w:t>
       </w:r>
     </w:p>
     <w:p>
@@ -3153,11 +3120,11 @@
         <w:tabs>
           <w:tab w:val="left" w:pos="856"/>
         </w:tabs>
-        <w:spacing w:before="10" w:line="357" w:lineRule="auto"/>
+        <w:spacing w:after="120"/>
         <w:ind w:left="720" w:right="131" w:firstLine="0"/>
         <w:jc w:val="center"/>
         <w:rPr>
-          <w:rFonts w:ascii="Suzuki Pro" w:hAnsi="Suzuki Pro" w:cstheme="minorHAnsi"/>
+          <w:rFonts w:ascii="SuzukiPRORegular" w:hAnsi="SuzukiPRORegular" w:cstheme="minorHAnsi"/>
           <w:b/>
           <w:bCs/>
           <w:sz w:val="24"/>
@@ -3166,7 +3133,7 @@
       </w:pPr>
       <w:r>
         <w:rPr>
-          <w:rFonts w:ascii="Suzuki Pro" w:hAnsi="Suzuki Pro" w:cstheme="minorHAnsi"/>
+          <w:rFonts w:ascii="SuzukiPRORegular" w:hAnsi="SuzukiPRORegular" w:cstheme="minorHAnsi"/>
           <w:b/>
           <w:bCs/>
           <w:sz w:val="24"/>
@@ -3178,7 +3145,7 @@
       <w:proofErr w:type="spellStart"/>
       <w:r>
         <w:rPr>
-          <w:rFonts w:ascii="Suzuki Pro" w:hAnsi="Suzuki Pro" w:cstheme="minorHAnsi"/>
+          <w:rFonts w:ascii="SuzukiPRORegular" w:hAnsi="SuzukiPRORegular" w:cstheme="minorHAnsi"/>
           <w:b/>
           <w:bCs/>
           <w:sz w:val="24"/>
@@ -3190,55 +3157,15 @@
       <w:proofErr w:type="spellEnd"/>
       <w:r>
         <w:rPr>
-          <w:rFonts w:ascii="Suzuki Pro" w:hAnsi="Suzuki Pro" w:cstheme="minorHAnsi"/>
+          <w:rFonts w:ascii="SuzukiPRORegular" w:hAnsi="SuzukiPRORegular" w:cstheme="minorHAnsi"/>
           <w:b/>
           <w:bCs/>
           <w:sz w:val="24"/>
           <w:szCs w:val="24"/>
           <w:shd w:val="clear" w:color="auto" w:fill="FFFFFF"/>
         </w:rPr>
-        <w:t xml:space="preserve">-M Kft. és a Magyar Suzuki </w:t>
-      </w:r>
-      <w:proofErr w:type="spellStart"/>
-      <w:r>
-        <w:rPr>
-          <w:rFonts w:ascii="Suzuki Pro" w:hAnsi="Suzuki Pro" w:cstheme="minorHAnsi"/>
-          <w:b/>
-          <w:bCs/>
-          <w:sz w:val="24"/>
-          <w:szCs w:val="24"/>
-          <w:shd w:val="clear" w:color="auto" w:fill="FFFFFF"/>
-        </w:rPr>
-        <w:t>Zrt</w:t>
-      </w:r>
-      <w:proofErr w:type="spellEnd"/>
-      <w:r>
-        <w:rPr>
-          <w:rFonts w:ascii="Suzuki Pro" w:hAnsi="Suzuki Pro" w:cstheme="minorHAnsi"/>
-          <w:b/>
-          <w:bCs/>
-          <w:sz w:val="24"/>
-          <w:szCs w:val="24"/>
-          <w:shd w:val="clear" w:color="auto" w:fill="FFFFFF"/>
-        </w:rPr>
-        <w:t>. csapata</w:t>
-      </w:r>
-    </w:p>
-    <w:p>
-      <w:pPr>
-        <w:pStyle w:val="Listaszerbekezds"/>
-        <w:tabs>
-          <w:tab w:val="left" w:pos="856"/>
-          <w:tab w:val="left" w:pos="856"/>
-        </w:tabs>
-        <w:spacing w:before="10" w:line="357" w:lineRule="auto"/>
-        <w:ind w:left="720" w:right="131" w:firstLine="0"/>
-        <w:rPr>
-          <w:rFonts w:asciiTheme="minorHAnsi" w:hAnsiTheme="minorHAnsi" w:cstheme="minorHAnsi"/>
-          <w:sz w:val="24"/>
-          <w:szCs w:val="24"/>
-        </w:rPr>
-      </w:pPr>
+        <w:t>-M Kft. és a Magyar Suzuki Zrt. csapata</w:t>
+      </w:r>
     </w:p>
     <w:sectPr>
       <w:pgSz w:w="11910" w:h="16840"/>
@@ -3442,7 +3369,23 @@
         <w:b/>
         <w:sz w:val="28"/>
       </w:rPr>
-      <w:t xml:space="preserve">Suzuki egészségút, </w:t>
+      <w:t xml:space="preserve">Suzuki </w:t>
+    </w:r>
+    <w:r>
+      <w:rPr>
+        <w:rFonts w:ascii="Suzuki Pro" w:hAnsi="Suzuki Pro" w:cstheme="minorHAnsi"/>
+        <w:b/>
+        <w:sz w:val="28"/>
+      </w:rPr>
+      <w:t>EGÉSZSÉGÚT</w:t>
+    </w:r>
+    <w:r>
+      <w:rPr>
+        <w:rFonts w:ascii="Suzuki Pro" w:hAnsi="Suzuki Pro" w:cstheme="minorHAnsi"/>
+        <w:b/>
+        <w:sz w:val="28"/>
+      </w:rPr>
+      <w:t xml:space="preserve">, </w:t>
     </w:r>
   </w:p>
   <w:p>
@@ -3456,23 +3399,29 @@
         <w:sz w:val="28"/>
       </w:rPr>
     </w:pPr>
-    <w:proofErr w:type="gramStart"/>
     <w:r>
       <w:rPr>
         <w:rFonts w:ascii="Suzuki Pro" w:hAnsi="Suzuki Pro" w:cstheme="minorHAnsi"/>
         <w:b/>
         <w:sz w:val="28"/>
       </w:rPr>
-      <w:t>az</w:t>
+      <w:t xml:space="preserve">az érezhető </w:t>
     </w:r>
-    <w:proofErr w:type="gramEnd"/>
     <w:r>
       <w:rPr>
         <w:rFonts w:ascii="Suzuki Pro" w:hAnsi="Suzuki Pro" w:cstheme="minorHAnsi"/>
         <w:b/>
         <w:sz w:val="28"/>
       </w:rPr>
-      <w:t xml:space="preserve"> érezhető törődés…</w:t>
+      <w:t>TÖRŐDÉS</w:t>
+    </w:r>
+    <w:r>
+      <w:rPr>
+        <w:rFonts w:ascii="Suzuki Pro" w:hAnsi="Suzuki Pro" w:cstheme="minorHAnsi"/>
+        <w:b/>
+        <w:sz w:val="28"/>
+      </w:rPr>
+      <w:t>…</w:t>
     </w:r>
   </w:p>
   <w:p>
@@ -4854,7 +4803,7 @@
     <w:lsdException w:name="Closing" w:semiHidden="1" w:unhideWhenUsed="1"/>
     <w:lsdException w:name="Signature" w:semiHidden="1" w:unhideWhenUsed="1"/>
     <w:lsdException w:name="Default Paragraph Font" w:semiHidden="1" w:uiPriority="1" w:unhideWhenUsed="1"/>
-    <w:lsdException w:name="Body Text" w:semiHidden="1" w:uiPriority="1" w:unhideWhenUsed="1" w:qFormat="1"/>
+    <w:lsdException w:name="Body Text" w:semiHidden="1" w:unhideWhenUsed="1"/>
     <w:lsdException w:name="Body Text Indent" w:semiHidden="1" w:unhideWhenUsed="1"/>
     <w:lsdException w:name="List Continue" w:semiHidden="1" w:unhideWhenUsed="1"/>
     <w:lsdException w:name="List Continue 2" w:semiHidden="1" w:unhideWhenUsed="1"/>
@@ -5230,7 +5179,6 @@
   <w:style w:type="paragraph" w:styleId="Szvegtrzs">
     <w:name w:val="Body Text"/>
     <w:basedOn w:val="Norml"/>
-    <w:link w:val="SzvegtrzsChar"/>
     <w:uiPriority w:val="1"/>
     <w:qFormat/>
     <w:pPr>
@@ -5284,8 +5232,8 @@
       <w:u w:val="single"/>
     </w:rPr>
   </w:style>
-  <w:style w:type="character" w:customStyle="1" w:styleId="UnresolvedMention">
-    <w:name w:val="Unresolved Mention"/>
+  <w:style w:type="character" w:customStyle="1" w:styleId="Feloldatlanmegemlts1">
+    <w:name w:val="Feloldatlan megemlítés1"/>
     <w:basedOn w:val="Bekezdsalapbettpusa"/>
     <w:uiPriority w:val="99"/>
     <w:semiHidden/>
@@ -5343,19 +5291,6 @@
     <w:rsid w:val="00BC7EC8"/>
     <w:rPr>
       <w:rFonts w:ascii="Calibri" w:eastAsia="Calibri" w:hAnsi="Calibri" w:cs="Calibri"/>
-      <w:lang w:val="hu-HU"/>
-    </w:rPr>
-  </w:style>
-  <w:style w:type="character" w:customStyle="1" w:styleId="SzvegtrzsChar">
-    <w:name w:val="Szövegtörzs Char"/>
-    <w:basedOn w:val="Bekezdsalapbettpusa"/>
-    <w:link w:val="Szvegtrzs"/>
-    <w:uiPriority w:val="1"/>
-    <w:rsid w:val="006362AD"/>
-    <w:rPr>
-      <w:rFonts w:ascii="Calibri" w:eastAsia="Calibri" w:hAnsi="Calibri" w:cs="Calibri"/>
-      <w:sz w:val="24"/>
-      <w:szCs w:val="24"/>
       <w:lang w:val="hu-HU"/>
     </w:rPr>
   </w:style>
